--- a/HW2_IntroToAI.docx
+++ b/HW2_IntroToAI.docx
@@ -277,18 +277,8 @@
           <w:sz w:val="24"/>
           <w:rtl/>
         </w:rPr>
-        <w:t xml:space="preserve">רועי </w:t>
-      </w:r>
-      <w:proofErr w:type="spellStart"/>
-      <w:r>
-        <w:rPr>
-          <w:rFonts w:hint="cs"/>
-          <w:sz w:val="24"/>
-          <w:rtl/>
-        </w:rPr>
-        <w:t>טייכמן</w:t>
-      </w:r>
-      <w:proofErr w:type="spellEnd"/>
+        <w:t>רועי טייכמן</w:t>
+      </w:r>
       <w:r>
         <w:rPr>
           <w:sz w:val="24"/>
@@ -473,7 +463,6 @@
         </w:rPr>
         <w:t xml:space="preserve">רועי </w:t>
       </w:r>
-      <w:proofErr w:type="spellStart"/>
       <w:r>
         <w:rPr>
           <w:rFonts w:hint="cs"/>
@@ -492,7 +481,6 @@
         </w:rPr>
         <w:t>יכמן</w:t>
       </w:r>
-      <w:proofErr w:type="spellEnd"/>
       <w:r>
         <w:rPr>
           <w:rFonts w:hint="cs"/>
@@ -1015,27 +1003,7 @@
           <w:sz w:val="24"/>
           <w:rtl/>
         </w:rPr>
-        <w:t xml:space="preserve">גרסת </w:t>
-      </w:r>
-      <w:proofErr w:type="spellStart"/>
-      <w:r>
-        <w:rPr>
-          <w:rFonts w:asciiTheme="majorHAnsi" w:eastAsia="Assistant" w:hAnsiTheme="majorHAnsi" w:cstheme="majorHAnsi"/>
-          <w:color w:val="EE0000"/>
-          <w:sz w:val="24"/>
-          <w:rtl/>
-        </w:rPr>
-        <w:t>הפייתון</w:t>
-      </w:r>
-      <w:proofErr w:type="spellEnd"/>
-      <w:r>
-        <w:rPr>
-          <w:rFonts w:asciiTheme="majorHAnsi" w:eastAsia="Assistant" w:hAnsiTheme="majorHAnsi" w:cstheme="majorHAnsi"/>
-          <w:color w:val="EE0000"/>
-          <w:sz w:val="24"/>
-          <w:rtl/>
-        </w:rPr>
-        <w:t xml:space="preserve"> איתה אתם נדרשים לעבוד היא </w:t>
+        <w:t xml:space="preserve">גרסת הפייתון איתה אתם נדרשים לעבוד היא </w:t>
       </w:r>
       <w:r>
         <w:rPr>
@@ -2921,16 +2889,26 @@
         </w:rPr>
         <w:t xml:space="preserve">בה ניתן לקבל </w:t>
       </w:r>
-      <w:hyperlink r:id="rId9" w:history="1">
-        <w:r>
-          <w:rPr>
-            <w:rStyle w:val="Hyperlink"/>
-            <w:sz w:val="24"/>
-            <w:rtl/>
-          </w:rPr>
-          <w:t>מנוי</w:t>
-        </w:r>
-      </w:hyperlink>
+      <w:r>
+        <w:fldChar w:fldCharType="begin"/>
+      </w:r>
+      <w:r>
+        <w:instrText>HYPERLINK "https://lp.jetbrains.com/pycharm-for-students/"</w:instrText>
+      </w:r>
+      <w:r>
+        <w:fldChar w:fldCharType="separate"/>
+      </w:r>
+      <w:r>
+        <w:rPr>
+          <w:rStyle w:val="Hyperlink"/>
+          <w:sz w:val="24"/>
+          <w:rtl/>
+        </w:rPr>
+        <w:t>מנוי</w:t>
+      </w:r>
+      <w:r>
+        <w:fldChar w:fldCharType="end"/>
+      </w:r>
       <w:r>
         <w:rPr>
           <w:rFonts w:hint="cs"/>
@@ -2939,22 +2917,32 @@
         </w:rPr>
         <w:t xml:space="preserve"> חינמי לסטודנטים, ו-</w:t>
       </w:r>
-      <w:hyperlink r:id="rId10" w:history="1">
-        <w:r>
-          <w:rPr>
-            <w:rStyle w:val="Hyperlink"/>
-            <w:sz w:val="24"/>
-          </w:rPr>
-          <w:t>visual studio</w:t>
-        </w:r>
-        <w:r>
-          <w:rPr>
-            <w:rStyle w:val="Hyperlink"/>
-            <w:sz w:val="24"/>
-          </w:rPr>
-          <w:t xml:space="preserve"> code</w:t>
-        </w:r>
-      </w:hyperlink>
+      <w:r>
+        <w:fldChar w:fldCharType="begin"/>
+      </w:r>
+      <w:r>
+        <w:instrText>HYPERLINK "https://code.visualstudio.com/"</w:instrText>
+      </w:r>
+      <w:r>
+        <w:fldChar w:fldCharType="separate"/>
+      </w:r>
+      <w:r>
+        <w:rPr>
+          <w:rStyle w:val="Hyperlink"/>
+          <w:sz w:val="24"/>
+        </w:rPr>
+        <w:t>visual studio</w:t>
+      </w:r>
+      <w:r>
+        <w:rPr>
+          <w:rStyle w:val="Hyperlink"/>
+          <w:sz w:val="24"/>
+        </w:rPr>
+        <w:t xml:space="preserve"> code</w:t>
+      </w:r>
+      <w:r>
+        <w:fldChar w:fldCharType="end"/>
+      </w:r>
       <w:r>
         <w:rPr>
           <w:rFonts w:hint="cs"/>
@@ -3600,21 +3588,12 @@
         </w:rPr>
         <w:t xml:space="preserve"> </w:t>
       </w:r>
-      <w:proofErr w:type="spellStart"/>
-      <w:r>
-        <w:rPr>
-          <w:sz w:val="24"/>
-          <w:rtl/>
-        </w:rPr>
-        <w:t>שנראת</w:t>
-      </w:r>
-      <w:proofErr w:type="spellEnd"/>
-      <w:r>
-        <w:rPr>
-          <w:sz w:val="24"/>
-          <w:rtl/>
-        </w:rPr>
-        <w:t xml:space="preserve"> כך :</w:t>
+      <w:r>
+        <w:rPr>
+          <w:sz w:val="24"/>
+          <w:rtl/>
+        </w:rPr>
+        <w:t>שנראת כך :</w:t>
       </w:r>
     </w:p>
     <w:p>
@@ -3646,7 +3625,7 @@
                     <pic:cNvPicPr/>
                   </pic:nvPicPr>
                   <pic:blipFill>
-                    <a:blip r:embed="rId11"/>
+                    <a:blip r:embed="rId9"/>
                     <a:stretch>
                       <a:fillRect/>
                     </a:stretch>
@@ -4210,7 +4189,7 @@
                     <pic:cNvPicPr/>
                   </pic:nvPicPr>
                   <pic:blipFill>
-                    <a:blip r:embed="rId12"/>
+                    <a:blip r:embed="rId10"/>
                     <a:stretch>
                       <a:fillRect/>
                     </a:stretch>
@@ -4351,7 +4330,6 @@
         <w:spacing w:after="52"/>
         <w:jc w:val="left"/>
       </w:pPr>
-      <w:proofErr w:type="spellStart"/>
       <w:r>
         <w:rPr>
           <w:b/>
@@ -4363,7 +4341,6 @@
         <w:lastRenderedPageBreak/>
         <w:t>דיבוג</w:t>
       </w:r>
-      <w:proofErr w:type="spellEnd"/>
     </w:p>
     <w:p>
       <w:pPr>
@@ -4418,7 +4395,7 @@
                     <pic:cNvPicPr/>
                   </pic:nvPicPr>
                   <pic:blipFill>
-                    <a:blip r:embed="rId13"/>
+                    <a:blip r:embed="rId11"/>
                     <a:stretch>
                       <a:fillRect/>
                     </a:stretch>
@@ -4489,7 +4466,7 @@
                     <pic:cNvPicPr/>
                   </pic:nvPicPr>
                   <pic:blipFill>
-                    <a:blip r:embed="rId14"/>
+                    <a:blip r:embed="rId12"/>
                     <a:stretch>
                       <a:fillRect/>
                     </a:stretch>
@@ -4536,9 +4513,9 @@
       <w:pPr>
         <w:jc w:val="left"/>
         <w:sectPr>
-          <w:headerReference w:type="even" r:id="rId15"/>
-          <w:headerReference w:type="default" r:id="rId16"/>
-          <w:headerReference w:type="first" r:id="rId17"/>
+          <w:headerReference w:type="even" r:id="rId13"/>
+          <w:headerReference w:type="default" r:id="rId14"/>
+          <w:headerReference w:type="first" r:id="rId15"/>
           <w:pgSz w:w="11920" w:h="16840"/>
           <w:pgMar w:top="1440" w:right="1454" w:bottom="1707" w:left="1440" w:header="720" w:footer="720" w:gutter="0"/>
           <w:cols w:space="720"/>
@@ -4904,7 +4881,6 @@
           <w:szCs w:val="26"/>
         </w:rPr>
       </w:pPr>
-      <w:proofErr w:type="spellStart"/>
       <w:r>
         <w:rPr>
           <w:rFonts w:ascii="Arial" w:eastAsia="Assistant" w:hAnsi="Arial" w:cs="Arial" w:hint="cs"/>
@@ -4915,7 +4891,6 @@
         </w:rPr>
         <w:t>פרמלו</w:t>
       </w:r>
-      <w:proofErr w:type="spellEnd"/>
       <w:r>
         <w:rPr>
           <w:rFonts w:asciiTheme="majorHAnsi" w:eastAsia="Assistant" w:hAnsiTheme="majorHAnsi" w:cstheme="majorHAnsi"/>
@@ -5266,6 +5241,303 @@
         </w:rPr>
         <w:t>).</w:t>
       </w:r>
+    </w:p>
+    <w:p>
+      <w:pPr>
+        <w:pStyle w:val="ListParagraph"/>
+        <w:spacing w:after="0" w:line="276" w:lineRule="auto"/>
+        <w:jc w:val="left"/>
+        <w:rPr>
+          <w:rFonts w:asciiTheme="majorHAnsi" w:eastAsia="Assistant" w:hAnsiTheme="majorHAnsi" w:cstheme="minorBidi"/>
+          <w:color w:val="0070C0"/>
+          <w:sz w:val="26"/>
+          <w:szCs w:val="26"/>
+          <w:rtl/>
+        </w:rPr>
+      </w:pPr>
+      <w:proofErr w:type="gramStart"/>
+      <w:r>
+        <w:rPr>
+          <w:rFonts w:asciiTheme="majorHAnsi" w:eastAsia="Assistant" w:hAnsiTheme="majorHAnsi" w:cstheme="minorBidi"/>
+          <w:color w:val="0070C0"/>
+          <w:sz w:val="26"/>
+          <w:szCs w:val="26"/>
+        </w:rPr>
+        <w:t>S</w:t>
+      </w:r>
+      <w:r>
+        <w:rPr>
+          <w:rFonts w:asciiTheme="majorHAnsi" w:eastAsia="Assistant" w:hAnsiTheme="majorHAnsi" w:cstheme="minorBidi" w:hint="cs"/>
+          <w:color w:val="0070C0"/>
+          <w:sz w:val="26"/>
+          <w:szCs w:val="26"/>
+          <w:rtl/>
+        </w:rPr>
+        <w:t xml:space="preserve">  -</w:t>
+      </w:r>
+      <w:proofErr w:type="gramEnd"/>
+      <w:r>
+        <w:rPr>
+          <w:rFonts w:asciiTheme="majorHAnsi" w:eastAsia="Assistant" w:hAnsiTheme="majorHAnsi" w:cstheme="minorBidi" w:hint="cs"/>
+          <w:color w:val="0070C0"/>
+          <w:sz w:val="26"/>
+          <w:szCs w:val="26"/>
+          <w:rtl/>
+        </w:rPr>
+        <w:t xml:space="preserve"> סט של כל המצבים החוקיים במשחק, כולל מיקומי רובוטים, בטריות, תחנת טעינה, נקודות של כל רובוט, חבילה נוכחית לכל רובוט (אם יש), חבילות פעילות על הלוח והמיקום שלהן, היעד שלהן, חבילות עתידיות והמיקום שלהן, היעד שלהן. צעדים נותרים, תור נוכחי.</w:t>
+      </w:r>
+    </w:p>
+    <w:p>
+      <w:pPr>
+        <w:pStyle w:val="ListParagraph"/>
+        <w:spacing w:after="0" w:line="276" w:lineRule="auto"/>
+        <w:jc w:val="left"/>
+        <w:rPr>
+          <w:rFonts w:asciiTheme="majorHAnsi" w:eastAsia="Assistant" w:hAnsiTheme="majorHAnsi" w:cstheme="minorBidi"/>
+          <w:color w:val="0070C0"/>
+          <w:sz w:val="26"/>
+          <w:szCs w:val="26"/>
+          <w:rtl/>
+        </w:rPr>
+      </w:pPr>
+      <w:r>
+        <w:rPr>
+          <w:rFonts w:asciiTheme="majorHAnsi" w:eastAsia="Assistant" w:hAnsiTheme="majorHAnsi" w:cstheme="minorBidi"/>
+          <w:color w:val="0070C0"/>
+          <w:sz w:val="26"/>
+          <w:szCs w:val="26"/>
+        </w:rPr>
+        <w:t>O</w:t>
+      </w:r>
+      <w:r>
+        <w:rPr>
+          <w:rFonts w:asciiTheme="majorHAnsi" w:eastAsia="Assistant" w:hAnsiTheme="majorHAnsi" w:cstheme="minorBidi" w:hint="cs"/>
+          <w:color w:val="0070C0"/>
+          <w:sz w:val="26"/>
+          <w:szCs w:val="26"/>
+          <w:rtl/>
+        </w:rPr>
+        <w:t xml:space="preserve"> </w:t>
+      </w:r>
+      <w:r>
+        <w:rPr>
+          <w:rFonts w:asciiTheme="majorHAnsi" w:eastAsia="Assistant" w:hAnsiTheme="majorHAnsi" w:cstheme="minorBidi"/>
+          <w:color w:val="0070C0"/>
+          <w:sz w:val="26"/>
+          <w:szCs w:val="26"/>
+          <w:rtl/>
+        </w:rPr>
+        <w:t>–</w:t>
+      </w:r>
+      <w:r>
+        <w:rPr>
+          <w:rFonts w:asciiTheme="majorHAnsi" w:eastAsia="Assistant" w:hAnsiTheme="majorHAnsi" w:cstheme="minorBidi" w:hint="cs"/>
+          <w:color w:val="0070C0"/>
+          <w:sz w:val="26"/>
+          <w:szCs w:val="26"/>
+          <w:rtl/>
+        </w:rPr>
+        <w:t xml:space="preserve"> </w:t>
+      </w:r>
+      <w:r>
+        <w:rPr>
+          <w:rFonts w:asciiTheme="majorHAnsi" w:eastAsia="Assistant" w:hAnsiTheme="majorHAnsi" w:cstheme="minorBidi" w:hint="cs"/>
+          <w:color w:val="0070C0"/>
+          <w:sz w:val="26"/>
+          <w:szCs w:val="26"/>
+          <w:rtl/>
+        </w:rPr>
+        <w:t xml:space="preserve">הצעדים החוקיים הזמינים מהמצב הנוכחי: מתוך הצעדים הבאים: </w:t>
+      </w:r>
+      <w:r>
+        <w:rPr>
+          <w:rFonts w:asciiTheme="majorHAnsi" w:eastAsia="Assistant" w:hAnsiTheme="majorHAnsi" w:cstheme="minorBidi"/>
+          <w:color w:val="0070C0"/>
+          <w:sz w:val="26"/>
+          <w:szCs w:val="26"/>
+        </w:rPr>
+        <w:t>move north, move south, move east, move west, pick up, drop off, charge</w:t>
+      </w:r>
+      <w:r>
+        <w:rPr>
+          <w:rFonts w:asciiTheme="majorHAnsi" w:eastAsia="Assistant" w:hAnsiTheme="majorHAnsi" w:cstheme="minorBidi" w:hint="cs"/>
+          <w:color w:val="0070C0"/>
+          <w:sz w:val="26"/>
+          <w:szCs w:val="26"/>
+          <w:rtl/>
+        </w:rPr>
+        <w:t>.</w:t>
+      </w:r>
+    </w:p>
+    <w:p>
+      <w:pPr>
+        <w:pStyle w:val="ListParagraph"/>
+        <w:spacing w:after="0" w:line="276" w:lineRule="auto"/>
+        <w:jc w:val="left"/>
+        <w:rPr>
+          <w:rFonts w:asciiTheme="majorHAnsi" w:eastAsia="Assistant" w:hAnsiTheme="majorHAnsi" w:cstheme="minorBidi"/>
+          <w:color w:val="0070C0"/>
+          <w:sz w:val="26"/>
+          <w:szCs w:val="26"/>
+          <w:rtl/>
+        </w:rPr>
+      </w:pPr>
+      <w:r>
+        <w:rPr>
+          <w:rFonts w:asciiTheme="majorHAnsi" w:eastAsia="Assistant" w:hAnsiTheme="majorHAnsi" w:cstheme="minorBidi"/>
+          <w:color w:val="0070C0"/>
+          <w:sz w:val="26"/>
+          <w:szCs w:val="26"/>
+        </w:rPr>
+        <w:t>I</w:t>
+      </w:r>
+      <w:r>
+        <w:rPr>
+          <w:rFonts w:asciiTheme="majorHAnsi" w:eastAsia="Assistant" w:hAnsiTheme="majorHAnsi" w:cstheme="minorBidi" w:hint="cs"/>
+          <w:color w:val="0070C0"/>
+          <w:sz w:val="26"/>
+          <w:szCs w:val="26"/>
+          <w:rtl/>
+        </w:rPr>
+        <w:t xml:space="preserve"> </w:t>
+      </w:r>
+      <w:r>
+        <w:rPr>
+          <w:rFonts w:asciiTheme="majorHAnsi" w:eastAsia="Assistant" w:hAnsiTheme="majorHAnsi" w:cstheme="minorBidi"/>
+          <w:color w:val="0070C0"/>
+          <w:sz w:val="26"/>
+          <w:szCs w:val="26"/>
+          <w:rtl/>
+        </w:rPr>
+        <w:t>–</w:t>
+      </w:r>
+      <w:r>
+        <w:rPr>
+          <w:rFonts w:asciiTheme="majorHAnsi" w:eastAsia="Assistant" w:hAnsiTheme="majorHAnsi" w:cstheme="minorBidi" w:hint="cs"/>
+          <w:color w:val="0070C0"/>
+          <w:sz w:val="26"/>
+          <w:szCs w:val="26"/>
+          <w:rtl/>
+        </w:rPr>
+        <w:t xml:space="preserve"> המצב ההתחלתי במשחק </w:t>
+      </w:r>
+      <w:r>
+        <w:rPr>
+          <w:rFonts w:asciiTheme="majorHAnsi" w:eastAsia="Assistant" w:hAnsiTheme="majorHAnsi" w:cstheme="minorBidi"/>
+          <w:color w:val="0070C0"/>
+          <w:sz w:val="26"/>
+          <w:szCs w:val="26"/>
+          <w:rtl/>
+        </w:rPr>
+        <w:t>–</w:t>
+      </w:r>
+      <w:r>
+        <w:rPr>
+          <w:rFonts w:asciiTheme="majorHAnsi" w:eastAsia="Assistant" w:hAnsiTheme="majorHAnsi" w:cstheme="minorBidi" w:hint="cs"/>
+          <w:color w:val="0070C0"/>
+          <w:sz w:val="26"/>
+          <w:szCs w:val="26"/>
+          <w:rtl/>
+        </w:rPr>
+        <w:t xml:space="preserve"> רובוטים עם סוללה מלאה, 0 נקודות, ללא חבילות, מיקום החבילות ההתחלתיות ויעדן, מיקום עמדות טעינה</w:t>
+      </w:r>
+      <w:r>
+        <w:rPr>
+          <w:rFonts w:asciiTheme="majorHAnsi" w:eastAsia="Assistant" w:hAnsiTheme="majorHAnsi" w:cstheme="minorBidi" w:hint="cs"/>
+          <w:color w:val="0070C0"/>
+          <w:sz w:val="26"/>
+          <w:szCs w:val="26"/>
+          <w:rtl/>
+        </w:rPr>
+        <w:t>, צעדים למשחק.</w:t>
+      </w:r>
+    </w:p>
+    <w:p>
+      <w:pPr>
+        <w:pStyle w:val="ListParagraph"/>
+        <w:spacing w:after="0" w:line="276" w:lineRule="auto"/>
+        <w:jc w:val="left"/>
+        <w:rPr>
+          <w:rFonts w:asciiTheme="majorHAnsi" w:eastAsia="Assistant" w:hAnsiTheme="majorHAnsi" w:cstheme="minorBidi" w:hint="cs"/>
+          <w:color w:val="0070C0"/>
+          <w:sz w:val="26"/>
+          <w:szCs w:val="26"/>
+          <w:rtl/>
+        </w:rPr>
+      </w:pPr>
+      <w:r>
+        <w:rPr>
+          <w:rFonts w:asciiTheme="majorHAnsi" w:eastAsia="Assistant" w:hAnsiTheme="majorHAnsi" w:cstheme="minorBidi"/>
+          <w:color w:val="0070C0"/>
+          <w:sz w:val="26"/>
+          <w:szCs w:val="26"/>
+        </w:rPr>
+        <w:t>G</w:t>
+      </w:r>
+      <w:r>
+        <w:rPr>
+          <w:rFonts w:asciiTheme="majorHAnsi" w:eastAsia="Assistant" w:hAnsiTheme="majorHAnsi" w:cstheme="minorBidi" w:hint="cs"/>
+          <w:color w:val="0070C0"/>
+          <w:sz w:val="26"/>
+          <w:szCs w:val="26"/>
+          <w:rtl/>
+        </w:rPr>
+        <w:t xml:space="preserve"> </w:t>
+      </w:r>
+      <w:r>
+        <w:rPr>
+          <w:rFonts w:asciiTheme="majorHAnsi" w:eastAsia="Assistant" w:hAnsiTheme="majorHAnsi" w:cstheme="minorBidi"/>
+          <w:color w:val="0070C0"/>
+          <w:sz w:val="26"/>
+          <w:szCs w:val="26"/>
+          <w:rtl/>
+        </w:rPr>
+        <w:t>–</w:t>
+      </w:r>
+      <w:r>
+        <w:rPr>
+          <w:rFonts w:asciiTheme="majorHAnsi" w:eastAsia="Assistant" w:hAnsiTheme="majorHAnsi" w:cstheme="minorBidi" w:hint="cs"/>
+          <w:color w:val="0070C0"/>
+          <w:sz w:val="26"/>
+          <w:szCs w:val="26"/>
+          <w:rtl/>
+        </w:rPr>
+        <w:t xml:space="preserve"> מצב סופי של המשחק </w:t>
+      </w:r>
+      <w:r>
+        <w:rPr>
+          <w:rFonts w:asciiTheme="majorHAnsi" w:eastAsia="Assistant" w:hAnsiTheme="majorHAnsi" w:cstheme="minorBidi"/>
+          <w:color w:val="0070C0"/>
+          <w:sz w:val="26"/>
+          <w:szCs w:val="26"/>
+          <w:rtl/>
+        </w:rPr>
+        <w:t>–</w:t>
+      </w:r>
+      <w:r>
+        <w:rPr>
+          <w:rFonts w:asciiTheme="majorHAnsi" w:eastAsia="Assistant" w:hAnsiTheme="majorHAnsi" w:cstheme="minorBidi" w:hint="cs"/>
+          <w:color w:val="0070C0"/>
+          <w:sz w:val="26"/>
+          <w:szCs w:val="26"/>
+          <w:rtl/>
+        </w:rPr>
+        <w:t xml:space="preserve"> מצבים בהם לרובוטים אין סוללה, או שנגמרו הצעדים הנותרים, המנצח הוא הרובוט עם היותר קרדיטים.</w:t>
+      </w:r>
+    </w:p>
+    <w:p>
+      <w:pPr>
+        <w:pStyle w:val="ListParagraph"/>
+        <w:spacing w:after="0" w:line="276" w:lineRule="auto"/>
+        <w:jc w:val="left"/>
+        <w:rPr>
+          <w:rFonts w:asciiTheme="majorHAnsi" w:eastAsia="Assistant" w:hAnsiTheme="majorHAnsi" w:cstheme="minorBidi" w:hint="cs"/>
+          <w:color w:val="0070C0"/>
+          <w:sz w:val="26"/>
+          <w:szCs w:val="26"/>
+          <w:rtl/>
+        </w:rPr>
+      </w:pPr>
     </w:p>
     <w:p>
       <w:pPr>
@@ -5966,7 +6238,7 @@
         <w:rPr>
           <w:rFonts w:asciiTheme="minorBidi" w:hAnsiTheme="minorBidi" w:cstheme="minorBidi"/>
           <w:sz w:val="24"/>
-          <w:lang w:val="en-IL"/>
+          <w:lang/>
         </w:rPr>
       </w:pPr>
       <w:r>
@@ -6008,7 +6280,7 @@
         <w:rPr>
           <w:rFonts w:asciiTheme="minorBidi" w:hAnsiTheme="minorBidi" w:cstheme="minorBidi"/>
           <w:sz w:val="24"/>
-          <w:lang w:val="en-IL"/>
+          <w:lang/>
         </w:rPr>
         <w:t>AgentMinimax</w:t>
       </w:r>
@@ -6060,7 +6332,7 @@
         <w:rPr>
           <w:rFonts w:asciiTheme="minorBidi" w:hAnsiTheme="minorBidi" w:cstheme="minorBidi"/>
           <w:sz w:val="24"/>
-          <w:lang w:val="en-IL"/>
+          <w:lang/>
         </w:rPr>
         <w:t>submission.py</w:t>
       </w:r>
@@ -6101,25 +6373,7 @@
           <w:sz w:val="24"/>
           <w:rtl/>
         </w:rPr>
-        <w:t xml:space="preserve">בנוסף, עליכם לממש את הפונקציה הבאה, המחזירה אופרטור חוקי לפי </w:t>
-      </w:r>
-      <w:proofErr w:type="spellStart"/>
-      <w:r>
-        <w:rPr>
-          <w:rFonts w:asciiTheme="minorBidi" w:hAnsiTheme="minorBidi" w:cstheme="minorBidi"/>
-          <w:sz w:val="24"/>
-          <w:rtl/>
-        </w:rPr>
-        <w:t>מינימקס</w:t>
-      </w:r>
-      <w:proofErr w:type="spellEnd"/>
-      <w:r>
-        <w:rPr>
-          <w:rFonts w:asciiTheme="minorBidi" w:hAnsiTheme="minorBidi" w:cstheme="minorBidi"/>
-          <w:sz w:val="24"/>
-          <w:rtl/>
-        </w:rPr>
-        <w:t xml:space="preserve"> מוגבל עומק:</w:t>
+        <w:t>בנוסף, עליכם לממש את הפונקציה הבאה, המחזירה אופרטור חוקי לפי מינימקס מוגבל עומק:</w:t>
       </w:r>
     </w:p>
     <w:p>
@@ -6136,7 +6390,7 @@
         <w:rPr>
           <w:rFonts w:asciiTheme="minorBidi" w:hAnsiTheme="minorBidi" w:cstheme="minorBidi"/>
           <w:sz w:val="24"/>
-          <w:lang w:val="en-IL"/>
+          <w:lang/>
         </w:rPr>
         <w:t>minimax_decision(env, robot_id, depth, heuristic_fn=None)</w:t>
       </w:r>
@@ -6186,7 +6440,7 @@
         <w:rPr>
           <w:rFonts w:asciiTheme="minorBidi" w:hAnsiTheme="minorBidi" w:cstheme="minorBidi"/>
           <w:sz w:val="24"/>
-          <w:lang w:val="en-IL"/>
+          <w:lang/>
         </w:rPr>
         <w:t>heuristic_fn</w:t>
       </w:r>
@@ -6220,7 +6474,7 @@
         <w:rPr>
           <w:rFonts w:asciiTheme="minorBidi" w:hAnsiTheme="minorBidi" w:cstheme="minorBidi"/>
           <w:sz w:val="24"/>
-          <w:lang w:val="en-IL"/>
+          <w:lang/>
         </w:rPr>
         <w:t>None</w:t>
       </w:r>
@@ -6254,7 +6508,7 @@
         <w:rPr>
           <w:rFonts w:asciiTheme="minorBidi" w:hAnsiTheme="minorBidi" w:cstheme="minorBidi"/>
           <w:sz w:val="24"/>
-          <w:lang w:val="en-IL"/>
+          <w:lang/>
         </w:rPr>
         <w:t>heuristic_fn</w:t>
       </w:r>
@@ -6288,7 +6542,7 @@
         <w:rPr>
           <w:rFonts w:asciiTheme="minorBidi" w:hAnsiTheme="minorBidi" w:cstheme="minorBidi"/>
           <w:sz w:val="24"/>
-          <w:lang w:val="en-IL"/>
+          <w:lang/>
         </w:rPr>
         <w:t>None</w:t>
       </w:r>
@@ -6322,7 +6576,7 @@
         <w:rPr>
           <w:rFonts w:asciiTheme="minorBidi" w:hAnsiTheme="minorBidi" w:cstheme="minorBidi"/>
           <w:sz w:val="24"/>
-          <w:lang w:val="en-IL"/>
+          <w:lang/>
         </w:rPr>
         <w:t>smart_heuristic</w:t>
       </w:r>
@@ -6387,7 +6641,7 @@
         <w:rPr>
           <w:rFonts w:asciiTheme="minorBidi" w:hAnsiTheme="minorBidi" w:cstheme="minorBidi"/>
           <w:sz w:val="24"/>
-          <w:lang w:val="en-IL"/>
+          <w:lang/>
         </w:rPr>
         <w:t>TIE_BREAKING_ORDER</w:t>
       </w:r>
@@ -6452,7 +6706,7 @@
         <w:rPr>
           <w:rFonts w:asciiTheme="minorBidi" w:hAnsiTheme="minorBidi" w:cstheme="minorBidi"/>
           <w:sz w:val="24"/>
-          <w:lang w:val="en-IL"/>
+          <w:lang/>
         </w:rPr>
         <w:t>AgentMinimax</w:t>
       </w:r>
@@ -6504,7 +6758,7 @@
         <w:rPr>
           <w:rFonts w:asciiTheme="minorBidi" w:hAnsiTheme="minorBidi" w:cstheme="minorBidi"/>
           <w:sz w:val="24"/>
-          <w:lang w:val="en-IL"/>
+          <w:lang/>
         </w:rPr>
         <w:t>time_limit</w:t>
       </w:r>
@@ -7220,7 +7474,7 @@
                     <pic:cNvPicPr/>
                   </pic:nvPicPr>
                   <pic:blipFill>
-                    <a:blip r:embed="rId18"/>
+                    <a:blip r:embed="rId16"/>
                     <a:stretch>
                       <a:fillRect/>
                     </a:stretch>
@@ -7478,21 +7732,12 @@
         </w:rPr>
         <w:t>-</w:t>
       </w:r>
-      <w:proofErr w:type="spellStart"/>
-      <w:r>
-        <w:rPr>
-          <w:sz w:val="24"/>
-          <w:rtl/>
-        </w:rPr>
-        <w:t>בש</w:t>
-      </w:r>
-      <w:proofErr w:type="spellEnd"/>
-      <w:r>
-        <w:rPr>
-          <w:sz w:val="24"/>
-          <w:rtl/>
-        </w:rPr>
-        <w:t>, בהם יש מגבלת משאבים,</w:t>
+      <w:r>
+        <w:rPr>
+          <w:sz w:val="24"/>
+          <w:rtl/>
+        </w:rPr>
+        <w:t>בש, בהם יש מגבלת משאבים,</w:t>
       </w:r>
       <w:r>
         <w:rPr>
@@ -7614,7 +7859,7 @@
                     <pic:cNvPicPr/>
                   </pic:nvPicPr>
                   <pic:blipFill>
-                    <a:blip r:embed="rId19"/>
+                    <a:blip r:embed="rId17"/>
                     <a:stretch>
                       <a:fillRect/>
                     </a:stretch>
@@ -7807,7 +8052,7 @@
         <w:rPr>
           <w:rFonts w:asciiTheme="minorBidi" w:hAnsiTheme="minorBidi" w:cstheme="minorBidi"/>
           <w:sz w:val="24"/>
-          <w:lang w:val="en-IL" w:bidi="ar-SA"/>
+          <w:lang w:bidi="ar-SA"/>
         </w:rPr>
         <w:t>minimax</w:t>
       </w:r>
@@ -7841,7 +8086,7 @@
         <w:rPr>
           <w:rFonts w:asciiTheme="minorBidi" w:hAnsiTheme="minorBidi" w:cstheme="minorBidi"/>
           <w:sz w:val="24"/>
-          <w:lang w:val="en-IL" w:bidi="ar-SA"/>
+          <w:lang w:bidi="ar-SA"/>
         </w:rPr>
         <w:t>alpha-beta</w:t>
       </w:r>
@@ -8329,7 +8574,7 @@
         <w:rPr>
           <w:rFonts w:asciiTheme="minorBidi" w:hAnsiTheme="minorBidi" w:cstheme="minorBidi"/>
           <w:sz w:val="24"/>
-          <w:lang w:val="en-IL" w:bidi="ar-SA"/>
+          <w:lang w:bidi="ar-SA"/>
         </w:rPr>
         <w:t>Expectimax</w:t>
       </w:r>
@@ -8354,7 +8599,7 @@
         <w:rPr>
           <w:rFonts w:asciiTheme="minorBidi" w:hAnsiTheme="minorBidi" w:cstheme="minorBidi"/>
           <w:sz w:val="24"/>
-          <w:lang w:val="en-IL" w:bidi="ar-SA"/>
+          <w:lang w:bidi="ar-SA"/>
         </w:rPr>
         <w:t>move north</w:t>
       </w:r>
@@ -8370,7 +8615,7 @@
         <w:rPr>
           <w:rFonts w:asciiTheme="minorBidi" w:hAnsiTheme="minorBidi" w:cstheme="minorBidi"/>
           <w:sz w:val="24"/>
-          <w:lang w:val="en-IL" w:bidi="ar-SA"/>
+          <w:lang w:bidi="ar-SA"/>
         </w:rPr>
         <w:t>charge</w:t>
       </w:r>
@@ -8387,7 +8632,7 @@
           <w:rFonts w:asciiTheme="minorBidi" w:hAnsiTheme="minorBidi" w:cstheme="minorBidi"/>
           <w:sz w:val="24"/>
           <w:rtl/>
-          <w:lang w:val="en-IL"/>
+          <w:lang/>
         </w:rPr>
         <w:t xml:space="preserve"> </w:t>
       </w:r>
@@ -8403,7 +8648,7 @@
         <w:rPr>
           <w:rFonts w:asciiTheme="minorBidi" w:hAnsiTheme="minorBidi" w:cstheme="minorBidi"/>
           <w:sz w:val="24"/>
-          <w:lang w:val="en-IL" w:bidi="ar-SA"/>
+          <w:lang w:bidi="ar-SA"/>
         </w:rPr>
         <w:t>Expectimax</w:t>
       </w:r>
@@ -8419,7 +8664,7 @@
         <w:rPr>
           <w:rFonts w:asciiTheme="minorBidi" w:hAnsiTheme="minorBidi" w:cstheme="minorBidi"/>
           <w:sz w:val="24"/>
-          <w:lang w:val="en-IL" w:bidi="ar-SA"/>
+          <w:lang w:bidi="ar-SA"/>
         </w:rPr>
         <w:t>expectimax_decision(env, robot_id, depth, heuristic_fn=None</w:t>
       </w:r>
@@ -8443,7 +8688,7 @@
         <w:rPr>
           <w:rFonts w:asciiTheme="minorBidi" w:hAnsiTheme="minorBidi" w:cstheme="minorBidi"/>
           <w:sz w:val="24"/>
-          <w:lang w:val="en-IL" w:bidi="ar-SA"/>
+          <w:lang w:bidi="ar-SA"/>
         </w:rPr>
         <w:t>heuristic_fn</w:t>
       </w:r>
@@ -8459,7 +8704,7 @@
         <w:rPr>
           <w:rFonts w:asciiTheme="minorBidi" w:hAnsiTheme="minorBidi" w:cstheme="minorBidi"/>
           <w:sz w:val="24"/>
-          <w:lang w:val="en-IL" w:bidi="ar-SA"/>
+          <w:lang w:bidi="ar-SA"/>
         </w:rPr>
         <w:t>None</w:t>
       </w:r>
@@ -8475,7 +8720,7 @@
         <w:rPr>
           <w:rFonts w:asciiTheme="minorBidi" w:hAnsiTheme="minorBidi" w:cstheme="minorBidi"/>
           <w:sz w:val="24"/>
-          <w:lang w:val="en-IL" w:bidi="ar-SA"/>
+          <w:lang w:bidi="ar-SA"/>
         </w:rPr>
         <w:t>None</w:t>
       </w:r>
@@ -8491,7 +8736,7 @@
         <w:rPr>
           <w:rFonts w:asciiTheme="minorBidi" w:hAnsiTheme="minorBidi" w:cstheme="minorBidi"/>
           <w:sz w:val="24"/>
-          <w:lang w:val="en-IL" w:bidi="ar-SA"/>
+          <w:lang w:bidi="ar-SA"/>
         </w:rPr>
         <w:t>smart_heuristic</w:t>
       </w:r>
@@ -8507,7 +8752,7 @@
         <w:rPr>
           <w:rFonts w:asciiTheme="minorBidi" w:hAnsiTheme="minorBidi" w:cstheme="minorBidi"/>
           <w:sz w:val="24"/>
-          <w:lang w:val="en-IL" w:bidi="ar-SA"/>
+          <w:lang w:bidi="ar-SA"/>
         </w:rPr>
         <w:t>TIE_BREAKING_ORDER</w:t>
       </w:r>
@@ -8720,7 +8965,7 @@
                     <pic:cNvPicPr/>
                   </pic:nvPicPr>
                   <pic:blipFill>
-                    <a:blip r:embed="rId20"/>
+                    <a:blip r:embed="rId18"/>
                     <a:stretch>
                       <a:fillRect/>
                     </a:stretch>
@@ -8762,25 +9007,7 @@
           <w:sz w:val="24"/>
           <w:rtl/>
         </w:rPr>
-        <w:t xml:space="preserve">חשבו את הערכי </w:t>
-      </w:r>
-      <w:proofErr w:type="spellStart"/>
-      <w:r>
-        <w:rPr>
-          <w:rFonts w:asciiTheme="minorBidi" w:hAnsiTheme="minorBidi" w:cstheme="minorBidi"/>
-          <w:sz w:val="24"/>
-          <w:rtl/>
-        </w:rPr>
-        <w:t>אקספקטימקס</w:t>
-      </w:r>
-      <w:proofErr w:type="spellEnd"/>
-      <w:r>
-        <w:rPr>
-          <w:rFonts w:asciiTheme="minorBidi" w:hAnsiTheme="minorBidi" w:cstheme="minorBidi"/>
-          <w:sz w:val="24"/>
-          <w:rtl/>
-        </w:rPr>
-        <w:t xml:space="preserve"> בעבור כל אסטרטגיה, בהינתן קובייה הוגנת.</w:t>
+        <w:t>חשבו את הערכי אקספקטימקס בעבור כל אסטרטגיה, בהינתן קובייה הוגנת.</w:t>
       </w:r>
     </w:p>
     <w:p>
@@ -10777,7 +11004,7 @@
           <w:color w:val="auto"/>
           <w:sz w:val="28"/>
           <w:szCs w:val="28"/>
-          <w:lang w:val="en-IL" w:bidi="ar-SA"/>
+          <w:lang w:bidi="ar-SA"/>
         </w:rPr>
       </w:pPr>
       <w:r>
@@ -10903,7 +11130,7 @@
           <w:rFonts w:asciiTheme="minorBidi" w:hAnsiTheme="minorBidi" w:cstheme="minorBidi"/>
           <w:color w:val="auto"/>
           <w:sz w:val="24"/>
-          <w:lang w:val="en-IL" w:bidi="ar-SA"/>
+          <w:lang w:bidi="ar-SA"/>
         </w:rPr>
         <w:t>Multi-Armed Bandit</w:t>
       </w:r>
@@ -11005,7 +11232,7 @@
           <w:iCs/>
           <w:color w:val="auto"/>
           <w:sz w:val="24"/>
-          <w:lang w:val="en-IL" w:bidi="ar-SA"/>
+          <w:lang w:bidi="ar-SA"/>
         </w:rPr>
         <w:t>a1, a2</w:t>
       </w:r>
@@ -11069,7 +11296,7 @@
           <w:iCs/>
           <w:color w:val="auto"/>
           <w:sz w:val="24"/>
-          <w:lang w:val="en-IL" w:bidi="ar-SA"/>
+          <w:lang w:bidi="ar-SA"/>
         </w:rPr>
         <w:t xml:space="preserve">r </w:t>
       </w:r>
@@ -11080,7 +11307,7 @@
           <w:iCs/>
           <w:color w:val="auto"/>
           <w:sz w:val="24"/>
-          <w:lang w:val="en-IL" w:bidi="ar-SA"/>
+          <w:lang w:bidi="ar-SA"/>
         </w:rPr>
         <w:t>∈</w:t>
       </w:r>
@@ -11091,7 +11318,7 @@
           <w:iCs/>
           <w:color w:val="auto"/>
           <w:sz w:val="24"/>
-          <w:lang w:val="en-IL" w:bidi="ar-SA"/>
+          <w:lang w:bidi="ar-SA"/>
         </w:rPr>
         <w:t xml:space="preserve"> [0,1]</w:t>
       </w:r>
@@ -11178,7 +11405,7 @@
           <w:iCs/>
           <w:color w:val="auto"/>
           <w:sz w:val="24"/>
-          <w:lang w:val="en-IL" w:bidi="ar-SA"/>
+          <w:lang w:bidi="ar-SA"/>
         </w:rPr>
         <w:t>UCB1</w:t>
       </w:r>
@@ -11242,7 +11469,7 @@
           <w:iCs/>
           <w:color w:val="auto"/>
           <w:sz w:val="24"/>
-          <w:lang w:val="en-IL" w:bidi="ar-SA"/>
+          <w:lang w:bidi="ar-SA"/>
         </w:rPr>
         <w:t>ai</w:t>
       </w:r>
@@ -11289,7 +11516,7 @@
               <w:rFonts w:ascii="Cambria Math" w:hAnsi="Cambria Math" w:cstheme="minorBidi"/>
               <w:color w:val="auto"/>
               <w:sz w:val="24"/>
-              <w:lang w:val="en-IL" w:bidi="ar-SA"/>
+              <w:lang w:bidi="ar-SA"/>
             </w:rPr>
             <m:t>UC</m:t>
           </m:r>
@@ -11310,7 +11537,7 @@
                   <w:iCs/>
                   <w:color w:val="auto"/>
                   <w:sz w:val="24"/>
-                  <w:lang w:val="en-IL" w:bidi="ar-SA"/>
+                  <w:lang w:bidi="ar-SA"/>
                 </w:rPr>
               </m:ctrlPr>
             </m:dPr>
@@ -11320,7 +11547,7 @@
                   <w:rFonts w:ascii="Cambria Math" w:hAnsi="Cambria Math" w:cstheme="minorBidi"/>
                   <w:color w:val="auto"/>
                   <w:sz w:val="24"/>
-                  <w:lang w:val="en-IL" w:bidi="ar-SA"/>
+                  <w:lang w:bidi="ar-SA"/>
                 </w:rPr>
                 <m:t>aᵢ</m:t>
               </m:r>
@@ -11331,7 +11558,7 @@
               <w:rFonts w:ascii="Cambria Math" w:hAnsi="Cambria Math" w:cstheme="minorBidi"/>
               <w:color w:val="auto"/>
               <w:sz w:val="24"/>
-              <w:lang w:val="en-IL" w:bidi="ar-SA"/>
+              <w:lang w:bidi="ar-SA"/>
             </w:rPr>
             <m:t>=</m:t>
           </m:r>
@@ -11344,7 +11571,7 @@
                   <w:iCs/>
                   <w:color w:val="auto"/>
                   <w:sz w:val="24"/>
-                  <w:lang w:val="en-IL" w:bidi="ar-SA"/>
+                  <w:lang w:bidi="ar-SA"/>
                 </w:rPr>
               </m:ctrlPr>
             </m:fPr>
@@ -11354,7 +11581,7 @@
                   <w:rFonts w:ascii="Cambria Math" w:hAnsi="Cambria Math" w:cstheme="minorBidi"/>
                   <w:color w:val="auto"/>
                   <w:sz w:val="24"/>
-                  <w:lang w:val="en-IL" w:bidi="ar-SA"/>
+                  <w:lang w:bidi="ar-SA"/>
                 </w:rPr>
                 <m:t>U</m:t>
               </m:r>
@@ -11367,7 +11594,7 @@
                       <w:iCs/>
                       <w:color w:val="auto"/>
                       <w:sz w:val="24"/>
-                      <w:lang w:val="en-IL" w:bidi="ar-SA"/>
+                      <w:lang w:bidi="ar-SA"/>
                     </w:rPr>
                   </m:ctrlPr>
                 </m:dPr>
@@ -11377,7 +11604,7 @@
                       <w:rFonts w:ascii="Cambria Math" w:hAnsi="Cambria Math" w:cstheme="minorBidi"/>
                       <w:color w:val="auto"/>
                       <w:sz w:val="24"/>
-                      <w:lang w:val="en-IL" w:bidi="ar-SA"/>
+                      <w:lang w:bidi="ar-SA"/>
                     </w:rPr>
                     <m:t>aᵢ</m:t>
                   </m:r>
@@ -11390,7 +11617,7 @@
                   <w:rFonts w:ascii="Cambria Math" w:hAnsi="Cambria Math" w:cstheme="minorBidi"/>
                   <w:color w:val="auto"/>
                   <w:sz w:val="24"/>
-                  <w:lang w:val="en-IL" w:bidi="ar-SA"/>
+                  <w:lang w:bidi="ar-SA"/>
                 </w:rPr>
                 <m:t>N</m:t>
               </m:r>
@@ -11403,7 +11630,7 @@
                       <w:iCs/>
                       <w:color w:val="auto"/>
                       <w:sz w:val="24"/>
-                      <w:lang w:val="en-IL" w:bidi="ar-SA"/>
+                      <w:lang w:bidi="ar-SA"/>
                     </w:rPr>
                   </m:ctrlPr>
                 </m:dPr>
@@ -11413,7 +11640,7 @@
                       <w:rFonts w:ascii="Cambria Math" w:hAnsi="Cambria Math" w:cstheme="minorBidi"/>
                       <w:color w:val="auto"/>
                       <w:sz w:val="24"/>
-                      <w:lang w:val="en-IL" w:bidi="ar-SA"/>
+                      <w:lang w:bidi="ar-SA"/>
                     </w:rPr>
                     <m:t>aᵢ</m:t>
                   </m:r>
@@ -11426,7 +11653,7 @@
               <w:rFonts w:ascii="Cambria Math" w:hAnsi="Cambria Math" w:cstheme="minorBidi"/>
               <w:color w:val="auto"/>
               <w:sz w:val="24"/>
-              <w:lang w:val="en-IL" w:bidi="ar-SA"/>
+              <w:lang w:bidi="ar-SA"/>
             </w:rPr>
             <m:t xml:space="preserve"> + C · </m:t>
           </m:r>
@@ -11440,7 +11667,7 @@
                   <w:iCs/>
                   <w:color w:val="auto"/>
                   <w:sz w:val="24"/>
-                  <w:lang w:val="en-IL" w:bidi="ar-SA"/>
+                  <w:lang w:bidi="ar-SA"/>
                 </w:rPr>
               </m:ctrlPr>
             </m:radPr>
@@ -11453,7 +11680,7 @@
                   <w:color w:val="auto"/>
                   <w:sz w:val="24"/>
                   <w:rtl/>
-                  <w:lang w:val="en-IL" w:bidi="ar-SA"/>
+                  <w:lang w:bidi="ar-SA"/>
                 </w:rPr>
               </m:ctrlPr>
             </m:deg>
@@ -11467,7 +11694,7 @@
                       <w:iCs/>
                       <w:color w:val="auto"/>
                       <w:sz w:val="24"/>
-                      <w:lang w:val="en-IL" w:bidi="ar-SA"/>
+                      <w:lang w:bidi="ar-SA"/>
                     </w:rPr>
                   </m:ctrlPr>
                 </m:fPr>
@@ -11477,7 +11704,7 @@
                       <w:rFonts w:ascii="Cambria Math" w:hAnsi="Cambria Math" w:cstheme="minorBidi"/>
                       <w:color w:val="auto"/>
                       <w:sz w:val="24"/>
-                      <w:lang w:val="en-IL" w:bidi="ar-SA"/>
+                      <w:lang w:bidi="ar-SA"/>
                     </w:rPr>
                     <m:t>ln</m:t>
                   </m:r>
@@ -11490,7 +11717,7 @@
                           <w:iCs/>
                           <w:color w:val="auto"/>
                           <w:sz w:val="24"/>
-                          <w:lang w:val="en-IL" w:bidi="ar-SA"/>
+                          <w:lang w:bidi="ar-SA"/>
                         </w:rPr>
                       </m:ctrlPr>
                     </m:dPr>
@@ -11504,7 +11731,7 @@
                               <w:iCs/>
                               <w:color w:val="auto"/>
                               <w:sz w:val="24"/>
-                              <w:lang w:val="en-IL" w:bidi="ar-SA"/>
+                              <w:lang w:bidi="ar-SA"/>
                             </w:rPr>
                           </m:ctrlPr>
                         </m:sSubPr>
@@ -11514,7 +11741,7 @@
                               <w:rFonts w:ascii="Cambria Math" w:hAnsi="Cambria Math" w:cstheme="minorBidi"/>
                               <w:color w:val="auto"/>
                               <w:sz w:val="24"/>
-                              <w:lang w:val="en-IL" w:bidi="ar-SA"/>
+                              <w:lang w:bidi="ar-SA"/>
                             </w:rPr>
                             <m:t>N</m:t>
                           </m:r>
@@ -11525,7 +11752,7 @@
                               <w:rFonts w:ascii="Cambria Math" w:hAnsi="Cambria Math" w:cstheme="minorBidi"/>
                               <w:color w:val="auto"/>
                               <w:sz w:val="24"/>
-                              <w:lang w:val="en-IL" w:bidi="ar-SA"/>
+                              <w:lang w:bidi="ar-SA"/>
                             </w:rPr>
                             <m:t>all</m:t>
                           </m:r>
@@ -11540,7 +11767,7 @@
                       <w:rFonts w:ascii="Cambria Math" w:hAnsi="Cambria Math" w:cstheme="minorBidi"/>
                       <w:color w:val="auto"/>
                       <w:sz w:val="24"/>
-                      <w:lang w:val="en-IL" w:bidi="ar-SA"/>
+                      <w:lang w:bidi="ar-SA"/>
                     </w:rPr>
                     <m:t>N</m:t>
                   </m:r>
@@ -11553,7 +11780,7 @@
                           <w:iCs/>
                           <w:color w:val="auto"/>
                           <w:sz w:val="24"/>
-                          <w:lang w:val="en-IL" w:bidi="ar-SA"/>
+                          <w:lang w:bidi="ar-SA"/>
                         </w:rPr>
                       </m:ctrlPr>
                     </m:dPr>
@@ -11563,7 +11790,7 @@
                           <w:rFonts w:ascii="Cambria Math" w:hAnsi="Cambria Math" w:cstheme="minorBidi"/>
                           <w:color w:val="auto"/>
                           <w:sz w:val="24"/>
-                          <w:lang w:val="en-IL" w:bidi="ar-SA"/>
+                          <w:lang w:bidi="ar-SA"/>
                         </w:rPr>
                         <m:t>aᵢ</m:t>
                       </m:r>
@@ -11649,7 +11876,7 @@
           <w:rFonts w:asciiTheme="minorBidi" w:hAnsiTheme="minorBidi" w:cstheme="minorBidi"/>
           <w:color w:val="auto"/>
           <w:sz w:val="24"/>
-          <w:lang w:val="en-IL" w:bidi="ar-SA"/>
+          <w:lang w:bidi="ar-SA"/>
         </w:rPr>
         <w:t>U(ai)</w:t>
       </w:r>
@@ -11697,7 +11924,7 @@
           <w:rFonts w:asciiTheme="minorBidi" w:hAnsiTheme="minorBidi" w:cstheme="minorBidi"/>
           <w:color w:val="auto"/>
           <w:sz w:val="24"/>
-          <w:lang w:val="en-IL" w:bidi="ar-SA"/>
+          <w:lang w:bidi="ar-SA"/>
         </w:rPr>
         <w:t>ai</w:t>
       </w:r>
@@ -11759,7 +11986,7 @@
           <w:rFonts w:asciiTheme="minorBidi" w:hAnsiTheme="minorBidi" w:cstheme="minorBidi"/>
           <w:color w:val="auto"/>
           <w:sz w:val="24"/>
-          <w:lang w:val="en-IL" w:bidi="ar-SA"/>
+          <w:lang w:bidi="ar-SA"/>
         </w:rPr>
         <w:t>N(ai)</w:t>
       </w:r>
@@ -11807,7 +12034,7 @@
           <w:rFonts w:asciiTheme="minorBidi" w:hAnsiTheme="minorBidi" w:cstheme="minorBidi"/>
           <w:color w:val="auto"/>
           <w:sz w:val="24"/>
-          <w:lang w:val="en-IL" w:bidi="ar-SA"/>
+          <w:lang w:bidi="ar-SA"/>
         </w:rPr>
         <w:t>ai</w:t>
       </w:r>
@@ -11869,7 +12096,7 @@
           <w:rFonts w:asciiTheme="minorBidi" w:hAnsiTheme="minorBidi" w:cstheme="minorBidi"/>
           <w:color w:val="auto"/>
           <w:sz w:val="24"/>
-          <w:lang w:val="en-IL" w:bidi="ar-SA"/>
+          <w:lang w:bidi="ar-SA"/>
         </w:rPr>
         <w:t>C ≥ 0</w:t>
       </w:r>
@@ -11941,7 +12168,7 @@
           <w:rFonts w:asciiTheme="minorBidi" w:hAnsiTheme="minorBidi" w:cstheme="minorBidi"/>
           <w:color w:val="auto"/>
           <w:sz w:val="24"/>
-          <w:lang w:val="en-IL" w:bidi="ar-SA"/>
+          <w:lang w:bidi="ar-SA"/>
         </w:rPr>
         <w:t>N_all</w:t>
       </w:r>
@@ -12044,7 +12271,7 @@
           <w:iCs/>
           <w:color w:val="auto"/>
           <w:sz w:val="24"/>
-          <w:lang w:val="en-IL" w:bidi="ar-SA"/>
+          <w:lang w:bidi="ar-SA"/>
         </w:rPr>
         <w:t>a1</w:t>
       </w:r>
@@ -12098,7 +12325,7 @@
           <w:iCs/>
           <w:color w:val="auto"/>
           <w:sz w:val="24"/>
-          <w:lang w:val="en-IL" w:bidi="ar-SA"/>
+          <w:lang w:bidi="ar-SA"/>
         </w:rPr>
         <w:t>a2</w:t>
       </w:r>
@@ -12162,7 +12389,7 @@
           <w:iCs/>
           <w:color w:val="auto"/>
           <w:sz w:val="24"/>
-          <w:lang w:val="en-IL" w:bidi="ar-SA"/>
+          <w:lang w:bidi="ar-SA"/>
         </w:rPr>
         <w:t>a1</w:t>
       </w:r>
@@ -12226,7 +12453,7 @@
           <w:iCs/>
           <w:color w:val="auto"/>
           <w:sz w:val="24"/>
-          <w:lang w:val="en-IL" w:bidi="ar-SA"/>
+          <w:lang w:bidi="ar-SA"/>
         </w:rPr>
         <w:t>a2</w:t>
       </w:r>
@@ -12280,7 +12507,7 @@
           <w:iCs/>
           <w:color w:val="auto"/>
           <w:sz w:val="24"/>
-          <w:lang w:val="en-IL" w:bidi="ar-SA"/>
+          <w:lang w:bidi="ar-SA"/>
         </w:rPr>
         <w:t>C</w:t>
       </w:r>
@@ -12344,7 +12571,7 @@
           <w:iCs/>
           <w:color w:val="auto"/>
           <w:sz w:val="24"/>
-          <w:lang w:val="en-IL" w:bidi="ar-SA"/>
+          <w:lang w:bidi="ar-SA"/>
         </w:rPr>
         <w:t>a2</w:t>
       </w:r>
@@ -12403,7 +12630,7 @@
           <w:iCs/>
           <w:color w:val="auto"/>
           <w:sz w:val="24"/>
-          <w:lang w:val="en-IL" w:bidi="ar-SA"/>
+          <w:lang w:bidi="ar-SA"/>
         </w:rPr>
         <w:t>C</w:t>
       </w:r>
@@ -12467,7 +12694,7 @@
           <w:iCs/>
           <w:color w:val="auto"/>
           <w:sz w:val="24"/>
-          <w:lang w:val="en-IL" w:bidi="ar-SA"/>
+          <w:lang w:bidi="ar-SA"/>
         </w:rPr>
         <w:t>a1</w:t>
       </w:r>
@@ -12521,7 +12748,7 @@
           <w:iCs/>
           <w:color w:val="auto"/>
           <w:sz w:val="24"/>
-          <w:lang w:val="en-IL" w:bidi="ar-SA"/>
+          <w:lang w:bidi="ar-SA"/>
         </w:rPr>
         <w:t>a2</w:t>
       </w:r>
@@ -12575,7 +12802,7 @@
           <w:iCs/>
           <w:color w:val="auto"/>
           <w:sz w:val="24"/>
-          <w:lang w:val="en-IL" w:bidi="ar-SA"/>
+          <w:lang w:bidi="ar-SA"/>
         </w:rPr>
         <w:t>a2</w:t>
       </w:r>
@@ -12629,7 +12856,7 @@
           <w:rFonts w:asciiTheme="minorBidi" w:hAnsiTheme="minorBidi" w:cstheme="minorBidi"/>
           <w:color w:val="auto"/>
           <w:sz w:val="24"/>
-          <w:lang w:val="en-IL" w:bidi="ar-SA"/>
+          <w:lang w:bidi="ar-SA"/>
         </w:rPr>
         <w:t>a</w:t>
       </w:r>
@@ -12667,7 +12894,7 @@
           <w:rFonts w:asciiTheme="minorBidi" w:hAnsiTheme="minorBidi" w:cstheme="minorBidi"/>
           <w:color w:val="auto"/>
           <w:sz w:val="24"/>
-          <w:lang w:val="en-IL" w:bidi="ar-SA"/>
+          <w:lang w:bidi="ar-SA"/>
         </w:rPr>
         <w:t>C ≥ 0</w:t>
       </w:r>
@@ -12705,7 +12932,7 @@
           <w:rFonts w:asciiTheme="minorBidi" w:hAnsiTheme="minorBidi" w:cstheme="minorBidi"/>
           <w:color w:val="auto"/>
           <w:sz w:val="24"/>
-          <w:lang w:val="en-IL" w:bidi="ar-SA"/>
+          <w:lang w:bidi="ar-SA"/>
         </w:rPr>
         <w:t>a2</w:t>
       </w:r>
@@ -12747,7 +12974,7 @@
           <w:rFonts w:asciiTheme="minorBidi" w:hAnsiTheme="minorBidi" w:cstheme="minorBidi"/>
           <w:color w:val="auto"/>
           <w:sz w:val="24"/>
-          <w:lang w:val="en-IL" w:bidi="ar-SA"/>
+          <w:lang w:bidi="ar-SA"/>
         </w:rPr>
         <w:t>b</w:t>
       </w:r>
@@ -12785,7 +13012,7 @@
           <w:rFonts w:asciiTheme="minorBidi" w:hAnsiTheme="minorBidi" w:cstheme="minorBidi"/>
           <w:color w:val="auto"/>
           <w:sz w:val="24"/>
-          <w:lang w:val="en-IL" w:bidi="ar-SA"/>
+          <w:lang w:bidi="ar-SA"/>
         </w:rPr>
         <w:t>C</w:t>
       </w:r>
@@ -12833,7 +13060,7 @@
           <w:rFonts w:asciiTheme="minorBidi" w:hAnsiTheme="minorBidi" w:cstheme="minorBidi"/>
           <w:color w:val="auto"/>
           <w:sz w:val="24"/>
-          <w:lang w:val="en-IL" w:bidi="ar-SA"/>
+          <w:lang w:bidi="ar-SA"/>
         </w:rPr>
         <w:t>a2</w:t>
       </w:r>
@@ -12871,7 +13098,7 @@
           <w:rFonts w:asciiTheme="minorBidi" w:hAnsiTheme="minorBidi" w:cstheme="minorBidi"/>
           <w:color w:val="auto"/>
           <w:sz w:val="24"/>
-          <w:lang w:val="en-IL" w:bidi="ar-SA"/>
+          <w:lang w:bidi="ar-SA"/>
         </w:rPr>
         <w:t>C = 0</w:t>
       </w:r>
@@ -12913,7 +13140,7 @@
           <w:rFonts w:asciiTheme="minorBidi" w:hAnsiTheme="minorBidi" w:cstheme="minorBidi"/>
           <w:color w:val="auto"/>
           <w:sz w:val="24"/>
-          <w:lang w:val="en-IL" w:bidi="ar-SA"/>
+          <w:lang w:bidi="ar-SA"/>
         </w:rPr>
         <w:t>c</w:t>
       </w:r>
@@ -12951,7 +13178,7 @@
           <w:rFonts w:asciiTheme="minorBidi" w:hAnsiTheme="minorBidi" w:cstheme="minorBidi"/>
           <w:color w:val="auto"/>
           <w:sz w:val="24"/>
-          <w:lang w:val="en-IL" w:bidi="ar-SA"/>
+          <w:lang w:bidi="ar-SA"/>
         </w:rPr>
         <w:t>C ≥ 0</w:t>
       </w:r>
@@ -12989,7 +13216,7 @@
           <w:rFonts w:asciiTheme="minorBidi" w:hAnsiTheme="minorBidi" w:cstheme="minorBidi"/>
           <w:color w:val="auto"/>
           <w:sz w:val="24"/>
-          <w:lang w:val="en-IL" w:bidi="ar-SA"/>
+          <w:lang w:bidi="ar-SA"/>
         </w:rPr>
         <w:t>a2</w:t>
       </w:r>
@@ -13031,7 +13258,7 @@
           <w:rFonts w:asciiTheme="minorBidi" w:hAnsiTheme="minorBidi" w:cstheme="minorBidi"/>
           <w:color w:val="auto"/>
           <w:sz w:val="24"/>
-          <w:lang w:val="en-IL" w:bidi="ar-SA"/>
+          <w:lang w:bidi="ar-SA"/>
         </w:rPr>
         <w:lastRenderedPageBreak/>
         <w:t>d</w:t>
@@ -13070,7 +13297,7 @@
           <w:rFonts w:asciiTheme="minorBidi" w:hAnsiTheme="minorBidi" w:cstheme="minorBidi"/>
           <w:color w:val="auto"/>
           <w:sz w:val="24"/>
-          <w:lang w:val="en-IL" w:bidi="ar-SA"/>
+          <w:lang w:bidi="ar-SA"/>
         </w:rPr>
         <w:t>C</w:t>
       </w:r>
@@ -13118,7 +13345,7 @@
           <w:rFonts w:asciiTheme="minorBidi" w:hAnsiTheme="minorBidi" w:cstheme="minorBidi"/>
           <w:color w:val="auto"/>
           <w:sz w:val="24"/>
-          <w:lang w:val="en-IL" w:bidi="ar-SA"/>
+          <w:lang w:bidi="ar-SA"/>
         </w:rPr>
         <w:t>a2</w:t>
       </w:r>
@@ -13156,7 +13383,7 @@
           <w:rFonts w:asciiTheme="minorBidi" w:hAnsiTheme="minorBidi" w:cstheme="minorBidi"/>
           <w:color w:val="auto"/>
           <w:sz w:val="24"/>
-          <w:lang w:val="en-IL" w:bidi="ar-SA"/>
+          <w:lang w:bidi="ar-SA"/>
         </w:rPr>
         <w:t>a2</w:t>
       </w:r>
@@ -14085,9 +14312,9 @@
       </w:r>
     </w:p>
     <w:sectPr>
-      <w:headerReference w:type="even" r:id="rId21"/>
-      <w:headerReference w:type="default" r:id="rId22"/>
-      <w:headerReference w:type="first" r:id="rId23"/>
+      <w:headerReference w:type="even" r:id="rId19"/>
+      <w:headerReference w:type="default" r:id="rId20"/>
+      <w:headerReference w:type="first" r:id="rId21"/>
       <w:pgSz w:w="11920" w:h="16840"/>
       <w:pgMar w:top="1440" w:right="1440" w:bottom="1440" w:left="1440" w:header="720" w:footer="720" w:gutter="0"/>
       <w:cols w:space="720"/>

--- a/HW2_IntroToAI.docx
+++ b/HW2_IntroToAI.docx
@@ -5458,21 +5458,41 @@
         <w:spacing w:after="0" w:line="276" w:lineRule="auto"/>
         <w:jc w:val="left"/>
         <w:rPr>
+          <w:rFonts w:asciiTheme="majorHAnsi" w:eastAsia="Assistant" w:hAnsiTheme="majorHAnsi" w:cstheme="minorBidi"/>
+          <w:color w:val="0070C0"/>
+          <w:sz w:val="26"/>
+          <w:szCs w:val="26"/>
+          <w:rtl/>
+        </w:rPr>
+      </w:pPr>
+      <w:r>
+        <w:rPr>
+          <w:rFonts w:asciiTheme="majorHAnsi" w:eastAsia="Assistant" w:hAnsiTheme="majorHAnsi" w:cstheme="minorBidi"/>
+          <w:color w:val="0070C0"/>
+          <w:sz w:val="26"/>
+          <w:szCs w:val="26"/>
+        </w:rPr>
+        <w:t>G</w:t>
+      </w:r>
+      <w:r>
+        <w:rPr>
           <w:rFonts w:asciiTheme="majorHAnsi" w:eastAsia="Assistant" w:hAnsiTheme="majorHAnsi" w:cstheme="minorBidi" w:hint="cs"/>
           <w:color w:val="0070C0"/>
           <w:sz w:val="26"/>
           <w:szCs w:val="26"/>
           <w:rtl/>
         </w:rPr>
-      </w:pPr>
+        <w:t xml:space="preserve"> </w:t>
+      </w:r>
       <w:r>
         <w:rPr>
           <w:rFonts w:asciiTheme="majorHAnsi" w:eastAsia="Assistant" w:hAnsiTheme="majorHAnsi" w:cstheme="minorBidi"/>
           <w:color w:val="0070C0"/>
           <w:sz w:val="26"/>
           <w:szCs w:val="26"/>
-        </w:rPr>
-        <w:t>G</w:t>
+          <w:rtl/>
+        </w:rPr>
+        <w:t>–</w:t>
       </w:r>
       <w:r>
         <w:rPr>
@@ -5482,7 +5502,7 @@
           <w:szCs w:val="26"/>
           <w:rtl/>
         </w:rPr>
-        <w:t xml:space="preserve"> </w:t>
+        <w:t xml:space="preserve"> מצב סופי של המשחק </w:t>
       </w:r>
       <w:r>
         <w:rPr>
@@ -5502,26 +5522,6 @@
           <w:szCs w:val="26"/>
           <w:rtl/>
         </w:rPr>
-        <w:t xml:space="preserve"> מצב סופי של המשחק </w:t>
-      </w:r>
-      <w:r>
-        <w:rPr>
-          <w:rFonts w:asciiTheme="majorHAnsi" w:eastAsia="Assistant" w:hAnsiTheme="majorHAnsi" w:cstheme="minorBidi"/>
-          <w:color w:val="0070C0"/>
-          <w:sz w:val="26"/>
-          <w:szCs w:val="26"/>
-          <w:rtl/>
-        </w:rPr>
-        <w:t>–</w:t>
-      </w:r>
-      <w:r>
-        <w:rPr>
-          <w:rFonts w:asciiTheme="majorHAnsi" w:eastAsia="Assistant" w:hAnsiTheme="majorHAnsi" w:cstheme="minorBidi" w:hint="cs"/>
-          <w:color w:val="0070C0"/>
-          <w:sz w:val="26"/>
-          <w:szCs w:val="26"/>
-          <w:rtl/>
-        </w:rPr>
         <w:t xml:space="preserve"> מצבים בהם לרובוטים אין סוללה, או שנגמרו הצעדים הנותרים, המנצח הוא הרובוט עם היותר קרדיטים.</w:t>
       </w:r>
     </w:p>
@@ -5531,7 +5531,7 @@
         <w:spacing w:after="0" w:line="276" w:lineRule="auto"/>
         <w:jc w:val="left"/>
         <w:rPr>
-          <w:rFonts w:asciiTheme="majorHAnsi" w:eastAsia="Assistant" w:hAnsiTheme="majorHAnsi" w:cstheme="minorBidi" w:hint="cs"/>
+          <w:rFonts w:asciiTheme="majorHAnsi" w:eastAsia="Assistant" w:hAnsiTheme="majorHAnsi" w:cstheme="minorBidi"/>
           <w:color w:val="0070C0"/>
           <w:sz w:val="26"/>
           <w:szCs w:val="26"/>
@@ -5610,6 +5610,1910 @@
     </w:p>
     <w:p>
       <w:pPr>
+        <w:spacing w:after="464" w:line="291" w:lineRule="auto"/>
+        <w:ind w:right="166"/>
+        <w:jc w:val="left"/>
+        <w:rPr>
+          <w:color w:val="0070C0"/>
+          <w:rtl/>
+        </w:rPr>
+      </w:pPr>
+      <w:r>
+        <w:rPr>
+          <w:rFonts w:hint="cs"/>
+          <w:color w:val="0070C0"/>
+          <w:rtl/>
+        </w:rPr>
+        <w:t xml:space="preserve">נגדיר את ההיוריסטיקה </w:t>
+      </w:r>
+      <m:oMath>
+        <m:r>
+          <w:rPr>
+            <w:rFonts w:ascii="Cambria Math" w:hAnsi="Cambria Math"/>
+            <w:color w:val="0070C0"/>
+          </w:rPr>
+          <m:t>h(s,r)</m:t>
+        </m:r>
+      </m:oMath>
+      <w:r>
+        <w:rPr>
+          <w:rFonts w:hint="cs"/>
+          <w:color w:val="0070C0"/>
+          <w:rtl/>
+        </w:rPr>
+        <w:t xml:space="preserve">, שמעריכה את מצב </w:t>
+      </w:r>
+      <w:r>
+        <w:rPr>
+          <w:color w:val="0070C0"/>
+        </w:rPr>
+        <w:t>s</w:t>
+      </w:r>
+      <w:r>
+        <w:rPr>
+          <w:rFonts w:hint="cs"/>
+          <w:color w:val="0070C0"/>
+          <w:rtl/>
+        </w:rPr>
+        <w:t xml:space="preserve"> עבור רובוט </w:t>
+      </w:r>
+      <w:r>
+        <w:rPr>
+          <w:color w:val="0070C0"/>
+        </w:rPr>
+        <w:t>r</w:t>
+      </w:r>
+      <w:r>
+        <w:rPr>
+          <w:rFonts w:hint="cs"/>
+          <w:color w:val="0070C0"/>
+          <w:rtl/>
+        </w:rPr>
+        <w:t>:</w:t>
+      </w:r>
+    </w:p>
+    <w:p>
+      <w:pPr>
+        <w:spacing w:after="464" w:line="291" w:lineRule="auto"/>
+        <w:ind w:right="166"/>
+        <w:jc w:val="left"/>
+        <w:rPr>
+          <w:color w:val="0070C0"/>
+        </w:rPr>
+      </w:pPr>
+      <m:oMathPara>
+        <m:oMath>
+          <m:r>
+            <w:rPr>
+              <w:rFonts w:ascii="Cambria Math" w:hAnsi="Cambria Math"/>
+              <w:color w:val="0070C0"/>
+            </w:rPr>
+            <m:t>h(s,r)=0.5⋅ScoreDiff(s,r)+3⋅PackageUtility(s,r)-4⋅EnergyRisk(s,r)</m:t>
+          </m:r>
+        </m:oMath>
+      </m:oMathPara>
+    </w:p>
+    <w:p>
+      <w:pPr>
+        <w:spacing w:after="464" w:line="291" w:lineRule="auto"/>
+        <w:ind w:right="166"/>
+        <w:jc w:val="left"/>
+        <w:rPr>
+          <w:rFonts w:ascii="Cambria Math" w:hAnsi="Cambria Math"/>
+          <w:i/>
+          <w:color w:val="0070C0"/>
+          <w:rtl/>
+        </w:rPr>
+      </w:pPr>
+      <w:r>
+        <w:rPr>
+          <w:rFonts w:ascii="Cambria Math" w:hAnsi="Cambria Math"/>
+          <w:iCs/>
+          <w:color w:val="0070C0"/>
+        </w:rPr>
+        <w:t>o</w:t>
+      </w:r>
+      <w:r>
+        <w:rPr>
+          <w:rFonts w:ascii="Cambria Math" w:hAnsi="Cambria Math"/>
+          <w:iCs/>
+          <w:color w:val="0070C0"/>
+        </w:rPr>
+        <w:t>pponent</w:t>
+      </w:r>
+      <w:r>
+        <w:rPr>
+          <w:rFonts w:ascii="Cambria Math" w:hAnsi="Cambria Math" w:hint="cs"/>
+          <w:i/>
+          <w:color w:val="0070C0"/>
+          <w:rtl/>
+        </w:rPr>
+        <w:t xml:space="preserve"> </w:t>
+      </w:r>
+      <w:r>
+        <w:rPr>
+          <w:rFonts w:ascii="Cambria Math" w:hAnsi="Cambria Math"/>
+          <w:i/>
+          <w:color w:val="0070C0"/>
+          <w:rtl/>
+        </w:rPr>
+        <w:t>–</w:t>
+      </w:r>
+      <w:r>
+        <w:rPr>
+          <w:rFonts w:ascii="Cambria Math" w:hAnsi="Cambria Math" w:hint="cs"/>
+          <w:i/>
+          <w:color w:val="0070C0"/>
+          <w:rtl/>
+        </w:rPr>
+        <w:t xml:space="preserve"> </w:t>
+      </w:r>
+      <w:r>
+        <w:rPr>
+          <w:rFonts w:ascii="Cambria Math" w:hAnsi="Cambria Math" w:hint="cs"/>
+          <w:i/>
+          <w:color w:val="0070C0"/>
+          <w:rtl/>
+        </w:rPr>
+        <w:t>הרובוט המתחרה</w:t>
+      </w:r>
+      <w:r>
+        <w:rPr>
+          <w:rFonts w:ascii="Cambria Math" w:hAnsi="Cambria Math"/>
+          <w:i/>
+          <w:color w:val="0070C0"/>
+        </w:rPr>
+        <w:br/>
+      </w:r>
+      <m:oMathPara>
+        <m:oMath>
+          <m:r>
+            <w:rPr>
+              <w:rFonts w:ascii="Cambria Math" w:hAnsi="Cambria Math"/>
+              <w:color w:val="0070C0"/>
+            </w:rPr>
+            <m:t>ScoreDiff(s,r)=credit(r)-credit(</m:t>
+          </m:r>
+          <m:r>
+            <m:rPr>
+              <m:sty m:val="p"/>
+            </m:rPr>
+            <w:rPr>
+              <w:rFonts w:ascii="Cambria Math" w:hAnsi="Cambria Math"/>
+              <w:color w:val="0070C0"/>
+            </w:rPr>
+            <m:t>opponent</m:t>
+          </m:r>
+          <m:r>
+            <w:rPr>
+              <w:rFonts w:ascii="Cambria Math" w:hAnsi="Cambria Math" w:hint="cs"/>
+              <w:color w:val="0070C0"/>
+              <w:rtl/>
+            </w:rPr>
+            <m:t xml:space="preserve"> </m:t>
+          </m:r>
+          <m:r>
+            <w:rPr>
+              <w:rFonts w:ascii="Cambria Math" w:hAnsi="Cambria Math"/>
+              <w:color w:val="0070C0"/>
+            </w:rPr>
+            <m:t>)</m:t>
+          </m:r>
+        </m:oMath>
+      </m:oMathPara>
+    </w:p>
+    <w:p>
+      <w:pPr>
+        <w:spacing w:after="464" w:line="291" w:lineRule="auto"/>
+        <w:ind w:right="166"/>
+        <w:jc w:val="left"/>
+        <w:rPr>
+          <w:rFonts w:ascii="Cambria Math" w:hAnsi="Cambria Math"/>
+          <w:i/>
+          <w:color w:val="0070C0"/>
+          <w:rtl/>
+        </w:rPr>
+      </w:pPr>
+      <w:r>
+        <w:rPr>
+          <w:rFonts w:ascii="Cambria Math" w:hAnsi="Cambria Math" w:hint="cs"/>
+          <w:i/>
+          <w:color w:val="0070C0"/>
+          <w:rtl/>
+        </w:rPr>
+        <w:t>זה מייצג את ההבדל בניקוד הנוכחי</w:t>
+      </w:r>
+      <w:r>
+        <w:rPr>
+          <w:rFonts w:ascii="Cambria Math" w:hAnsi="Cambria Math" w:hint="cs"/>
+          <w:i/>
+          <w:color w:val="0070C0"/>
+          <w:rtl/>
+        </w:rPr>
+        <w:t xml:space="preserve"> </w:t>
+      </w:r>
+      <w:r>
+        <w:rPr>
+          <w:rFonts w:ascii="Cambria Math" w:hAnsi="Cambria Math"/>
+          <w:i/>
+          <w:color w:val="0070C0"/>
+          <w:rtl/>
+        </w:rPr>
+        <w:t>–</w:t>
+      </w:r>
+      <w:r>
+        <w:rPr>
+          <w:rFonts w:ascii="Cambria Math" w:hAnsi="Cambria Math" w:hint="cs"/>
+          <w:i/>
+          <w:color w:val="0070C0"/>
+          <w:rtl/>
+        </w:rPr>
+        <w:t xml:space="preserve"> משפיע בעיקר אחרי הורדת חבילה כשערך הניקוד </w:t>
+      </w:r>
+      <w:r>
+        <w:rPr>
+          <w:rFonts w:ascii="Cambria Math" w:hAnsi="Cambria Math" w:hint="cs"/>
+          <w:i/>
+          <w:color w:val="0070C0"/>
+          <w:rtl/>
+        </w:rPr>
+        <w:t>עולה, או בזמן טעינה כשהניקוד מומר לסוללה.</w:t>
+      </w:r>
+    </w:p>
+    <w:p>
+      <w:pPr>
+        <w:spacing w:after="464" w:line="291" w:lineRule="auto"/>
+        <w:ind w:right="166"/>
+        <w:jc w:val="left"/>
+        <w:rPr>
+          <w:rFonts w:ascii="Cambria Math" w:hAnsi="Cambria Math"/>
+          <w:i/>
+          <w:color w:val="0070C0"/>
+          <w:rtl/>
+        </w:rPr>
+      </w:pPr>
+      <w:r>
+        <w:rPr>
+          <w:rFonts w:ascii="Cambria Math" w:hAnsi="Cambria Math" w:hint="cs"/>
+          <w:i/>
+          <w:color w:val="0070C0"/>
+          <w:rtl/>
+        </w:rPr>
+        <w:t xml:space="preserve">לכל חבילה </w:t>
+      </w:r>
+      <w:r>
+        <w:rPr>
+          <w:rFonts w:ascii="Cambria Math" w:hAnsi="Cambria Math"/>
+          <w:iCs/>
+          <w:color w:val="0070C0"/>
+        </w:rPr>
+        <w:t>p</w:t>
+      </w:r>
+      <w:r>
+        <w:rPr>
+          <w:rFonts w:ascii="Cambria Math" w:hAnsi="Cambria Math" w:hint="cs"/>
+          <w:iCs/>
+          <w:color w:val="0070C0"/>
+          <w:rtl/>
+        </w:rPr>
+        <w:t xml:space="preserve"> </w:t>
+      </w:r>
+      <w:r>
+        <w:rPr>
+          <w:rFonts w:ascii="Cambria Math" w:hAnsi="Cambria Math" w:hint="cs"/>
+          <w:i/>
+          <w:color w:val="0070C0"/>
+          <w:rtl/>
+        </w:rPr>
+        <w:t>נגדיר:</w:t>
+      </w:r>
+    </w:p>
+    <w:p>
+      <w:pPr>
+        <w:spacing w:after="464" w:line="291" w:lineRule="auto"/>
+        <w:ind w:right="166"/>
+        <w:jc w:val="left"/>
+        <w:rPr>
+          <w:rFonts w:ascii="Cambria Math" w:hAnsi="Cambria Math" w:hint="cs"/>
+          <w:i/>
+          <w:color w:val="0070C0"/>
+          <w:rtl/>
+        </w:rPr>
+      </w:pPr>
+      <m:oMathPara>
+        <m:oMath>
+          <m:r>
+            <w:rPr>
+              <w:rFonts w:ascii="Cambria Math" w:hAnsi="Cambria Math"/>
+              <w:color w:val="0070C0"/>
+            </w:rPr>
+            <m:t>Reward(p)=3⋅Manhattan(origin(p),destination(p))</m:t>
+          </m:r>
+        </m:oMath>
+      </m:oMathPara>
+    </w:p>
+    <w:p>
+      <w:pPr>
+        <w:spacing w:after="464" w:line="291" w:lineRule="auto"/>
+        <w:ind w:right="166"/>
+        <w:jc w:val="left"/>
+        <w:rPr>
+          <w:color w:val="0070C0"/>
+        </w:rPr>
+      </w:pPr>
+      <w:r>
+        <w:rPr>
+          <w:rFonts w:hint="cs"/>
+          <w:color w:val="0070C0"/>
+          <w:rtl/>
+        </w:rPr>
+        <w:t xml:space="preserve">אסמן </w:t>
+      </w:r>
+      <w:r>
+        <w:rPr>
+          <w:color w:val="0070C0"/>
+        </w:rPr>
+        <w:t>p</w:t>
+      </w:r>
+      <w:r>
+        <w:rPr>
+          <w:color w:val="0070C0"/>
+        </w:rPr>
+        <w:t>*</w:t>
+      </w:r>
+      <w:r>
+        <w:rPr>
+          <w:rFonts w:hint="cs"/>
+          <w:color w:val="0070C0"/>
+          <w:rtl/>
+        </w:rPr>
+        <w:t xml:space="preserve"> </w:t>
+      </w:r>
+      <w:r>
+        <w:rPr>
+          <w:rFonts w:hint="cs"/>
+          <w:color w:val="0070C0"/>
+          <w:rtl/>
+        </w:rPr>
+        <w:t xml:space="preserve">את החבילה שרובוט </w:t>
+      </w:r>
+      <w:r>
+        <w:rPr>
+          <w:color w:val="0070C0"/>
+        </w:rPr>
+        <w:t>r</w:t>
+      </w:r>
+      <w:r>
+        <w:rPr>
+          <w:rFonts w:hint="cs"/>
+          <w:color w:val="0070C0"/>
+          <w:rtl/>
+        </w:rPr>
+        <w:t xml:space="preserve"> סוחב כרגע. אם אינו סוחב חבילה כרגע, אז</w:t>
+      </w:r>
+      <w:r>
+        <w:rPr>
+          <w:rFonts w:hint="cs"/>
+          <w:color w:val="0070C0"/>
+          <w:rtl/>
+        </w:rPr>
+        <w:t xml:space="preserve"> אגדיר את </w:t>
+      </w:r>
+      <w:r>
+        <w:rPr>
+          <w:color w:val="0070C0"/>
+        </w:rPr>
+        <w:t>p</w:t>
+      </w:r>
+      <w:r>
+        <w:rPr>
+          <w:color w:val="0070C0"/>
+        </w:rPr>
+        <w:t>*</w:t>
+      </w:r>
+      <w:r>
+        <w:rPr>
+          <w:rFonts w:hint="cs"/>
+          <w:color w:val="0070C0"/>
+          <w:rtl/>
+        </w:rPr>
+        <w:t xml:space="preserve"> כך</w:t>
+      </w:r>
+      <w:r>
+        <w:rPr>
+          <w:rFonts w:hint="cs"/>
+          <w:color w:val="0070C0"/>
+          <w:rtl/>
+        </w:rPr>
+        <w:t xml:space="preserve"> </w:t>
+      </w:r>
+      <w:r>
+        <w:rPr>
+          <w:color w:val="0070C0"/>
+        </w:rPr>
+        <w:t>:</w:t>
+      </w:r>
+    </w:p>
+    <w:p>
+      <w:pPr>
+        <w:spacing w:after="464" w:line="291" w:lineRule="auto"/>
+        <w:ind w:right="166"/>
+        <w:jc w:val="left"/>
+        <w:rPr>
+          <w:color w:val="0070C0"/>
+        </w:rPr>
+      </w:pPr>
+    </w:p>
+    <w:p>
+      <w:pPr>
+        <w:spacing w:after="464" w:line="291" w:lineRule="auto"/>
+        <w:ind w:right="166"/>
+        <w:jc w:val="left"/>
+        <w:rPr>
+          <w:rFonts w:ascii="Cambria Math" w:hAnsi="Cambria Math"/>
+          <w:i/>
+          <w:color w:val="0070C0"/>
+          <w:rtl/>
+        </w:rPr>
+      </w:pPr>
+      <m:oMathPara>
+        <m:oMath>
+          <m:r>
+            <w:rPr>
+              <w:rFonts w:ascii="Cambria Math" w:hAnsi="Cambria Math"/>
+              <w:color w:val="0070C0"/>
+            </w:rPr>
+            <m:t>PackageCandidate</m:t>
+          </m:r>
+          <m:d>
+            <m:dPr>
+              <m:ctrlPr>
+                <w:rPr>
+                  <w:rFonts w:ascii="Cambria Math" w:hAnsi="Cambria Math"/>
+                  <w:i/>
+                  <w:color w:val="0070C0"/>
+                </w:rPr>
+              </m:ctrlPr>
+            </m:dPr>
+            <m:e>
+              <m:r>
+                <w:rPr>
+                  <w:rFonts w:ascii="Cambria Math" w:hAnsi="Cambria Math"/>
+                  <w:color w:val="0070C0"/>
+                </w:rPr>
+                <m:t>s,r,p</m:t>
+              </m:r>
+            </m:e>
+          </m:d>
+          <m:r>
+            <w:rPr>
+              <w:rFonts w:ascii="Cambria Math" w:hAnsi="Cambria Math"/>
+              <w:color w:val="0070C0"/>
+            </w:rPr>
+            <m:t>=</m:t>
+          </m:r>
+          <m:r>
+            <w:rPr>
+              <w:rFonts w:ascii="Cambria Math" w:hAnsi="Cambria Math"/>
+              <w:color w:val="0070C0"/>
+            </w:rPr>
+            <m:t>=</m:t>
+          </m:r>
+          <m:r>
+            <w:rPr>
+              <w:rFonts w:ascii="Cambria Math" w:hAnsi="Cambria Math"/>
+              <w:color w:val="0070C0"/>
+            </w:rPr>
+            <m:t>Reward</m:t>
+          </m:r>
+          <m:d>
+            <m:dPr>
+              <m:ctrlPr>
+                <w:rPr>
+                  <w:rFonts w:ascii="Cambria Math" w:hAnsi="Cambria Math"/>
+                  <w:i/>
+                  <w:color w:val="0070C0"/>
+                </w:rPr>
+              </m:ctrlPr>
+            </m:dPr>
+            <m:e>
+              <m:r>
+                <w:rPr>
+                  <w:rFonts w:ascii="Cambria Math" w:hAnsi="Cambria Math"/>
+                  <w:color w:val="0070C0"/>
+                </w:rPr>
+                <m:t>p</m:t>
+              </m:r>
+            </m:e>
+          </m:d>
+          <m:r>
+            <w:rPr>
+              <w:rFonts w:ascii="Cambria Math" w:hAnsi="Cambria Math"/>
+              <w:color w:val="0070C0"/>
+            </w:rPr>
+            <m:t>-Manhattan</m:t>
+          </m:r>
+          <m:d>
+            <m:dPr>
+              <m:ctrlPr>
+                <w:rPr>
+                  <w:rFonts w:ascii="Cambria Math" w:hAnsi="Cambria Math"/>
+                  <w:i/>
+                  <w:color w:val="0070C0"/>
+                </w:rPr>
+              </m:ctrlPr>
+            </m:dPr>
+            <m:e>
+              <m:r>
+                <w:rPr>
+                  <w:rFonts w:ascii="Cambria Math" w:hAnsi="Cambria Math"/>
+                  <w:color w:val="0070C0"/>
+                </w:rPr>
+                <m:t>position</m:t>
+              </m:r>
+              <m:d>
+                <m:dPr>
+                  <m:ctrlPr>
+                    <w:rPr>
+                      <w:rFonts w:ascii="Cambria Math" w:hAnsi="Cambria Math"/>
+                      <w:i/>
+                      <w:color w:val="0070C0"/>
+                    </w:rPr>
+                  </m:ctrlPr>
+                </m:dPr>
+                <m:e>
+                  <m:r>
+                    <w:rPr>
+                      <w:rFonts w:ascii="Cambria Math" w:hAnsi="Cambria Math"/>
+                      <w:color w:val="0070C0"/>
+                    </w:rPr>
+                    <m:t>r</m:t>
+                  </m:r>
+                </m:e>
+              </m:d>
+              <m:r>
+                <w:rPr>
+                  <w:rFonts w:ascii="Cambria Math" w:hAnsi="Cambria Math"/>
+                  <w:color w:val="0070C0"/>
+                </w:rPr>
+                <m:t>,position</m:t>
+              </m:r>
+              <m:d>
+                <m:dPr>
+                  <m:ctrlPr>
+                    <w:rPr>
+                      <w:rFonts w:ascii="Cambria Math" w:hAnsi="Cambria Math"/>
+                      <w:i/>
+                      <w:color w:val="0070C0"/>
+                    </w:rPr>
+                  </m:ctrlPr>
+                </m:dPr>
+                <m:e>
+                  <m:r>
+                    <w:rPr>
+                      <w:rFonts w:ascii="Cambria Math" w:hAnsi="Cambria Math"/>
+                      <w:color w:val="0070C0"/>
+                    </w:rPr>
+                    <m:t>p</m:t>
+                  </m:r>
+                </m:e>
+              </m:d>
+            </m:e>
+          </m:d>
+          <m:r>
+            <w:rPr>
+              <w:rFonts w:ascii="Cambria Math" w:hAnsi="Cambria Math"/>
+              <w:color w:val="0070C0"/>
+            </w:rPr>
+            <m:t>-Manhattan(position(p),destination(p))</m:t>
+          </m:r>
+        </m:oMath>
+      </m:oMathPara>
+    </w:p>
+    <w:p>
+      <w:pPr>
+        <w:spacing w:after="464" w:line="291" w:lineRule="auto"/>
+        <w:ind w:right="166"/>
+        <w:jc w:val="left"/>
+        <w:rPr>
+          <w:rFonts w:ascii="Cambria Math" w:hAnsi="Cambria Math"/>
+          <w:i/>
+          <w:color w:val="0070C0"/>
+        </w:rPr>
+      </w:pPr>
+      <m:oMathPara>
+        <m:oMath>
+          <m:sSup>
+            <m:sSupPr>
+              <m:ctrlPr>
+                <w:rPr>
+                  <w:rFonts w:ascii="Cambria Math" w:hAnsi="Cambria Math"/>
+                  <w:i/>
+                  <w:color w:val="0070C0"/>
+                </w:rPr>
+              </m:ctrlPr>
+            </m:sSupPr>
+            <m:e>
+              <m:r>
+                <w:rPr>
+                  <w:rFonts w:ascii="Cambria Math" w:hAnsi="Cambria Math"/>
+                  <w:color w:val="0070C0"/>
+                </w:rPr>
+                <m:t>p</m:t>
+              </m:r>
+            </m:e>
+            <m:sup>
+              <m:r>
+                <w:rPr>
+                  <w:rFonts w:ascii="Cambria Math" w:hAnsi="Cambria Math"/>
+                  <w:color w:val="0070C0"/>
+                </w:rPr>
+                <m:t>*</m:t>
+              </m:r>
+            </m:sup>
+          </m:sSup>
+          <m:r>
+            <w:rPr>
+              <w:rFonts w:ascii="Cambria Math" w:hAnsi="Cambria Math"/>
+              <w:color w:val="0070C0"/>
+            </w:rPr>
+            <m:t>=arg⁡</m:t>
+          </m:r>
+          <m:limLow>
+            <m:limLowPr>
+              <m:ctrlPr>
+                <w:rPr>
+                  <w:rFonts w:ascii="Cambria Math" w:hAnsi="Cambria Math"/>
+                  <w:i/>
+                  <w:color w:val="0070C0"/>
+                </w:rPr>
+              </m:ctrlPr>
+            </m:limLowPr>
+            <m:e>
+              <m:r>
+                <w:rPr>
+                  <w:rFonts w:ascii="Cambria Math" w:hAnsi="Cambria Math"/>
+                  <w:color w:val="0070C0"/>
+                </w:rPr>
+                <m:t>max⁡</m:t>
+              </m:r>
+            </m:e>
+            <m:lim>
+              <m:r>
+                <w:rPr>
+                  <w:rFonts w:ascii="Cambria Math" w:hAnsi="Cambria Math"/>
+                  <w:color w:val="0070C0"/>
+                </w:rPr>
+                <m:t>p∈ActivePackages</m:t>
+              </m:r>
+            </m:lim>
+          </m:limLow>
+          <m:r>
+            <w:rPr>
+              <w:rFonts w:ascii="Cambria Math" w:hAnsi="Cambria Math"/>
+              <w:color w:val="0070C0"/>
+            </w:rPr>
+            <m:t>PackageCandidate(s,r,p)</m:t>
+          </m:r>
+        </m:oMath>
+      </m:oMathPara>
+    </w:p>
+    <w:p>
+      <w:pPr>
+        <w:spacing w:after="464" w:line="291" w:lineRule="auto"/>
+        <w:ind w:right="166"/>
+        <w:jc w:val="left"/>
+        <w:rPr>
+          <w:color w:val="0070C0"/>
+          <w:rtl/>
+        </w:rPr>
+      </w:pPr>
+      <w:r>
+        <w:rPr>
+          <w:rFonts w:hint="cs"/>
+          <w:color w:val="0070C0"/>
+          <w:rtl/>
+        </w:rPr>
+        <w:t>עכשיו אגדיר את</w:t>
+      </w:r>
+      <w:r>
+        <w:rPr>
+          <w:rFonts w:hint="cs"/>
+          <w:color w:val="0070C0"/>
+          <w:rtl/>
+        </w:rPr>
+        <w:t xml:space="preserve"> </w:t>
+      </w:r>
+      <w:r>
+        <w:rPr>
+          <w:rFonts w:ascii="Cambria Math" w:hAnsi="Cambria Math"/>
+          <w:i/>
+          <w:color w:val="0070C0"/>
+        </w:rPr>
+        <w:t xml:space="preserve"> </w:t>
+      </w:r>
+      <m:oMath>
+        <m:r>
+          <w:rPr>
+            <w:rFonts w:ascii="Cambria Math" w:hAnsi="Cambria Math"/>
+            <w:color w:val="0070C0"/>
+          </w:rPr>
+          <m:t>RouteDist</m:t>
+        </m:r>
+      </m:oMath>
+      <w:r>
+        <w:rPr>
+          <w:rFonts w:hint="cs"/>
+          <w:color w:val="0070C0"/>
+          <w:rtl/>
+        </w:rPr>
+        <w:t xml:space="preserve"> </w:t>
+      </w:r>
+      <w:r>
+        <w:rPr>
+          <w:rFonts w:hint="cs"/>
+          <w:color w:val="0070C0"/>
+          <w:rtl/>
+        </w:rPr>
+        <w:t xml:space="preserve"> אם הרובוט </w:t>
+      </w:r>
+      <w:r>
+        <w:rPr>
+          <w:color w:val="0070C0"/>
+        </w:rPr>
+        <w:t>r</w:t>
+      </w:r>
+      <w:r>
+        <w:rPr>
+          <w:rFonts w:hint="cs"/>
+          <w:color w:val="0070C0"/>
+          <w:rtl/>
+        </w:rPr>
+        <w:t xml:space="preserve"> סוחב חבילה </w:t>
+      </w:r>
+      <w:r>
+        <w:rPr>
+          <w:color w:val="0070C0"/>
+        </w:rPr>
+        <w:t>p*</w:t>
+      </w:r>
+      <w:r>
+        <w:rPr>
+          <w:rFonts w:hint="cs"/>
+          <w:color w:val="0070C0"/>
+          <w:rtl/>
+        </w:rPr>
+        <w:t>:</w:t>
+      </w:r>
+      <w:r>
+        <w:rPr>
+          <w:color w:val="0070C0"/>
+          <w:rtl/>
+        </w:rPr>
+        <w:br/>
+      </w:r>
+      <m:oMathPara>
+        <m:oMath>
+          <m:r>
+            <w:rPr>
+              <w:rFonts w:ascii="Cambria Math" w:hAnsi="Cambria Math"/>
+              <w:color w:val="0070C0"/>
+            </w:rPr>
+            <m:t>RouteDist</m:t>
+          </m:r>
+          <m:r>
+            <w:rPr>
+              <w:rFonts w:ascii="Cambria Math" w:hAnsi="Cambria Math"/>
+              <w:color w:val="0070C0"/>
+            </w:rPr>
+            <m:t>(s,r</m:t>
+          </m:r>
+          <m:r>
+            <w:rPr>
+              <w:rFonts w:ascii="Cambria Math" w:hAnsi="Cambria Math"/>
+              <w:color w:val="0070C0"/>
+            </w:rPr>
+            <m:t>,</m:t>
+          </m:r>
+          <m:sSup>
+            <m:sSupPr>
+              <m:ctrlPr>
+                <w:rPr>
+                  <w:rFonts w:ascii="Cambria Math" w:hAnsi="Cambria Math"/>
+                  <w:i/>
+                  <w:color w:val="0070C0"/>
+                </w:rPr>
+              </m:ctrlPr>
+            </m:sSupPr>
+            <m:e>
+              <m:r>
+                <w:rPr>
+                  <w:rFonts w:ascii="Cambria Math" w:hAnsi="Cambria Math"/>
+                  <w:color w:val="0070C0"/>
+                </w:rPr>
+                <m:t>p</m:t>
+              </m:r>
+            </m:e>
+            <m:sup>
+              <m:r>
+                <w:rPr>
+                  <w:rFonts w:ascii="Cambria Math" w:hAnsi="Cambria Math"/>
+                  <w:color w:val="0070C0"/>
+                </w:rPr>
+                <m:t>*</m:t>
+              </m:r>
+            </m:sup>
+          </m:sSup>
+          <m:r>
+            <w:rPr>
+              <w:rFonts w:ascii="Cambria Math" w:hAnsi="Cambria Math"/>
+              <w:color w:val="0070C0"/>
+            </w:rPr>
+            <m:t>)</m:t>
+          </m:r>
+          <m:r>
+            <w:rPr>
+              <w:rFonts w:ascii="Cambria Math" w:hAnsi="Cambria Math"/>
+              <w:color w:val="0070C0"/>
+            </w:rPr>
+            <m:t>=Manhattan(position(r),destination(</m:t>
+          </m:r>
+          <m:sSup>
+            <m:sSupPr>
+              <m:ctrlPr>
+                <w:rPr>
+                  <w:rFonts w:ascii="Cambria Math" w:hAnsi="Cambria Math"/>
+                  <w:i/>
+                  <w:color w:val="0070C0"/>
+                </w:rPr>
+              </m:ctrlPr>
+            </m:sSupPr>
+            <m:e>
+              <m:r>
+                <w:rPr>
+                  <w:rFonts w:ascii="Cambria Math" w:hAnsi="Cambria Math"/>
+                  <w:color w:val="0070C0"/>
+                </w:rPr>
+                <m:t>p</m:t>
+              </m:r>
+            </m:e>
+            <m:sup>
+              <m:r>
+                <w:rPr>
+                  <w:rFonts w:ascii="Cambria Math" w:hAnsi="Cambria Math"/>
+                  <w:color w:val="0070C0"/>
+                </w:rPr>
+                <m:t>*</m:t>
+              </m:r>
+            </m:sup>
+          </m:sSup>
+          <m:r>
+            <w:rPr>
+              <w:rFonts w:ascii="Cambria Math" w:hAnsi="Cambria Math"/>
+              <w:color w:val="0070C0"/>
+            </w:rPr>
+            <m:t>))</m:t>
+          </m:r>
+        </m:oMath>
+      </m:oMathPara>
+    </w:p>
+    <w:p>
+      <w:pPr>
+        <w:spacing w:after="464" w:line="291" w:lineRule="auto"/>
+        <w:ind w:right="166"/>
+        <w:jc w:val="left"/>
+        <w:rPr>
+          <w:color w:val="0070C0"/>
+          <w:rtl/>
+        </w:rPr>
+      </w:pPr>
+      <w:r>
+        <w:rPr>
+          <w:rFonts w:hint="cs"/>
+          <w:color w:val="0070C0"/>
+          <w:rtl/>
+        </w:rPr>
+        <w:t xml:space="preserve">אם הוא לא אז: </w:t>
+      </w:r>
+    </w:p>
+    <w:p>
+      <w:pPr>
+        <w:spacing w:after="464" w:line="291" w:lineRule="auto"/>
+        <w:ind w:right="166"/>
+        <w:jc w:val="left"/>
+        <w:rPr>
+          <w:rFonts w:ascii="Cambria Math" w:hAnsi="Cambria Math"/>
+          <w:i/>
+          <w:color w:val="0070C0"/>
+        </w:rPr>
+      </w:pPr>
+      <m:oMathPara>
+        <m:oMath>
+          <m:r>
+            <w:rPr>
+              <w:rFonts w:ascii="Cambria Math" w:hAnsi="Cambria Math"/>
+              <w:color w:val="0070C0"/>
+            </w:rPr>
+            <m:t>RouteDist</m:t>
+          </m:r>
+          <m:r>
+            <w:rPr>
+              <w:rFonts w:ascii="Cambria Math" w:hAnsi="Cambria Math"/>
+              <w:color w:val="0070C0"/>
+            </w:rPr>
+            <m:t>(s,r</m:t>
+          </m:r>
+          <m:r>
+            <w:rPr>
+              <w:rFonts w:ascii="Cambria Math" w:hAnsi="Cambria Math"/>
+              <w:color w:val="0070C0"/>
+            </w:rPr>
+            <m:t>,</m:t>
+          </m:r>
+          <m:sSup>
+            <m:sSupPr>
+              <m:ctrlPr>
+                <w:rPr>
+                  <w:rFonts w:ascii="Cambria Math" w:hAnsi="Cambria Math"/>
+                  <w:i/>
+                  <w:color w:val="0070C0"/>
+                </w:rPr>
+              </m:ctrlPr>
+            </m:sSupPr>
+            <m:e>
+              <m:r>
+                <w:rPr>
+                  <w:rFonts w:ascii="Cambria Math" w:hAnsi="Cambria Math"/>
+                  <w:color w:val="0070C0"/>
+                </w:rPr>
+                <m:t>p</m:t>
+              </m:r>
+            </m:e>
+            <m:sup>
+              <m:r>
+                <w:rPr>
+                  <w:rFonts w:ascii="Cambria Math" w:hAnsi="Cambria Math"/>
+                  <w:color w:val="0070C0"/>
+                </w:rPr>
+                <m:t>*</m:t>
+              </m:r>
+            </m:sup>
+          </m:sSup>
+          <m:r>
+            <w:rPr>
+              <w:rFonts w:ascii="Cambria Math" w:hAnsi="Cambria Math"/>
+              <w:color w:val="0070C0"/>
+            </w:rPr>
+            <m:t>)=Manhattan(position(r),position(</m:t>
+          </m:r>
+          <m:sSup>
+            <m:sSupPr>
+              <m:ctrlPr>
+                <w:rPr>
+                  <w:rFonts w:ascii="Cambria Math" w:hAnsi="Cambria Math"/>
+                  <w:i/>
+                  <w:color w:val="0070C0"/>
+                </w:rPr>
+              </m:ctrlPr>
+            </m:sSupPr>
+            <m:e>
+              <m:r>
+                <w:rPr>
+                  <w:rFonts w:ascii="Cambria Math" w:hAnsi="Cambria Math"/>
+                  <w:color w:val="0070C0"/>
+                </w:rPr>
+                <m:t>p</m:t>
+              </m:r>
+            </m:e>
+            <m:sup>
+              <m:r>
+                <w:rPr>
+                  <w:rFonts w:ascii="Cambria Math" w:hAnsi="Cambria Math"/>
+                  <w:color w:val="0070C0"/>
+                </w:rPr>
+                <m:t>*</m:t>
+              </m:r>
+            </m:sup>
+          </m:sSup>
+          <m:r>
+            <w:rPr>
+              <w:rFonts w:ascii="Cambria Math" w:hAnsi="Cambria Math"/>
+              <w:color w:val="0070C0"/>
+            </w:rPr>
+            <m:t>))+Manhattan(position(</m:t>
+          </m:r>
+          <m:sSup>
+            <m:sSupPr>
+              <m:ctrlPr>
+                <w:rPr>
+                  <w:rFonts w:ascii="Cambria Math" w:hAnsi="Cambria Math"/>
+                  <w:i/>
+                  <w:color w:val="0070C0"/>
+                </w:rPr>
+              </m:ctrlPr>
+            </m:sSupPr>
+            <m:e>
+              <m:r>
+                <w:rPr>
+                  <w:rFonts w:ascii="Cambria Math" w:hAnsi="Cambria Math"/>
+                  <w:color w:val="0070C0"/>
+                </w:rPr>
+                <m:t>p</m:t>
+              </m:r>
+            </m:e>
+            <m:sup>
+              <m:r>
+                <w:rPr>
+                  <w:rFonts w:ascii="Cambria Math" w:hAnsi="Cambria Math"/>
+                  <w:color w:val="0070C0"/>
+                </w:rPr>
+                <m:t>*</m:t>
+              </m:r>
+            </m:sup>
+          </m:sSup>
+          <m:r>
+            <w:rPr>
+              <w:rFonts w:ascii="Cambria Math" w:hAnsi="Cambria Math"/>
+              <w:color w:val="0070C0"/>
+            </w:rPr>
+            <m:t>),destination(</m:t>
+          </m:r>
+          <m:sSup>
+            <m:sSupPr>
+              <m:ctrlPr>
+                <w:rPr>
+                  <w:rFonts w:ascii="Cambria Math" w:hAnsi="Cambria Math"/>
+                  <w:i/>
+                  <w:color w:val="0070C0"/>
+                </w:rPr>
+              </m:ctrlPr>
+            </m:sSupPr>
+            <m:e>
+              <m:r>
+                <w:rPr>
+                  <w:rFonts w:ascii="Cambria Math" w:hAnsi="Cambria Math"/>
+                  <w:color w:val="0070C0"/>
+                </w:rPr>
+                <m:t>p</m:t>
+              </m:r>
+            </m:e>
+            <m:sup>
+              <m:r>
+                <w:rPr>
+                  <w:rFonts w:ascii="Cambria Math" w:hAnsi="Cambria Math"/>
+                  <w:color w:val="0070C0"/>
+                </w:rPr>
+                <m:t>*</m:t>
+              </m:r>
+            </m:sup>
+          </m:sSup>
+          <m:r>
+            <w:rPr>
+              <w:rFonts w:ascii="Cambria Math" w:hAnsi="Cambria Math"/>
+              <w:color w:val="0070C0"/>
+            </w:rPr>
+            <m:t>))</m:t>
+          </m:r>
+          <m:r>
+            <w:rPr>
+              <w:rFonts w:ascii="Cambria Math" w:hAnsi="Cambria Math"/>
+              <w:i/>
+              <w:color w:val="0070C0"/>
+            </w:rPr>
+            <w:br/>
+          </m:r>
+        </m:oMath>
+      </m:oMathPara>
+      <w:r>
+        <w:rPr>
+          <w:rFonts w:ascii="Cambria Math" w:hAnsi="Cambria Math" w:hint="cs"/>
+          <w:i/>
+          <w:color w:val="0070C0"/>
+          <w:rtl/>
+        </w:rPr>
+        <w:t>ואז נגדיר:</w:t>
+      </w:r>
+    </w:p>
+    <w:p>
+      <w:pPr>
+        <w:spacing w:after="464" w:line="291" w:lineRule="auto"/>
+        <w:ind w:right="166"/>
+        <w:jc w:val="left"/>
+        <w:rPr>
+          <w:rFonts w:ascii="Cambria Math" w:hAnsi="Cambria Math"/>
+          <w:i/>
+          <w:color w:val="0070C0"/>
+        </w:rPr>
+      </w:pPr>
+      <m:oMathPara>
+        <m:oMath>
+          <m:r>
+            <w:rPr>
+              <w:rFonts w:ascii="Cambria Math" w:hAnsi="Cambria Math"/>
+              <w:color w:val="0070C0"/>
+            </w:rPr>
+            <m:t>PackageUtility(s,r)=Reward(</m:t>
+          </m:r>
+          <m:sSup>
+            <m:sSupPr>
+              <m:ctrlPr>
+                <w:rPr>
+                  <w:rFonts w:ascii="Cambria Math" w:hAnsi="Cambria Math"/>
+                  <w:i/>
+                  <w:color w:val="0070C0"/>
+                </w:rPr>
+              </m:ctrlPr>
+            </m:sSupPr>
+            <m:e>
+              <m:r>
+                <w:rPr>
+                  <w:rFonts w:ascii="Cambria Math" w:hAnsi="Cambria Math"/>
+                  <w:color w:val="0070C0"/>
+                </w:rPr>
+                <m:t>p</m:t>
+              </m:r>
+            </m:e>
+            <m:sup>
+              <m:r>
+                <w:rPr>
+                  <w:rFonts w:ascii="Cambria Math" w:hAnsi="Cambria Math"/>
+                  <w:color w:val="0070C0"/>
+                </w:rPr>
+                <m:t>*</m:t>
+              </m:r>
+            </m:sup>
+          </m:sSup>
+          <m:r>
+            <w:rPr>
+              <w:rFonts w:ascii="Cambria Math" w:hAnsi="Cambria Math"/>
+              <w:color w:val="0070C0"/>
+            </w:rPr>
+            <m:t>)-RouteDist(s,r,</m:t>
+          </m:r>
+          <m:sSup>
+            <m:sSupPr>
+              <m:ctrlPr>
+                <w:rPr>
+                  <w:rFonts w:ascii="Cambria Math" w:hAnsi="Cambria Math"/>
+                  <w:i/>
+                  <w:color w:val="0070C0"/>
+                </w:rPr>
+              </m:ctrlPr>
+            </m:sSupPr>
+            <m:e>
+              <m:r>
+                <w:rPr>
+                  <w:rFonts w:ascii="Cambria Math" w:hAnsi="Cambria Math"/>
+                  <w:color w:val="0070C0"/>
+                </w:rPr>
+                <m:t>p</m:t>
+              </m:r>
+            </m:e>
+            <m:sup>
+              <m:r>
+                <w:rPr>
+                  <w:rFonts w:ascii="Cambria Math" w:hAnsi="Cambria Math"/>
+                  <w:color w:val="0070C0"/>
+                </w:rPr>
+                <m:t>*</m:t>
+              </m:r>
+            </m:sup>
+          </m:sSup>
+          <m:r>
+            <w:rPr>
+              <w:rFonts w:ascii="Cambria Math" w:hAnsi="Cambria Math"/>
+              <w:color w:val="0070C0"/>
+            </w:rPr>
+            <m:t>)</m:t>
+          </m:r>
+        </m:oMath>
+      </m:oMathPara>
+    </w:p>
+    <w:p>
+      <w:pPr>
+        <w:spacing w:after="464" w:line="291" w:lineRule="auto"/>
+        <w:ind w:right="166"/>
+        <w:jc w:val="left"/>
+        <w:rPr>
+          <w:rFonts w:ascii="Cambria Math" w:hAnsi="Cambria Math"/>
+          <w:i/>
+          <w:color w:val="0070C0"/>
+          <w:rtl/>
+        </w:rPr>
+      </w:pPr>
+      <w:r>
+        <w:rPr>
+          <w:rFonts w:ascii="Cambria Math" w:hAnsi="Cambria Math" w:hint="cs"/>
+          <w:i/>
+          <w:color w:val="0070C0"/>
+          <w:rtl/>
+        </w:rPr>
+        <w:t xml:space="preserve">אחרי כן נגדיר </w:t>
+      </w:r>
+      <w:r>
+        <w:rPr>
+          <w:rFonts w:ascii="Cambria Math" w:hAnsi="Cambria Math" w:hint="cs"/>
+          <w:i/>
+          <w:color w:val="0070C0"/>
+          <w:rtl/>
+        </w:rPr>
+        <w:t>החוסר בסוללה:</w:t>
+      </w:r>
+    </w:p>
+    <w:p>
+      <w:pPr>
+        <w:spacing w:after="464" w:line="291" w:lineRule="auto"/>
+        <w:ind w:right="166"/>
+        <w:jc w:val="left"/>
+        <w:rPr>
+          <w:rFonts w:ascii="Cambria Math" w:hAnsi="Cambria Math" w:hint="cs"/>
+          <w:i/>
+          <w:color w:val="0070C0"/>
+          <w:rtl/>
+        </w:rPr>
+      </w:pPr>
+      <m:oMathPara>
+        <m:oMath>
+          <m:r>
+            <w:rPr>
+              <w:rFonts w:ascii="Cambria Math" w:hAnsi="Cambria Math"/>
+              <w:color w:val="0070C0"/>
+            </w:rPr>
+            <m:t>BatteryShortage(s,r)=max(0,RouteDist(s,r,</m:t>
+          </m:r>
+          <m:sSup>
+            <m:sSupPr>
+              <m:ctrlPr>
+                <w:rPr>
+                  <w:rFonts w:ascii="Cambria Math" w:hAnsi="Cambria Math"/>
+                  <w:i/>
+                  <w:color w:val="0070C0"/>
+                </w:rPr>
+              </m:ctrlPr>
+            </m:sSupPr>
+            <m:e>
+              <m:r>
+                <w:rPr>
+                  <w:rFonts w:ascii="Cambria Math" w:hAnsi="Cambria Math"/>
+                  <w:color w:val="0070C0"/>
+                </w:rPr>
+                <m:t>p</m:t>
+              </m:r>
+            </m:e>
+            <m:sup>
+              <m:r>
+                <w:rPr>
+                  <w:rFonts w:ascii="Cambria Math" w:hAnsi="Cambria Math"/>
+                  <w:color w:val="0070C0"/>
+                </w:rPr>
+                <m:t>*</m:t>
+              </m:r>
+            </m:sup>
+          </m:sSup>
+          <m:r>
+            <w:rPr>
+              <w:rFonts w:ascii="Cambria Math" w:hAnsi="Cambria Math"/>
+              <w:color w:val="0070C0"/>
+            </w:rPr>
+            <m:t>)-battery(r))</m:t>
+          </m:r>
+        </m:oMath>
+      </m:oMathPara>
+    </w:p>
+    <w:p>
+      <w:pPr>
+        <w:spacing w:after="464" w:line="291" w:lineRule="auto"/>
+        <w:ind w:right="166"/>
+        <w:jc w:val="left"/>
+        <w:rPr>
+          <w:rFonts w:ascii="Cambria Math" w:hAnsi="Cambria Math"/>
+          <w:i/>
+          <w:color w:val="0070C0"/>
+          <w:rtl/>
+        </w:rPr>
+      </w:pPr>
+      <w:r>
+        <w:rPr>
+          <w:rFonts w:ascii="Cambria Math" w:hAnsi="Cambria Math"/>
+          <w:i/>
+          <w:color w:val="0070C0"/>
+          <w:rtl/>
+        </w:rPr>
+        <w:t>כלומר, אם לרובוט יש מספיק סוללה כדי להשלים את המסלול הנוכחי, ערך זה יהיה</w:t>
+      </w:r>
+      <w:r>
+        <w:rPr>
+          <w:rFonts w:ascii="Cambria Math" w:hAnsi="Cambria Math" w:hint="cs"/>
+          <w:i/>
+          <w:color w:val="0070C0"/>
+          <w:rtl/>
+        </w:rPr>
+        <w:t xml:space="preserve"> 0.</w:t>
+      </w:r>
+      <w:r>
+        <w:rPr>
+          <w:rFonts w:ascii="Cambria Math" w:hAnsi="Cambria Math"/>
+          <w:i/>
+          <w:color w:val="0070C0"/>
+        </w:rPr>
+        <w:t xml:space="preserve"> </w:t>
+      </w:r>
+      <w:r>
+        <w:rPr>
+          <w:rFonts w:ascii="Cambria Math" w:hAnsi="Cambria Math"/>
+          <w:i/>
+          <w:color w:val="0070C0"/>
+          <w:rtl/>
+        </w:rPr>
+        <w:t>אם אין לו מספיק סוללה, הערך ימדוד בכמה צעדים חסרה לו סוללה</w:t>
+      </w:r>
+      <w:r>
+        <w:rPr>
+          <w:rFonts w:ascii="Cambria Math" w:hAnsi="Cambria Math"/>
+          <w:i/>
+          <w:color w:val="0070C0"/>
+        </w:rPr>
+        <w:t>.</w:t>
+      </w:r>
+    </w:p>
+    <w:p>
+      <w:pPr>
+        <w:spacing w:after="464" w:line="291" w:lineRule="auto"/>
+        <w:ind w:right="166"/>
+        <w:jc w:val="left"/>
+        <w:rPr>
+          <w:rFonts w:ascii="Cambria Math" w:hAnsi="Cambria Math" w:hint="cs"/>
+          <w:i/>
+          <w:color w:val="0070C0"/>
+          <w:rtl/>
+        </w:rPr>
+      </w:pPr>
+      <w:r>
+        <w:rPr>
+          <w:rFonts w:ascii="Cambria Math" w:hAnsi="Cambria Math" w:hint="cs"/>
+          <w:i/>
+          <w:color w:val="0070C0"/>
+          <w:rtl/>
+        </w:rPr>
+        <w:t>המרחק לתחנת הטעינה הקרובה ביותר:</w:t>
+      </w:r>
+    </w:p>
+    <w:p>
+      <w:pPr>
+        <w:spacing w:after="464" w:line="291" w:lineRule="auto"/>
+        <w:ind w:right="166"/>
+        <w:jc w:val="left"/>
+        <w:rPr>
+          <w:rFonts w:ascii="Cambria Math" w:hAnsi="Cambria Math"/>
+          <w:i/>
+          <w:color w:val="0070C0"/>
+        </w:rPr>
+      </w:pPr>
+      <m:oMathPara>
+        <m:oMath>
+          <m:r>
+            <w:rPr>
+              <w:rFonts w:ascii="Cambria Math" w:hAnsi="Cambria Math"/>
+              <w:color w:val="0070C0"/>
+            </w:rPr>
+            <m:t>ChargeDist(s,r)=</m:t>
+          </m:r>
+          <m:limLow>
+            <m:limLowPr>
+              <m:ctrlPr>
+                <w:rPr>
+                  <w:rFonts w:ascii="Cambria Math" w:hAnsi="Cambria Math"/>
+                  <w:i/>
+                  <w:color w:val="0070C0"/>
+                </w:rPr>
+              </m:ctrlPr>
+            </m:limLowPr>
+            <m:e>
+              <m:r>
+                <w:rPr>
+                  <w:rFonts w:ascii="Cambria Math" w:hAnsi="Cambria Math"/>
+                  <w:color w:val="0070C0"/>
+                </w:rPr>
+                <m:t>min⁡</m:t>
+              </m:r>
+            </m:e>
+            <m:lim>
+              <m:r>
+                <w:rPr>
+                  <w:rFonts w:ascii="Cambria Math" w:hAnsi="Cambria Math"/>
+                  <w:color w:val="0070C0"/>
+                </w:rPr>
+                <m:t>c∈ChargingStations</m:t>
+              </m:r>
+            </m:lim>
+          </m:limLow>
+          <m:r>
+            <w:rPr>
+              <w:rFonts w:ascii="Cambria Math" w:hAnsi="Cambria Math"/>
+              <w:color w:val="0070C0"/>
+            </w:rPr>
+            <m:t>Manhattan(position(r),c)</m:t>
+          </m:r>
+          <m:r>
+            <w:rPr>
+              <w:rFonts w:ascii="Cambria Math" w:hAnsi="Cambria Math"/>
+              <w:i/>
+              <w:color w:val="0070C0"/>
+            </w:rPr>
+            <w:br/>
+          </m:r>
+        </m:oMath>
+      </m:oMathPara>
+      <w:r>
+        <w:rPr>
+          <w:rFonts w:ascii="Cambria Math" w:hAnsi="Cambria Math"/>
+          <w:i/>
+          <w:color w:val="0070C0"/>
+          <w:rtl/>
+        </w:rPr>
+        <w:t>תחנת טעינה רלוונטית רק כאשר לרובוט אין מספיק סוללה להשלים את המסלול הנוכחי. לכן נגדיר</w:t>
+      </w:r>
+      <w:r>
+        <w:rPr>
+          <w:rFonts w:ascii="Cambria Math" w:hAnsi="Cambria Math" w:hint="cs"/>
+          <w:i/>
+          <w:color w:val="0070C0"/>
+          <w:rtl/>
+        </w:rPr>
+        <w:t>:</w:t>
+      </w:r>
+    </w:p>
+    <w:p>
+      <w:pPr>
+        <w:spacing w:after="464" w:line="291" w:lineRule="auto"/>
+        <w:ind w:right="166"/>
+        <w:jc w:val="left"/>
+        <w:rPr>
+          <w:rFonts w:ascii="Cambria Math" w:hAnsi="Cambria Math"/>
+          <w:i/>
+          <w:color w:val="0070C0"/>
+          <w:rtl/>
+        </w:rPr>
+      </w:pPr>
+      <m:oMathPara>
+        <m:oMath>
+          <m:r>
+            <w:rPr>
+              <w:rFonts w:ascii="Cambria Math" w:hAnsi="Cambria Math"/>
+              <w:color w:val="0070C0"/>
+            </w:rPr>
+            <m:t>ChargePenalty(s,r)=</m:t>
+          </m:r>
+          <m:d>
+            <m:dPr>
+              <m:begChr m:val="{"/>
+              <m:endChr m:val=""/>
+              <m:ctrlPr>
+                <w:rPr>
+                  <w:rFonts w:ascii="Cambria Math" w:hAnsi="Cambria Math"/>
+                  <w:i/>
+                  <w:color w:val="0070C0"/>
+                </w:rPr>
+              </m:ctrlPr>
+            </m:dPr>
+            <m:e>
+              <m:m>
+                <m:mPr>
+                  <m:plcHide m:val="1"/>
+                  <m:mcs>
+                    <m:mc>
+                      <m:mcPr>
+                        <m:count m:val="2"/>
+                        <m:mcJc m:val="center"/>
+                      </m:mcPr>
+                    </m:mc>
+                  </m:mcs>
+                  <m:ctrlPr>
+                    <w:rPr>
+                      <w:rFonts w:ascii="Cambria Math" w:hAnsi="Cambria Math"/>
+                      <w:i/>
+                      <w:color w:val="0070C0"/>
+                    </w:rPr>
+                  </m:ctrlPr>
+                </m:mPr>
+                <m:mr>
+                  <m:e>
+                    <m:r>
+                      <w:rPr>
+                        <w:rFonts w:ascii="Cambria Math" w:hAnsi="Cambria Math"/>
+                        <w:color w:val="0070C0"/>
+                      </w:rPr>
+                      <m:t>ChargeDist(s,r)</m:t>
+                    </m:r>
+                  </m:e>
+                  <m:e>
+                    <m:r>
+                      <m:rPr>
+                        <m:nor/>
+                      </m:rPr>
+                      <w:rPr>
+                        <w:rFonts w:ascii="Cambria Math" w:hAnsi="Cambria Math"/>
+                        <w:iCs/>
+                        <w:color w:val="0070C0"/>
+                      </w:rPr>
+                      <m:t>if</m:t>
+                    </m:r>
+                    <m:r>
+                      <m:rPr>
+                        <m:nor/>
+                      </m:rPr>
+                      <w:rPr>
+                        <w:rFonts w:ascii="Cambria Math" w:hAnsi="Cambria Math"/>
+                        <w:i/>
+                        <w:color w:val="0070C0"/>
+                      </w:rPr>
+                      <m:t xml:space="preserve"> </m:t>
+                    </m:r>
+                    <m:r>
+                      <w:rPr>
+                        <w:rFonts w:ascii="Cambria Math" w:hAnsi="Cambria Math"/>
+                        <w:color w:val="0070C0"/>
+                      </w:rPr>
+                      <m:t>BatteryShortage(s,r)&gt;0</m:t>
+                    </m:r>
+                  </m:e>
+                </m:mr>
+                <m:mr>
+                  <m:e>
+                    <m:r>
+                      <w:rPr>
+                        <w:rFonts w:ascii="Cambria Math" w:hAnsi="Cambria Math"/>
+                        <w:color w:val="0070C0"/>
+                      </w:rPr>
+                      <m:t>0</m:t>
+                    </m:r>
+                  </m:e>
+                  <m:e>
+                    <m:r>
+                      <m:rPr>
+                        <m:nor/>
+                      </m:rPr>
+                      <w:rPr>
+                        <w:rFonts w:ascii="Cambria Math" w:hAnsi="Cambria Math"/>
+                        <w:i/>
+                        <w:color w:val="0070C0"/>
+                      </w:rPr>
+                      <m:t>otherwise</m:t>
+                    </m:r>
+                  </m:e>
+                </m:mr>
+              </m:m>
+            </m:e>
+          </m:d>
+        </m:oMath>
+      </m:oMathPara>
+    </w:p>
+    <w:p>
+      <w:pPr>
+        <w:spacing w:after="464" w:line="291" w:lineRule="auto"/>
+        <w:ind w:right="166"/>
+        <w:jc w:val="left"/>
+        <w:rPr>
+          <w:rFonts w:ascii="Cambria Math" w:hAnsi="Cambria Math"/>
+          <w:i/>
+          <w:color w:val="0070C0"/>
+          <w:rtl/>
+        </w:rPr>
+      </w:pPr>
+      <m:oMathPara>
+        <m:oMath>
+          <m:r>
+            <w:rPr>
+              <w:rFonts w:ascii="Cambria Math" w:hAnsi="Cambria Math"/>
+              <w:color w:val="0070C0"/>
+            </w:rPr>
+            <m:t>EnergyRisk(s,r)=BatteryShortage(s,r)+0.5⋅ChargePenalty(s,r)</m:t>
+          </m:r>
+        </m:oMath>
+      </m:oMathPara>
+    </w:p>
+    <w:p>
+      <w:pPr>
+        <w:spacing w:after="464" w:line="291" w:lineRule="auto"/>
+        <w:ind w:right="166"/>
+        <w:jc w:val="left"/>
+        <w:rPr>
+          <w:rFonts w:ascii="Cambria Math" w:hAnsi="Cambria Math"/>
+          <w:i/>
+          <w:color w:val="0070C0"/>
+        </w:rPr>
+      </w:pPr>
+      <w:r>
+        <w:rPr>
+          <w:rFonts w:ascii="Cambria Math" w:hAnsi="Cambria Math"/>
+          <w:i/>
+          <w:color w:val="0070C0"/>
+          <w:rtl/>
+        </w:rPr>
+        <w:lastRenderedPageBreak/>
+        <w:t xml:space="preserve">בעזרת </w:t>
+      </w:r>
+      <m:oMath>
+        <m:r>
+          <w:rPr>
+            <w:rFonts w:ascii="Cambria Math" w:hAnsi="Cambria Math"/>
+            <w:color w:val="0070C0"/>
+          </w:rPr>
+          <m:t>EnergyRisk</m:t>
+        </m:r>
+      </m:oMath>
+      <w:r>
+        <w:rPr>
+          <w:rFonts w:ascii="Cambria Math" w:hAnsi="Cambria Math"/>
+          <w:i/>
+          <w:color w:val="0070C0"/>
+          <w:rtl/>
+        </w:rPr>
+        <w:t>, כאשר לרובוט אין מספיק סוללה להשלים את המסלול, מצב שבו הוא קרוב יותר לתחנת טעינה יקבל ערך היוריסטי טוב יותר, משום ש</w:t>
+      </w:r>
+      <m:oMath>
+        <m:r>
+          <w:rPr>
+            <w:rFonts w:ascii="Cambria Math" w:hAnsi="Cambria Math"/>
+            <w:color w:val="0070C0"/>
+          </w:rPr>
+          <m:t>ChargeDist</m:t>
+        </m:r>
+      </m:oMath>
+      <w:r>
+        <w:rPr>
+          <w:rFonts w:ascii="Cambria Math" w:hAnsi="Cambria Math"/>
+          <w:i/>
+          <w:color w:val="0070C0"/>
+        </w:rPr>
+        <w:t xml:space="preserve"> </w:t>
+      </w:r>
+      <w:r>
+        <w:rPr>
+          <w:rFonts w:ascii="Cambria Math" w:hAnsi="Cambria Math"/>
+          <w:i/>
+          <w:color w:val="0070C0"/>
+          <w:rtl/>
+        </w:rPr>
+        <w:t xml:space="preserve">קטן יותר ולכן גם </w:t>
+      </w:r>
+      <m:oMath>
+        <m:r>
+          <w:rPr>
+            <w:rFonts w:ascii="Cambria Math" w:hAnsi="Cambria Math"/>
+            <w:color w:val="0070C0"/>
+          </w:rPr>
+          <m:t>EnergyRisk</m:t>
+        </m:r>
+      </m:oMath>
+      <w:r>
+        <w:rPr>
+          <w:rFonts w:ascii="Cambria Math" w:hAnsi="Cambria Math"/>
+          <w:i/>
+          <w:color w:val="0070C0"/>
+        </w:rPr>
+        <w:t xml:space="preserve"> </w:t>
+      </w:r>
+      <w:r>
+        <w:rPr>
+          <w:rFonts w:ascii="Cambria Math" w:hAnsi="Cambria Math"/>
+          <w:i/>
+          <w:color w:val="0070C0"/>
+          <w:rtl/>
+        </w:rPr>
+        <w:t>קטן יותר. לעומת זאת, אם יש מספיק סוללה</w:t>
+      </w:r>
+      <w:r>
+        <w:rPr>
+          <w:rFonts w:ascii="Cambria Math" w:hAnsi="Cambria Math" w:hint="cs"/>
+          <w:i/>
+          <w:color w:val="0070C0"/>
+          <w:rtl/>
+        </w:rPr>
+        <w:t xml:space="preserve">, </w:t>
+      </w:r>
+      <w:r>
+        <w:rPr>
+          <w:rFonts w:ascii="Cambria Math" w:hAnsi="Cambria Math"/>
+          <w:i/>
+          <w:color w:val="0070C0"/>
+        </w:rPr>
+        <w:t xml:space="preserve"> </w:t>
+      </w:r>
+      <m:oMath>
+        <m:r>
+          <w:rPr>
+            <w:rFonts w:ascii="Cambria Math" w:hAnsi="Cambria Math"/>
+            <w:color w:val="0070C0"/>
+          </w:rPr>
+          <m:t>ChargePenalty=0</m:t>
+        </m:r>
+      </m:oMath>
+      <w:r>
+        <w:rPr>
+          <w:rFonts w:ascii="Cambria Math" w:hAnsi="Cambria Math" w:hint="cs"/>
+          <w:i/>
+          <w:color w:val="0070C0"/>
+          <w:rtl/>
+        </w:rPr>
+        <w:t xml:space="preserve"> </w:t>
+      </w:r>
+      <w:r>
+        <w:rPr>
+          <w:rFonts w:ascii="Cambria Math" w:hAnsi="Cambria Math"/>
+          <w:i/>
+          <w:color w:val="0070C0"/>
+          <w:rtl/>
+        </w:rPr>
+        <w:t>ולכן ההיוריסטיקה לא תעדיף תחנת טעינה ללא צורך</w:t>
+      </w:r>
+      <w:r>
+        <w:rPr>
+          <w:rFonts w:ascii="Cambria Math" w:hAnsi="Cambria Math"/>
+          <w:i/>
+          <w:color w:val="0070C0"/>
+        </w:rPr>
+        <w:t>.</w:t>
+      </w:r>
+    </w:p>
+    <w:p>
+      <w:pPr>
+        <w:spacing w:after="464" w:line="291" w:lineRule="auto"/>
+        <w:ind w:right="166"/>
+        <w:jc w:val="left"/>
+        <w:rPr>
+          <w:rFonts w:ascii="Cambria Math" w:hAnsi="Cambria Math" w:hint="cs"/>
+          <w:i/>
+          <w:color w:val="0070C0"/>
+          <w:rtl/>
+        </w:rPr>
+      </w:pPr>
+      <w:r>
+        <w:rPr>
+          <w:rFonts w:ascii="Cambria Math" w:hAnsi="Cambria Math"/>
+          <w:i/>
+          <w:color w:val="0070C0"/>
+          <w:rtl/>
+        </w:rPr>
+        <w:t xml:space="preserve">האיבר </w:t>
+      </w:r>
+      <m:oMath>
+        <m:r>
+          <w:rPr>
+            <w:rFonts w:ascii="Cambria Math" w:hAnsi="Cambria Math"/>
+            <w:color w:val="0070C0"/>
+          </w:rPr>
+          <m:t>PackageUtility</m:t>
+        </m:r>
+      </m:oMath>
+      <w:r>
+        <w:rPr>
+          <w:rFonts w:ascii="Cambria Math" w:hAnsi="Cambria Math" w:hint="cs"/>
+          <w:i/>
+          <w:color w:val="0070C0"/>
+          <w:rtl/>
+        </w:rPr>
+        <w:t xml:space="preserve"> </w:t>
+      </w:r>
+      <w:r>
+        <w:rPr>
+          <w:rFonts w:ascii="Cambria Math" w:hAnsi="Cambria Math"/>
+          <w:i/>
+          <w:color w:val="0070C0"/>
+          <w:rtl/>
+        </w:rPr>
+        <w:t>משלב את ערך החבילה ואת ההתקדמות במסלול</w:t>
+      </w:r>
+      <w:r>
+        <w:rPr>
+          <w:rFonts w:ascii="Cambria Math" w:hAnsi="Cambria Math" w:hint="cs"/>
+          <w:i/>
+          <w:color w:val="0070C0"/>
+          <w:rtl/>
+        </w:rPr>
+        <w:t>,</w:t>
+      </w:r>
+      <w:r>
+        <w:rPr>
+          <w:rFonts w:ascii="Cambria Math" w:hAnsi="Cambria Math"/>
+          <w:i/>
+          <w:color w:val="0070C0"/>
+          <w:rtl/>
+        </w:rPr>
+        <w:t xml:space="preserve"> והאיבר </w:t>
+      </w:r>
+      <m:oMath>
+        <m:r>
+          <w:rPr>
+            <w:rFonts w:ascii="Cambria Math" w:hAnsi="Cambria Math"/>
+            <w:color w:val="0070C0"/>
+          </w:rPr>
+          <m:t>EnergyRisk</m:t>
+        </m:r>
+      </m:oMath>
+      <w:r>
+        <w:rPr>
+          <w:rFonts w:ascii="Cambria Math" w:hAnsi="Cambria Math" w:hint="cs"/>
+          <w:i/>
+          <w:color w:val="0070C0"/>
+          <w:rtl/>
+        </w:rPr>
+        <w:t xml:space="preserve"> </w:t>
+      </w:r>
+      <w:r>
+        <w:rPr>
+          <w:rFonts w:ascii="Cambria Math" w:hAnsi="Cambria Math"/>
+          <w:i/>
+          <w:color w:val="0070C0"/>
+          <w:rtl/>
+        </w:rPr>
+        <w:t xml:space="preserve">מתחשב ביכולת האנרגטית להשלים את המסלול או להתקרב </w:t>
+      </w:r>
+      <w:r>
+        <w:rPr>
+          <w:rFonts w:ascii="Cambria Math" w:hAnsi="Cambria Math" w:hint="cs"/>
+          <w:i/>
+          <w:color w:val="0070C0"/>
+          <w:rtl/>
+        </w:rPr>
+        <w:t>לתחנת טעינה</w:t>
+      </w:r>
+      <w:r>
+        <w:rPr>
+          <w:rFonts w:ascii="Cambria Math" w:hAnsi="Cambria Math"/>
+          <w:i/>
+          <w:color w:val="0070C0"/>
+          <w:rtl/>
+        </w:rPr>
+        <w:t xml:space="preserve"> </w:t>
+      </w:r>
+      <w:r>
+        <w:rPr>
+          <w:rFonts w:ascii="Cambria Math" w:hAnsi="Cambria Math" w:hint="cs"/>
+          <w:i/>
+          <w:color w:val="0070C0"/>
+          <w:rtl/>
+        </w:rPr>
+        <w:t>במידת</w:t>
+      </w:r>
+      <w:r>
+        <w:rPr>
+          <w:rFonts w:ascii="Cambria Math" w:hAnsi="Cambria Math"/>
+          <w:i/>
+          <w:color w:val="0070C0"/>
+          <w:rtl/>
+        </w:rPr>
+        <w:t xml:space="preserve"> הצורך. לכן ההיוריסטיקה כוללת לפחות שלושה מאפייני סביבה: ערך חבילה, מרחק/התקדמות במסלול, </w:t>
+      </w:r>
+      <w:r>
+        <w:rPr>
+          <w:rFonts w:ascii="Cambria Math" w:hAnsi="Cambria Math"/>
+          <w:i/>
+          <w:color w:val="0070C0"/>
+          <w:rtl/>
+        </w:rPr>
+        <w:t>מצב הסוללה, ורלוונטיות של תחנת טעינה כאשר אין מספיק סוללה</w:t>
+      </w:r>
+      <w:r>
+        <w:rPr>
+          <w:rFonts w:ascii="Cambria Math" w:hAnsi="Cambria Math"/>
+          <w:i/>
+          <w:color w:val="0070C0"/>
+          <w:rtl/>
+        </w:rPr>
+        <w:t>. בנוסף קיים איבר קטן של הפרש ניקוד, שמשפיע בעיקר לאחר פעולות שמשנות קרדיט כמו הורדת חבילה או טעינה</w:t>
+      </w:r>
+      <w:r>
+        <w:rPr>
+          <w:rFonts w:ascii="Cambria Math" w:hAnsi="Cambria Math"/>
+          <w:i/>
+          <w:color w:val="0070C0"/>
+        </w:rPr>
+        <w:t>.</w:t>
+      </w:r>
+    </w:p>
+    <w:p>
+      <w:pPr>
         <w:pStyle w:val="ListParagraph"/>
         <w:numPr>
           <w:ilvl w:val="0"/>
@@ -6238,7 +8142,6 @@
         <w:rPr>
           <w:rFonts w:asciiTheme="minorBidi" w:hAnsiTheme="minorBidi" w:cstheme="minorBidi"/>
           <w:sz w:val="24"/>
-          <w:lang/>
         </w:rPr>
       </w:pPr>
       <w:r>
@@ -6280,7 +8183,6 @@
         <w:rPr>
           <w:rFonts w:asciiTheme="minorBidi" w:hAnsiTheme="minorBidi" w:cstheme="minorBidi"/>
           <w:sz w:val="24"/>
-          <w:lang/>
         </w:rPr>
         <w:t>AgentMinimax</w:t>
       </w:r>
@@ -6332,7 +8234,6 @@
         <w:rPr>
           <w:rFonts w:asciiTheme="minorBidi" w:hAnsiTheme="minorBidi" w:cstheme="minorBidi"/>
           <w:sz w:val="24"/>
-          <w:lang/>
         </w:rPr>
         <w:t>submission.py</w:t>
       </w:r>
@@ -6390,7 +8291,6 @@
         <w:rPr>
           <w:rFonts w:asciiTheme="minorBidi" w:hAnsiTheme="minorBidi" w:cstheme="minorBidi"/>
           <w:sz w:val="24"/>
-          <w:lang/>
         </w:rPr>
         <w:t>minimax_decision(env, robot_id, depth, heuristic_fn=None)</w:t>
       </w:r>
@@ -6440,7 +8340,6 @@
         <w:rPr>
           <w:rFonts w:asciiTheme="minorBidi" w:hAnsiTheme="minorBidi" w:cstheme="minorBidi"/>
           <w:sz w:val="24"/>
-          <w:lang/>
         </w:rPr>
         <w:t>heuristic_fn</w:t>
       </w:r>
@@ -6474,7 +8373,6 @@
         <w:rPr>
           <w:rFonts w:asciiTheme="minorBidi" w:hAnsiTheme="minorBidi" w:cstheme="minorBidi"/>
           <w:sz w:val="24"/>
-          <w:lang/>
         </w:rPr>
         <w:t>None</w:t>
       </w:r>
@@ -6508,7 +8406,6 @@
         <w:rPr>
           <w:rFonts w:asciiTheme="minorBidi" w:hAnsiTheme="minorBidi" w:cstheme="minorBidi"/>
           <w:sz w:val="24"/>
-          <w:lang/>
         </w:rPr>
         <w:t>heuristic_fn</w:t>
       </w:r>
@@ -6542,7 +8439,6 @@
         <w:rPr>
           <w:rFonts w:asciiTheme="minorBidi" w:hAnsiTheme="minorBidi" w:cstheme="minorBidi"/>
           <w:sz w:val="24"/>
-          <w:lang/>
         </w:rPr>
         <w:t>None</w:t>
       </w:r>
@@ -6576,7 +8472,6 @@
         <w:rPr>
           <w:rFonts w:asciiTheme="minorBidi" w:hAnsiTheme="minorBidi" w:cstheme="minorBidi"/>
           <w:sz w:val="24"/>
-          <w:lang/>
         </w:rPr>
         <w:t>smart_heuristic</w:t>
       </w:r>
@@ -6641,7 +8536,6 @@
         <w:rPr>
           <w:rFonts w:asciiTheme="minorBidi" w:hAnsiTheme="minorBidi" w:cstheme="minorBidi"/>
           <w:sz w:val="24"/>
-          <w:lang/>
         </w:rPr>
         <w:t>TIE_BREAKING_ORDER</w:t>
       </w:r>
@@ -6706,7 +8600,6 @@
         <w:rPr>
           <w:rFonts w:asciiTheme="minorBidi" w:hAnsiTheme="minorBidi" w:cstheme="minorBidi"/>
           <w:sz w:val="24"/>
-          <w:lang/>
         </w:rPr>
         <w:t>AgentMinimax</w:t>
       </w:r>
@@ -6758,7 +8651,6 @@
         <w:rPr>
           <w:rFonts w:asciiTheme="minorBidi" w:hAnsiTheme="minorBidi" w:cstheme="minorBidi"/>
           <w:sz w:val="24"/>
-          <w:lang/>
         </w:rPr>
         <w:t>time_limit</w:t>
       </w:r>
@@ -8625,24 +10517,7 @@
           <w:sz w:val="24"/>
           <w:rtl/>
         </w:rPr>
-        <w:t xml:space="preserve"> מקבלות משקל 4 כאשר הן חוקיות, וכל פעולה חוקית אחרת מקבלת משקל 1. ההסתברויות מתקבלות מנרמול המשקלים על פני הפעולות החוקיות בלבד.</w:t>
-      </w:r>
-      <w:r>
-        <w:rPr>
-          <w:rFonts w:asciiTheme="minorBidi" w:hAnsiTheme="minorBidi" w:cstheme="minorBidi"/>
-          <w:sz w:val="24"/>
-          <w:rtl/>
-          <w:lang/>
-        </w:rPr>
-        <w:t xml:space="preserve"> </w:t>
-      </w:r>
-      <w:r>
-        <w:rPr>
-          <w:rFonts w:asciiTheme="minorBidi" w:hAnsiTheme="minorBidi" w:cstheme="minorBidi"/>
-          <w:sz w:val="24"/>
-          <w:rtl/>
-        </w:rPr>
-        <w:t xml:space="preserve">ממשו אלגוריתם </w:t>
+        <w:t xml:space="preserve"> מקבלות משקל 4 כאשר הן חוקיות, וכל פעולה חוקית אחרת מקבלת משקל 1. ההסתברויות מתקבלות מנרמול המשקלים על פני הפעולות החוקיות בלבד. ממשו אלגוריתם </w:t>
       </w:r>
       <w:r>
         <w:rPr>
@@ -8666,15 +10541,7 @@
           <w:sz w:val="24"/>
           <w:lang w:bidi="ar-SA"/>
         </w:rPr>
-        <w:t>expectimax_decision(env, robot_id, depth, heuristic_fn=None</w:t>
-      </w:r>
-      <w:r>
-        <w:rPr>
-          <w:rFonts w:asciiTheme="minorBidi" w:hAnsiTheme="minorBidi" w:cstheme="minorBidi"/>
-          <w:sz w:val="24"/>
-          <w:lang w:bidi="ar-SA"/>
-        </w:rPr>
-        <w:t>)</w:t>
+        <w:t>expectimax_decision(env, robot_id, depth, heuristic_fn=None)</w:t>
       </w:r>
       <w:r>
         <w:rPr>
@@ -11794,16 +13661,6 @@
                         </w:rPr>
                         <m:t>aᵢ</m:t>
                       </m:r>
-                      <m:ctrlPr>
-                        <w:rPr>
-                          <w:rFonts w:ascii="Cambria Math" w:hAnsi="Cambria Math" w:cstheme="minorBidi"/>
-                          <w:i/>
-                          <w:iCs/>
-                          <w:color w:val="auto"/>
-                          <w:sz w:val="24"/>
-                          <w:lang w:bidi="ar-SA"/>
-                        </w:rPr>
-                      </m:ctrlPr>
                     </m:e>
                   </m:d>
                 </m:den>
@@ -14311,10 +16168,116 @@
         <w:t>יוכלו להיבחר בצורה מדגמית לבחינה קצרה בעל פה על הגיליון והקוד שהגישו.</w:t>
       </w:r>
     </w:p>
+    <w:p>
+      <w:pPr>
+        <w:pBdr>
+          <w:top w:val="nil"/>
+          <w:left w:val="nil"/>
+          <w:bottom w:val="nil"/>
+          <w:right w:val="nil"/>
+          <w:between w:val="nil"/>
+        </w:pBdr>
+        <w:spacing w:after="0" w:line="360" w:lineRule="auto"/>
+        <w:jc w:val="left"/>
+        <w:rPr>
+          <w:rFonts w:eastAsia="David"/>
+          <w:color w:val="auto"/>
+          <w:kern w:val="0"/>
+          <w:sz w:val="24"/>
+          <w:lang w:bidi="he"/>
+          <w14:ligatures w14:val="none"/>
+        </w:rPr>
+      </w:pPr>
+    </w:p>
+    <w:p>
+      <w:pPr>
+        <w:pBdr>
+          <w:top w:val="nil"/>
+          <w:left w:val="nil"/>
+          <w:bottom w:val="nil"/>
+          <w:right w:val="nil"/>
+          <w:between w:val="nil"/>
+        </w:pBdr>
+        <w:spacing w:after="0" w:line="360" w:lineRule="auto"/>
+        <w:jc w:val="left"/>
+        <w:rPr>
+          <w:rFonts w:eastAsia="David"/>
+          <w:color w:val="auto"/>
+          <w:kern w:val="0"/>
+          <w:sz w:val="24"/>
+          <w:lang w:bidi="he"/>
+          <w14:ligatures w14:val="none"/>
+        </w:rPr>
+      </w:pPr>
+    </w:p>
+    <w:p>
+      <w:pPr>
+        <w:pBdr>
+          <w:top w:val="nil"/>
+          <w:left w:val="nil"/>
+          <w:bottom w:val="nil"/>
+          <w:right w:val="nil"/>
+          <w:between w:val="nil"/>
+        </w:pBdr>
+        <w:spacing w:after="0" w:line="360" w:lineRule="auto"/>
+        <w:jc w:val="left"/>
+        <w:rPr>
+          <w:rFonts w:eastAsia="David"/>
+          <w:color w:val="auto"/>
+          <w:kern w:val="0"/>
+          <w:sz w:val="24"/>
+          <w14:ligatures w14:val="none"/>
+        </w:rPr>
+      </w:pPr>
+      <w:r>
+        <w:rPr>
+          <w:rFonts w:eastAsia="David" w:hint="cs"/>
+          <w:color w:val="auto"/>
+          <w:kern w:val="0"/>
+          <w:sz w:val="24"/>
+          <w:rtl/>
+          <w14:ligatures w14:val="none"/>
+        </w:rPr>
+        <w:t xml:space="preserve">חלק א שאלה 2 - </w:t>
+      </w:r>
+      <w:hyperlink r:id="rId19" w:history="1">
+        <w:r>
+          <w:rPr>
+            <w:rStyle w:val="Hyperlink"/>
+            <w:rFonts w:eastAsia="David"/>
+            <w:kern w:val="0"/>
+            <w:sz w:val="24"/>
+            <w14:ligatures w14:val="none"/>
+          </w:rPr>
+          <w:t>https://chatgpt.com/share/6a395dd8-f724-83ed-a3e2-0ffcd62c0686</w:t>
+        </w:r>
+      </w:hyperlink>
+    </w:p>
+    <w:p>
+      <w:pPr>
+        <w:pBdr>
+          <w:top w:val="nil"/>
+          <w:left w:val="nil"/>
+          <w:bottom w:val="nil"/>
+          <w:right w:val="nil"/>
+          <w:between w:val="nil"/>
+        </w:pBdr>
+        <w:spacing w:after="0" w:line="360" w:lineRule="auto"/>
+        <w:jc w:val="left"/>
+        <w:rPr>
+          <w:rFonts w:eastAsia="David" w:hint="cs"/>
+          <w:color w:val="auto"/>
+          <w:kern w:val="0"/>
+          <w:sz w:val="24"/>
+          <w:rtl/>
+          <w14:ligatures w14:val="none"/>
+        </w:rPr>
+      </w:pPr>
+    </w:p>
     <w:sectPr>
-      <w:headerReference w:type="even" r:id="rId19"/>
-      <w:headerReference w:type="default" r:id="rId20"/>
-      <w:headerReference w:type="first" r:id="rId21"/>
+      <w:headerReference w:type="even" r:id="rId20"/>
+      <w:headerReference w:type="default" r:id="rId21"/>
+      <w:headerReference w:type="first" r:id="rId22"/>
       <w:pgSz w:w="11920" w:h="16840"/>
       <w:pgMar w:top="1440" w:right="1440" w:bottom="1440" w:left="1440" w:header="720" w:footer="720" w:gutter="0"/>
       <w:cols w:space="720"/>
@@ -18838,7 +20801,6 @@
   <w:style w:type="character" w:default="1" w:styleId="DefaultParagraphFont">
     <w:name w:val="Default Paragraph Font"/>
     <w:uiPriority w:val="1"/>
-    <w:semiHidden/>
     <w:unhideWhenUsed/>
   </w:style>
   <w:style w:type="table" w:default="1" w:styleId="TableNormal">
@@ -19064,6 +21026,18 @@
     <w:rsid w:val="005A142C"/>
     <w:rPr>
       <w:color w:val="666666"/>
+    </w:rPr>
+  </w:style>
+  <w:style w:type="paragraph" w:styleId="NormalWeb">
+    <w:name w:val="Normal (Web)"/>
+    <w:basedOn w:val="Normal"/>
+    <w:uiPriority w:val="99"/>
+    <w:semiHidden/>
+    <w:unhideWhenUsed/>
+    <w:rsid w:val="009B5668"/>
+    <w:rPr>
+      <w:rFonts w:ascii="Times New Roman" w:hAnsi="Times New Roman" w:cs="Times New Roman"/>
+      <w:sz w:val="24"/>
     </w:rPr>
   </w:style>
 </w:styles>

--- a/HW2_IntroToAI.docx
+++ b/HW2_IntroToAI.docx
@@ -5914,7 +5914,7 @@
         <w:ind w:right="166"/>
         <w:jc w:val="left"/>
         <w:rPr>
-          <w:rFonts w:ascii="Cambria Math" w:hAnsi="Cambria Math" w:hint="cs"/>
+          <w:rFonts w:ascii="Cambria Math" w:hAnsi="Cambria Math"/>
           <w:i/>
           <w:color w:val="0070C0"/>
           <w:rtl/>
@@ -6090,21 +6090,7 @@
               <w:rFonts w:ascii="Cambria Math" w:hAnsi="Cambria Math"/>
               <w:color w:val="0070C0"/>
             </w:rPr>
-            <m:t>=</m:t>
-          </m:r>
-          <m:r>
-            <w:rPr>
-              <w:rFonts w:ascii="Cambria Math" w:hAnsi="Cambria Math"/>
-              <w:color w:val="0070C0"/>
-            </w:rPr>
-            <m:t>=</m:t>
-          </m:r>
-          <m:r>
-            <w:rPr>
-              <w:rFonts w:ascii="Cambria Math" w:hAnsi="Cambria Math"/>
-              <w:color w:val="0070C0"/>
-            </w:rPr>
-            <m:t>Reward</m:t>
+            <m:t>==Reward</m:t>
           </m:r>
           <m:d>
             <m:dPr>
@@ -6399,21 +6385,7 @@
               <w:rFonts w:ascii="Cambria Math" w:hAnsi="Cambria Math"/>
               <w:color w:val="0070C0"/>
             </w:rPr>
-            <m:t>RouteDist</m:t>
-          </m:r>
-          <m:r>
-            <w:rPr>
-              <w:rFonts w:ascii="Cambria Math" w:hAnsi="Cambria Math"/>
-              <w:color w:val="0070C0"/>
-            </w:rPr>
-            <m:t>(s,r</m:t>
-          </m:r>
-          <m:r>
-            <w:rPr>
-              <w:rFonts w:ascii="Cambria Math" w:hAnsi="Cambria Math"/>
-              <w:color w:val="0070C0"/>
-            </w:rPr>
-            <m:t>,</m:t>
+            <m:t>RouteDist(s,r,</m:t>
           </m:r>
           <m:sSup>
             <m:sSupPr>
@@ -6449,14 +6421,7 @@
               <w:rFonts w:ascii="Cambria Math" w:hAnsi="Cambria Math"/>
               <w:color w:val="0070C0"/>
             </w:rPr>
-            <m:t>)</m:t>
-          </m:r>
-          <m:r>
-            <w:rPr>
-              <w:rFonts w:ascii="Cambria Math" w:hAnsi="Cambria Math"/>
-              <w:color w:val="0070C0"/>
-            </w:rPr>
-            <m:t>=Manhattan(position(r),destination(</m:t>
+            <m:t>)=Manhattan(position(r),destination(</m:t>
           </m:r>
           <m:sSup>
             <m:sSupPr>
@@ -6534,21 +6499,7 @@
               <w:rFonts w:ascii="Cambria Math" w:hAnsi="Cambria Math"/>
               <w:color w:val="0070C0"/>
             </w:rPr>
-            <m:t>RouteDist</m:t>
-          </m:r>
-          <m:r>
-            <w:rPr>
-              <w:rFonts w:ascii="Cambria Math" w:hAnsi="Cambria Math"/>
-              <w:color w:val="0070C0"/>
-            </w:rPr>
-            <m:t>(s,r</m:t>
-          </m:r>
-          <m:r>
-            <w:rPr>
-              <w:rFonts w:ascii="Cambria Math" w:hAnsi="Cambria Math"/>
-              <w:color w:val="0070C0"/>
-            </w:rPr>
-            <m:t>,</m:t>
+            <m:t>RouteDist(s,r,</m:t>
           </m:r>
           <m:sSup>
             <m:sSupPr>
@@ -6695,9 +6646,11 @@
             <m:t>))</m:t>
           </m:r>
           <m:r>
+            <m:rPr>
+              <m:sty m:val="p"/>
+            </m:rPr>
             <w:rPr>
               <w:rFonts w:ascii="Cambria Math" w:hAnsi="Cambria Math"/>
-              <w:i/>
               <w:color w:val="0070C0"/>
             </w:rPr>
             <w:br/>
@@ -6846,7 +6799,7 @@
         <w:ind w:right="166"/>
         <w:jc w:val="left"/>
         <w:rPr>
-          <w:rFonts w:ascii="Cambria Math" w:hAnsi="Cambria Math" w:hint="cs"/>
+          <w:rFonts w:ascii="Cambria Math" w:hAnsi="Cambria Math"/>
           <w:i/>
           <w:color w:val="0070C0"/>
           <w:rtl/>
@@ -6962,7 +6915,7 @@
         <w:ind w:right="166"/>
         <w:jc w:val="left"/>
         <w:rPr>
-          <w:rFonts w:ascii="Cambria Math" w:hAnsi="Cambria Math" w:hint="cs"/>
+          <w:rFonts w:ascii="Cambria Math" w:hAnsi="Cambria Math"/>
           <w:i/>
           <w:color w:val="0070C0"/>
           <w:rtl/>
@@ -7035,9 +6988,11 @@
             <m:t>Manhattan(position(r),c)</m:t>
           </m:r>
           <m:r>
+            <m:rPr>
+              <m:sty m:val="p"/>
+            </m:rPr>
             <w:rPr>
               <w:rFonts w:ascii="Cambria Math" w:hAnsi="Cambria Math"/>
-              <w:i/>
               <w:color w:val="0070C0"/>
             </w:rPr>
             <w:br/>
@@ -7362,7 +7317,7 @@
         <w:ind w:right="166"/>
         <w:jc w:val="left"/>
         <w:rPr>
-          <w:rFonts w:ascii="Cambria Math" w:hAnsi="Cambria Math" w:hint="cs"/>
+          <w:rFonts w:ascii="Cambria Math" w:hAnsi="Cambria Math"/>
           <w:i/>
           <w:color w:val="0070C0"/>
           <w:rtl/>
@@ -7705,6 +7660,172 @@
         <w:ind w:left="360" w:right="166"/>
         <w:jc w:val="left"/>
         <w:rPr>
+          <w:color w:val="0070C0"/>
+          <w:sz w:val="26"/>
+          <w:szCs w:val="26"/>
+          <w:rtl/>
+        </w:rPr>
+      </w:pPr>
+      <w:r>
+        <w:rPr>
+          <w:color w:val="0070C0"/>
+          <w:sz w:val="26"/>
+          <w:szCs w:val="26"/>
+          <w:rtl/>
+        </w:rPr>
+        <w:t>מאפיין שהיוריסטיקה חייבת לקחת בחשבון הוא המרחק למטרה הנוכחית של הרובוט: אם הרובוט לא סוחב חבילה</w:t>
+      </w:r>
+      <w:r>
+        <w:rPr>
+          <w:rFonts w:hint="cs"/>
+          <w:color w:val="0070C0"/>
+          <w:sz w:val="26"/>
+          <w:szCs w:val="26"/>
+          <w:rtl/>
+        </w:rPr>
+        <w:t xml:space="preserve"> </w:t>
+      </w:r>
+      <w:r>
+        <w:rPr>
+          <w:color w:val="0070C0"/>
+          <w:sz w:val="26"/>
+          <w:szCs w:val="26"/>
+          <w:rtl/>
+        </w:rPr>
+        <w:t>–</w:t>
+      </w:r>
+      <w:r>
+        <w:rPr>
+          <w:rFonts w:hint="cs"/>
+          <w:color w:val="0070C0"/>
+          <w:sz w:val="26"/>
+          <w:szCs w:val="26"/>
+          <w:rtl/>
+        </w:rPr>
+        <w:t xml:space="preserve"> </w:t>
+      </w:r>
+      <w:r>
+        <w:rPr>
+          <w:color w:val="0070C0"/>
+          <w:sz w:val="26"/>
+          <w:szCs w:val="26"/>
+          <w:rtl/>
+        </w:rPr>
+        <w:t xml:space="preserve">המרחק לחבילה רלוונטית, ואם הוא סוחב חבילה </w:t>
+      </w:r>
+      <w:r>
+        <w:rPr>
+          <w:color w:val="0070C0"/>
+          <w:sz w:val="26"/>
+          <w:szCs w:val="26"/>
+          <w:rtl/>
+        </w:rPr>
+        <w:t>–</w:t>
+      </w:r>
+      <w:r>
+        <w:rPr>
+          <w:color w:val="0070C0"/>
+          <w:sz w:val="26"/>
+          <w:szCs w:val="26"/>
+          <w:rtl/>
+        </w:rPr>
+        <w:t xml:space="preserve"> המרחק ליעד המסירה שלה.</w:t>
+      </w:r>
+    </w:p>
+    <w:p>
+      <w:pPr>
+        <w:spacing w:after="10" w:line="291" w:lineRule="auto"/>
+        <w:ind w:left="360" w:right="166"/>
+        <w:jc w:val="left"/>
+        <w:rPr>
+          <w:color w:val="0070C0"/>
+          <w:sz w:val="26"/>
+          <w:szCs w:val="26"/>
+        </w:rPr>
+      </w:pPr>
+      <w:r>
+        <w:rPr>
+          <w:color w:val="0070C0"/>
+          <w:sz w:val="26"/>
+          <w:szCs w:val="26"/>
+          <w:rtl/>
+        </w:rPr>
+        <w:t xml:space="preserve">המאפיין הזה הכרחי כי הסוכן </w:t>
+      </w:r>
+      <w:proofErr w:type="spellStart"/>
+      <w:r>
+        <w:rPr>
+          <w:color w:val="0070C0"/>
+          <w:sz w:val="26"/>
+          <w:szCs w:val="26"/>
+        </w:rPr>
+        <w:t>ImprovedGreedy</w:t>
+      </w:r>
+      <w:proofErr w:type="spellEnd"/>
+      <w:r>
+        <w:rPr>
+          <w:color w:val="0070C0"/>
+          <w:sz w:val="26"/>
+          <w:szCs w:val="26"/>
+          <w:rtl/>
+        </w:rPr>
+        <w:t xml:space="preserve"> בוחר את המצב הבא לפי ערך היוריסטי</w:t>
+      </w:r>
+      <w:r>
+        <w:rPr>
+          <w:rFonts w:hint="cs"/>
+          <w:color w:val="0070C0"/>
+          <w:sz w:val="26"/>
+          <w:szCs w:val="26"/>
+          <w:rtl/>
+        </w:rPr>
+        <w:t>קה</w:t>
+      </w:r>
+      <w:r>
+        <w:rPr>
+          <w:color w:val="0070C0"/>
+          <w:sz w:val="26"/>
+          <w:szCs w:val="26"/>
+          <w:rtl/>
+        </w:rPr>
+        <w:t xml:space="preserve">, ולכן בלי התחשבות במרחק למטרה הוא לא יידע </w:t>
+      </w:r>
+      <w:r>
+        <w:rPr>
+          <w:rFonts w:hint="cs"/>
+          <w:color w:val="0070C0"/>
+          <w:sz w:val="26"/>
+          <w:szCs w:val="26"/>
+          <w:rtl/>
+        </w:rPr>
+        <w:t>לתעדף</w:t>
+      </w:r>
+      <w:r>
+        <w:rPr>
+          <w:color w:val="0070C0"/>
+          <w:sz w:val="26"/>
+          <w:szCs w:val="26"/>
+          <w:rtl/>
+        </w:rPr>
+        <w:t xml:space="preserve"> צעדים שמקדמים אותו לאיסוף או למסירה של חבילות</w:t>
+      </w:r>
+      <w:r>
+        <w:rPr>
+          <w:rFonts w:hint="cs"/>
+          <w:color w:val="0070C0"/>
+          <w:sz w:val="26"/>
+          <w:szCs w:val="26"/>
+          <w:rtl/>
+        </w:rPr>
+        <w:t>.</w:t>
+      </w:r>
+    </w:p>
+    <w:p>
+      <w:pPr>
+        <w:spacing w:after="10" w:line="291" w:lineRule="auto"/>
+        <w:ind w:left="360" w:right="166"/>
+        <w:jc w:val="left"/>
+        <w:rPr>
           <w:color w:val="4C94D8" w:themeColor="text2" w:themeTint="80"/>
           <w:rtl/>
         </w:rPr>
@@ -7875,16 +7996,82 @@
     </w:p>
     <w:p>
       <w:pPr>
+        <w:spacing w:after="426" w:line="291" w:lineRule="auto"/>
+        <w:ind w:left="360" w:right="52"/>
+        <w:jc w:val="left"/>
+        <w:rPr>
+          <w:color w:val="0070C0"/>
+          <w:sz w:val="24"/>
+        </w:rPr>
+      </w:pPr>
+      <w:r>
+        <w:rPr>
+          <w:color w:val="0070C0"/>
+          <w:sz w:val="24"/>
+          <w:rtl/>
+        </w:rPr>
+        <w:t>במינימקס מוגבל משאבים יש טרייד</w:t>
+      </w:r>
+      <w:r>
+        <w:rPr>
+          <w:color w:val="0070C0"/>
+          <w:sz w:val="24"/>
+        </w:rPr>
+        <w:t xml:space="preserve"> </w:t>
+      </w:r>
+      <w:r>
+        <w:rPr>
+          <w:color w:val="0070C0"/>
+          <w:sz w:val="24"/>
+          <w:rtl/>
+        </w:rPr>
+        <w:t>אוף בין זמן חישוב של ההיוריסטיקה לבין איכות ההערכה שלה. היוריסטיקה קלה לחישוב מאפשרת להרחיב יותר מצבים בזמן הנתון, ולכן ניתן להגיע לעומק חיפוש גדול יותר או לבדוק יותר מהלכים. החיסרון הוא שהיא פחות מיודעת, ולכן הערכת המצבים בקצה החיפוש עלולה להיות פחות מדויקת ולגרום לבחירת מהלך פחות טוב.</w:t>
+      </w:r>
+      <w:r>
+        <w:rPr>
+          <w:color w:val="0070C0"/>
+          <w:sz w:val="24"/>
+        </w:rPr>
+        <w:br/>
+      </w:r>
+      <w:r>
+        <w:rPr>
+          <w:color w:val="0070C0"/>
+          <w:sz w:val="24"/>
+          <w:rtl/>
+        </w:rPr>
+        <w:t>לעומת זאת, היוריסטיקה קשה לחישוב יכולה לתת הערכה מדויקת יותר של מצבים לא</w:t>
+      </w:r>
+      <w:r>
+        <w:rPr>
+          <w:rFonts w:hint="cs"/>
+          <w:color w:val="0070C0"/>
+          <w:sz w:val="24"/>
+          <w:rtl/>
+        </w:rPr>
+        <w:t xml:space="preserve"> </w:t>
+      </w:r>
+      <w:r>
+        <w:rPr>
+          <w:color w:val="0070C0"/>
+          <w:sz w:val="24"/>
+          <w:rtl/>
+        </w:rPr>
+        <w:t xml:space="preserve">סופיים, ולכן לשפר את איכות ההחלטה כאשר מגיעים לעומק החיתוך. החיסרון הוא שהיא צורכת יותר זמן בכל עלה, ולכן באותו משאב זמן האלגוריתם יספיק לבדוק פחות מצבים או להגיע לעומק קטן יותר. </w:t>
+      </w:r>
+    </w:p>
+    <w:p>
+      <w:pPr>
+        <w:pStyle w:val="ListParagraph"/>
         <w:numPr>
           <w:ilvl w:val="0"/>
           <w:numId w:val="14"/>
         </w:numPr>
         <w:spacing w:after="426" w:line="291" w:lineRule="auto"/>
-        <w:ind w:right="244"/>
-        <w:jc w:val="left"/>
-        <w:rPr>
-          <w:sz w:val="24"/>
-          <w:rtl/>
+        <w:ind w:right="52"/>
+        <w:jc w:val="left"/>
+        <w:rPr>
+          <w:sz w:val="24"/>
         </w:rPr>
       </w:pPr>
       <w:r>
@@ -8072,6 +8259,174 @@
         </w:rPr>
         <w:t>להיות?</w:t>
       </w:r>
+    </w:p>
+    <w:p>
+      <w:pPr>
+        <w:pStyle w:val="ListParagraph"/>
+        <w:spacing w:after="426" w:line="291" w:lineRule="auto"/>
+        <w:ind w:right="52"/>
+        <w:jc w:val="left"/>
+        <w:rPr>
+          <w:color w:val="0070C0"/>
+          <w:sz w:val="24"/>
+        </w:rPr>
+      </w:pPr>
+      <w:r>
+        <w:rPr>
+          <w:color w:val="0070C0"/>
+          <w:sz w:val="24"/>
+          <w:rtl/>
+        </w:rPr>
+        <w:t>ב</w:t>
+      </w:r>
+      <w:r>
+        <w:rPr>
+          <w:rFonts w:hint="cs"/>
+          <w:color w:val="0070C0"/>
+          <w:sz w:val="24"/>
+          <w:rtl/>
+        </w:rPr>
+        <w:t xml:space="preserve">- </w:t>
+      </w:r>
+      <w:r>
+        <w:rPr>
+          <w:color w:val="0070C0"/>
+          <w:sz w:val="24"/>
+        </w:rPr>
+        <w:t>m</w:t>
+      </w:r>
+      <w:r>
+        <w:rPr>
+          <w:color w:val="0070C0"/>
+          <w:sz w:val="24"/>
+        </w:rPr>
+        <w:t>inimax</w:t>
+      </w:r>
+      <w:r>
+        <w:rPr>
+          <w:color w:val="0070C0"/>
+          <w:sz w:val="24"/>
+          <w:rtl/>
+        </w:rPr>
+        <w:t>, אם קיים מהלך שמוביל לניצחון בצעד אחד והמצב הזה נבדק, הסוכן חייב לבחור בו</w:t>
+      </w:r>
+      <w:r>
+        <w:rPr>
+          <w:rFonts w:hint="cs"/>
+          <w:color w:val="0070C0"/>
+          <w:sz w:val="24"/>
+          <w:rtl/>
+        </w:rPr>
+        <w:t>,</w:t>
+      </w:r>
+      <w:r>
+        <w:rPr>
+          <w:color w:val="0070C0"/>
+          <w:sz w:val="24"/>
+          <w:rtl/>
+        </w:rPr>
+        <w:t xml:space="preserve"> אחרת יש באג. אבל ב</w:t>
+      </w:r>
+      <w:r>
+        <w:rPr>
+          <w:rFonts w:hint="cs"/>
+          <w:color w:val="0070C0"/>
+          <w:sz w:val="24"/>
+          <w:rtl/>
+        </w:rPr>
+        <w:t>-</w:t>
+      </w:r>
+      <w:r>
+        <w:rPr>
+          <w:color w:val="0070C0"/>
+          <w:sz w:val="24"/>
+        </w:rPr>
+        <w:t>RB-Minimax</w:t>
+      </w:r>
+      <w:r>
+        <w:rPr>
+          <w:color w:val="0070C0"/>
+          <w:sz w:val="24"/>
+          <w:rtl/>
+        </w:rPr>
+        <w:t xml:space="preserve"> לא בהכרח מדובר בבאג באלגוריתם: האלגוריתם משתמש בפונקציית הערכה </w:t>
+      </w:r>
+      <w:r>
+        <w:rPr>
+          <w:color w:val="0070C0"/>
+          <w:sz w:val="24"/>
+        </w:rPr>
+        <w:t>h</w:t>
+      </w:r>
+      <w:r>
+        <w:rPr>
+          <w:color w:val="0070C0"/>
+          <w:sz w:val="24"/>
+          <w:rtl/>
+        </w:rPr>
+        <w:t xml:space="preserve"> במצבים סופיים או בעומק החיתוך, ולכן אם </w:t>
+      </w:r>
+      <w:r>
+        <w:rPr>
+          <w:color w:val="0070C0"/>
+          <w:sz w:val="24"/>
+        </w:rPr>
+        <w:t>h</w:t>
+      </w:r>
+      <w:r>
+        <w:rPr>
+          <w:color w:val="0070C0"/>
+          <w:sz w:val="24"/>
+          <w:rtl/>
+        </w:rPr>
+        <w:t xml:space="preserve"> לא נותנת למצב ניצחון ערך </w:t>
+      </w:r>
+      <w:r>
+        <w:rPr>
+          <w:rFonts w:hint="cs"/>
+          <w:color w:val="0070C0"/>
+          <w:sz w:val="24"/>
+          <w:rtl/>
+        </w:rPr>
+        <w:t>גבוה</w:t>
+      </w:r>
+      <w:r>
+        <w:rPr>
+          <w:color w:val="0070C0"/>
+          <w:sz w:val="24"/>
+          <w:rtl/>
+        </w:rPr>
+        <w:t xml:space="preserve"> מספיק, ייתכן שמהלך אחר יקבל ערך גבוה יותר. לכן צריך לוודא שמצבי ניצחון מקבלים ערך גבוה יותר מכל ערך היוריסטי של מצב לא</w:t>
+      </w:r>
+      <w:r>
+        <w:rPr>
+          <w:rFonts w:hint="cs"/>
+          <w:color w:val="0070C0"/>
+          <w:sz w:val="24"/>
+          <w:rtl/>
+        </w:rPr>
+        <w:t xml:space="preserve"> </w:t>
+      </w:r>
+      <w:r>
+        <w:rPr>
+          <w:color w:val="0070C0"/>
+          <w:sz w:val="24"/>
+          <w:rtl/>
+        </w:rPr>
+        <w:t>סופי.</w:t>
+      </w:r>
+    </w:p>
+    <w:p>
+      <w:pPr>
+        <w:pStyle w:val="ListParagraph"/>
+        <w:spacing w:after="426" w:line="291" w:lineRule="auto"/>
+        <w:ind w:right="52"/>
+        <w:jc w:val="left"/>
+        <w:rPr>
+          <w:sz w:val="24"/>
+          <w:rtl/>
+        </w:rPr>
+      </w:pPr>
     </w:p>
     <w:p>
       <w:pPr>
@@ -8123,6 +8478,150 @@
         <w:ind w:right="244"/>
         <w:jc w:val="left"/>
         <w:rPr>
+          <w:color w:val="0070C0"/>
+          <w:sz w:val="24"/>
+        </w:rPr>
+      </w:pPr>
+      <w:r>
+        <w:rPr>
+          <w:color w:val="0070C0"/>
+          <w:sz w:val="24"/>
+          <w:rtl/>
+        </w:rPr>
+        <w:t xml:space="preserve">כדי להתמודד עם מגבלת זמן במקום מגבלת עומק, נריץ את </w:t>
+      </w:r>
+      <w:r>
+        <w:rPr>
+          <w:color w:val="0070C0"/>
+          <w:sz w:val="24"/>
+        </w:rPr>
+        <w:t>m</w:t>
+      </w:r>
+      <w:r>
+        <w:rPr>
+          <w:color w:val="0070C0"/>
+          <w:sz w:val="24"/>
+        </w:rPr>
+        <w:t>inimax</w:t>
+      </w:r>
+      <w:r>
+        <w:rPr>
+          <w:color w:val="0070C0"/>
+          <w:sz w:val="24"/>
+          <w:rtl/>
+        </w:rPr>
+        <w:t xml:space="preserve"> בעזרת</w:t>
+      </w:r>
+      <w:r>
+        <w:rPr>
+          <w:color w:val="0070C0"/>
+          <w:sz w:val="24"/>
+        </w:rPr>
+        <w:t>iterative deepening</w:t>
+      </w:r>
+      <w:r>
+        <w:rPr>
+          <w:color w:val="0070C0"/>
+          <w:sz w:val="24"/>
+          <w:rtl/>
+        </w:rPr>
+        <w:t xml:space="preserve">: נתחיל מחיפוש לעומק 1, אחר כך לעומק 2 וכן הלאה, ובכל שלב נשמור את הפעולה הטובה ביותר מהעומק האחרון שהסתיים בזמן. במהלך הריצה </w:t>
+      </w:r>
+      <w:r>
+        <w:rPr>
+          <w:rFonts w:hint="cs"/>
+          <w:color w:val="0070C0"/>
+          <w:sz w:val="24"/>
+          <w:rtl/>
+        </w:rPr>
+        <w:t>כאשר הזמן</w:t>
+      </w:r>
+      <w:r>
+        <w:rPr>
+          <w:color w:val="0070C0"/>
+          <w:sz w:val="24"/>
+          <w:rtl/>
+        </w:rPr>
+        <w:t xml:space="preserve"> שהוקצה נגמר, נעצור ונחזיר את הפתרון הטוב ביותר שנמצא עד כה</w:t>
+      </w:r>
+      <w:r>
+        <w:rPr>
+          <w:rFonts w:hint="cs"/>
+          <w:color w:val="0070C0"/>
+          <w:sz w:val="24"/>
+          <w:rtl/>
+        </w:rPr>
+        <w:t xml:space="preserve"> (בריצה שהסתיימה), גם אם עצרנו באמצע ריצה נוספת</w:t>
+      </w:r>
+      <w:r>
+        <w:rPr>
+          <w:color w:val="0070C0"/>
+          <w:sz w:val="24"/>
+          <w:rtl/>
+        </w:rPr>
+        <w:t xml:space="preserve">. השם הכללי לאלגוריתמים שיכולים לשפר את </w:t>
+      </w:r>
+      <w:r>
+        <w:rPr>
+          <w:rFonts w:hint="cs"/>
+          <w:color w:val="0070C0"/>
+          <w:sz w:val="24"/>
+          <w:rtl/>
+        </w:rPr>
+        <w:t>הביצועים</w:t>
+      </w:r>
+      <w:r>
+        <w:rPr>
+          <w:color w:val="0070C0"/>
+          <w:sz w:val="24"/>
+          <w:rtl/>
+        </w:rPr>
+        <w:t xml:space="preserve"> ככל שיש להם יותר זמן הוא </w:t>
+      </w:r>
+      <w:r>
+        <w:rPr>
+          <w:color w:val="0070C0"/>
+          <w:sz w:val="24"/>
+        </w:rPr>
+        <w:t>a</w:t>
+      </w:r>
+      <w:r>
+        <w:rPr>
+          <w:color w:val="0070C0"/>
+          <w:sz w:val="24"/>
+        </w:rPr>
+        <w:t xml:space="preserve">nytime </w:t>
+      </w:r>
+      <w:r>
+        <w:rPr>
+          <w:color w:val="0070C0"/>
+          <w:sz w:val="24"/>
+        </w:rPr>
+        <w:t>a</w:t>
+      </w:r>
+      <w:r>
+        <w:rPr>
+          <w:color w:val="0070C0"/>
+          <w:sz w:val="24"/>
+        </w:rPr>
+        <w:t>lgorithms</w:t>
+      </w:r>
+      <w:r>
+        <w:rPr>
+          <w:color w:val="0070C0"/>
+          <w:sz w:val="24"/>
+          <w:rtl/>
+        </w:rPr>
+        <w:t>.</w:t>
+      </w:r>
+    </w:p>
+    <w:p>
+      <w:pPr>
+        <w:pStyle w:val="ListParagraph"/>
+        <w:spacing w:after="426" w:line="291" w:lineRule="auto"/>
+        <w:ind w:right="244"/>
+        <w:jc w:val="left"/>
+        <w:rPr>
           <w:rFonts w:asciiTheme="minorBidi" w:hAnsiTheme="minorBidi" w:cstheme="minorBidi"/>
           <w:color w:val="4C94D8" w:themeColor="text2" w:themeTint="80"/>
           <w:sz w:val="24"/>
@@ -8292,6 +8791,7 @@
           <w:rFonts w:asciiTheme="minorBidi" w:hAnsiTheme="minorBidi" w:cstheme="minorBidi"/>
           <w:sz w:val="24"/>
         </w:rPr>
+        <w:lastRenderedPageBreak/>
         <w:t>minimax_decision(env, robot_id, depth, heuristic_fn=None)</w:t>
       </w:r>
     </w:p>
@@ -16265,7 +16765,7 @@
         <w:spacing w:after="0" w:line="360" w:lineRule="auto"/>
         <w:jc w:val="left"/>
         <w:rPr>
-          <w:rFonts w:eastAsia="David" w:hint="cs"/>
+          <w:rFonts w:eastAsia="David"/>
           <w:color w:val="auto"/>
           <w:kern w:val="0"/>
           <w:sz w:val="24"/>

--- a/HW2_IntroToAI.docx
+++ b/HW2_IntroToAI.docx
@@ -5255,7 +5255,6 @@
           <w:rtl/>
         </w:rPr>
       </w:pPr>
-      <w:proofErr w:type="gramStart"/>
       <w:r>
         <w:rPr>
           <w:rFonts w:asciiTheme="majorHAnsi" w:eastAsia="Assistant" w:hAnsiTheme="majorHAnsi" w:cstheme="minorBidi"/>
@@ -5273,18 +5272,7 @@
           <w:szCs w:val="26"/>
           <w:rtl/>
         </w:rPr>
-        <w:t xml:space="preserve">  -</w:t>
-      </w:r>
-      <w:proofErr w:type="gramEnd"/>
-      <w:r>
-        <w:rPr>
-          <w:rFonts w:asciiTheme="majorHAnsi" w:eastAsia="Assistant" w:hAnsiTheme="majorHAnsi" w:cstheme="minorBidi" w:hint="cs"/>
-          <w:color w:val="0070C0"/>
-          <w:sz w:val="26"/>
-          <w:szCs w:val="26"/>
-          <w:rtl/>
-        </w:rPr>
-        <w:t xml:space="preserve"> סט של כל המצבים החוקיים במשחק, כולל מיקומי רובוטים, בטריות, תחנת טעינה, נקודות של כל רובוט, חבילה נוכחית לכל רובוט (אם יש), חבילות פעילות על הלוח והמיקום שלהן, היעד שלהן, חבילות עתידיות והמיקום שלהן, היעד שלהן. צעדים נותרים, תור נוכחי.</w:t>
+        <w:t xml:space="preserve">  - סט של כל המצבים החוקיים במשחק, כולל מיקומי רובוטים, בטריות, תחנת טעינה, נקודות של כל רובוט, חבילה נוכחית לכל רובוט (אם יש), חבילות פעילות על הלוח והמיקום שלהן, היעד שלהן, חבילות עתידיות והמיקום שלהן, היעד שלהן. צעדים נותרים, תור נוכחי.</w:t>
       </w:r>
     </w:p>
     <w:p>
@@ -5688,7 +5676,7 @@
               <w:rFonts w:ascii="Cambria Math" w:hAnsi="Cambria Math"/>
               <w:color w:val="0070C0"/>
             </w:rPr>
-            <m:t>h(s,r)=0.5⋅ScoreDiff(s,r)+3⋅PackageUtility(s,r)-4⋅EnergyRisk(s,r)</m:t>
+            <m:t>h(s,r)=2⋅ScoreDiff(s,r)+3⋅PackageUtility(s,r)-4⋅EnergyRisk(s,r)</m:t>
           </m:r>
         </m:oMath>
       </m:oMathPara>
@@ -7162,7 +7150,21 @@
               <w:rFonts w:ascii="Cambria Math" w:hAnsi="Cambria Math"/>
               <w:color w:val="0070C0"/>
             </w:rPr>
-            <m:t>EnergyRisk(s,r)=BatteryShortage(s,r)+0.5⋅ChargePenalty(s,r)</m:t>
+            <m:t>EnergyRisk(s,r)=BatteryShortage(s,r)+</m:t>
+          </m:r>
+          <m:r>
+            <w:rPr>
+              <w:rFonts w:ascii="Cambria Math" w:hAnsi="Cambria Math"/>
+              <w:color w:val="0070C0"/>
+            </w:rPr>
+            <m:t>1.5</m:t>
+          </m:r>
+          <m:r>
+            <w:rPr>
+              <w:rFonts w:ascii="Cambria Math" w:hAnsi="Cambria Math"/>
+              <w:color w:val="0070C0"/>
+            </w:rPr>
+            <m:t>⋅ChargePenalty(s,r)</m:t>
           </m:r>
         </m:oMath>
       </m:oMathPara>
@@ -9415,15 +9417,7 @@
           <w:rFonts w:asciiTheme="minorBidi" w:hAnsiTheme="minorBidi" w:cstheme="minorBidi"/>
           <w:sz w:val="24"/>
         </w:rPr>
-        <w:t>alphabeta_</w:t>
-      </w:r>
-      <w:proofErr w:type="gramStart"/>
-      <w:r>
-        <w:rPr>
-          <w:rFonts w:asciiTheme="minorBidi" w:hAnsiTheme="minorBidi" w:cstheme="minorBidi"/>
-          <w:sz w:val="24"/>
-        </w:rPr>
-        <w:t>decision</w:t>
+        <w:t>alphabeta_decision</w:t>
       </w:r>
       <w:proofErr w:type="spellEnd"/>
       <w:r>
@@ -9431,15 +9425,7 @@
           <w:rFonts w:asciiTheme="minorBidi" w:hAnsiTheme="minorBidi" w:cstheme="minorBidi"/>
           <w:sz w:val="24"/>
         </w:rPr>
-        <w:t>(</w:t>
-      </w:r>
-      <w:proofErr w:type="gramEnd"/>
-      <w:r>
-        <w:rPr>
-          <w:rFonts w:asciiTheme="minorBidi" w:hAnsiTheme="minorBidi" w:cstheme="minorBidi"/>
-          <w:sz w:val="24"/>
-        </w:rPr>
-        <w:t xml:space="preserve">env, </w:t>
+        <w:t xml:space="preserve">(env, </w:t>
       </w:r>
       <w:proofErr w:type="spellStart"/>
       <w:r>
@@ -21301,6 +21287,7 @@
   <w:style w:type="character" w:default="1" w:styleId="DefaultParagraphFont">
     <w:name w:val="Default Paragraph Font"/>
     <w:uiPriority w:val="1"/>
+    <w:semiHidden/>
     <w:unhideWhenUsed/>
   </w:style>
   <w:style w:type="table" w:default="1" w:styleId="TableNormal">

--- a/HW2_IntroToAI.docx
+++ b/HW2_IntroToAI.docx
@@ -5676,7 +5676,35 @@
               <w:rFonts w:ascii="Cambria Math" w:hAnsi="Cambria Math"/>
               <w:color w:val="0070C0"/>
             </w:rPr>
-            <m:t>h(s,r)=2⋅ScoreDiff(s,r)+3⋅PackageUtility(s,r)-4⋅EnergyRisk(s,r)</m:t>
+            <m:t>h(s,r)=ScoreDiff(s,r)+</m:t>
+          </m:r>
+          <m:r>
+            <w:rPr>
+              <w:rFonts w:ascii="Cambria Math" w:hAnsi="Cambria Math"/>
+              <w:color w:val="0070C0"/>
+            </w:rPr>
+            <m:t>1.5</m:t>
+          </m:r>
+          <m:r>
+            <w:rPr>
+              <w:rFonts w:ascii="Cambria Math" w:hAnsi="Cambria Math"/>
+              <w:color w:val="0070C0"/>
+            </w:rPr>
+            <m:t>⋅PackageUtility(s,r)-</m:t>
+          </m:r>
+          <m:r>
+            <w:rPr>
+              <w:rFonts w:ascii="Cambria Math" w:hAnsi="Cambria Math"/>
+              <w:color w:val="0070C0"/>
+            </w:rPr>
+            <m:t>2</m:t>
+          </m:r>
+          <m:r>
+            <w:rPr>
+              <w:rFonts w:ascii="Cambria Math" w:hAnsi="Cambria Math"/>
+              <w:color w:val="0070C0"/>
+            </w:rPr>
+            <m:t>⋅EnergyRisk(s,r)</m:t>
           </m:r>
         </m:oMath>
       </m:oMathPara>
@@ -7150,21 +7178,7 @@
               <w:rFonts w:ascii="Cambria Math" w:hAnsi="Cambria Math"/>
               <w:color w:val="0070C0"/>
             </w:rPr>
-            <m:t>EnergyRisk(s,r)=BatteryShortage(s,r)+</m:t>
-          </m:r>
-          <m:r>
-            <w:rPr>
-              <w:rFonts w:ascii="Cambria Math" w:hAnsi="Cambria Math"/>
-              <w:color w:val="0070C0"/>
-            </w:rPr>
-            <m:t>1.5</m:t>
-          </m:r>
-          <m:r>
-            <w:rPr>
-              <w:rFonts w:ascii="Cambria Math" w:hAnsi="Cambria Math"/>
-              <w:color w:val="0070C0"/>
-            </w:rPr>
-            <m:t>⋅ChargePenalty(s,r)</m:t>
+            <m:t>EnergyRisk(s,r)=BatteryShortage(s,r)+1.5⋅ChargePenalty(s,r)</m:t>
           </m:r>
         </m:oMath>
       </m:oMathPara>

--- a/HW2_IntroToAI.docx
+++ b/HW2_IntroToAI.docx
@@ -5255,6 +5255,7 @@
           <w:rtl/>
         </w:rPr>
       </w:pPr>
+      <w:proofErr w:type="gramStart"/>
       <w:r>
         <w:rPr>
           <w:rFonts w:asciiTheme="majorHAnsi" w:eastAsia="Assistant" w:hAnsiTheme="majorHAnsi" w:cstheme="minorBidi"/>
@@ -5272,7 +5273,18 @@
           <w:szCs w:val="26"/>
           <w:rtl/>
         </w:rPr>
-        <w:t xml:space="preserve">  - סט של כל המצבים החוקיים במשחק, כולל מיקומי רובוטים, בטריות, תחנת טעינה, נקודות של כל רובוט, חבילה נוכחית לכל רובוט (אם יש), חבילות פעילות על הלוח והמיקום שלהן, היעד שלהן, חבילות עתידיות והמיקום שלהן, היעד שלהן. צעדים נותרים, תור נוכחי.</w:t>
+        <w:t xml:space="preserve">  -</w:t>
+      </w:r>
+      <w:proofErr w:type="gramEnd"/>
+      <w:r>
+        <w:rPr>
+          <w:rFonts w:asciiTheme="majorHAnsi" w:eastAsia="Assistant" w:hAnsiTheme="majorHAnsi" w:cstheme="minorBidi" w:hint="cs"/>
+          <w:color w:val="0070C0"/>
+          <w:sz w:val="26"/>
+          <w:szCs w:val="26"/>
+          <w:rtl/>
+        </w:rPr>
+        <w:t xml:space="preserve"> סט של כל המצבים החוקיים במשחק, כולל מיקומי רובוטים, בטריות, תחנת טעינה, נקודות של כל רובוט, חבילה נוכחית לכל רובוט (אם יש), חבילות פעילות על הלוח והמיקום שלהן, היעד שלהן, חבילות עתידיות והמיקום שלהן, היעד שלהן. צעדים נותרים, תור נוכחי.</w:t>
       </w:r>
     </w:p>
     <w:p>
@@ -5676,35 +5688,7 @@
               <w:rFonts w:ascii="Cambria Math" w:hAnsi="Cambria Math"/>
               <w:color w:val="0070C0"/>
             </w:rPr>
-            <m:t>h(s,r)=ScoreDiff(s,r)+</m:t>
-          </m:r>
-          <m:r>
-            <w:rPr>
-              <w:rFonts w:ascii="Cambria Math" w:hAnsi="Cambria Math"/>
-              <w:color w:val="0070C0"/>
-            </w:rPr>
-            <m:t>1.5</m:t>
-          </m:r>
-          <m:r>
-            <w:rPr>
-              <w:rFonts w:ascii="Cambria Math" w:hAnsi="Cambria Math"/>
-              <w:color w:val="0070C0"/>
-            </w:rPr>
-            <m:t>⋅PackageUtility(s,r)-</m:t>
-          </m:r>
-          <m:r>
-            <w:rPr>
-              <w:rFonts w:ascii="Cambria Math" w:hAnsi="Cambria Math"/>
-              <w:color w:val="0070C0"/>
-            </w:rPr>
-            <m:t>2</m:t>
-          </m:r>
-          <m:r>
-            <w:rPr>
-              <w:rFonts w:ascii="Cambria Math" w:hAnsi="Cambria Math"/>
-              <w:color w:val="0070C0"/>
-            </w:rPr>
-            <m:t>⋅EnergyRisk(s,r)</m:t>
+            <m:t>h(s,r)=ScoreDiff(s,r)+1.5⋅PackageUtility(s,r)-2⋅EnergyRisk(s,r)</m:t>
           </m:r>
         </m:oMath>
       </m:oMathPara>
@@ -8324,7 +8308,24 @@
           <w:sz w:val="24"/>
           <w:rtl/>
         </w:rPr>
-        <w:t>, אם קיים מהלך שמוביל לניצחון בצעד אחד והמצב הזה נבדק, הסוכן חייב לבחור בו</w:t>
+        <w:t xml:space="preserve">, אם קיים מהלך שמוביל לניצחון בצעד אחד והמצב הזה נבדק, הסוכן </w:t>
+      </w:r>
+      <w:r>
+        <w:rPr>
+          <w:rFonts w:hint="cs"/>
+          <w:color w:val="0070C0"/>
+          <w:sz w:val="24"/>
+          <w:rtl/>
+        </w:rPr>
+        <w:t>יבחר</w:t>
+      </w:r>
+      <w:r>
+        <w:rPr>
+          <w:color w:val="0070C0"/>
+          <w:sz w:val="24"/>
+          <w:rtl/>
+        </w:rPr>
+        <w:t xml:space="preserve"> בו</w:t>
       </w:r>
       <w:r>
         <w:rPr>
@@ -8341,7 +8342,137 @@
           <w:sz w:val="24"/>
           <w:rtl/>
         </w:rPr>
-        <w:t xml:space="preserve"> אחרת יש באג. אבל ב</w:t>
+        <w:t xml:space="preserve"> </w:t>
+      </w:r>
+      <w:r>
+        <w:rPr>
+          <w:rFonts w:hint="cs"/>
+          <w:color w:val="0070C0"/>
+          <w:sz w:val="24"/>
+          <w:rtl/>
+        </w:rPr>
+        <w:t xml:space="preserve">אלא אם יש </w:t>
+      </w:r>
+      <w:r>
+        <w:rPr>
+          <w:rFonts w:hint="cs"/>
+          <w:color w:val="0070C0"/>
+          <w:sz w:val="24"/>
+          <w:rtl/>
+        </w:rPr>
+        <w:t xml:space="preserve">סדרת מהלכים </w:t>
+      </w:r>
+      <w:r>
+        <w:rPr>
+          <w:rFonts w:hint="cs"/>
+          <w:color w:val="0070C0"/>
+          <w:sz w:val="24"/>
+          <w:rtl/>
+        </w:rPr>
+        <w:t>אחרת שמובילה</w:t>
+      </w:r>
+      <w:r>
+        <w:rPr>
+          <w:rFonts w:hint="cs"/>
+          <w:color w:val="0070C0"/>
+          <w:sz w:val="24"/>
+          <w:rtl/>
+        </w:rPr>
+        <w:t xml:space="preserve"> לנצח </w:t>
+      </w:r>
+      <w:r>
+        <w:rPr>
+          <w:color w:val="0070C0"/>
+          <w:sz w:val="24"/>
+          <w:rtl/>
+        </w:rPr>
+        <w:t>–</w:t>
+      </w:r>
+      <w:r>
+        <w:rPr>
+          <w:rFonts w:hint="cs"/>
+          <w:color w:val="0070C0"/>
+          <w:sz w:val="24"/>
+          <w:rtl/>
+        </w:rPr>
+        <w:t xml:space="preserve"> שמחזירה את אותו ערך</w:t>
+      </w:r>
+      <w:r>
+        <w:rPr>
+          <w:rFonts w:hint="cs"/>
+          <w:color w:val="0070C0"/>
+          <w:sz w:val="24"/>
+          <w:rtl/>
+        </w:rPr>
+        <w:t xml:space="preserve"> </w:t>
+      </w:r>
+      <w:r>
+        <w:rPr>
+          <w:color w:val="0070C0"/>
+          <w:sz w:val="24"/>
+        </w:rPr>
+        <w:t>utility</w:t>
+      </w:r>
+      <w:r>
+        <w:rPr>
+          <w:rFonts w:hint="cs"/>
+          <w:color w:val="0070C0"/>
+          <w:sz w:val="24"/>
+          <w:rtl/>
+        </w:rPr>
+        <w:t xml:space="preserve">, </w:t>
+      </w:r>
+      <w:r>
+        <w:rPr>
+          <w:rFonts w:hint="cs"/>
+          <w:color w:val="0070C0"/>
+          <w:sz w:val="24"/>
+          <w:rtl/>
+        </w:rPr>
+        <w:t xml:space="preserve">או ערך גבוה יותר, </w:t>
+      </w:r>
+      <w:r>
+        <w:rPr>
+          <w:rFonts w:hint="cs"/>
+          <w:color w:val="0070C0"/>
+          <w:sz w:val="24"/>
+          <w:rtl/>
+        </w:rPr>
+        <w:t xml:space="preserve">ואז </w:t>
+      </w:r>
+      <w:r>
+        <w:rPr>
+          <w:rFonts w:hint="cs"/>
+          <w:color w:val="0070C0"/>
+          <w:sz w:val="24"/>
+          <w:rtl/>
+        </w:rPr>
+        <w:t>יכול להיות שהאלגוריתם יבחר בהם</w:t>
+      </w:r>
+      <w:r>
+        <w:rPr>
+          <w:color w:val="0070C0"/>
+          <w:sz w:val="24"/>
+          <w:rtl/>
+        </w:rPr>
+        <w:t xml:space="preserve">. </w:t>
+      </w:r>
+      <w:r>
+        <w:rPr>
+          <w:rFonts w:hint="cs"/>
+          <w:color w:val="0070C0"/>
+          <w:sz w:val="24"/>
+          <w:rtl/>
+        </w:rPr>
+        <w:t>אם מדובר</w:t>
+      </w:r>
+      <w:r>
+        <w:rPr>
+          <w:color w:val="0070C0"/>
+          <w:sz w:val="24"/>
+          <w:rtl/>
+        </w:rPr>
+        <w:t xml:space="preserve"> ב</w:t>
       </w:r>
       <w:r>
         <w:rPr>
@@ -8357,15 +8488,29 @@
           <w:color w:val="0070C0"/>
           <w:sz w:val="24"/>
         </w:rPr>
-        <w:t>RB-Minimax</w:t>
-      </w:r>
-      <w:r>
-        <w:rPr>
-          <w:color w:val="0070C0"/>
-          <w:sz w:val="24"/>
-          <w:rtl/>
-        </w:rPr>
-        <w:t xml:space="preserve"> לא בהכרח מדובר בבאג באלגוריתם: האלגוריתם משתמש בפונקציית הערכה </w:t>
+        <w:t>RB-</w:t>
+      </w:r>
+      <w:r>
+        <w:rPr>
+          <w:color w:val="0070C0"/>
+          <w:sz w:val="24"/>
+        </w:rPr>
+        <w:t>m</w:t>
+      </w:r>
+      <w:r>
+        <w:rPr>
+          <w:color w:val="0070C0"/>
+          <w:sz w:val="24"/>
+        </w:rPr>
+        <w:t>inimax</w:t>
+      </w:r>
+      <w:r>
+        <w:rPr>
+          <w:color w:val="0070C0"/>
+          <w:sz w:val="24"/>
+          <w:rtl/>
+        </w:rPr>
+        <w:t xml:space="preserve">: האלגוריתם משתמש בפונקציית הערכה </w:t>
       </w:r>
       <w:r>
         <w:rPr>
@@ -8412,24 +8557,7 @@
           <w:sz w:val="24"/>
           <w:rtl/>
         </w:rPr>
-        <w:t xml:space="preserve"> מספיק, ייתכן שמהלך אחר יקבל ערך גבוה יותר. לכן צריך לוודא שמצבי ניצחון מקבלים ערך גבוה יותר מכל ערך היוריסטי של מצב לא</w:t>
-      </w:r>
-      <w:r>
-        <w:rPr>
-          <w:rFonts w:hint="cs"/>
-          <w:color w:val="0070C0"/>
-          <w:sz w:val="24"/>
-          <w:rtl/>
-        </w:rPr>
-        <w:t xml:space="preserve"> </w:t>
-      </w:r>
-      <w:r>
-        <w:rPr>
-          <w:color w:val="0070C0"/>
-          <w:sz w:val="24"/>
-          <w:rtl/>
-        </w:rPr>
-        <w:t>סופי.</w:t>
+        <w:t xml:space="preserve"> מספיק, ייתכן שמהלך אחר יקבל ערך גבוה יותר. </w:t>
       </w:r>
     </w:p>
     <w:p>
@@ -8808,7 +8936,23 @@
           <w:sz w:val="24"/>
         </w:rPr>
         <w:lastRenderedPageBreak/>
-        <w:t>minimax_decision(env, robot_id, depth, heuristic_fn=None)</w:t>
+        <w:t>minimax_</w:t>
+      </w:r>
+      <w:proofErr w:type="gramStart"/>
+      <w:r>
+        <w:rPr>
+          <w:rFonts w:asciiTheme="minorBidi" w:hAnsiTheme="minorBidi" w:cstheme="minorBidi"/>
+          <w:sz w:val="24"/>
+        </w:rPr>
+        <w:t>decision(</w:t>
+      </w:r>
+      <w:proofErr w:type="gramEnd"/>
+      <w:r>
+        <w:rPr>
+          <w:rFonts w:asciiTheme="minorBidi" w:hAnsiTheme="minorBidi" w:cstheme="minorBidi"/>
+          <w:sz w:val="24"/>
+        </w:rPr>
+        <w:t>env, robot_id, depth, heuristic_fn=None)</w:t>
       </w:r>
     </w:p>
     <w:p>
@@ -9431,7 +9575,15 @@
           <w:rFonts w:asciiTheme="minorBidi" w:hAnsiTheme="minorBidi" w:cstheme="minorBidi"/>
           <w:sz w:val="24"/>
         </w:rPr>
-        <w:t>alphabeta_decision</w:t>
+        <w:t>alphabeta_</w:t>
+      </w:r>
+      <w:proofErr w:type="gramStart"/>
+      <w:r>
+        <w:rPr>
+          <w:rFonts w:asciiTheme="minorBidi" w:hAnsiTheme="minorBidi" w:cstheme="minorBidi"/>
+          <w:sz w:val="24"/>
+        </w:rPr>
+        <w:t>decision</w:t>
       </w:r>
       <w:proofErr w:type="spellEnd"/>
       <w:r>
@@ -9439,7 +9591,15 @@
           <w:rFonts w:asciiTheme="minorBidi" w:hAnsiTheme="minorBidi" w:cstheme="minorBidi"/>
           <w:sz w:val="24"/>
         </w:rPr>
-        <w:t xml:space="preserve">(env, </w:t>
+        <w:t>(</w:t>
+      </w:r>
+      <w:proofErr w:type="gramEnd"/>
+      <w:r>
+        <w:rPr>
+          <w:rFonts w:asciiTheme="minorBidi" w:hAnsiTheme="minorBidi" w:cstheme="minorBidi"/>
+          <w:sz w:val="24"/>
+        </w:rPr>
+        <w:t xml:space="preserve">env, </w:t>
       </w:r>
       <w:proofErr w:type="spellStart"/>
       <w:r>
@@ -9616,6 +9776,351 @@
     </w:p>
     <w:p>
       <w:pPr>
+        <w:spacing w:after="10" w:line="291" w:lineRule="auto"/>
+        <w:ind w:left="785" w:right="519"/>
+        <w:jc w:val="left"/>
+        <w:rPr>
+          <w:color w:val="0070C0"/>
+          <w:sz w:val="20"/>
+          <w:szCs w:val="22"/>
+          <w:rtl/>
+        </w:rPr>
+      </w:pPr>
+      <w:r>
+        <w:rPr>
+          <w:color w:val="0070C0"/>
+          <w:sz w:val="20"/>
+          <w:szCs w:val="22"/>
+          <w:rtl/>
+        </w:rPr>
+        <w:t xml:space="preserve">עבור אותו עומק חיפוש, אותה יוריסטיקה ואותו כלל שבירת שוויון, סוכן </w:t>
+      </w:r>
+      <w:r>
+        <w:rPr>
+          <w:color w:val="0070C0"/>
+          <w:sz w:val="20"/>
+          <w:szCs w:val="22"/>
+        </w:rPr>
+        <w:t>a</w:t>
+      </w:r>
+      <w:r>
+        <w:rPr>
+          <w:color w:val="0070C0"/>
+          <w:sz w:val="20"/>
+          <w:szCs w:val="22"/>
+        </w:rPr>
+        <w:t>lpha</w:t>
+      </w:r>
+      <w:r>
+        <w:rPr>
+          <w:color w:val="0070C0"/>
+          <w:sz w:val="20"/>
+          <w:szCs w:val="22"/>
+        </w:rPr>
+        <w:t xml:space="preserve"> b</w:t>
+      </w:r>
+      <w:r>
+        <w:rPr>
+          <w:color w:val="0070C0"/>
+          <w:sz w:val="20"/>
+          <w:szCs w:val="22"/>
+        </w:rPr>
+        <w:t>eta</w:t>
+      </w:r>
+      <w:r>
+        <w:rPr>
+          <w:color w:val="0070C0"/>
+          <w:sz w:val="20"/>
+          <w:szCs w:val="22"/>
+          <w:rtl/>
+        </w:rPr>
+        <w:t xml:space="preserve"> אמור לבחור את אותו מהלך כמו סוכן </w:t>
+      </w:r>
+      <w:r>
+        <w:rPr>
+          <w:color w:val="0070C0"/>
+          <w:sz w:val="20"/>
+          <w:szCs w:val="22"/>
+        </w:rPr>
+        <w:t>m</w:t>
+      </w:r>
+      <w:r>
+        <w:rPr>
+          <w:color w:val="0070C0"/>
+          <w:sz w:val="20"/>
+          <w:szCs w:val="22"/>
+        </w:rPr>
+        <w:t>inimax</w:t>
+      </w:r>
+      <w:r>
+        <w:rPr>
+          <w:color w:val="0070C0"/>
+          <w:sz w:val="20"/>
+          <w:szCs w:val="22"/>
+          <w:rtl/>
+        </w:rPr>
+        <w:t xml:space="preserve">, משום שהגיזום לא משנה את ערך המינימקס אלא רק מסיר ענפים שלא </w:t>
+      </w:r>
+      <w:r>
+        <w:rPr>
+          <w:rFonts w:hint="cs"/>
+          <w:color w:val="0070C0"/>
+          <w:sz w:val="20"/>
+          <w:szCs w:val="22"/>
+          <w:rtl/>
+        </w:rPr>
+        <w:t>משפיעים על התוצאה</w:t>
+      </w:r>
+      <w:r>
+        <w:rPr>
+          <w:color w:val="0070C0"/>
+          <w:sz w:val="20"/>
+          <w:szCs w:val="22"/>
+          <w:rtl/>
+        </w:rPr>
+        <w:t>.</w:t>
+      </w:r>
+    </w:p>
+    <w:p>
+      <w:pPr>
+        <w:spacing w:after="10" w:line="291" w:lineRule="auto"/>
+        <w:ind w:left="785" w:right="519"/>
+        <w:jc w:val="left"/>
+        <w:rPr>
+          <w:color w:val="0070C0"/>
+          <w:sz w:val="20"/>
+          <w:szCs w:val="22"/>
+          <w:rtl/>
+        </w:rPr>
+      </w:pPr>
+      <w:r>
+        <w:rPr>
+          <w:color w:val="0070C0"/>
+          <w:sz w:val="20"/>
+          <w:szCs w:val="22"/>
+          <w:rtl/>
+        </w:rPr>
+        <w:t xml:space="preserve">ההבדל הוא בזמן ריצה: </w:t>
+      </w:r>
+      <w:r>
+        <w:rPr>
+          <w:color w:val="0070C0"/>
+          <w:sz w:val="20"/>
+          <w:szCs w:val="22"/>
+        </w:rPr>
+        <w:t>a</w:t>
+      </w:r>
+      <w:r>
+        <w:rPr>
+          <w:color w:val="0070C0"/>
+          <w:sz w:val="20"/>
+          <w:szCs w:val="22"/>
+        </w:rPr>
+        <w:t>lpha</w:t>
+      </w:r>
+      <w:r>
+        <w:rPr>
+          <w:color w:val="0070C0"/>
+          <w:sz w:val="20"/>
+          <w:szCs w:val="22"/>
+        </w:rPr>
+        <w:t xml:space="preserve"> b</w:t>
+      </w:r>
+      <w:r>
+        <w:rPr>
+          <w:color w:val="0070C0"/>
+          <w:sz w:val="20"/>
+          <w:szCs w:val="22"/>
+        </w:rPr>
+        <w:t>eta</w:t>
+      </w:r>
+      <w:r>
+        <w:rPr>
+          <w:color w:val="0070C0"/>
+          <w:sz w:val="20"/>
+          <w:szCs w:val="22"/>
+          <w:rtl/>
+        </w:rPr>
+        <w:t xml:space="preserve"> בדרך כלל יעיל יותר, כי הוא לא צריך לפתח את כל </w:t>
+      </w:r>
+      <w:r>
+        <w:rPr>
+          <w:rFonts w:hint="cs"/>
+          <w:color w:val="0070C0"/>
+          <w:sz w:val="20"/>
+          <w:szCs w:val="22"/>
+          <w:rtl/>
+        </w:rPr>
+        <w:t>ה</w:t>
+      </w:r>
+      <w:r>
+        <w:rPr>
+          <w:color w:val="0070C0"/>
+          <w:sz w:val="20"/>
+          <w:szCs w:val="22"/>
+          <w:rtl/>
+        </w:rPr>
+        <w:t>עץ חיפוש</w:t>
+      </w:r>
+      <w:r>
+        <w:rPr>
+          <w:rFonts w:hint="cs"/>
+          <w:color w:val="0070C0"/>
+          <w:sz w:val="20"/>
+          <w:szCs w:val="22"/>
+          <w:rtl/>
+        </w:rPr>
+        <w:t xml:space="preserve"> כמו </w:t>
+      </w:r>
+      <w:r>
+        <w:rPr>
+          <w:color w:val="0070C0"/>
+          <w:sz w:val="20"/>
+          <w:szCs w:val="22"/>
+        </w:rPr>
+        <w:t>minimax</w:t>
+      </w:r>
+      <w:r>
+        <w:rPr>
+          <w:color w:val="0070C0"/>
+          <w:sz w:val="20"/>
+          <w:szCs w:val="22"/>
+          <w:rtl/>
+        </w:rPr>
+        <w:t xml:space="preserve">. במקרה הגרוע זמן הריצה יכול להיות דומה, אך במקרה טוב הוא בודק פחות מצבים ולכן יכול להספיק להגיע לעומק </w:t>
+      </w:r>
+      <w:r>
+        <w:rPr>
+          <w:rFonts w:hint="cs"/>
+          <w:color w:val="0070C0"/>
+          <w:sz w:val="20"/>
+          <w:szCs w:val="22"/>
+          <w:rtl/>
+        </w:rPr>
+        <w:t>עמוק</w:t>
+      </w:r>
+      <w:r>
+        <w:rPr>
+          <w:color w:val="0070C0"/>
+          <w:sz w:val="20"/>
+          <w:szCs w:val="22"/>
+          <w:rtl/>
+        </w:rPr>
+        <w:t xml:space="preserve"> יותר.</w:t>
+      </w:r>
+    </w:p>
+    <w:p>
+      <w:pPr>
+        <w:spacing w:after="10" w:line="291" w:lineRule="auto"/>
+        <w:ind w:left="785" w:right="519"/>
+        <w:jc w:val="left"/>
+        <w:rPr>
+          <w:color w:val="0070C0"/>
+          <w:sz w:val="20"/>
+          <w:szCs w:val="22"/>
+        </w:rPr>
+      </w:pPr>
+      <w:r>
+        <w:rPr>
+          <w:color w:val="0070C0"/>
+          <w:sz w:val="20"/>
+          <w:szCs w:val="22"/>
+          <w:rtl/>
+        </w:rPr>
+        <w:t xml:space="preserve">לכן, בעומק קבוע בחירת המהלך אמורה להיות זהה, אך זמן הריצה של </w:t>
+      </w:r>
+      <w:r>
+        <w:rPr>
+          <w:rFonts w:hint="cs"/>
+          <w:color w:val="0070C0"/>
+          <w:sz w:val="20"/>
+          <w:szCs w:val="22"/>
+          <w:rtl/>
+        </w:rPr>
+        <w:t>אלפא בטא</w:t>
+      </w:r>
+      <w:r>
+        <w:rPr>
+          <w:color w:val="0070C0"/>
+          <w:sz w:val="20"/>
+          <w:szCs w:val="22"/>
+          <w:rtl/>
+        </w:rPr>
+        <w:t xml:space="preserve"> לרוב יהיה </w:t>
+      </w:r>
+      <w:r>
+        <w:rPr>
+          <w:rFonts w:hint="cs"/>
+          <w:color w:val="0070C0"/>
+          <w:sz w:val="20"/>
+          <w:szCs w:val="22"/>
+          <w:rtl/>
+        </w:rPr>
+        <w:t>קצר יותר</w:t>
+      </w:r>
+      <w:r>
+        <w:rPr>
+          <w:color w:val="0070C0"/>
+          <w:sz w:val="20"/>
+          <w:szCs w:val="22"/>
+          <w:rtl/>
+        </w:rPr>
+        <w:t xml:space="preserve">. כאשר הסוכן מוגבל בזמן, ייתכן שבפועל הוא יבחר מהלך שונה, כי הוא עשוי להספיק לחפש עמוק יותר </w:t>
+      </w:r>
+      <w:r>
+        <w:rPr>
+          <w:rFonts w:hint="cs"/>
+          <w:color w:val="0070C0"/>
+          <w:sz w:val="20"/>
+          <w:szCs w:val="22"/>
+          <w:rtl/>
+        </w:rPr>
+        <w:t xml:space="preserve">תחת אותו </w:t>
+      </w:r>
+      <w:proofErr w:type="spellStart"/>
+      <w:r>
+        <w:rPr>
+          <w:color w:val="0070C0"/>
+          <w:sz w:val="20"/>
+          <w:szCs w:val="22"/>
+        </w:rPr>
+        <w:t>time_limit</w:t>
+      </w:r>
+      <w:proofErr w:type="spellEnd"/>
+      <w:r>
+        <w:rPr>
+          <w:rFonts w:hint="cs"/>
+          <w:color w:val="0070C0"/>
+          <w:sz w:val="20"/>
+          <w:szCs w:val="22"/>
+          <w:rtl/>
+        </w:rPr>
+        <w:t xml:space="preserve"> </w:t>
+      </w:r>
+      <w:r>
+        <w:rPr>
+          <w:color w:val="0070C0"/>
+          <w:sz w:val="20"/>
+          <w:szCs w:val="22"/>
+          <w:rtl/>
+        </w:rPr>
+        <w:t>.</w:t>
+      </w:r>
+    </w:p>
+    <w:p>
+      <w:pPr>
+        <w:spacing w:after="10" w:line="291" w:lineRule="auto"/>
+        <w:ind w:left="785" w:right="519"/>
+        <w:jc w:val="left"/>
+        <w:rPr>
+          <w:color w:val="0070C0"/>
+          <w:sz w:val="20"/>
+          <w:szCs w:val="22"/>
+        </w:rPr>
+      </w:pPr>
+    </w:p>
+    <w:p>
+      <w:pPr>
         <w:numPr>
           <w:ilvl w:val="0"/>
           <w:numId w:val="25"/>
@@ -9799,8 +10304,35 @@
           <w:sz w:val="24"/>
           <w:rtl/>
         </w:rPr>
-        <w:t xml:space="preserve"> שעבורם העץ ייגזם:_________</w:t>
-      </w:r>
+        <w:t xml:space="preserve"> שעבורם העץ ייגזם:</w:t>
+      </w:r>
+      <w:r>
+        <w:rPr>
+          <w:rFonts w:hint="cs"/>
+          <w:color w:val="auto"/>
+          <w:sz w:val="24"/>
+          <w:rtl/>
+        </w:rPr>
+        <w:t xml:space="preserve"> </w:t>
+      </w:r>
+      <m:oMath>
+        <m:r>
+          <w:rPr>
+            <w:rFonts w:ascii="Cambria Math" w:hAnsi="Cambria Math"/>
+            <w:color w:val="0070C0"/>
+            <w:sz w:val="24"/>
+          </w:rPr>
+          <m:t>x</m:t>
+        </m:r>
+        <m:r>
+          <w:rPr>
+            <w:rFonts w:ascii="Cambria Math" w:hAnsi="Cambria Math"/>
+            <w:color w:val="0070C0"/>
+            <w:sz w:val="24"/>
+          </w:rPr>
+          <m:t>≤1</m:t>
+        </m:r>
+      </m:oMath>
     </w:p>
     <w:p>
       <w:pPr>
@@ -9815,45 +10347,19 @@
           <w:rtl/>
         </w:rPr>
       </w:pPr>
-    </w:p>
-    <w:p>
-      <w:pPr>
-        <w:spacing w:after="426" w:line="291" w:lineRule="auto"/>
-        <w:ind w:right="351"/>
-        <w:jc w:val="left"/>
+      <w:r>
         <w:rPr>
           <w:strike/>
+          <w:noProof/>
           <w:color w:val="auto"/>
           <w:sz w:val="28"/>
           <w:szCs w:val="28"/>
-        </w:rPr>
-      </w:pPr>
-    </w:p>
-    <w:p>
-      <w:pPr>
-        <w:spacing w:after="426" w:line="291" w:lineRule="auto"/>
-        <w:ind w:right="351"/>
-        <w:jc w:val="left"/>
-        <w:rPr>
-          <w:strike/>
-          <w:color w:val="auto"/>
-          <w:sz w:val="28"/>
-          <w:szCs w:val="28"/>
-        </w:rPr>
-      </w:pPr>
-      <w:r>
-        <w:rPr>
-          <w:strike/>
-          <w:noProof/>
-          <w:color w:val="auto"/>
-          <w:sz w:val="28"/>
-          <w:szCs w:val="28"/>
           <w:rtl/>
         </w:rPr>
         <w:drawing>
-          <wp:inline distT="0" distB="0" distL="0" distR="0" wp14:anchorId="2DD8ED62" wp14:editId="06227E2B">
-            <wp:extent cx="4972151" cy="4325510"/>
-            <wp:effectExtent l="0" t="0" r="0" b="5715"/>
+          <wp:inline distT="0" distB="0" distL="0" distR="0" wp14:anchorId="61335CCB" wp14:editId="2751FB6D">
+            <wp:extent cx="3906683" cy="3398608"/>
+            <wp:effectExtent l="0" t="0" r="0" b="0"/>
             <wp:docPr id="650345091" name="Picture 1"/>
             <wp:cNvGraphicFramePr>
               <a:graphicFrameLocks xmlns:a="http://schemas.openxmlformats.org/drawingml/2006/main" noChangeAspect="1"/>
@@ -9874,7 +10380,7 @@
                   <pic:spPr>
                     <a:xfrm>
                       <a:off x="0" y="0"/>
-                      <a:ext cx="4981346" cy="4333509"/>
+                      <a:ext cx="3933434" cy="3421880"/>
                     </a:xfrm>
                     <a:prstGeom prst="rect">
                       <a:avLst/>
@@ -9889,6 +10395,19 @@
     </w:p>
     <w:p>
       <w:pPr>
+        <w:spacing w:after="426" w:line="291" w:lineRule="auto"/>
+        <w:ind w:right="351"/>
+        <w:jc w:val="left"/>
+        <w:rPr>
+          <w:strike/>
+          <w:color w:val="auto"/>
+          <w:sz w:val="28"/>
+          <w:szCs w:val="28"/>
+        </w:rPr>
+      </w:pPr>
+    </w:p>
+    <w:p>
+      <w:pPr>
         <w:bidi w:val="0"/>
         <w:spacing w:line="278" w:lineRule="auto"/>
         <w:jc w:val="left"/>
@@ -9917,7 +10436,6 @@
           <w:sz w:val="24"/>
           <w:rtl/>
         </w:rPr>
-        <w:lastRenderedPageBreak/>
         <w:t xml:space="preserve">חלק ד' </w:t>
       </w:r>
       <w:r>
@@ -16721,13 +17239,6 @@
         </w:pBdr>
         <w:spacing w:after="0" w:line="360" w:lineRule="auto"/>
         <w:jc w:val="left"/>
-        <w:rPr>
-          <w:rFonts w:eastAsia="David"/>
-          <w:color w:val="auto"/>
-          <w:kern w:val="0"/>
-          <w:sz w:val="24"/>
-          <w14:ligatures w14:val="none"/>
-        </w:rPr>
       </w:pPr>
       <w:r>
         <w:rPr>
@@ -16764,6 +17275,103 @@
         </w:pBdr>
         <w:spacing w:after="0" w:line="360" w:lineRule="auto"/>
         <w:jc w:val="left"/>
+      </w:pPr>
+      <w:r>
+        <w:rPr>
+          <w:rFonts w:hint="cs"/>
+          <w:rtl/>
+        </w:rPr>
+        <w:t xml:space="preserve">חלק ב שאלה 2 - </w:t>
+      </w:r>
+      <w:hyperlink r:id="rId20" w:history="1">
+        <w:r>
+          <w:rPr>
+            <w:rStyle w:val="Hyperlink"/>
+          </w:rPr>
+          <w:t>https://chatgpt.com/share/6a4258eb-3d3c-83eb-976a-528e60c6ce3c</w:t>
+        </w:r>
+      </w:hyperlink>
+    </w:p>
+    <w:p>
+      <w:pPr>
+        <w:pBdr>
+          <w:top w:val="nil"/>
+          <w:left w:val="nil"/>
+          <w:bottom w:val="nil"/>
+          <w:right w:val="nil"/>
+          <w:between w:val="nil"/>
+        </w:pBdr>
+        <w:spacing w:after="0" w:line="360" w:lineRule="auto"/>
+        <w:jc w:val="left"/>
+        <w:rPr>
+          <w:rFonts w:eastAsia="David" w:hint="cs"/>
+          <w:color w:val="auto"/>
+          <w:kern w:val="0"/>
+          <w:sz w:val="24"/>
+          <w:rtl/>
+          <w14:ligatures w14:val="none"/>
+        </w:rPr>
+      </w:pPr>
+      <w:r>
+        <w:rPr>
+          <w:rFonts w:hint="cs"/>
+          <w:rtl/>
+        </w:rPr>
+        <w:t>חלק ב שאלה 4</w:t>
+      </w:r>
+      <w:r>
+        <w:rPr>
+          <w:rFonts w:hint="cs"/>
+          <w:rtl/>
+        </w:rPr>
+        <w:t xml:space="preserve"> </w:t>
+      </w:r>
+      <w:r>
+        <w:rPr>
+          <w:rFonts w:hint="cs"/>
+          <w:rtl/>
+        </w:rPr>
+        <w:t>+ חלק ג שאלה 1</w:t>
+      </w:r>
+      <w:r>
+        <w:rPr>
+          <w:rFonts w:hint="cs"/>
+          <w:rtl/>
+        </w:rPr>
+        <w:t xml:space="preserve"> - </w:t>
+      </w:r>
+      <w:hyperlink r:id="rId21" w:history="1">
+        <w:r>
+          <w:rPr>
+            <w:rStyle w:val="Hyperlink"/>
+          </w:rPr>
+          <w:t>https://chatgpt.com/share/6a42610</w:t>
+        </w:r>
+        <w:r>
+          <w:rPr>
+            <w:rStyle w:val="Hyperlink"/>
+          </w:rPr>
+          <w:t>5</w:t>
+        </w:r>
+        <w:r>
+          <w:rPr>
+            <w:rStyle w:val="Hyperlink"/>
+          </w:rPr>
+          <w:t>-441c-83eb-9dab-6e8a3aed0c85</w:t>
+        </w:r>
+      </w:hyperlink>
+    </w:p>
+    <w:p>
+      <w:pPr>
+        <w:pBdr>
+          <w:top w:val="nil"/>
+          <w:left w:val="nil"/>
+          <w:bottom w:val="nil"/>
+          <w:right w:val="nil"/>
+          <w:between w:val="nil"/>
+        </w:pBdr>
+        <w:spacing w:after="0" w:line="360" w:lineRule="auto"/>
+        <w:jc w:val="left"/>
         <w:rPr>
           <w:rFonts w:eastAsia="David"/>
           <w:color w:val="auto"/>
@@ -16775,9 +17383,9 @@
       </w:pPr>
     </w:p>
     <w:sectPr>
-      <w:headerReference w:type="even" r:id="rId20"/>
-      <w:headerReference w:type="default" r:id="rId21"/>
-      <w:headerReference w:type="first" r:id="rId22"/>
+      <w:headerReference w:type="even" r:id="rId22"/>
+      <w:headerReference w:type="default" r:id="rId23"/>
+      <w:headerReference w:type="first" r:id="rId24"/>
       <w:pgSz w:w="11920" w:h="16840"/>
       <w:pgMar w:top="1440" w:right="1440" w:bottom="1440" w:left="1440" w:header="720" w:footer="720" w:gutter="0"/>
       <w:cols w:space="720"/>
@@ -21301,7 +21909,6 @@
   <w:style w:type="character" w:default="1" w:styleId="DefaultParagraphFont">
     <w:name w:val="Default Paragraph Font"/>
     <w:uiPriority w:val="1"/>
-    <w:semiHidden/>
     <w:unhideWhenUsed/>
   </w:style>
   <w:style w:type="table" w:default="1" w:styleId="TableNormal">
@@ -21539,6 +22146,18 @@
     <w:rPr>
       <w:rFonts w:ascii="Times New Roman" w:hAnsi="Times New Roman" w:cs="Times New Roman"/>
       <w:sz w:val="24"/>
+    </w:rPr>
+  </w:style>
+  <w:style w:type="character" w:styleId="FollowedHyperlink">
+    <w:name w:val="FollowedHyperlink"/>
+    <w:basedOn w:val="DefaultParagraphFont"/>
+    <w:uiPriority w:val="99"/>
+    <w:semiHidden/>
+    <w:unhideWhenUsed/>
+    <w:rsid w:val="00B86CFB"/>
+    <w:rPr>
+      <w:color w:val="96607D" w:themeColor="followedHyperlink"/>
+      <w:u w:val="single"/>
     </w:rPr>
   </w:style>
 </w:styles>

--- a/HW2_IntroToAI.docx
+++ b/HW2_IntroToAI.docx
@@ -2700,44 +2700,79 @@
         </w:rPr>
         <w:t>.</w:t>
       </w:r>
-      <w:proofErr w:type="spellStart"/>
-      <w:r>
-        <w:rPr>
-          <w:sz w:val="24"/>
-        </w:rPr>
-        <w:t>py</w:t>
-      </w:r>
-      <w:proofErr w:type="spellEnd"/>
-      <w:r>
-        <w:rPr>
-          <w:sz w:val="24"/>
+      <w:r>
+        <w:rPr>
+          <w:sz w:val="24"/>
+        </w:rPr>
+        <w:t xml:space="preserve">py </w:t>
+      </w:r>
+      <w:r>
+        <w:rPr>
+          <w:sz w:val="24"/>
+          <w:rtl/>
+        </w:rPr>
+        <w:t xml:space="preserve"> ולא מחברות</w:t>
+      </w:r>
+      <w:r>
+        <w:rPr>
+          <w:sz w:val="24"/>
+        </w:rPr>
+        <w:t>i</w:t>
+      </w:r>
+      <w:r>
+        <w:rPr>
+          <w:sz w:val="24"/>
+        </w:rPr>
+        <w:t xml:space="preserve">pynb </w:t>
+      </w:r>
+      <w:r>
+        <w:rPr>
+          <w:sz w:val="24"/>
+          <w:rtl/>
+        </w:rPr>
+        <w:t xml:space="preserve">. </w:t>
+      </w:r>
+      <w:r>
+        <w:rPr>
+          <w:sz w:val="24"/>
+          <w:rtl/>
+        </w:rPr>
+        <w:t>–</w:t>
+      </w:r>
+      <w:r>
+        <w:rPr>
+          <w:rFonts w:hint="cs"/>
+          <w:sz w:val="24"/>
+          <w:rtl/>
         </w:rPr>
         <w:t xml:space="preserve"> </w:t>
       </w:r>
       <w:r>
         <w:rPr>
-          <w:sz w:val="24"/>
-          <w:rtl/>
-        </w:rPr>
-        <w:t xml:space="preserve"> ולא מחברות</w:t>
-      </w:r>
-      <w:proofErr w:type="spellStart"/>
-      <w:r>
-        <w:rPr>
-          <w:sz w:val="24"/>
-        </w:rPr>
-        <w:t>i</w:t>
-      </w:r>
-      <w:r>
-        <w:rPr>
-          <w:sz w:val="24"/>
-        </w:rPr>
-        <w:t>pynb</w:t>
-      </w:r>
-      <w:proofErr w:type="spellEnd"/>
-      <w:r>
-        <w:rPr>
-          <w:sz w:val="24"/>
+          <w:rFonts w:hint="cs"/>
+          <w:sz w:val="24"/>
+          <w:rtl/>
+        </w:rPr>
+        <w:t xml:space="preserve">אתם </w:t>
+      </w:r>
+      <w:r>
+        <w:rPr>
+          <w:sz w:val="24"/>
+          <w:rtl/>
+        </w:rPr>
+        <w:t>מוזמנים לעבוד על התרגיל בכל</w:t>
+      </w:r>
+      <w:r>
+        <w:rPr>
+          <w:sz w:val="24"/>
+        </w:rPr>
+        <w:t xml:space="preserve">IDE </w:t>
+      </w:r>
+      <w:r>
+        <w:rPr>
+          <w:rFonts w:hint="cs"/>
+          <w:sz w:val="24"/>
+          <w:rtl/>
         </w:rPr>
         <w:t xml:space="preserve"> </w:t>
       </w:r>
@@ -2746,14 +2781,21 @@
           <w:sz w:val="24"/>
           <w:rtl/>
         </w:rPr>
-        <w:t xml:space="preserve">. </w:t>
-      </w:r>
-      <w:r>
-        <w:rPr>
-          <w:sz w:val="24"/>
-          <w:rtl/>
-        </w:rPr>
-        <w:t>–</w:t>
+        <w:t>שנוח לכם לעבודה בפייתון</w:t>
+      </w:r>
+      <w:r>
+        <w:rPr>
+          <w:rFonts w:hint="cs"/>
+          <w:sz w:val="24"/>
+          <w:rtl/>
+        </w:rPr>
+        <w:t>. ה-</w:t>
+      </w:r>
+      <w:r>
+        <w:rPr>
+          <w:sz w:val="24"/>
+        </w:rPr>
+        <w:t>IDEs</w:t>
       </w:r>
       <w:r>
         <w:rPr>
@@ -2769,24 +2811,47 @@
           <w:sz w:val="24"/>
           <w:rtl/>
         </w:rPr>
-        <w:t xml:space="preserve">אתם </w:t>
-      </w:r>
-      <w:r>
-        <w:rPr>
-          <w:sz w:val="24"/>
-          <w:rtl/>
-        </w:rPr>
-        <w:t>מוזמנים לעבוד על התרגיל בכל</w:t>
-      </w:r>
-      <w:r>
-        <w:rPr>
-          <w:sz w:val="24"/>
-        </w:rPr>
-        <w:t xml:space="preserve">IDE </w:t>
-      </w:r>
-      <w:r>
-        <w:rPr>
-          <w:rFonts w:hint="cs"/>
+        <w:t xml:space="preserve">המוכרים והמומלצים ביותר הם </w:t>
+      </w:r>
+      <w:r>
+        <w:rPr>
+          <w:sz w:val="24"/>
+        </w:rPr>
+        <w:t>P</w:t>
+      </w:r>
+      <w:r>
+        <w:rPr>
+          <w:sz w:val="24"/>
+        </w:rPr>
+        <w:t>y</w:t>
+      </w:r>
+      <w:r>
+        <w:rPr>
+          <w:sz w:val="24"/>
+        </w:rPr>
+        <w:t>C</w:t>
+      </w:r>
+      <w:r>
+        <w:rPr>
+          <w:sz w:val="24"/>
+        </w:rPr>
+        <w:t>harm</w:t>
+      </w:r>
+      <w:r>
+        <w:rPr>
+          <w:sz w:val="24"/>
+          <w:rtl/>
+        </w:rPr>
+        <w:t xml:space="preserve"> של חברת</w:t>
+      </w:r>
+      <w:r>
+        <w:rPr>
+          <w:sz w:val="24"/>
+        </w:rPr>
+        <w:t xml:space="preserve">jetBrains </w:t>
+      </w:r>
+      <w:r>
+        <w:rPr>
           <w:sz w:val="24"/>
           <w:rtl/>
         </w:rPr>
@@ -2794,121 +2859,22 @@
       </w:r>
       <w:r>
         <w:rPr>
-          <w:sz w:val="24"/>
-          <w:rtl/>
-        </w:rPr>
-        <w:t>שנוח לכם לעבודה בפייתון</w:t>
-      </w:r>
-      <w:r>
-        <w:rPr>
-          <w:rFonts w:hint="cs"/>
-          <w:sz w:val="24"/>
-          <w:rtl/>
-        </w:rPr>
-        <w:t>. ה-</w:t>
-      </w:r>
-      <w:r>
-        <w:rPr>
-          <w:sz w:val="24"/>
-        </w:rPr>
-        <w:t>IDEs</w:t>
-      </w:r>
-      <w:r>
-        <w:rPr>
-          <w:rFonts w:hint="cs"/>
-          <w:sz w:val="24"/>
-          <w:rtl/>
-        </w:rPr>
-        <w:t xml:space="preserve"> </w:t>
-      </w:r>
-      <w:r>
-        <w:rPr>
-          <w:rFonts w:hint="cs"/>
-          <w:sz w:val="24"/>
-          <w:rtl/>
-        </w:rPr>
-        <w:t xml:space="preserve">המוכרים והמומלצים ביותר הם </w:t>
-      </w:r>
-      <w:r>
-        <w:rPr>
-          <w:sz w:val="24"/>
-        </w:rPr>
-        <w:t>P</w:t>
-      </w:r>
-      <w:r>
-        <w:rPr>
-          <w:sz w:val="24"/>
-        </w:rPr>
-        <w:t>y</w:t>
-      </w:r>
-      <w:r>
-        <w:rPr>
-          <w:sz w:val="24"/>
-        </w:rPr>
-        <w:t>C</w:t>
-      </w:r>
-      <w:r>
-        <w:rPr>
-          <w:sz w:val="24"/>
-        </w:rPr>
-        <w:t>harm</w:t>
-      </w:r>
-      <w:r>
-        <w:rPr>
-          <w:sz w:val="24"/>
-          <w:rtl/>
-        </w:rPr>
-        <w:t xml:space="preserve"> של חברת</w:t>
-      </w:r>
-      <w:proofErr w:type="spellStart"/>
-      <w:r>
-        <w:rPr>
-          <w:sz w:val="24"/>
-        </w:rPr>
-        <w:t>jetBrains</w:t>
-      </w:r>
-      <w:proofErr w:type="spellEnd"/>
-      <w:r>
-        <w:rPr>
-          <w:sz w:val="24"/>
-        </w:rPr>
-        <w:t xml:space="preserve"> </w:t>
-      </w:r>
-      <w:r>
-        <w:rPr>
-          <w:sz w:val="24"/>
-          <w:rtl/>
-        </w:rPr>
-        <w:t xml:space="preserve"> </w:t>
-      </w:r>
-      <w:r>
-        <w:rPr>
           <w:rFonts w:hint="cs"/>
           <w:sz w:val="24"/>
           <w:rtl/>
         </w:rPr>
         <w:t xml:space="preserve">בה ניתן לקבל </w:t>
       </w:r>
-      <w:r>
-        <w:fldChar w:fldCharType="begin"/>
-      </w:r>
-      <w:r>
-        <w:instrText>HYPERLINK "https://lp.jetbrains.com/pycharm-for-students/"</w:instrText>
-      </w:r>
-      <w:r>
-        <w:fldChar w:fldCharType="separate"/>
-      </w:r>
-      <w:r>
-        <w:rPr>
-          <w:rStyle w:val="Hyperlink"/>
-          <w:sz w:val="24"/>
-          <w:rtl/>
-        </w:rPr>
-        <w:t>מנוי</w:t>
-      </w:r>
-      <w:r>
-        <w:fldChar w:fldCharType="end"/>
-      </w:r>
+      <w:hyperlink r:id="rId9" w:history="1">
+        <w:r>
+          <w:rPr>
+            <w:rStyle w:val="Hyperlink"/>
+            <w:sz w:val="24"/>
+            <w:rtl/>
+          </w:rPr>
+          <w:t>מנוי</w:t>
+        </w:r>
+      </w:hyperlink>
       <w:r>
         <w:rPr>
           <w:rFonts w:hint="cs"/>
@@ -2917,32 +2883,22 @@
         </w:rPr>
         <w:t xml:space="preserve"> חינמי לסטודנטים, ו-</w:t>
       </w:r>
-      <w:r>
-        <w:fldChar w:fldCharType="begin"/>
-      </w:r>
-      <w:r>
-        <w:instrText>HYPERLINK "https://code.visualstudio.com/"</w:instrText>
-      </w:r>
-      <w:r>
-        <w:fldChar w:fldCharType="separate"/>
-      </w:r>
-      <w:r>
-        <w:rPr>
-          <w:rStyle w:val="Hyperlink"/>
-          <w:sz w:val="24"/>
-        </w:rPr>
-        <w:t>visual studio</w:t>
-      </w:r>
-      <w:r>
-        <w:rPr>
-          <w:rStyle w:val="Hyperlink"/>
-          <w:sz w:val="24"/>
-        </w:rPr>
-        <w:t xml:space="preserve"> code</w:t>
-      </w:r>
-      <w:r>
-        <w:fldChar w:fldCharType="end"/>
-      </w:r>
+      <w:hyperlink r:id="rId10" w:history="1">
+        <w:r>
+          <w:rPr>
+            <w:rStyle w:val="Hyperlink"/>
+            <w:sz w:val="24"/>
+          </w:rPr>
+          <w:t>visual studio</w:t>
+        </w:r>
+        <w:r>
+          <w:rPr>
+            <w:rStyle w:val="Hyperlink"/>
+            <w:sz w:val="24"/>
+          </w:rPr>
+          <w:t xml:space="preserve"> code</w:t>
+        </w:r>
+      </w:hyperlink>
       <w:r>
         <w:rPr>
           <w:rFonts w:hint="cs"/>
@@ -3071,48 +3027,28 @@
         </w:rPr>
         <w:t>מומלץ להסתכל על הפונקציות</w:t>
       </w:r>
-      <w:proofErr w:type="spellStart"/>
       <w:r>
         <w:rPr>
           <w:rFonts w:ascii="Courier New" w:eastAsia="Courier New" w:hAnsi="Courier New" w:cs="Courier New"/>
           <w:color w:val="00627A"/>
           <w:sz w:val="16"/>
         </w:rPr>
-        <w:t>get_legal_operator</w:t>
-      </w:r>
-      <w:proofErr w:type="spellEnd"/>
+        <w:t xml:space="preserve">get_legal_operator </w:t>
+      </w:r>
+      <w:r>
+        <w:rPr>
+          <w:sz w:val="24"/>
+          <w:rtl/>
+        </w:rPr>
+        <w:t xml:space="preserve"> ו -</w:t>
+      </w:r>
       <w:r>
         <w:rPr>
           <w:rFonts w:ascii="Courier New" w:eastAsia="Courier New" w:hAnsi="Courier New" w:cs="Courier New"/>
           <w:color w:val="00627A"/>
           <w:sz w:val="16"/>
         </w:rPr>
-        <w:t xml:space="preserve"> </w:t>
-      </w:r>
-      <w:r>
-        <w:rPr>
-          <w:sz w:val="24"/>
-          <w:rtl/>
-        </w:rPr>
-        <w:t xml:space="preserve"> ו -</w:t>
-      </w:r>
-      <w:proofErr w:type="spellStart"/>
-      <w:r>
-        <w:rPr>
-          <w:rFonts w:ascii="Courier New" w:eastAsia="Courier New" w:hAnsi="Courier New" w:cs="Courier New"/>
-          <w:color w:val="00627A"/>
-          <w:sz w:val="16"/>
-        </w:rPr>
-        <w:t>apply_operator</w:t>
-      </w:r>
-      <w:proofErr w:type="spellEnd"/>
-      <w:r>
-        <w:rPr>
-          <w:rFonts w:ascii="Courier New" w:eastAsia="Courier New" w:hAnsi="Courier New" w:cs="Courier New"/>
-          <w:color w:val="00627A"/>
-          <w:sz w:val="16"/>
-        </w:rPr>
-        <w:t xml:space="preserve"> </w:t>
+        <w:t xml:space="preserve">apply_operator </w:t>
       </w:r>
       <w:r>
         <w:rPr>
@@ -3295,30 +3231,8 @@
         <w:rPr>
           <w:sz w:val="24"/>
         </w:rPr>
-        <w:t>--</w:t>
-      </w:r>
-      <w:proofErr w:type="spellStart"/>
-      <w:r>
-        <w:rPr>
-          <w:sz w:val="24"/>
-        </w:rPr>
-        <w:t>console_print</w:t>
-      </w:r>
-      <w:proofErr w:type="spellEnd"/>
-      <w:r>
-        <w:rPr>
-          <w:sz w:val="24"/>
-        </w:rPr>
-        <w:t xml:space="preserve"> --</w:t>
-      </w:r>
-      <w:proofErr w:type="spellStart"/>
-      <w:r>
-        <w:rPr>
-          <w:sz w:val="24"/>
-        </w:rPr>
-        <w:t>screen_print</w:t>
-      </w:r>
-      <w:proofErr w:type="spellEnd"/>
+        <w:t>--console_print --screen_print</w:t>
+      </w:r>
     </w:p>
     <w:p>
       <w:pPr>
@@ -3561,19 +3475,11 @@
         </w:rPr>
         <w:t>ערך</w:t>
       </w:r>
-      <w:proofErr w:type="spellStart"/>
-      <w:r>
-        <w:rPr>
-          <w:sz w:val="24"/>
-        </w:rPr>
-        <w:t>console_print</w:t>
-      </w:r>
-      <w:proofErr w:type="spellEnd"/>
-      <w:r>
-        <w:rPr>
-          <w:sz w:val="24"/>
-        </w:rPr>
-        <w:t xml:space="preserve"> </w:t>
+      <w:r>
+        <w:rPr>
+          <w:sz w:val="24"/>
+        </w:rPr>
+        <w:t xml:space="preserve">console_print </w:t>
       </w:r>
       <w:r>
         <w:rPr>
@@ -3625,7 +3531,7 @@
                     <pic:cNvPicPr/>
                   </pic:nvPicPr>
                   <pic:blipFill>
-                    <a:blip r:embed="rId9"/>
+                    <a:blip r:embed="rId11"/>
                     <a:stretch>
                       <a:fillRect/>
                     </a:stretch>
@@ -4121,14 +4027,19 @@
         <w:tab/>
         <w:t>ערך</w:t>
       </w:r>
-      <w:proofErr w:type="spellStart"/>
-      <w:r>
-        <w:rPr>
-          <w:sz w:val="24"/>
-        </w:rPr>
-        <w:t>screen_print</w:t>
-      </w:r>
-      <w:proofErr w:type="spellEnd"/>
+      <w:r>
+        <w:rPr>
+          <w:sz w:val="24"/>
+        </w:rPr>
+        <w:t xml:space="preserve">screen_print </w:t>
+      </w:r>
+      <w:r>
+        <w:rPr>
+          <w:sz w:val="24"/>
+          <w:rtl/>
+        </w:rPr>
+        <w:t>-- דגל אופציונלי, כאשר מועבר יודפס לכם הנפשה של המשחק בחלון</w:t>
+      </w:r>
       <w:r>
         <w:rPr>
           <w:sz w:val="24"/>
@@ -4138,24 +4049,9 @@
       <w:r>
         <w:rPr>
           <w:sz w:val="24"/>
-          <w:rtl/>
-        </w:rPr>
-        <w:t>-- דגל אופציונלי, כאשר מועבר יודפס לכם הנפשה של המשחק בחלון</w:t>
-      </w:r>
-      <w:r>
-        <w:rPr>
-          <w:sz w:val="24"/>
-        </w:rPr>
-        <w:t xml:space="preserve"> </w:t>
-      </w:r>
-      <w:proofErr w:type="spellStart"/>
-      <w:r>
-        <w:rPr>
-          <w:sz w:val="24"/>
         </w:rPr>
         <w:t>pygame</w:t>
       </w:r>
-      <w:proofErr w:type="spellEnd"/>
       <w:r>
         <w:rPr>
           <w:sz w:val="24"/>
@@ -4189,7 +4085,7 @@
                     <pic:cNvPicPr/>
                   </pic:nvPicPr>
                   <pic:blipFill>
-                    <a:blip r:embed="rId10"/>
+                    <a:blip r:embed="rId12"/>
                     <a:stretch>
                       <a:fillRect/>
                     </a:stretch>
@@ -4395,7 +4291,7 @@
                     <pic:cNvPicPr/>
                   </pic:nvPicPr>
                   <pic:blipFill>
-                    <a:blip r:embed="rId11"/>
+                    <a:blip r:embed="rId13"/>
                     <a:stretch>
                       <a:fillRect/>
                     </a:stretch>
@@ -4466,7 +4362,7 @@
                     <pic:cNvPicPr/>
                   </pic:nvPicPr>
                   <pic:blipFill>
-                    <a:blip r:embed="rId12"/>
+                    <a:blip r:embed="rId14"/>
                     <a:stretch>
                       <a:fillRect/>
                     </a:stretch>
@@ -4513,9 +4409,9 @@
       <w:pPr>
         <w:jc w:val="left"/>
         <w:sectPr>
-          <w:headerReference w:type="even" r:id="rId13"/>
-          <w:headerReference w:type="default" r:id="rId14"/>
-          <w:headerReference w:type="first" r:id="rId15"/>
+          <w:headerReference w:type="even" r:id="rId15"/>
+          <w:headerReference w:type="default" r:id="rId16"/>
+          <w:headerReference w:type="first" r:id="rId17"/>
           <w:pgSz w:w="11920" w:h="16840"/>
           <w:pgMar w:top="1440" w:right="1454" w:bottom="1707" w:left="1440" w:header="720" w:footer="720" w:gutter="0"/>
           <w:cols w:space="720"/>
@@ -4587,21 +4483,12 @@
         </w:rPr>
         <w:t>׳ 20)</w:t>
       </w:r>
-      <w:proofErr w:type="spellStart"/>
       <w:r>
         <w:rPr>
           <w:b/>
           <w:sz w:val="28"/>
         </w:rPr>
-        <w:t>ImprovedGreedy</w:t>
-      </w:r>
-      <w:proofErr w:type="spellEnd"/>
-      <w:r>
-        <w:rPr>
-          <w:b/>
-          <w:sz w:val="28"/>
-        </w:rPr>
-        <w:t xml:space="preserve"> - </w:t>
+        <w:t xml:space="preserve">ImprovedGreedy - </w:t>
       </w:r>
       <w:r>
         <w:rPr>
@@ -5255,7 +5142,6 @@
           <w:rtl/>
         </w:rPr>
       </w:pPr>
-      <w:proofErr w:type="gramStart"/>
       <w:r>
         <w:rPr>
           <w:rFonts w:asciiTheme="majorHAnsi" w:eastAsia="Assistant" w:hAnsiTheme="majorHAnsi" w:cstheme="minorBidi"/>
@@ -5273,18 +5159,7 @@
           <w:szCs w:val="26"/>
           <w:rtl/>
         </w:rPr>
-        <w:t xml:space="preserve">  -</w:t>
-      </w:r>
-      <w:proofErr w:type="gramEnd"/>
-      <w:r>
-        <w:rPr>
-          <w:rFonts w:asciiTheme="majorHAnsi" w:eastAsia="Assistant" w:hAnsiTheme="majorHAnsi" w:cstheme="minorBidi" w:hint="cs"/>
-          <w:color w:val="0070C0"/>
-          <w:sz w:val="26"/>
-          <w:szCs w:val="26"/>
-          <w:rtl/>
-        </w:rPr>
-        <w:t xml:space="preserve"> סט של כל המצבים החוקיים במשחק, כולל מיקומי רובוטים, בטריות, תחנת טעינה, נקודות של כל רובוט, חבילה נוכחית לכל רובוט (אם יש), חבילות פעילות על הלוח והמיקום שלהן, היעד שלהן, חבילות עתידיות והמיקום שלהן, היעד שלהן. צעדים נותרים, תור נוכחי.</w:t>
+        <w:t xml:space="preserve">  - סט של כל המצבים החוקיים במשחק, כולל מיקומי רובוטים, בטריות, תחנת טעינה, נקודות של כל רובוט, חבילה נוכחית לכל רובוט (אם יש), חבילות פעילות על הלוח והמיקום שלהן, היעד שלהן, חבילות עתידיות והמיקום שלהן, היעד שלהן. צעדים נותרים, תור נוכחי.</w:t>
       </w:r>
     </w:p>
     <w:p>
@@ -6243,7 +6118,21 @@
               <w:rFonts w:ascii="Cambria Math" w:hAnsi="Cambria Math"/>
               <w:color w:val="0070C0"/>
             </w:rPr>
-            <m:t>=arg⁡</m:t>
+            <m:t>=</m:t>
+          </m:r>
+          <m:r>
+            <w:rPr>
+              <w:rFonts w:ascii="Cambria Math" w:hAnsi="Cambria Math"/>
+              <w:color w:val="0070C0"/>
+            </w:rPr>
+            <m:t>arg</m:t>
+          </m:r>
+          <m:r>
+            <w:rPr>
+              <w:rFonts w:ascii="Cambria Math" w:hAnsi="Cambria Math"/>
+              <w:color w:val="0070C0"/>
+            </w:rPr>
+            <m:t>⁡</m:t>
           </m:r>
           <m:limLow>
             <m:limLowPr>
@@ -6261,7 +6150,14 @@
                   <w:rFonts w:ascii="Cambria Math" w:hAnsi="Cambria Math"/>
                   <w:color w:val="0070C0"/>
                 </w:rPr>
-                <m:t>max⁡</m:t>
+                <m:t>max</m:t>
+              </m:r>
+              <m:r>
+                <w:rPr>
+                  <w:rFonts w:ascii="Cambria Math" w:hAnsi="Cambria Math"/>
+                  <w:color w:val="0070C0"/>
+                </w:rPr>
+                <m:t>⁡</m:t>
               </m:r>
             </m:e>
             <m:lim>
@@ -6270,7 +6166,21 @@
                   <w:rFonts w:ascii="Cambria Math" w:hAnsi="Cambria Math"/>
                   <w:color w:val="0070C0"/>
                 </w:rPr>
-                <m:t>p∈ActivePackages</m:t>
+                <m:t>p</m:t>
+              </m:r>
+              <m:r>
+                <w:rPr>
+                  <w:rFonts w:ascii="Cambria Math" w:hAnsi="Cambria Math"/>
+                  <w:color w:val="0070C0"/>
+                </w:rPr>
+                <m:t>∈</m:t>
+              </m:r>
+              <m:r>
+                <w:rPr>
+                  <w:rFonts w:ascii="Cambria Math" w:hAnsi="Cambria Math"/>
+                  <w:color w:val="0070C0"/>
+                </w:rPr>
+                <m:t>ActivePackages</m:t>
               </m:r>
             </m:lim>
           </m:limLow>
@@ -6279,7 +6189,56 @@
               <w:rFonts w:ascii="Cambria Math" w:hAnsi="Cambria Math"/>
               <w:color w:val="0070C0"/>
             </w:rPr>
-            <m:t>PackageCandidate(s,r,p)</m:t>
+            <m:t>PackageCandidate</m:t>
+          </m:r>
+          <m:r>
+            <w:rPr>
+              <w:rFonts w:ascii="Cambria Math" w:hAnsi="Cambria Math"/>
+              <w:color w:val="0070C0"/>
+            </w:rPr>
+            <m:t>(</m:t>
+          </m:r>
+          <m:r>
+            <w:rPr>
+              <w:rFonts w:ascii="Cambria Math" w:hAnsi="Cambria Math"/>
+              <w:color w:val="0070C0"/>
+            </w:rPr>
+            <m:t>s</m:t>
+          </m:r>
+          <m:r>
+            <w:rPr>
+              <w:rFonts w:ascii="Cambria Math" w:hAnsi="Cambria Math"/>
+              <w:color w:val="0070C0"/>
+            </w:rPr>
+            <m:t>,</m:t>
+          </m:r>
+          <m:r>
+            <w:rPr>
+              <w:rFonts w:ascii="Cambria Math" w:hAnsi="Cambria Math"/>
+              <w:color w:val="0070C0"/>
+            </w:rPr>
+            <m:t>r</m:t>
+          </m:r>
+          <m:r>
+            <w:rPr>
+              <w:rFonts w:ascii="Cambria Math" w:hAnsi="Cambria Math"/>
+              <w:color w:val="0070C0"/>
+            </w:rPr>
+            <m:t>,</m:t>
+          </m:r>
+          <m:r>
+            <w:rPr>
+              <w:rFonts w:ascii="Cambria Math" w:hAnsi="Cambria Math"/>
+              <w:color w:val="0070C0"/>
+            </w:rPr>
+            <m:t>p</m:t>
+          </m:r>
+          <m:r>
+            <w:rPr>
+              <w:rFonts w:ascii="Cambria Math" w:hAnsi="Cambria Math"/>
+              <w:color w:val="0070C0"/>
+            </w:rPr>
+            <m:t>)</m:t>
           </m:r>
         </m:oMath>
       </m:oMathPara>
@@ -7503,7 +7462,6 @@
         </w:rPr>
         <w:t xml:space="preserve"> את הפונקציה </w:t>
       </w:r>
-      <w:proofErr w:type="spellStart"/>
       <w:r>
         <w:rPr>
           <w:color w:val="156082" w:themeColor="accent1"/>
@@ -7512,7 +7470,6 @@
         </w:rPr>
         <w:t>smart_heurisitc</w:t>
       </w:r>
-      <w:proofErr w:type="spellEnd"/>
       <w:r>
         <w:rPr>
           <w:rFonts w:hint="cs"/>
@@ -7540,7 +7497,6 @@
         </w:rPr>
         <w:t xml:space="preserve"> הסוכן </w:t>
       </w:r>
-      <w:proofErr w:type="spellStart"/>
       <w:r>
         <w:rPr>
           <w:sz w:val="28"/>
@@ -7548,7 +7504,6 @@
         </w:rPr>
         <w:t>AgentGreedyImproved</w:t>
       </w:r>
-      <w:proofErr w:type="spellEnd"/>
       <w:r>
         <w:rPr>
           <w:rFonts w:hint="cs"/>
@@ -7616,25 +7571,7 @@
           <w:sz w:val="26"/>
           <w:szCs w:val="26"/>
         </w:rPr>
-        <w:t xml:space="preserve"> </w:t>
-      </w:r>
-      <w:proofErr w:type="spellStart"/>
-      <w:r>
-        <w:rPr>
-          <w:color w:val="auto"/>
-          <w:sz w:val="26"/>
-          <w:szCs w:val="26"/>
-        </w:rPr>
-        <w:t>ImprovedGreedy</w:t>
-      </w:r>
-      <w:proofErr w:type="spellEnd"/>
-      <w:r>
-        <w:rPr>
-          <w:color w:val="auto"/>
-          <w:sz w:val="26"/>
-          <w:szCs w:val="26"/>
-        </w:rPr>
-        <w:t xml:space="preserve"> </w:t>
+        <w:t xml:space="preserve"> ImprovedGreedy </w:t>
       </w:r>
       <w:r>
         <w:rPr>
@@ -7752,7 +7689,6 @@
         </w:rPr>
         <w:t xml:space="preserve">המאפיין הזה הכרחי כי הסוכן </w:t>
       </w:r>
-      <w:proofErr w:type="spellStart"/>
       <w:r>
         <w:rPr>
           <w:color w:val="0070C0"/>
@@ -7761,7 +7697,6 @@
         </w:rPr>
         <w:t>ImprovedGreedy</w:t>
       </w:r>
-      <w:proofErr w:type="spellEnd"/>
       <w:r>
         <w:rPr>
           <w:color w:val="0070C0"/>
@@ -8936,23 +8871,7 @@
           <w:sz w:val="24"/>
         </w:rPr>
         <w:lastRenderedPageBreak/>
-        <w:t>minimax_</w:t>
-      </w:r>
-      <w:proofErr w:type="gramStart"/>
-      <w:r>
-        <w:rPr>
-          <w:rFonts w:asciiTheme="minorBidi" w:hAnsiTheme="minorBidi" w:cstheme="minorBidi"/>
-          <w:sz w:val="24"/>
-        </w:rPr>
-        <w:t>decision(</w:t>
-      </w:r>
-      <w:proofErr w:type="gramEnd"/>
-      <w:r>
-        <w:rPr>
-          <w:rFonts w:asciiTheme="minorBidi" w:hAnsiTheme="minorBidi" w:cstheme="minorBidi"/>
-          <w:sz w:val="24"/>
-        </w:rPr>
-        <w:t>env, robot_id, depth, heuristic_fn=None)</w:t>
+        <w:t>minimax_decision(env, robot_id, depth, heuristic_fn=None)</w:t>
       </w:r>
     </w:p>
     <w:p>
@@ -9378,7 +9297,6 @@
         </w:rPr>
         <w:t xml:space="preserve">אתם רשאים להיעזר בספריה </w:t>
       </w:r>
-      <w:proofErr w:type="spellStart"/>
       <w:r>
         <w:rPr>
           <w:rFonts w:asciiTheme="minorBidi" w:eastAsia="Assistant" w:hAnsiTheme="minorBidi" w:cstheme="minorBidi"/>
@@ -9389,7 +9307,6 @@
         </w:rPr>
         <w:t>func_timeout</w:t>
       </w:r>
-      <w:proofErr w:type="spellEnd"/>
       <w:r>
         <w:rPr>
           <w:rFonts w:asciiTheme="minorBidi" w:eastAsia="Assistant" w:hAnsiTheme="minorBidi" w:cstheme="minorBidi"/>
@@ -9526,7 +9443,6 @@
         </w:rPr>
         <w:t xml:space="preserve">(רטוב: 10 נק') ממשו שחקן אלפא-בטא מוגבל משאבים במחלקה </w:t>
       </w:r>
-      <w:proofErr w:type="spellStart"/>
       <w:r>
         <w:rPr>
           <w:rFonts w:asciiTheme="minorBidi" w:hAnsiTheme="minorBidi" w:cstheme="minorBidi"/>
@@ -9534,7 +9450,6 @@
         </w:rPr>
         <w:t>AgentAlphaBeta</w:t>
       </w:r>
-      <w:proofErr w:type="spellEnd"/>
       <w:r>
         <w:rPr>
           <w:rFonts w:asciiTheme="minorBidi" w:hAnsiTheme="minorBidi" w:cstheme="minorBidi"/>
@@ -9569,69 +9484,12 @@
           <w:sz w:val="24"/>
         </w:rPr>
       </w:pPr>
-      <w:proofErr w:type="spellStart"/>
-      <w:r>
-        <w:rPr>
-          <w:rFonts w:asciiTheme="minorBidi" w:hAnsiTheme="minorBidi" w:cstheme="minorBidi"/>
-          <w:sz w:val="24"/>
-        </w:rPr>
-        <w:t>alphabeta_</w:t>
-      </w:r>
-      <w:proofErr w:type="gramStart"/>
-      <w:r>
-        <w:rPr>
-          <w:rFonts w:asciiTheme="minorBidi" w:hAnsiTheme="minorBidi" w:cstheme="minorBidi"/>
-          <w:sz w:val="24"/>
-        </w:rPr>
-        <w:t>decision</w:t>
-      </w:r>
-      <w:proofErr w:type="spellEnd"/>
-      <w:r>
-        <w:rPr>
-          <w:rFonts w:asciiTheme="minorBidi" w:hAnsiTheme="minorBidi" w:cstheme="minorBidi"/>
-          <w:sz w:val="24"/>
-        </w:rPr>
-        <w:t>(</w:t>
-      </w:r>
-      <w:proofErr w:type="gramEnd"/>
-      <w:r>
-        <w:rPr>
-          <w:rFonts w:asciiTheme="minorBidi" w:hAnsiTheme="minorBidi" w:cstheme="minorBidi"/>
-          <w:sz w:val="24"/>
-        </w:rPr>
-        <w:t xml:space="preserve">env, </w:t>
-      </w:r>
-      <w:proofErr w:type="spellStart"/>
-      <w:r>
-        <w:rPr>
-          <w:rFonts w:asciiTheme="minorBidi" w:hAnsiTheme="minorBidi" w:cstheme="minorBidi"/>
-          <w:sz w:val="24"/>
-        </w:rPr>
-        <w:t>robot_id</w:t>
-      </w:r>
-      <w:proofErr w:type="spellEnd"/>
-      <w:r>
-        <w:rPr>
-          <w:rFonts w:asciiTheme="minorBidi" w:hAnsiTheme="minorBidi" w:cstheme="minorBidi"/>
-          <w:sz w:val="24"/>
-        </w:rPr>
-        <w:t xml:space="preserve">, depth, </w:t>
-      </w:r>
-      <w:proofErr w:type="spellStart"/>
-      <w:r>
-        <w:rPr>
-          <w:rFonts w:asciiTheme="minorBidi" w:hAnsiTheme="minorBidi" w:cstheme="minorBidi"/>
-          <w:sz w:val="24"/>
-        </w:rPr>
-        <w:t>heuristic_fn</w:t>
-      </w:r>
-      <w:proofErr w:type="spellEnd"/>
-      <w:r>
-        <w:rPr>
-          <w:rFonts w:asciiTheme="minorBidi" w:hAnsiTheme="minorBidi" w:cstheme="minorBidi"/>
-          <w:sz w:val="24"/>
-        </w:rPr>
-        <w:t>=None)</w:t>
+      <w:r>
+        <w:rPr>
+          <w:rFonts w:asciiTheme="minorBidi" w:hAnsiTheme="minorBidi" w:cstheme="minorBidi"/>
+          <w:sz w:val="24"/>
+        </w:rPr>
+        <w:t>alphabeta_decision(env, robot_id, depth, heuristic_fn=None)</w:t>
       </w:r>
       <w:r>
         <w:rPr>
@@ -9641,7 +9499,6 @@
         </w:rPr>
         <w:t xml:space="preserve">, המחזירה אופרטור חוקי לפי אלפא-בטא מוגבל עומק. עבור אותו עומק, אותה יוריסטיקה ואותו כלל שבירת שוויון, עליה להחזיר את אותה החלטה כמו </w:t>
       </w:r>
-      <w:proofErr w:type="spellStart"/>
       <w:r>
         <w:rPr>
           <w:rFonts w:asciiTheme="minorBidi" w:hAnsiTheme="minorBidi" w:cstheme="minorBidi"/>
@@ -9649,7 +9506,6 @@
         </w:rPr>
         <w:t>minimax_decision</w:t>
       </w:r>
-      <w:proofErr w:type="spellEnd"/>
       <w:r>
         <w:rPr>
           <w:rFonts w:asciiTheme="minorBidi" w:hAnsiTheme="minorBidi" w:cstheme="minorBidi"/>
@@ -9658,7 +9514,6 @@
         </w:rPr>
         <w:t xml:space="preserve">. המחלקה </w:t>
       </w:r>
-      <w:proofErr w:type="spellStart"/>
       <w:r>
         <w:rPr>
           <w:rFonts w:asciiTheme="minorBidi" w:hAnsiTheme="minorBidi" w:cstheme="minorBidi"/>
@@ -9666,7 +9521,6 @@
         </w:rPr>
         <w:t>AgentAlphaBeta</w:t>
       </w:r>
-      <w:proofErr w:type="spellEnd"/>
       <w:r>
         <w:rPr>
           <w:rFonts w:asciiTheme="minorBidi" w:hAnsiTheme="minorBidi" w:cstheme="minorBidi"/>
@@ -9675,7 +9529,6 @@
         </w:rPr>
         <w:t xml:space="preserve"> עדיין מוגבלת בזמן באמצעות </w:t>
       </w:r>
-      <w:proofErr w:type="spellStart"/>
       <w:r>
         <w:rPr>
           <w:rFonts w:asciiTheme="minorBidi" w:hAnsiTheme="minorBidi" w:cstheme="minorBidi"/>
@@ -9683,7 +9536,6 @@
         </w:rPr>
         <w:t>time_limit</w:t>
       </w:r>
-      <w:proofErr w:type="spellEnd"/>
       <w:r>
         <w:rPr>
           <w:rFonts w:asciiTheme="minorBidi" w:hAnsiTheme="minorBidi" w:cstheme="minorBidi"/>
@@ -10077,7 +9929,6 @@
         </w:rPr>
         <w:t xml:space="preserve">תחת אותו </w:t>
       </w:r>
-      <w:proofErr w:type="spellStart"/>
       <w:r>
         <w:rPr>
           <w:color w:val="0070C0"/>
@@ -10086,7 +9937,6 @@
         </w:rPr>
         <w:t>time_limit</w:t>
       </w:r>
-      <w:proofErr w:type="spellEnd"/>
       <w:r>
         <w:rPr>
           <w:rFonts w:hint="cs"/>
@@ -10322,15 +10172,7 @@
             <w:color w:val="0070C0"/>
             <w:sz w:val="24"/>
           </w:rPr>
-          <m:t>x</m:t>
-        </m:r>
-        <m:r>
-          <w:rPr>
-            <w:rFonts w:ascii="Cambria Math" w:hAnsi="Cambria Math"/>
-            <w:color w:val="0070C0"/>
-            <w:sz w:val="24"/>
-          </w:rPr>
-          <m:t>≤1</m:t>
+          <m:t>x≤1</m:t>
         </m:r>
       </m:oMath>
     </w:p>
@@ -10372,7 +10214,7 @@
                     <pic:cNvPicPr/>
                   </pic:nvPicPr>
                   <pic:blipFill>
-                    <a:blip r:embed="rId16"/>
+                    <a:blip r:embed="rId18"/>
                     <a:stretch>
                       <a:fillRect/>
                     </a:stretch>
@@ -10457,7 +10299,6 @@
         </w:rPr>
         <w:t xml:space="preserve"> </w:t>
       </w:r>
-      <w:proofErr w:type="spellStart"/>
       <w:r>
         <w:rPr>
           <w:b/>
@@ -10466,7 +10307,6 @@
         </w:rPr>
         <w:t>Expectimax</w:t>
       </w:r>
-      <w:proofErr w:type="spellEnd"/>
       <w:r>
         <w:rPr>
           <w:rFonts w:hint="cs"/>
@@ -10544,7 +10384,6 @@
         </w:rPr>
         <w:t xml:space="preserve">בהנחה שאתם משתמשים באלגוריתם </w:t>
       </w:r>
-      <w:proofErr w:type="spellStart"/>
       <w:r>
         <w:rPr>
           <w:b/>
@@ -10554,7 +10393,6 @@
         </w:rPr>
         <w:t>Expectimax</w:t>
       </w:r>
-      <w:proofErr w:type="spellEnd"/>
       <w:r>
         <w:rPr>
           <w:rFonts w:hint="cs"/>
@@ -10596,6 +10434,251 @@
           <w:sz w:val="24"/>
         </w:rPr>
         <w:t>?</w:t>
+      </w:r>
+    </w:p>
+    <w:p>
+      <w:pPr>
+        <w:spacing w:after="310" w:line="291" w:lineRule="auto"/>
+        <w:ind w:left="708" w:right="351"/>
+        <w:jc w:val="left"/>
+        <w:rPr>
+          <w:rFonts w:hint="cs"/>
+          <w:color w:val="0070C0"/>
+          <w:sz w:val="21"/>
+          <w:szCs w:val="22"/>
+          <w:rtl/>
+        </w:rPr>
+      </w:pPr>
+      <w:r>
+        <w:rPr>
+          <w:color w:val="0070C0"/>
+          <w:sz w:val="21"/>
+          <w:szCs w:val="22"/>
+          <w:rtl/>
+        </w:rPr>
+        <w:t>ב</w:t>
+      </w:r>
+      <w:r>
+        <w:rPr>
+          <w:rFonts w:hint="cs"/>
+          <w:color w:val="0070C0"/>
+          <w:sz w:val="21"/>
+          <w:szCs w:val="22"/>
+          <w:rtl/>
+        </w:rPr>
+        <w:t>-</w:t>
+      </w:r>
+      <w:r>
+        <w:rPr>
+          <w:color w:val="0070C0"/>
+          <w:sz w:val="21"/>
+          <w:szCs w:val="22"/>
+        </w:rPr>
+        <w:t>e</w:t>
+      </w:r>
+      <w:r>
+        <w:rPr>
+          <w:color w:val="0070C0"/>
+          <w:sz w:val="21"/>
+          <w:szCs w:val="22"/>
+        </w:rPr>
+        <w:t>xpectimax</w:t>
+      </w:r>
+      <w:r>
+        <w:rPr>
+          <w:color w:val="0070C0"/>
+          <w:sz w:val="21"/>
+          <w:szCs w:val="22"/>
+          <w:rtl/>
+        </w:rPr>
+        <w:t xml:space="preserve"> הסוכן מניח שהיריב </w:t>
+      </w:r>
+      <w:r>
+        <w:rPr>
+          <w:rFonts w:hint="cs"/>
+          <w:color w:val="0070C0"/>
+          <w:sz w:val="21"/>
+          <w:szCs w:val="22"/>
+          <w:rtl/>
+        </w:rPr>
+        <w:t>לא</w:t>
+      </w:r>
+      <w:r>
+        <w:rPr>
+          <w:color w:val="0070C0"/>
+          <w:sz w:val="21"/>
+          <w:szCs w:val="22"/>
+          <w:rtl/>
+        </w:rPr>
+        <w:t xml:space="preserve"> בוחר בהכרח את המהלך הגרוע ביותר </w:t>
+      </w:r>
+      <w:r>
+        <w:rPr>
+          <w:rFonts w:hint="cs"/>
+          <w:color w:val="0070C0"/>
+          <w:sz w:val="21"/>
+          <w:szCs w:val="22"/>
+          <w:rtl/>
+        </w:rPr>
+        <w:t>עבורו</w:t>
+      </w:r>
+      <w:r>
+        <w:rPr>
+          <w:color w:val="0070C0"/>
+          <w:sz w:val="21"/>
+          <w:szCs w:val="22"/>
+          <w:rtl/>
+        </w:rPr>
+        <w:t>, אלא פועל לפי התפלגות הסתברות ידועה. לכן בצמתים של הסוכן שלנו האלגוריתם בוחר את המהלך בעל הערך המקסימלי, כמו ב</w:t>
+      </w:r>
+      <w:r>
+        <w:rPr>
+          <w:rFonts w:hint="cs"/>
+          <w:color w:val="0070C0"/>
+          <w:sz w:val="21"/>
+          <w:szCs w:val="22"/>
+          <w:rtl/>
+        </w:rPr>
+        <w:t>-</w:t>
+      </w:r>
+      <w:r>
+        <w:rPr>
+          <w:color w:val="0070C0"/>
+          <w:sz w:val="21"/>
+          <w:szCs w:val="22"/>
+        </w:rPr>
+        <w:t>m</w:t>
+      </w:r>
+      <w:r>
+        <w:rPr>
+          <w:color w:val="0070C0"/>
+          <w:sz w:val="21"/>
+          <w:szCs w:val="22"/>
+        </w:rPr>
+        <w:t>inimax</w:t>
+      </w:r>
+      <w:r>
+        <w:rPr>
+          <w:color w:val="0070C0"/>
+          <w:sz w:val="21"/>
+          <w:szCs w:val="22"/>
+          <w:rtl/>
+        </w:rPr>
+        <w:t>, אבל בצמתים של היריב הוא מחשב תוחלת</w:t>
+      </w:r>
+      <w:r>
+        <w:rPr>
+          <w:rFonts w:hint="cs"/>
+          <w:color w:val="0070C0"/>
+          <w:sz w:val="21"/>
+          <w:szCs w:val="22"/>
+          <w:rtl/>
+        </w:rPr>
+        <w:t xml:space="preserve"> </w:t>
+      </w:r>
+      <w:r>
+        <w:rPr>
+          <w:color w:val="0070C0"/>
+          <w:sz w:val="21"/>
+          <w:szCs w:val="22"/>
+          <w:rtl/>
+        </w:rPr>
+        <w:t>–</w:t>
+      </w:r>
+      <w:r>
+        <w:rPr>
+          <w:rFonts w:hint="cs"/>
+          <w:color w:val="0070C0"/>
+          <w:sz w:val="21"/>
+          <w:szCs w:val="22"/>
+          <w:rtl/>
+        </w:rPr>
+        <w:t xml:space="preserve"> </w:t>
+      </w:r>
+      <w:r>
+        <w:rPr>
+          <w:color w:val="0070C0"/>
+          <w:sz w:val="21"/>
+          <w:szCs w:val="22"/>
+          <w:rtl/>
+        </w:rPr>
+        <w:t xml:space="preserve">סכום הערכים של המצבים הבאים כפול ההסתברות שהיריב </w:t>
+      </w:r>
+      <w:r>
+        <w:rPr>
+          <w:rFonts w:hint="cs"/>
+          <w:color w:val="0070C0"/>
+          <w:sz w:val="21"/>
+          <w:szCs w:val="22"/>
+          <w:rtl/>
+        </w:rPr>
+        <w:t>בוחר</w:t>
+      </w:r>
+      <w:r>
+        <w:rPr>
+          <w:color w:val="0070C0"/>
+          <w:sz w:val="21"/>
+          <w:szCs w:val="22"/>
+          <w:rtl/>
+        </w:rPr>
+        <w:t xml:space="preserve"> בכל פעולה.</w:t>
+      </w:r>
+      <w:r>
+        <w:rPr>
+          <w:rFonts w:hint="cs"/>
+          <w:color w:val="0070C0"/>
+          <w:sz w:val="21"/>
+          <w:szCs w:val="22"/>
+          <w:rtl/>
+        </w:rPr>
+        <w:t xml:space="preserve"> </w:t>
+      </w:r>
+      <w:r>
+        <w:rPr>
+          <w:color w:val="0070C0"/>
+          <w:sz w:val="21"/>
+          <w:szCs w:val="22"/>
+          <w:rtl/>
+        </w:rPr>
+        <w:t xml:space="preserve">כלומר, עבור כל פעולה אפשרית </w:t>
+      </w:r>
+      <w:r>
+        <w:rPr>
+          <w:rFonts w:hint="cs"/>
+          <w:color w:val="0070C0"/>
+          <w:sz w:val="21"/>
+          <w:szCs w:val="22"/>
+          <w:rtl/>
+        </w:rPr>
+        <w:t>של הסוכן</w:t>
+      </w:r>
+      <w:r>
+        <w:rPr>
+          <w:color w:val="0070C0"/>
+          <w:sz w:val="21"/>
+          <w:szCs w:val="22"/>
+          <w:rtl/>
+        </w:rPr>
+        <w:t xml:space="preserve">, האלגוריתם מחשב את הערך הצפוי של המשך המשחק לפי הסתברויות פעולות היריב, ואז בוחר את הפעולה עם </w:t>
+      </w:r>
+      <w:r>
+        <w:rPr>
+          <w:rFonts w:hint="cs"/>
+          <w:color w:val="0070C0"/>
+          <w:sz w:val="21"/>
+          <w:szCs w:val="22"/>
+          <w:rtl/>
+        </w:rPr>
+        <w:t xml:space="preserve">ערך </w:t>
+      </w:r>
+      <w:r>
+        <w:rPr>
+          <w:color w:val="0070C0"/>
+          <w:sz w:val="21"/>
+          <w:szCs w:val="22"/>
+          <w:rtl/>
+        </w:rPr>
+        <w:t>התוחלת הגבוה ביותר.</w:t>
       </w:r>
     </w:p>
     <w:p>
@@ -10675,70 +10758,52 @@
           <w:sz w:val="24"/>
           <w:szCs w:val="22"/>
         </w:rPr>
-        <w:t>RB-</w:t>
-      </w:r>
-      <w:proofErr w:type="spellStart"/>
-      <w:r>
-        <w:rPr>
+        <w:t>RB-Expectimax</w:t>
+      </w:r>
+      <w:r>
+        <w:rPr>
+          <w:sz w:val="24"/>
+          <w:rtl/>
+        </w:rPr>
+        <w:t xml:space="preserve"> הניחו כי ידוע שהפונקציה </w:t>
+      </w:r>
+      <w:r>
+        <w:rPr>
+          <w:rFonts w:hint="cs"/>
+          <w:sz w:val="24"/>
+          <w:rtl/>
+        </w:rPr>
+        <w:t xml:space="preserve">היוריסטית </w:t>
+      </w:r>
+      <w:r>
+        <w:rPr>
+          <w:rFonts w:ascii="MS PGothic" w:eastAsia="MS PGothic" w:hAnsi="MS PGothic" w:cs="MS PGothic"/>
           <w:sz w:val="24"/>
           <w:szCs w:val="22"/>
         </w:rPr>
-        <w:t>Expectimax</w:t>
-      </w:r>
-      <w:proofErr w:type="spellEnd"/>
-      <w:r>
-        <w:rPr>
-          <w:sz w:val="24"/>
-          <w:rtl/>
-        </w:rPr>
-        <w:t xml:space="preserve"> הניחו כי ידוע שהפונקציה </w:t>
-      </w:r>
-      <w:r>
-        <w:rPr>
-          <w:rFonts w:hint="cs"/>
-          <w:sz w:val="24"/>
-          <w:rtl/>
-        </w:rPr>
-        <w:t xml:space="preserve">היוריסטית </w:t>
-      </w:r>
-      <w:r>
-        <w:rPr>
-          <w:rFonts w:ascii="MS PGothic" w:eastAsia="MS PGothic" w:hAnsi="MS PGothic" w:cs="MS PGothic"/>
+        <w:t>ℎ</w:t>
+      </w:r>
+      <w:r>
+        <w:rPr>
+          <w:rFonts w:hint="cs"/>
+          <w:sz w:val="24"/>
+          <w:rtl/>
+        </w:rPr>
+        <w:t xml:space="preserve"> </w:t>
+      </w:r>
+      <w:r>
+        <w:rPr>
+          <w:sz w:val="24"/>
+          <w:rtl/>
+        </w:rPr>
+        <w:t>אלגוריתם</w:t>
+      </w:r>
+      <w:r>
+        <w:rPr>
           <w:sz w:val="24"/>
           <w:szCs w:val="22"/>
         </w:rPr>
-        <w:t>ℎ</w:t>
-      </w:r>
-      <w:r>
-        <w:rPr>
-          <w:rFonts w:hint="cs"/>
-          <w:sz w:val="24"/>
-          <w:rtl/>
-        </w:rPr>
-        <w:t xml:space="preserve"> </w:t>
-      </w:r>
-      <w:r>
-        <w:rPr>
-          <w:sz w:val="24"/>
-          <w:rtl/>
-        </w:rPr>
-        <w:t>אלגוריתם</w:t>
-      </w:r>
-      <w:proofErr w:type="spellStart"/>
-      <w:r>
-        <w:rPr>
-          <w:sz w:val="24"/>
-          <w:szCs w:val="22"/>
-        </w:rPr>
-        <w:t>Expectimax</w:t>
-      </w:r>
-      <w:proofErr w:type="spellEnd"/>
-      <w:r>
-        <w:rPr>
-          <w:sz w:val="24"/>
-          <w:szCs w:val="22"/>
-        </w:rPr>
-        <w:t xml:space="preserve">-RB </w:t>
+        <w:t xml:space="preserve">Expectimax-RB </w:t>
       </w:r>
       <w:r>
         <w:rPr>
@@ -10769,7 +10834,7 @@
                     <pic:cNvPicPr/>
                   </pic:nvPicPr>
                   <pic:blipFill>
-                    <a:blip r:embed="rId17"/>
+                    <a:blip r:embed="rId19"/>
                     <a:stretch>
                       <a:fillRect/>
                     </a:stretch>
@@ -10861,26 +10926,2025 @@
     </w:p>
     <w:p>
       <w:pPr>
+        <w:spacing w:after="310" w:line="360" w:lineRule="auto"/>
+        <w:ind w:left="348" w:right="351"/>
+        <w:jc w:val="left"/>
+        <w:rPr>
+          <w:rFonts w:ascii="Cambria Math" w:hAnsi="Cambria Math"/>
+          <w:i/>
+          <w:color w:val="0070C0"/>
+          <w:sz w:val="21"/>
+          <w:szCs w:val="22"/>
+          <w:rtl/>
+        </w:rPr>
+      </w:pPr>
+      <w:r>
+        <w:rPr>
+          <w:color w:val="0070C0"/>
+          <w:sz w:val="21"/>
+          <w:szCs w:val="22"/>
+          <w:rtl/>
+        </w:rPr>
+        <w:t>ב</w:t>
+      </w:r>
+      <w:r>
+        <w:rPr>
+          <w:rFonts w:hint="cs"/>
+          <w:color w:val="0070C0"/>
+          <w:sz w:val="21"/>
+          <w:szCs w:val="22"/>
+          <w:rtl/>
+        </w:rPr>
+        <w:t>-</w:t>
+      </w:r>
+      <w:r>
+        <w:rPr>
+          <w:color w:val="0070C0"/>
+          <w:sz w:val="21"/>
+          <w:szCs w:val="22"/>
+        </w:rPr>
+        <w:t>RB-Expectimax</w:t>
+      </w:r>
+      <w:r>
+        <w:rPr>
+          <w:color w:val="0070C0"/>
+          <w:sz w:val="21"/>
+          <w:szCs w:val="22"/>
+          <w:rtl/>
+        </w:rPr>
+        <w:t xml:space="preserve"> ניתן לבצע גיזום בעזרת החסם הנתון על </w:t>
+      </w:r>
+      <w:r>
+        <w:rPr>
+          <w:rFonts w:hint="cs"/>
+          <w:color w:val="0070C0"/>
+          <w:sz w:val="21"/>
+          <w:szCs w:val="22"/>
+          <w:rtl/>
+        </w:rPr>
+        <w:t>היוריסטיקה</w:t>
+      </w:r>
+      <w:r>
+        <w:rPr>
+          <w:color w:val="0070C0"/>
+          <w:sz w:val="21"/>
+          <w:szCs w:val="22"/>
+          <w:rtl/>
+        </w:rPr>
+        <w:t xml:space="preserve">. נתון שלכל מצב </w:t>
+      </w:r>
+      <w:r>
+        <w:rPr>
+          <w:color w:val="0070C0"/>
+          <w:sz w:val="21"/>
+          <w:szCs w:val="22"/>
+        </w:rPr>
+        <w:t>s</w:t>
+      </w:r>
+      <w:r>
+        <w:rPr>
+          <w:color w:val="0070C0"/>
+          <w:sz w:val="21"/>
+          <w:szCs w:val="22"/>
+          <w:rtl/>
+        </w:rPr>
+        <w:t xml:space="preserve"> מתקיים:</w:t>
+      </w:r>
+      <w:r>
+        <w:rPr>
+          <w:color w:val="0070C0"/>
+          <w:sz w:val="21"/>
+          <w:szCs w:val="22"/>
+          <w:rtl/>
+        </w:rPr>
+        <w:br/>
+      </w:r>
+      <w:r>
+        <w:rPr>
+          <w:color w:val="0070C0"/>
+          <w:sz w:val="21"/>
+          <w:szCs w:val="22"/>
+          <w:rtl/>
+        </w:rPr>
+        <w:t xml:space="preserve"> </w:t>
+      </w:r>
+      <m:oMath>
+        <m:r>
+          <w:rPr>
+            <w:rFonts w:ascii="Cambria Math" w:hAnsi="Cambria Math"/>
+            <w:color w:val="0070C0"/>
+            <w:sz w:val="21"/>
+            <w:szCs w:val="22"/>
+          </w:rPr>
+          <m:t>-1</m:t>
+        </m:r>
+        <m:r>
+          <w:rPr>
+            <w:rFonts w:ascii="Cambria Math" w:hAnsi="Cambria Math"/>
+            <w:color w:val="0070C0"/>
+            <w:sz w:val="21"/>
+            <w:szCs w:val="22"/>
+            <w:rtl/>
+          </w:rPr>
+          <m:t>&lt;=</m:t>
+        </m:r>
+        <m:r>
+          <w:rPr>
+            <w:rFonts w:ascii="Cambria Math" w:hAnsi="Cambria Math"/>
+            <w:color w:val="0070C0"/>
+            <w:sz w:val="21"/>
+            <w:szCs w:val="22"/>
+          </w:rPr>
+          <m:t>h(s)&lt;= 1</m:t>
+        </m:r>
+      </m:oMath>
+      <w:r>
+        <w:rPr>
+          <w:color w:val="0070C0"/>
+          <w:sz w:val="21"/>
+          <w:szCs w:val="22"/>
+          <w:rtl/>
+        </w:rPr>
+        <w:t>. מכיוון שבאלגוריתם מוגבל משאבים משתמשים ב</w:t>
+      </w:r>
+      <w:r>
+        <w:rPr>
+          <w:rFonts w:hint="cs"/>
+          <w:color w:val="0070C0"/>
+          <w:sz w:val="21"/>
+          <w:szCs w:val="22"/>
+          <w:rtl/>
+        </w:rPr>
+        <w:t>-</w:t>
+      </w:r>
+      <w:r>
+        <w:rPr>
+          <w:color w:val="0070C0"/>
+          <w:sz w:val="21"/>
+          <w:szCs w:val="22"/>
+        </w:rPr>
+        <w:t>h</w:t>
+      </w:r>
+      <w:r>
+        <w:rPr>
+          <w:color w:val="0070C0"/>
+          <w:sz w:val="21"/>
+          <w:szCs w:val="22"/>
+          <w:rtl/>
+        </w:rPr>
+        <w:t xml:space="preserve"> כאשר מגיעים לעומק </w:t>
+      </w:r>
+      <w:r>
+        <w:rPr>
+          <w:rFonts w:hint="cs"/>
+          <w:color w:val="0070C0"/>
+          <w:sz w:val="21"/>
+          <w:szCs w:val="22"/>
+          <w:rtl/>
+        </w:rPr>
+        <w:t>המוגבל</w:t>
+      </w:r>
+      <w:r>
+        <w:rPr>
+          <w:color w:val="0070C0"/>
+          <w:sz w:val="21"/>
+          <w:szCs w:val="22"/>
+          <w:rtl/>
+        </w:rPr>
+        <w:t>, ניתן להשתמש בחסם הזה כדי לחסום את הערכים האפשריים של ענפים שעדיין לא פותחו.</w:t>
+      </w:r>
+      <w:r>
+        <w:rPr>
+          <w:rFonts w:hint="cs"/>
+          <w:color w:val="0070C0"/>
+          <w:sz w:val="21"/>
+          <w:szCs w:val="22"/>
+          <w:rtl/>
+        </w:rPr>
+        <w:t xml:space="preserve"> </w:t>
+      </w:r>
+      <w:r>
+        <w:rPr>
+          <w:color w:val="0070C0"/>
+          <w:sz w:val="21"/>
+          <w:szCs w:val="22"/>
+          <w:rtl/>
+        </w:rPr>
+        <w:t xml:space="preserve">בצומת הסתברותי של </w:t>
+      </w:r>
+      <w:r>
+        <w:rPr>
+          <w:color w:val="0070C0"/>
+          <w:sz w:val="21"/>
+          <w:szCs w:val="22"/>
+        </w:rPr>
+        <w:t>Expectimax</w:t>
+      </w:r>
+      <w:r>
+        <w:rPr>
+          <w:color w:val="0070C0"/>
+          <w:sz w:val="21"/>
+          <w:szCs w:val="22"/>
+          <w:rtl/>
+        </w:rPr>
+        <w:t xml:space="preserve"> הערך מחושב כתוחלת משוקללת של ערכי </w:t>
+      </w:r>
+      <w:r>
+        <w:rPr>
+          <w:rFonts w:hint="cs"/>
+          <w:color w:val="0070C0"/>
+          <w:sz w:val="21"/>
+          <w:szCs w:val="22"/>
+          <w:rtl/>
+        </w:rPr>
+        <w:t>הבנים</w:t>
+      </w:r>
+      <w:r>
+        <w:rPr>
+          <w:color w:val="0070C0"/>
+          <w:sz w:val="21"/>
+          <w:szCs w:val="22"/>
+          <w:rtl/>
+        </w:rPr>
+        <w:t>:</w:t>
+      </w:r>
+      <w:r>
+        <w:rPr>
+          <w:rFonts w:hint="cs"/>
+          <w:color w:val="0070C0"/>
+          <w:sz w:val="21"/>
+          <w:szCs w:val="22"/>
+          <w:rtl/>
+        </w:rPr>
+        <w:t xml:space="preserve"> </w:t>
+      </w:r>
+      <m:oMath>
+        <m:r>
+          <w:rPr>
+            <w:rFonts w:ascii="Cambria Math" w:hAnsi="Cambria Math"/>
+            <w:color w:val="0070C0"/>
+            <w:sz w:val="21"/>
+            <w:szCs w:val="22"/>
+          </w:rPr>
+          <m:t>V=</m:t>
+        </m:r>
+        <m:nary>
+          <m:naryPr>
+            <m:chr m:val="∑"/>
+            <m:limLoc m:val="undOvr"/>
+            <m:grow m:val="1"/>
+            <m:supHide m:val="1"/>
+            <m:ctrlPr>
+              <w:rPr>
+                <w:rFonts w:ascii="Cambria Math" w:hAnsi="Cambria Math"/>
+                <w:i/>
+                <w:color w:val="0070C0"/>
+                <w:sz w:val="21"/>
+                <w:szCs w:val="22"/>
+              </w:rPr>
+            </m:ctrlPr>
+          </m:naryPr>
+          <m:sub>
+            <m:r>
+              <w:rPr>
+                <w:rFonts w:ascii="Cambria Math" w:hAnsi="Cambria Math"/>
+                <w:color w:val="0070C0"/>
+                <w:sz w:val="21"/>
+                <w:szCs w:val="22"/>
+              </w:rPr>
+              <m:t>i</m:t>
+            </m:r>
+          </m:sub>
+          <m:sup/>
+          <m:e>
+            <m:sSub>
+              <m:sSubPr>
+                <m:ctrlPr>
+                  <w:rPr>
+                    <w:rFonts w:ascii="Cambria Math" w:hAnsi="Cambria Math"/>
+                    <w:i/>
+                    <w:color w:val="0070C0"/>
+                    <w:sz w:val="21"/>
+                    <w:szCs w:val="22"/>
+                  </w:rPr>
+                </m:ctrlPr>
+              </m:sSubPr>
+              <m:e>
+                <m:r>
+                  <w:rPr>
+                    <w:rFonts w:ascii="Cambria Math" w:hAnsi="Cambria Math"/>
+                    <w:color w:val="0070C0"/>
+                    <w:sz w:val="21"/>
+                    <w:szCs w:val="22"/>
+                  </w:rPr>
+                  <m:t>p</m:t>
+                </m:r>
+              </m:e>
+              <m:sub>
+                <m:r>
+                  <w:rPr>
+                    <w:rFonts w:ascii="Cambria Math" w:hAnsi="Cambria Math"/>
+                    <w:color w:val="0070C0"/>
+                    <w:sz w:val="21"/>
+                    <w:szCs w:val="22"/>
+                  </w:rPr>
+                  <m:t>i</m:t>
+                </m:r>
+              </m:sub>
+            </m:sSub>
+          </m:e>
+        </m:nary>
+        <m:sSub>
+          <m:sSubPr>
+            <m:ctrlPr>
+              <w:rPr>
+                <w:rFonts w:ascii="Cambria Math" w:hAnsi="Cambria Math"/>
+                <w:i/>
+                <w:color w:val="0070C0"/>
+                <w:sz w:val="21"/>
+                <w:szCs w:val="22"/>
+              </w:rPr>
+            </m:ctrlPr>
+          </m:sSubPr>
+          <m:e>
+            <m:r>
+              <w:rPr>
+                <w:rFonts w:ascii="Cambria Math" w:hAnsi="Cambria Math"/>
+                <w:color w:val="0070C0"/>
+                <w:sz w:val="21"/>
+                <w:szCs w:val="22"/>
+              </w:rPr>
+              <m:t>v</m:t>
+            </m:r>
+          </m:e>
+          <m:sub>
+            <m:r>
+              <w:rPr>
+                <w:rFonts w:ascii="Cambria Math" w:hAnsi="Cambria Math"/>
+                <w:color w:val="0070C0"/>
+                <w:sz w:val="21"/>
+                <w:szCs w:val="22"/>
+              </w:rPr>
+              <m:t>i</m:t>
+            </m:r>
+          </m:sub>
+        </m:sSub>
+      </m:oMath>
+      <w:r>
+        <w:rPr>
+          <w:rFonts w:hint="cs"/>
+          <w:color w:val="0070C0"/>
+          <w:sz w:val="21"/>
+          <w:szCs w:val="22"/>
+          <w:rtl/>
+        </w:rPr>
+        <w:t xml:space="preserve"> </w:t>
+      </w:r>
+      <w:r>
+        <w:rPr>
+          <w:color w:val="0070C0"/>
+          <w:sz w:val="21"/>
+          <w:szCs w:val="22"/>
+          <w:rtl/>
+        </w:rPr>
+        <w:t xml:space="preserve">כאשר </w:t>
+      </w:r>
+      <m:oMath>
+        <m:sSub>
+          <m:sSubPr>
+            <m:ctrlPr>
+              <w:rPr>
+                <w:rFonts w:ascii="Cambria Math" w:hAnsi="Cambria Math"/>
+                <w:i/>
+                <w:color w:val="0070C0"/>
+                <w:sz w:val="21"/>
+                <w:szCs w:val="22"/>
+              </w:rPr>
+            </m:ctrlPr>
+          </m:sSubPr>
+          <m:e>
+            <m:r>
+              <w:rPr>
+                <w:rFonts w:ascii="Cambria Math" w:hAnsi="Cambria Math"/>
+                <w:color w:val="0070C0"/>
+                <w:sz w:val="21"/>
+                <w:szCs w:val="22"/>
+              </w:rPr>
+              <m:t>p</m:t>
+            </m:r>
+          </m:e>
+          <m:sub>
+            <m:r>
+              <w:rPr>
+                <w:rFonts w:ascii="Cambria Math" w:hAnsi="Cambria Math"/>
+                <w:color w:val="0070C0"/>
+                <w:sz w:val="21"/>
+                <w:szCs w:val="22"/>
+              </w:rPr>
+              <m:t>i</m:t>
+            </m:r>
+          </m:sub>
+        </m:sSub>
+      </m:oMath>
+      <w:r>
+        <w:rPr>
+          <w:color w:val="0070C0"/>
+          <w:sz w:val="21"/>
+          <w:szCs w:val="22"/>
+          <w:rtl/>
+        </w:rPr>
+        <w:t xml:space="preserve"> היא ההסתברות להגיע </w:t>
+      </w:r>
+      <w:r>
+        <w:rPr>
+          <w:rFonts w:hint="cs"/>
+          <w:color w:val="0070C0"/>
+          <w:sz w:val="21"/>
+          <w:szCs w:val="22"/>
+          <w:rtl/>
+        </w:rPr>
+        <w:t>לבן</w:t>
+      </w:r>
+      <w:r>
+        <w:rPr>
+          <w:color w:val="0070C0"/>
+          <w:sz w:val="21"/>
+          <w:szCs w:val="22"/>
+          <w:rtl/>
+        </w:rPr>
+        <w:t xml:space="preserve"> </w:t>
+      </w:r>
+      <w:r>
+        <w:rPr>
+          <w:color w:val="0070C0"/>
+          <w:sz w:val="21"/>
+          <w:szCs w:val="22"/>
+        </w:rPr>
+        <w:t>i</w:t>
+      </w:r>
+      <w:r>
+        <w:rPr>
+          <w:color w:val="0070C0"/>
+          <w:sz w:val="21"/>
+          <w:szCs w:val="22"/>
+          <w:rtl/>
+        </w:rPr>
+        <w:t>, ו</w:t>
+      </w:r>
+      <w:r>
+        <w:rPr>
+          <w:rFonts w:hint="cs"/>
+          <w:color w:val="0070C0"/>
+          <w:sz w:val="21"/>
+          <w:szCs w:val="22"/>
+          <w:rtl/>
+        </w:rPr>
+        <w:t>-</w:t>
+      </w:r>
+      <m:oMath>
+        <m:sSub>
+          <m:sSubPr>
+            <m:ctrlPr>
+              <w:rPr>
+                <w:rFonts w:ascii="Cambria Math" w:hAnsi="Cambria Math"/>
+                <w:i/>
+                <w:color w:val="0070C0"/>
+                <w:sz w:val="21"/>
+                <w:szCs w:val="22"/>
+              </w:rPr>
+            </m:ctrlPr>
+          </m:sSubPr>
+          <m:e>
+            <m:r>
+              <w:rPr>
+                <w:rFonts w:ascii="Cambria Math" w:hAnsi="Cambria Math"/>
+                <w:color w:val="0070C0"/>
+                <w:sz w:val="21"/>
+                <w:szCs w:val="22"/>
+              </w:rPr>
+              <m:t>v</m:t>
+            </m:r>
+          </m:e>
+          <m:sub>
+            <m:r>
+              <w:rPr>
+                <w:rFonts w:ascii="Cambria Math" w:hAnsi="Cambria Math"/>
+                <w:color w:val="0070C0"/>
+                <w:sz w:val="21"/>
+                <w:szCs w:val="22"/>
+              </w:rPr>
+              <m:t>i</m:t>
+            </m:r>
+          </m:sub>
+        </m:sSub>
+      </m:oMath>
+      <w:r>
+        <w:rPr>
+          <w:color w:val="0070C0"/>
+          <w:sz w:val="21"/>
+          <w:szCs w:val="22"/>
+          <w:rtl/>
+        </w:rPr>
+        <w:t xml:space="preserve"> הוא הערך של אותו </w:t>
+      </w:r>
+      <w:r>
+        <w:rPr>
+          <w:rFonts w:hint="cs"/>
+          <w:color w:val="0070C0"/>
+          <w:sz w:val="21"/>
+          <w:szCs w:val="22"/>
+          <w:rtl/>
+        </w:rPr>
+        <w:t>בן</w:t>
+      </w:r>
+      <w:r>
+        <w:rPr>
+          <w:color w:val="0070C0"/>
+          <w:sz w:val="21"/>
+          <w:szCs w:val="22"/>
+          <w:rtl/>
+        </w:rPr>
+        <w:t xml:space="preserve">.נניח שכבר פיתחנו חלק </w:t>
+      </w:r>
+      <w:r>
+        <w:rPr>
+          <w:rFonts w:hint="cs"/>
+          <w:color w:val="0070C0"/>
+          <w:sz w:val="21"/>
+          <w:szCs w:val="22"/>
+          <w:rtl/>
+        </w:rPr>
+        <w:t>מהבנים</w:t>
+      </w:r>
+      <w:r>
+        <w:rPr>
+          <w:color w:val="0070C0"/>
+          <w:sz w:val="21"/>
+          <w:szCs w:val="22"/>
+          <w:rtl/>
+        </w:rPr>
+        <w:t xml:space="preserve"> של צומת הסתברותי</w:t>
+      </w:r>
+      <w:r>
+        <w:rPr>
+          <w:rFonts w:hint="cs"/>
+          <w:color w:val="0070C0"/>
+          <w:sz w:val="21"/>
+          <w:szCs w:val="22"/>
+          <w:rtl/>
+        </w:rPr>
+        <w:t xml:space="preserve">, </w:t>
+      </w:r>
+      <w:r>
+        <w:rPr>
+          <w:color w:val="0070C0"/>
+          <w:sz w:val="21"/>
+          <w:szCs w:val="22"/>
+          <w:rtl/>
+        </w:rPr>
+        <w:t>נסמן את התרומה שכבר חושבה כך:</w:t>
+      </w:r>
+      <w:r>
+        <w:rPr>
+          <w:rFonts w:hint="cs"/>
+          <w:color w:val="0070C0"/>
+          <w:sz w:val="21"/>
+          <w:szCs w:val="22"/>
+          <w:rtl/>
+        </w:rPr>
+        <w:t xml:space="preserve"> </w:t>
+      </w:r>
+      <w:r>
+        <w:rPr>
+          <w:rFonts w:hint="cs"/>
+          <w:color w:val="0070C0"/>
+          <w:sz w:val="21"/>
+          <w:szCs w:val="22"/>
+          <w:rtl/>
+        </w:rPr>
+        <w:t xml:space="preserve"> </w:t>
+      </w:r>
+      <m:oMath>
+        <m:r>
+          <w:rPr>
+            <w:rFonts w:ascii="Cambria Math" w:hAnsi="Cambria Math"/>
+            <w:color w:val="0070C0"/>
+            <w:sz w:val="21"/>
+            <w:szCs w:val="22"/>
+          </w:rPr>
+          <m:t>S=</m:t>
+        </m:r>
+        <m:nary>
+          <m:naryPr>
+            <m:chr m:val="∑"/>
+            <m:limLoc m:val="undOvr"/>
+            <m:grow m:val="1"/>
+            <m:supHide m:val="1"/>
+            <m:ctrlPr>
+              <w:rPr>
+                <w:rFonts w:ascii="Cambria Math" w:hAnsi="Cambria Math"/>
+                <w:i/>
+                <w:color w:val="0070C0"/>
+                <w:sz w:val="21"/>
+                <w:szCs w:val="22"/>
+              </w:rPr>
+            </m:ctrlPr>
+          </m:naryPr>
+          <m:sub>
+            <m:r>
+              <w:rPr>
+                <w:rFonts w:ascii="Cambria Math" w:hAnsi="Cambria Math"/>
+                <w:color w:val="0070C0"/>
+                <w:sz w:val="21"/>
+                <w:szCs w:val="22"/>
+              </w:rPr>
+              <m:t>i∈E</m:t>
+            </m:r>
+          </m:sub>
+          <m:sup/>
+          <m:e>
+            <m:sSub>
+              <m:sSubPr>
+                <m:ctrlPr>
+                  <w:rPr>
+                    <w:rFonts w:ascii="Cambria Math" w:hAnsi="Cambria Math"/>
+                    <w:i/>
+                    <w:color w:val="0070C0"/>
+                    <w:sz w:val="21"/>
+                    <w:szCs w:val="22"/>
+                  </w:rPr>
+                </m:ctrlPr>
+              </m:sSubPr>
+              <m:e>
+                <m:r>
+                  <w:rPr>
+                    <w:rFonts w:ascii="Cambria Math" w:hAnsi="Cambria Math"/>
+                    <w:color w:val="0070C0"/>
+                    <w:sz w:val="21"/>
+                    <w:szCs w:val="22"/>
+                  </w:rPr>
+                  <m:t>p</m:t>
+                </m:r>
+              </m:e>
+              <m:sub>
+                <m:r>
+                  <w:rPr>
+                    <w:rFonts w:ascii="Cambria Math" w:hAnsi="Cambria Math"/>
+                    <w:color w:val="0070C0"/>
+                    <w:sz w:val="21"/>
+                    <w:szCs w:val="22"/>
+                  </w:rPr>
+                  <m:t>i</m:t>
+                </m:r>
+              </m:sub>
+            </m:sSub>
+          </m:e>
+        </m:nary>
+        <m:sSub>
+          <m:sSubPr>
+            <m:ctrlPr>
+              <w:rPr>
+                <w:rFonts w:ascii="Cambria Math" w:hAnsi="Cambria Math"/>
+                <w:i/>
+                <w:color w:val="0070C0"/>
+                <w:sz w:val="21"/>
+                <w:szCs w:val="22"/>
+              </w:rPr>
+            </m:ctrlPr>
+          </m:sSubPr>
+          <m:e>
+            <m:r>
+              <w:rPr>
+                <w:rFonts w:ascii="Cambria Math" w:hAnsi="Cambria Math"/>
+                <w:color w:val="0070C0"/>
+                <w:sz w:val="21"/>
+                <w:szCs w:val="22"/>
+              </w:rPr>
+              <m:t>v</m:t>
+            </m:r>
+          </m:e>
+          <m:sub>
+            <m:r>
+              <w:rPr>
+                <w:rFonts w:ascii="Cambria Math" w:hAnsi="Cambria Math"/>
+                <w:color w:val="0070C0"/>
+                <w:sz w:val="21"/>
+                <w:szCs w:val="22"/>
+              </w:rPr>
+              <m:t>i</m:t>
+            </m:r>
+          </m:sub>
+        </m:sSub>
+      </m:oMath>
+      <w:r>
+        <w:rPr>
+          <w:rFonts w:ascii="Cambria Math" w:hAnsi="Cambria Math"/>
+          <w:i/>
+          <w:color w:val="0070C0"/>
+          <w:sz w:val="21"/>
+          <w:szCs w:val="22"/>
+          <w:rtl/>
+        </w:rPr>
+        <w:br/>
+      </w:r>
+      <w:r>
+        <w:rPr>
+          <w:color w:val="0070C0"/>
+          <w:sz w:val="21"/>
+          <w:szCs w:val="22"/>
+          <w:rtl/>
+        </w:rPr>
+        <w:t xml:space="preserve">ונסמן את סכום ההסתברויות של </w:t>
+      </w:r>
+      <w:r>
+        <w:rPr>
+          <w:rFonts w:hint="cs"/>
+          <w:color w:val="0070C0"/>
+          <w:sz w:val="21"/>
+          <w:szCs w:val="22"/>
+          <w:rtl/>
+        </w:rPr>
+        <w:t>הבנים</w:t>
+      </w:r>
+      <w:r>
+        <w:rPr>
+          <w:color w:val="0070C0"/>
+          <w:sz w:val="21"/>
+          <w:szCs w:val="22"/>
+          <w:rtl/>
+        </w:rPr>
+        <w:t xml:space="preserve"> שעדיין לא נבדקו כך:</w:t>
+      </w:r>
+      <w:r>
+        <w:rPr>
+          <w:rFonts w:hint="cs"/>
+          <w:color w:val="0070C0"/>
+          <w:sz w:val="21"/>
+          <w:szCs w:val="22"/>
+          <w:rtl/>
+        </w:rPr>
+        <w:t xml:space="preserve"> </w:t>
+      </w:r>
+      <m:oMath>
+        <m:sSub>
+          <m:sSubPr>
+            <m:ctrlPr>
+              <w:rPr>
+                <w:rFonts w:ascii="Cambria Math" w:hAnsi="Cambria Math"/>
+                <w:i/>
+                <w:color w:val="0070C0"/>
+                <w:sz w:val="21"/>
+                <w:szCs w:val="22"/>
+              </w:rPr>
+            </m:ctrlPr>
+          </m:sSubPr>
+          <m:e>
+            <m:r>
+              <w:rPr>
+                <w:rFonts w:ascii="Cambria Math" w:hAnsi="Cambria Math"/>
+                <w:color w:val="0070C0"/>
+                <w:sz w:val="21"/>
+                <w:szCs w:val="22"/>
+              </w:rPr>
+              <m:t>P</m:t>
+            </m:r>
+          </m:e>
+          <m:sub>
+            <m:r>
+              <m:rPr>
+                <m:nor/>
+              </m:rPr>
+              <w:rPr>
+                <w:rFonts w:ascii="Cambria Math" w:hAnsi="Cambria Math"/>
+                <w:i/>
+                <w:color w:val="0070C0"/>
+                <w:sz w:val="21"/>
+                <w:szCs w:val="22"/>
+              </w:rPr>
+              <m:t>rem</m:t>
+            </m:r>
+          </m:sub>
+        </m:sSub>
+        <m:r>
+          <w:rPr>
+            <w:rFonts w:ascii="Cambria Math" w:hAnsi="Cambria Math"/>
+            <w:color w:val="0070C0"/>
+            <w:sz w:val="21"/>
+            <w:szCs w:val="22"/>
+          </w:rPr>
+          <m:t>=</m:t>
+        </m:r>
+        <m:nary>
+          <m:naryPr>
+            <m:chr m:val="∑"/>
+            <m:limLoc m:val="undOvr"/>
+            <m:grow m:val="1"/>
+            <m:supHide m:val="1"/>
+            <m:ctrlPr>
+              <w:rPr>
+                <w:rFonts w:ascii="Cambria Math" w:hAnsi="Cambria Math"/>
+                <w:i/>
+                <w:color w:val="0070C0"/>
+                <w:sz w:val="21"/>
+                <w:szCs w:val="22"/>
+              </w:rPr>
+            </m:ctrlPr>
+          </m:naryPr>
+          <m:sub>
+            <m:r>
+              <w:rPr>
+                <w:rFonts w:ascii="Cambria Math" w:hAnsi="Cambria Math"/>
+                <w:color w:val="0070C0"/>
+                <w:sz w:val="21"/>
+                <w:szCs w:val="22"/>
+              </w:rPr>
+              <m:t>i∉E</m:t>
+            </m:r>
+          </m:sub>
+          <m:sup/>
+          <m:e>
+            <m:sSub>
+              <m:sSubPr>
+                <m:ctrlPr>
+                  <w:rPr>
+                    <w:rFonts w:ascii="Cambria Math" w:hAnsi="Cambria Math"/>
+                    <w:i/>
+                    <w:color w:val="0070C0"/>
+                    <w:sz w:val="21"/>
+                    <w:szCs w:val="22"/>
+                  </w:rPr>
+                </m:ctrlPr>
+              </m:sSubPr>
+              <m:e>
+                <m:r>
+                  <w:rPr>
+                    <w:rFonts w:ascii="Cambria Math" w:hAnsi="Cambria Math"/>
+                    <w:color w:val="0070C0"/>
+                    <w:sz w:val="21"/>
+                    <w:szCs w:val="22"/>
+                  </w:rPr>
+                  <m:t>p</m:t>
+                </m:r>
+              </m:e>
+              <m:sub>
+                <m:r>
+                  <w:rPr>
+                    <w:rFonts w:ascii="Cambria Math" w:hAnsi="Cambria Math"/>
+                    <w:color w:val="0070C0"/>
+                    <w:sz w:val="21"/>
+                    <w:szCs w:val="22"/>
+                  </w:rPr>
+                  <m:t>i</m:t>
+                </m:r>
+              </m:sub>
+            </m:sSub>
+          </m:e>
+        </m:nary>
+      </m:oMath>
+      <w:r>
+        <w:rPr>
+          <w:rFonts w:ascii="Cambria Math" w:hAnsi="Cambria Math"/>
+          <w:i/>
+          <w:color w:val="0070C0"/>
+          <w:sz w:val="21"/>
+          <w:szCs w:val="22"/>
+        </w:rPr>
+        <w:br/>
+      </w:r>
+      <w:r>
+        <w:rPr>
+          <w:color w:val="0070C0"/>
+          <w:sz w:val="21"/>
+          <w:szCs w:val="22"/>
+          <w:rtl/>
+        </w:rPr>
+        <w:t xml:space="preserve">מכיוון שכל </w:t>
+      </w:r>
+      <w:r>
+        <w:rPr>
+          <w:rFonts w:hint="cs"/>
+          <w:color w:val="0070C0"/>
+          <w:sz w:val="21"/>
+          <w:szCs w:val="22"/>
+          <w:rtl/>
+        </w:rPr>
+        <w:t>בן</w:t>
+      </w:r>
+      <w:r>
+        <w:rPr>
+          <w:color w:val="0070C0"/>
+          <w:sz w:val="21"/>
+          <w:szCs w:val="22"/>
+          <w:rtl/>
+        </w:rPr>
+        <w:t xml:space="preserve"> שעדיין לא נבדק יכול לקבל ערך בין </w:t>
+      </w:r>
+      <w:r>
+        <w:rPr>
+          <w:color w:val="0070C0"/>
+          <w:sz w:val="21"/>
+          <w:szCs w:val="22"/>
+        </w:rPr>
+        <w:t>-1</w:t>
+      </w:r>
+      <w:r>
+        <w:rPr>
+          <w:rFonts w:hint="cs"/>
+          <w:color w:val="0070C0"/>
+          <w:sz w:val="21"/>
+          <w:szCs w:val="22"/>
+          <w:rtl/>
+        </w:rPr>
+        <w:t xml:space="preserve"> ל-1</w:t>
+      </w:r>
+      <w:r>
+        <w:rPr>
+          <w:color w:val="0070C0"/>
+          <w:sz w:val="21"/>
+          <w:szCs w:val="22"/>
+          <w:rtl/>
+        </w:rPr>
+        <w:t xml:space="preserve">, התרומה הכוללת של </w:t>
+      </w:r>
+      <w:r>
+        <w:rPr>
+          <w:rFonts w:hint="cs"/>
+          <w:color w:val="0070C0"/>
+          <w:sz w:val="21"/>
+          <w:szCs w:val="22"/>
+          <w:rtl/>
+        </w:rPr>
+        <w:t>הבנים</w:t>
+      </w:r>
+      <w:r>
+        <w:rPr>
+          <w:color w:val="0070C0"/>
+          <w:sz w:val="21"/>
+          <w:szCs w:val="22"/>
+          <w:rtl/>
+        </w:rPr>
+        <w:t xml:space="preserve"> שלא נבדקו חסומה בין</w:t>
+      </w:r>
+      <w:r>
+        <w:rPr>
+          <w:rFonts w:hint="cs"/>
+          <w:color w:val="0070C0"/>
+          <w:sz w:val="21"/>
+          <w:szCs w:val="22"/>
+          <w:rtl/>
+        </w:rPr>
+        <w:t xml:space="preserve"> </w:t>
+      </w:r>
+      <m:oMath>
+        <m:r>
+          <w:rPr>
+            <w:rFonts w:ascii="Cambria Math" w:hAnsi="Cambria Math"/>
+            <w:color w:val="0070C0"/>
+            <w:sz w:val="21"/>
+            <w:szCs w:val="22"/>
+          </w:rPr>
+          <m:t>-</m:t>
+        </m:r>
+        <m:sSub>
+          <m:sSubPr>
+            <m:ctrlPr>
+              <w:rPr>
+                <w:rFonts w:ascii="Cambria Math" w:hAnsi="Cambria Math"/>
+                <w:i/>
+                <w:color w:val="0070C0"/>
+                <w:sz w:val="21"/>
+                <w:szCs w:val="22"/>
+              </w:rPr>
+            </m:ctrlPr>
+          </m:sSubPr>
+          <m:e>
+            <m:r>
+              <w:rPr>
+                <w:rFonts w:ascii="Cambria Math" w:hAnsi="Cambria Math"/>
+                <w:color w:val="0070C0"/>
+                <w:sz w:val="21"/>
+                <w:szCs w:val="22"/>
+              </w:rPr>
+              <m:t>P</m:t>
+            </m:r>
+          </m:e>
+          <m:sub>
+            <m:r>
+              <m:rPr>
+                <m:nor/>
+              </m:rPr>
+              <w:rPr>
+                <w:rFonts w:ascii="Cambria Math" w:hAnsi="Cambria Math"/>
+                <w:i/>
+                <w:color w:val="0070C0"/>
+                <w:sz w:val="21"/>
+                <w:szCs w:val="22"/>
+              </w:rPr>
+              <m:t>rem</m:t>
+            </m:r>
+          </m:sub>
+        </m:sSub>
+      </m:oMath>
+      <w:r>
+        <w:rPr>
+          <w:rFonts w:ascii="Cambria Math" w:hAnsi="Cambria Math" w:hint="cs"/>
+          <w:i/>
+          <w:color w:val="0070C0"/>
+          <w:sz w:val="21"/>
+          <w:szCs w:val="22"/>
+          <w:rtl/>
+        </w:rPr>
+        <w:t xml:space="preserve"> לבין </w:t>
+      </w:r>
+      <m:oMath>
+        <m:r>
+          <w:rPr>
+            <w:rFonts w:ascii="Cambria Math" w:hAnsi="Cambria Math"/>
+            <w:color w:val="0070C0"/>
+            <w:sz w:val="21"/>
+            <w:szCs w:val="22"/>
+          </w:rPr>
+          <m:t>+</m:t>
+        </m:r>
+        <m:sSub>
+          <m:sSubPr>
+            <m:ctrlPr>
+              <w:rPr>
+                <w:rFonts w:ascii="Cambria Math" w:hAnsi="Cambria Math"/>
+                <w:i/>
+                <w:color w:val="0070C0"/>
+                <w:sz w:val="21"/>
+                <w:szCs w:val="22"/>
+              </w:rPr>
+            </m:ctrlPr>
+          </m:sSubPr>
+          <m:e>
+            <m:r>
+              <w:rPr>
+                <w:rFonts w:ascii="Cambria Math" w:hAnsi="Cambria Math"/>
+                <w:color w:val="0070C0"/>
+                <w:sz w:val="21"/>
+                <w:szCs w:val="22"/>
+              </w:rPr>
+              <m:t>P</m:t>
+            </m:r>
+          </m:e>
+          <m:sub>
+            <m:r>
+              <m:rPr>
+                <m:nor/>
+              </m:rPr>
+              <w:rPr>
+                <w:rFonts w:ascii="Cambria Math" w:hAnsi="Cambria Math"/>
+                <w:i/>
+                <w:color w:val="0070C0"/>
+                <w:sz w:val="21"/>
+                <w:szCs w:val="22"/>
+              </w:rPr>
+              <m:t>rem</m:t>
+            </m:r>
+          </m:sub>
+        </m:sSub>
+      </m:oMath>
+      <w:r>
+        <w:rPr>
+          <w:rFonts w:ascii="Cambria Math" w:hAnsi="Cambria Math" w:hint="cs"/>
+          <w:iCs/>
+          <w:color w:val="0070C0"/>
+          <w:sz w:val="21"/>
+          <w:szCs w:val="22"/>
+          <w:rtl/>
+        </w:rPr>
+        <w:t>.</w:t>
+      </w:r>
+      <w:r>
+        <w:rPr>
+          <w:rFonts w:ascii="Cambria Math" w:hAnsi="Cambria Math"/>
+          <w:i/>
+          <w:color w:val="0070C0"/>
+          <w:sz w:val="21"/>
+          <w:szCs w:val="22"/>
+        </w:rPr>
+        <w:br/>
+      </w:r>
+      <w:r>
+        <w:rPr>
+          <w:color w:val="0070C0"/>
+          <w:sz w:val="21"/>
+          <w:szCs w:val="22"/>
+          <w:rtl/>
+        </w:rPr>
+        <w:t xml:space="preserve">לכן הערך הסופי </w:t>
+      </w:r>
+      <w:r>
+        <w:rPr>
+          <w:color w:val="0070C0"/>
+          <w:sz w:val="21"/>
+          <w:szCs w:val="22"/>
+        </w:rPr>
+        <w:t>V</w:t>
+      </w:r>
+      <w:r>
+        <w:rPr>
+          <w:color w:val="0070C0"/>
+          <w:sz w:val="21"/>
+          <w:szCs w:val="22"/>
+          <w:rtl/>
+        </w:rPr>
+        <w:t xml:space="preserve"> של צומת ההסתברות חייב להיות בתחום:</w:t>
+      </w:r>
+      <w:r>
+        <w:rPr>
+          <w:rFonts w:hint="cs"/>
+          <w:color w:val="0070C0"/>
+          <w:sz w:val="21"/>
+          <w:szCs w:val="22"/>
+          <w:rtl/>
+        </w:rPr>
+        <w:t xml:space="preserve"> </w:t>
+      </w:r>
+      <m:oMath>
+        <m:r>
+          <w:rPr>
+            <w:rFonts w:ascii="Cambria Math" w:hAnsi="Cambria Math"/>
+            <w:color w:val="0070C0"/>
+            <w:sz w:val="21"/>
+            <w:szCs w:val="22"/>
+          </w:rPr>
+          <m:t>S-</m:t>
+        </m:r>
+        <m:sSub>
+          <m:sSubPr>
+            <m:ctrlPr>
+              <w:rPr>
+                <w:rFonts w:ascii="Cambria Math" w:hAnsi="Cambria Math"/>
+                <w:i/>
+                <w:color w:val="0070C0"/>
+                <w:sz w:val="21"/>
+                <w:szCs w:val="22"/>
+              </w:rPr>
+            </m:ctrlPr>
+          </m:sSubPr>
+          <m:e>
+            <m:r>
+              <w:rPr>
+                <w:rFonts w:ascii="Cambria Math" w:hAnsi="Cambria Math"/>
+                <w:color w:val="0070C0"/>
+                <w:sz w:val="21"/>
+                <w:szCs w:val="22"/>
+              </w:rPr>
+              <m:t>P</m:t>
+            </m:r>
+          </m:e>
+          <m:sub>
+            <m:r>
+              <m:rPr>
+                <m:nor/>
+              </m:rPr>
+              <w:rPr>
+                <w:rFonts w:ascii="Cambria Math" w:hAnsi="Cambria Math"/>
+                <w:i/>
+                <w:color w:val="0070C0"/>
+                <w:sz w:val="21"/>
+                <w:szCs w:val="22"/>
+              </w:rPr>
+              <m:t>rem</m:t>
+            </m:r>
+          </m:sub>
+        </m:sSub>
+        <m:r>
+          <w:rPr>
+            <w:rFonts w:ascii="Cambria Math" w:hAnsi="Cambria Math"/>
+            <w:color w:val="0070C0"/>
+            <w:sz w:val="21"/>
+            <w:szCs w:val="22"/>
+          </w:rPr>
+          <m:t>≤V≤S+</m:t>
+        </m:r>
+        <m:sSub>
+          <m:sSubPr>
+            <m:ctrlPr>
+              <w:rPr>
+                <w:rFonts w:ascii="Cambria Math" w:hAnsi="Cambria Math"/>
+                <w:i/>
+                <w:color w:val="0070C0"/>
+                <w:sz w:val="21"/>
+                <w:szCs w:val="22"/>
+              </w:rPr>
+            </m:ctrlPr>
+          </m:sSubPr>
+          <m:e>
+            <m:r>
+              <w:rPr>
+                <w:rFonts w:ascii="Cambria Math" w:hAnsi="Cambria Math"/>
+                <w:color w:val="0070C0"/>
+                <w:sz w:val="21"/>
+                <w:szCs w:val="22"/>
+              </w:rPr>
+              <m:t>P</m:t>
+            </m:r>
+          </m:e>
+          <m:sub>
+            <m:r>
+              <m:rPr>
+                <m:nor/>
+              </m:rPr>
+              <w:rPr>
+                <w:rFonts w:ascii="Cambria Math" w:hAnsi="Cambria Math"/>
+                <w:i/>
+                <w:color w:val="0070C0"/>
+                <w:sz w:val="21"/>
+                <w:szCs w:val="22"/>
+              </w:rPr>
+              <m:t>rem</m:t>
+            </m:r>
+          </m:sub>
+        </m:sSub>
+      </m:oMath>
+      <w:r>
+        <w:rPr>
+          <w:rFonts w:hint="cs"/>
+          <w:color w:val="0070C0"/>
+          <w:sz w:val="21"/>
+          <w:szCs w:val="22"/>
+          <w:rtl/>
+        </w:rPr>
+        <w:t>.</w:t>
+      </w:r>
+      <w:r>
+        <w:rPr>
+          <w:rFonts w:ascii="Cambria Math" w:hAnsi="Cambria Math"/>
+          <w:i/>
+          <w:color w:val="0070C0"/>
+          <w:sz w:val="21"/>
+          <w:szCs w:val="22"/>
+          <w:rtl/>
+        </w:rPr>
+        <w:br/>
+      </w:r>
+      <w:r>
+        <w:rPr>
+          <w:color w:val="0070C0"/>
+          <w:sz w:val="21"/>
+          <w:szCs w:val="22"/>
+          <w:rtl/>
+        </w:rPr>
+        <w:t xml:space="preserve">כלומר, גם בלי לפתח את כל </w:t>
+      </w:r>
+      <w:r>
+        <w:rPr>
+          <w:rFonts w:hint="cs"/>
+          <w:color w:val="0070C0"/>
+          <w:sz w:val="21"/>
+          <w:szCs w:val="22"/>
+          <w:rtl/>
+        </w:rPr>
+        <w:t>הבנים</w:t>
+      </w:r>
+      <w:r>
+        <w:rPr>
+          <w:color w:val="0070C0"/>
+          <w:sz w:val="21"/>
+          <w:szCs w:val="22"/>
+          <w:rtl/>
+        </w:rPr>
+        <w:t>, אפשר לדעת חסם תחתון וחסם עליון על התוחלת הסופית של הצומת.</w:t>
+      </w:r>
+    </w:p>
+    <w:p>
+      <w:pPr>
+        <w:spacing w:after="310" w:line="360" w:lineRule="auto"/>
+        <w:ind w:left="348" w:right="351"/>
+        <w:jc w:val="left"/>
+        <w:rPr>
+          <w:rFonts w:asciiTheme="minorBidi" w:hAnsiTheme="minorBidi"/>
+          <w:color w:val="0070C0"/>
+          <w:sz w:val="21"/>
+          <w:szCs w:val="22"/>
+          <w:rtl/>
+        </w:rPr>
+      </w:pPr>
+      <w:r>
+        <w:rPr>
+          <w:color w:val="0070C0"/>
+          <w:sz w:val="21"/>
+          <w:szCs w:val="22"/>
+          <w:rtl/>
+        </w:rPr>
+        <w:t xml:space="preserve">כעת ניתן להשתמש בחסמי </w:t>
+      </w:r>
+      <w:r>
+        <w:rPr>
+          <w:color w:val="0070C0"/>
+          <w:sz w:val="21"/>
+          <w:szCs w:val="22"/>
+        </w:rPr>
+        <w:t>alpha</w:t>
+      </w:r>
+      <w:r>
+        <w:rPr>
+          <w:color w:val="0070C0"/>
+          <w:sz w:val="21"/>
+          <w:szCs w:val="22"/>
+          <w:rtl/>
+        </w:rPr>
+        <w:t xml:space="preserve"> ו</w:t>
+      </w:r>
+      <w:r>
+        <w:rPr>
+          <w:color w:val="0070C0"/>
+          <w:sz w:val="21"/>
+          <w:szCs w:val="22"/>
+        </w:rPr>
+        <w:t>beta</w:t>
+      </w:r>
+      <w:r>
+        <w:rPr>
+          <w:color w:val="0070C0"/>
+          <w:sz w:val="21"/>
+          <w:szCs w:val="22"/>
+        </w:rPr>
+        <w:t>-</w:t>
+      </w:r>
+      <w:r>
+        <w:rPr>
+          <w:color w:val="0070C0"/>
+          <w:sz w:val="21"/>
+          <w:szCs w:val="22"/>
+          <w:rtl/>
+        </w:rPr>
+        <w:t xml:space="preserve"> בדומה ל</w:t>
+      </w:r>
+      <w:r>
+        <w:rPr>
+          <w:rFonts w:hint="cs"/>
+          <w:color w:val="0070C0"/>
+          <w:sz w:val="21"/>
+          <w:szCs w:val="22"/>
+          <w:rtl/>
+        </w:rPr>
+        <w:t xml:space="preserve">אלגוריתם </w:t>
+      </w:r>
+      <w:r>
+        <w:rPr>
+          <w:color w:val="0070C0"/>
+          <w:sz w:val="21"/>
+          <w:szCs w:val="22"/>
+        </w:rPr>
+        <w:t>a</w:t>
+      </w:r>
+      <w:r>
+        <w:rPr>
+          <w:color w:val="0070C0"/>
+          <w:sz w:val="21"/>
+          <w:szCs w:val="22"/>
+        </w:rPr>
+        <w:t>lpha</w:t>
+      </w:r>
+      <w:r>
+        <w:rPr>
+          <w:color w:val="0070C0"/>
+          <w:sz w:val="21"/>
+          <w:szCs w:val="22"/>
+        </w:rPr>
+        <w:t xml:space="preserve"> </w:t>
+      </w:r>
+      <w:r>
+        <w:rPr>
+          <w:color w:val="0070C0"/>
+          <w:sz w:val="21"/>
+          <w:szCs w:val="22"/>
+        </w:rPr>
+        <w:t>b</w:t>
+      </w:r>
+      <w:r>
+        <w:rPr>
+          <w:color w:val="0070C0"/>
+          <w:sz w:val="21"/>
+          <w:szCs w:val="22"/>
+        </w:rPr>
+        <w:t>eta</w:t>
+      </w:r>
+      <w:r>
+        <w:rPr>
+          <w:color w:val="0070C0"/>
+          <w:sz w:val="21"/>
+          <w:szCs w:val="22"/>
+          <w:rtl/>
+        </w:rPr>
+        <w:t>. אם מתקיים:</w:t>
+      </w:r>
+      <w:r>
+        <w:rPr>
+          <w:rFonts w:hint="cs"/>
+          <w:color w:val="0070C0"/>
+          <w:sz w:val="21"/>
+          <w:szCs w:val="22"/>
+          <w:rtl/>
+        </w:rPr>
+        <w:t xml:space="preserve"> </w:t>
+      </w:r>
+      <m:oMath>
+        <m:r>
+          <w:rPr>
+            <w:rFonts w:ascii="Cambria Math" w:hAnsi="Cambria Math"/>
+            <w:color w:val="0070C0"/>
+            <w:sz w:val="21"/>
+            <w:szCs w:val="22"/>
+          </w:rPr>
+          <m:t>S+</m:t>
+        </m:r>
+        <m:sSub>
+          <m:sSubPr>
+            <m:ctrlPr>
+              <w:rPr>
+                <w:rFonts w:ascii="Cambria Math" w:hAnsi="Cambria Math"/>
+                <w:i/>
+                <w:color w:val="0070C0"/>
+                <w:sz w:val="21"/>
+                <w:szCs w:val="22"/>
+              </w:rPr>
+            </m:ctrlPr>
+          </m:sSubPr>
+          <m:e>
+            <m:r>
+              <w:rPr>
+                <w:rFonts w:ascii="Cambria Math" w:hAnsi="Cambria Math"/>
+                <w:color w:val="0070C0"/>
+                <w:sz w:val="21"/>
+                <w:szCs w:val="22"/>
+              </w:rPr>
+              <m:t>P</m:t>
+            </m:r>
+          </m:e>
+          <m:sub>
+            <m:r>
+              <m:rPr>
+                <m:nor/>
+              </m:rPr>
+              <w:rPr>
+                <w:rFonts w:ascii="Cambria Math" w:hAnsi="Cambria Math"/>
+                <w:i/>
+                <w:color w:val="0070C0"/>
+                <w:sz w:val="21"/>
+                <w:szCs w:val="22"/>
+              </w:rPr>
+              <m:t>rem</m:t>
+            </m:r>
+          </m:sub>
+        </m:sSub>
+        <m:r>
+          <w:rPr>
+            <w:rFonts w:ascii="Cambria Math" w:hAnsi="Cambria Math"/>
+            <w:color w:val="0070C0"/>
+            <w:sz w:val="21"/>
+            <w:szCs w:val="22"/>
+          </w:rPr>
+          <m:t>≤α</m:t>
+        </m:r>
+      </m:oMath>
+      <w:r>
+        <w:rPr>
+          <w:rFonts w:hint="cs"/>
+          <w:color w:val="0070C0"/>
+          <w:sz w:val="21"/>
+          <w:szCs w:val="22"/>
+          <w:rtl/>
+        </w:rPr>
+        <w:t xml:space="preserve">, </w:t>
+      </w:r>
+      <w:r>
+        <w:rPr>
+          <w:color w:val="0070C0"/>
+          <w:sz w:val="21"/>
+          <w:szCs w:val="22"/>
+          <w:rtl/>
+        </w:rPr>
+        <w:t>אז גם במקרה הכי טוב, הצומת הז</w:t>
+      </w:r>
+      <w:r>
+        <w:rPr>
+          <w:rFonts w:hint="cs"/>
+          <w:color w:val="0070C0"/>
+          <w:sz w:val="21"/>
+          <w:szCs w:val="22"/>
+          <w:rtl/>
+        </w:rPr>
+        <w:t>ו</w:t>
+      </w:r>
+      <w:r>
+        <w:rPr>
+          <w:color w:val="0070C0"/>
+          <w:sz w:val="21"/>
+          <w:szCs w:val="22"/>
+          <w:rtl/>
+        </w:rPr>
+        <w:t xml:space="preserve"> לא </w:t>
+      </w:r>
+      <w:r>
+        <w:rPr>
+          <w:rFonts w:hint="cs"/>
+          <w:color w:val="0070C0"/>
+          <w:sz w:val="21"/>
+          <w:szCs w:val="22"/>
+          <w:rtl/>
+        </w:rPr>
+        <w:t>תוכל</w:t>
+      </w:r>
+      <w:r>
+        <w:rPr>
+          <w:color w:val="0070C0"/>
+          <w:sz w:val="21"/>
+          <w:szCs w:val="22"/>
+          <w:rtl/>
+        </w:rPr>
+        <w:t xml:space="preserve"> לעבור את </w:t>
+      </w:r>
+      <m:oMath>
+        <m:r>
+          <w:rPr>
+            <w:rFonts w:ascii="Cambria Math" w:hAnsi="Cambria Math"/>
+            <w:color w:val="0070C0"/>
+            <w:sz w:val="21"/>
+            <w:szCs w:val="22"/>
+          </w:rPr>
+          <m:t>α</m:t>
+        </m:r>
+      </m:oMath>
+      <w:r>
+        <w:rPr>
+          <w:color w:val="0070C0"/>
+          <w:sz w:val="21"/>
+          <w:szCs w:val="22"/>
+        </w:rPr>
+        <w:t xml:space="preserve">, </w:t>
+      </w:r>
+      <w:r>
+        <w:rPr>
+          <w:color w:val="0070C0"/>
+          <w:sz w:val="21"/>
+          <w:szCs w:val="22"/>
+          <w:rtl/>
+        </w:rPr>
+        <w:t xml:space="preserve">ולכן </w:t>
+      </w:r>
+      <w:r>
+        <w:rPr>
+          <w:rFonts w:hint="cs"/>
+          <w:color w:val="0070C0"/>
+          <w:sz w:val="21"/>
+          <w:szCs w:val="22"/>
+          <w:rtl/>
+        </w:rPr>
+        <w:t>היא</w:t>
+      </w:r>
+      <w:r>
+        <w:rPr>
+          <w:color w:val="0070C0"/>
+          <w:sz w:val="21"/>
+          <w:szCs w:val="22"/>
+          <w:rtl/>
+        </w:rPr>
+        <w:t xml:space="preserve"> לא יכול</w:t>
+      </w:r>
+      <w:r>
+        <w:rPr>
+          <w:rFonts w:hint="cs"/>
+          <w:color w:val="0070C0"/>
+          <w:sz w:val="21"/>
+          <w:szCs w:val="22"/>
+          <w:rtl/>
+        </w:rPr>
+        <w:t>ה</w:t>
+      </w:r>
+      <w:r>
+        <w:rPr>
+          <w:color w:val="0070C0"/>
+          <w:sz w:val="21"/>
+          <w:szCs w:val="22"/>
+          <w:rtl/>
+        </w:rPr>
+        <w:t xml:space="preserve"> לשפר את הבחירה של צומת</w:t>
+      </w:r>
+      <w:r>
+        <w:rPr>
+          <w:color w:val="0070C0"/>
+          <w:sz w:val="21"/>
+          <w:szCs w:val="22"/>
+        </w:rPr>
+        <w:t xml:space="preserve"> max </w:t>
+      </w:r>
+      <w:r>
+        <w:rPr>
+          <w:rFonts w:hint="cs"/>
+          <w:color w:val="0070C0"/>
+          <w:sz w:val="21"/>
+          <w:szCs w:val="22"/>
+          <w:rtl/>
+        </w:rPr>
+        <w:t>קודם</w:t>
+      </w:r>
+      <w:r>
+        <w:rPr>
+          <w:color w:val="0070C0"/>
+          <w:sz w:val="21"/>
+          <w:szCs w:val="22"/>
+          <w:rtl/>
+        </w:rPr>
+        <w:t xml:space="preserve">. לכן אפשר </w:t>
+      </w:r>
+      <w:r>
+        <w:rPr>
+          <w:rFonts w:hint="cs"/>
+          <w:color w:val="0070C0"/>
+          <w:sz w:val="21"/>
+          <w:szCs w:val="22"/>
+          <w:rtl/>
+        </w:rPr>
+        <w:t>לבצע גיזום לשאר ה</w:t>
+      </w:r>
+      <w:r>
+        <w:rPr>
+          <w:rFonts w:hint="cs"/>
+          <w:color w:val="0070C0"/>
+          <w:sz w:val="21"/>
+          <w:szCs w:val="22"/>
+          <w:rtl/>
+        </w:rPr>
+        <w:t>בנים.</w:t>
+      </w:r>
+      <w:r>
+        <w:rPr>
+          <w:rFonts w:hint="cs"/>
+          <w:color w:val="0070C0"/>
+          <w:sz w:val="21"/>
+          <w:szCs w:val="22"/>
+          <w:rtl/>
+        </w:rPr>
+        <w:t xml:space="preserve"> </w:t>
+      </w:r>
+      <w:r>
+        <w:rPr>
+          <w:color w:val="0070C0"/>
+          <w:sz w:val="21"/>
+          <w:szCs w:val="22"/>
+          <w:rtl/>
+        </w:rPr>
+        <w:br/>
+      </w:r>
+      <w:r>
+        <w:rPr>
+          <w:rFonts w:hint="cs"/>
+          <w:color w:val="0070C0"/>
+          <w:sz w:val="21"/>
+          <w:szCs w:val="22"/>
+          <w:rtl/>
+        </w:rPr>
+        <w:t>מנגד</w:t>
+      </w:r>
+      <w:r>
+        <w:rPr>
+          <w:color w:val="0070C0"/>
+          <w:sz w:val="21"/>
+          <w:szCs w:val="22"/>
+          <w:rtl/>
+        </w:rPr>
+        <w:t>, אם מתקיים:</w:t>
+      </w:r>
+      <w:r>
+        <w:rPr>
+          <w:rFonts w:hint="cs"/>
+          <w:color w:val="0070C0"/>
+          <w:sz w:val="21"/>
+          <w:szCs w:val="22"/>
+          <w:rtl/>
+        </w:rPr>
+        <w:t xml:space="preserve"> </w:t>
+      </w:r>
+      <m:oMath>
+        <m:r>
+          <w:rPr>
+            <w:rFonts w:ascii="Cambria Math" w:hAnsi="Cambria Math"/>
+            <w:color w:val="0070C0"/>
+            <w:sz w:val="21"/>
+            <w:szCs w:val="22"/>
+          </w:rPr>
+          <m:t>S-</m:t>
+        </m:r>
+        <m:sSub>
+          <m:sSubPr>
+            <m:ctrlPr>
+              <w:rPr>
+                <w:rFonts w:ascii="Cambria Math" w:hAnsi="Cambria Math"/>
+                <w:i/>
+                <w:color w:val="0070C0"/>
+                <w:sz w:val="21"/>
+                <w:szCs w:val="22"/>
+              </w:rPr>
+            </m:ctrlPr>
+          </m:sSubPr>
+          <m:e>
+            <m:r>
+              <w:rPr>
+                <w:rFonts w:ascii="Cambria Math" w:hAnsi="Cambria Math"/>
+                <w:color w:val="0070C0"/>
+                <w:sz w:val="21"/>
+                <w:szCs w:val="22"/>
+              </w:rPr>
+              <m:t>P</m:t>
+            </m:r>
+          </m:e>
+          <m:sub>
+            <m:r>
+              <m:rPr>
+                <m:nor/>
+              </m:rPr>
+              <w:rPr>
+                <w:rFonts w:ascii="Cambria Math" w:hAnsi="Cambria Math"/>
+                <w:i/>
+                <w:color w:val="0070C0"/>
+                <w:sz w:val="21"/>
+                <w:szCs w:val="22"/>
+              </w:rPr>
+              <m:t>rem</m:t>
+            </m:r>
+          </m:sub>
+        </m:sSub>
+        <m:r>
+          <w:rPr>
+            <w:rFonts w:ascii="Cambria Math" w:hAnsi="Cambria Math"/>
+            <w:color w:val="0070C0"/>
+            <w:sz w:val="21"/>
+            <w:szCs w:val="22"/>
+          </w:rPr>
+          <m:t>≥β</m:t>
+        </m:r>
+      </m:oMath>
+      <w:r>
+        <w:rPr>
+          <w:rFonts w:hint="cs"/>
+          <w:color w:val="0070C0"/>
+          <w:sz w:val="21"/>
+          <w:szCs w:val="22"/>
+          <w:rtl/>
+        </w:rPr>
+        <w:t xml:space="preserve">, </w:t>
+      </w:r>
+      <w:r>
+        <w:rPr>
+          <w:rFonts w:ascii="Cambria Math" w:hAnsi="Cambria Math" w:hint="cs"/>
+          <w:i/>
+          <w:color w:val="0070C0"/>
+          <w:sz w:val="21"/>
+          <w:szCs w:val="22"/>
+          <w:rtl/>
+        </w:rPr>
+        <w:t xml:space="preserve"> </w:t>
+      </w:r>
+      <w:r>
+        <w:rPr>
+          <w:color w:val="0070C0"/>
+          <w:sz w:val="21"/>
+          <w:szCs w:val="22"/>
+          <w:rtl/>
+        </w:rPr>
+        <w:t xml:space="preserve">אז גם במקרה הכי גרוע, הערך של הצומת כבר לא רלוונטי עבור צומת </w:t>
+      </w:r>
+      <w:r>
+        <w:rPr>
+          <w:color w:val="0070C0"/>
+          <w:sz w:val="21"/>
+          <w:szCs w:val="22"/>
+        </w:rPr>
+        <w:t>min</w:t>
+      </w:r>
+      <w:r>
+        <w:rPr>
+          <w:color w:val="0070C0"/>
+          <w:sz w:val="21"/>
+          <w:szCs w:val="22"/>
+          <w:rtl/>
+        </w:rPr>
+        <w:t xml:space="preserve"> </w:t>
+      </w:r>
+      <w:r>
+        <w:rPr>
+          <w:rFonts w:hint="cs"/>
+          <w:color w:val="0070C0"/>
+          <w:sz w:val="21"/>
+          <w:szCs w:val="22"/>
+          <w:rtl/>
+        </w:rPr>
+        <w:t>קודם</w:t>
+      </w:r>
+      <w:r>
+        <w:rPr>
+          <w:color w:val="0070C0"/>
+          <w:sz w:val="21"/>
+          <w:szCs w:val="22"/>
+          <w:rtl/>
+        </w:rPr>
+        <w:t xml:space="preserve">, ולכן </w:t>
+      </w:r>
+      <w:r>
+        <w:rPr>
+          <w:rFonts w:hint="cs"/>
+          <w:color w:val="0070C0"/>
+          <w:sz w:val="21"/>
+          <w:szCs w:val="22"/>
+          <w:rtl/>
+        </w:rPr>
+        <w:t>אפשר</w:t>
+      </w:r>
+      <w:r>
+        <w:rPr>
+          <w:color w:val="0070C0"/>
+          <w:sz w:val="21"/>
+          <w:szCs w:val="22"/>
+          <w:rtl/>
+        </w:rPr>
+        <w:t xml:space="preserve"> לגזום את שאר ה</w:t>
+      </w:r>
+      <w:r>
+        <w:rPr>
+          <w:rFonts w:hint="cs"/>
+          <w:color w:val="0070C0"/>
+          <w:sz w:val="21"/>
+          <w:szCs w:val="22"/>
+          <w:rtl/>
+        </w:rPr>
+        <w:t>בנים</w:t>
+      </w:r>
+      <w:r>
+        <w:rPr>
+          <w:color w:val="0070C0"/>
+          <w:sz w:val="21"/>
+          <w:szCs w:val="22"/>
+          <w:rtl/>
+        </w:rPr>
+        <w:t>.</w:t>
+      </w:r>
+      <w:r>
+        <w:rPr>
+          <w:rFonts w:ascii="Cambria Math" w:hAnsi="Cambria Math"/>
+          <w:i/>
+          <w:color w:val="0070C0"/>
+          <w:sz w:val="21"/>
+          <w:szCs w:val="22"/>
+          <w:rtl/>
+        </w:rPr>
+        <w:br/>
+      </w:r>
+      <w:r>
+        <w:rPr>
+          <w:color w:val="0070C0"/>
+          <w:sz w:val="21"/>
+          <w:szCs w:val="22"/>
+          <w:rtl/>
+        </w:rPr>
+        <w:t>הרעיון הוא שב</w:t>
+      </w:r>
+      <w:r>
+        <w:rPr>
+          <w:rFonts w:hint="cs"/>
+          <w:color w:val="0070C0"/>
+          <w:sz w:val="21"/>
+          <w:szCs w:val="22"/>
+          <w:rtl/>
+        </w:rPr>
+        <w:t>-</w:t>
+      </w:r>
+      <w:r>
+        <w:rPr>
+          <w:color w:val="0070C0"/>
+          <w:sz w:val="21"/>
+          <w:szCs w:val="22"/>
+        </w:rPr>
+        <w:t>e</w:t>
+      </w:r>
+      <w:r>
+        <w:rPr>
+          <w:color w:val="0070C0"/>
+          <w:sz w:val="21"/>
+          <w:szCs w:val="22"/>
+        </w:rPr>
+        <w:t>xpectimax</w:t>
+      </w:r>
+      <w:r>
+        <w:rPr>
+          <w:color w:val="0070C0"/>
+          <w:sz w:val="21"/>
+          <w:szCs w:val="22"/>
+          <w:rtl/>
+        </w:rPr>
+        <w:t xml:space="preserve"> לא גוזמים לפי </w:t>
+      </w:r>
+      <w:r>
+        <w:rPr>
+          <w:rFonts w:hint="cs"/>
+          <w:color w:val="0070C0"/>
+          <w:sz w:val="21"/>
+          <w:szCs w:val="22"/>
+          <w:rtl/>
+        </w:rPr>
+        <w:t>בן</w:t>
+      </w:r>
+      <w:r>
+        <w:rPr>
+          <w:color w:val="0070C0"/>
+          <w:sz w:val="21"/>
+          <w:szCs w:val="22"/>
+          <w:rtl/>
+        </w:rPr>
+        <w:t xml:space="preserve"> יחיד, משום שערך של צומת הסתברותי הוא תוחלת. במקום </w:t>
+      </w:r>
+      <w:r>
+        <w:rPr>
+          <w:rFonts w:hint="cs"/>
+          <w:color w:val="0070C0"/>
+          <w:sz w:val="21"/>
+          <w:szCs w:val="22"/>
+          <w:rtl/>
+        </w:rPr>
+        <w:lastRenderedPageBreak/>
+        <w:t>זה</w:t>
+      </w:r>
+      <w:r>
+        <w:rPr>
+          <w:color w:val="0070C0"/>
+          <w:sz w:val="21"/>
+          <w:szCs w:val="22"/>
+          <w:rtl/>
+        </w:rPr>
+        <w:t xml:space="preserve">, מחשבים טווח אפשרי לתוחלת הסופית לפי </w:t>
+      </w:r>
+      <w:r>
+        <w:rPr>
+          <w:rFonts w:hint="cs"/>
+          <w:color w:val="0070C0"/>
+          <w:sz w:val="21"/>
+          <w:szCs w:val="22"/>
+          <w:rtl/>
+        </w:rPr>
+        <w:t>הבנים</w:t>
+      </w:r>
+      <w:r>
+        <w:rPr>
+          <w:color w:val="0070C0"/>
+          <w:sz w:val="21"/>
+          <w:szCs w:val="22"/>
+          <w:rtl/>
+        </w:rPr>
+        <w:t xml:space="preserve"> שכבר פותחו ולפי החסם על </w:t>
+      </w:r>
+      <w:r>
+        <w:rPr>
+          <w:rFonts w:hint="cs"/>
+          <w:color w:val="0070C0"/>
+          <w:sz w:val="21"/>
+          <w:szCs w:val="22"/>
+          <w:rtl/>
+        </w:rPr>
+        <w:t>הבנים</w:t>
+      </w:r>
+      <w:r>
+        <w:rPr>
+          <w:color w:val="0070C0"/>
+          <w:sz w:val="21"/>
+          <w:szCs w:val="22"/>
+          <w:rtl/>
+        </w:rPr>
+        <w:t xml:space="preserve"> שעוד לא פותחו. אם כל הטווח כבר לא יכול לשנות את החלטת האב, אין צורך להמשיך לפתח את שאר הענפים.</w:t>
+      </w:r>
+      <w:r>
+        <w:rPr>
+          <w:rFonts w:asciiTheme="minorBidi" w:hAnsiTheme="minorBidi"/>
+          <w:color w:val="0070C0"/>
+          <w:sz w:val="21"/>
+          <w:szCs w:val="22"/>
+          <w:rtl/>
+        </w:rPr>
+        <w:t xml:space="preserve"> </w:t>
+      </w:r>
+    </w:p>
+    <w:p>
+      <w:pPr>
+        <w:pStyle w:val="ListParagraph"/>
         <w:numPr>
           <w:ilvl w:val="0"/>
           <w:numId w:val="6"/>
         </w:numPr>
         <w:spacing w:after="310" w:line="360" w:lineRule="auto"/>
-        <w:ind w:right="351" w:hanging="360"/>
+        <w:ind w:right="351"/>
         <w:jc w:val="left"/>
         <w:rPr>
-          <w:rFonts w:asciiTheme="minorBidi" w:hAnsiTheme="minorBidi" w:cstheme="minorBidi"/>
-          <w:sz w:val="24"/>
-        </w:rPr>
-      </w:pPr>
-      <w:r>
-        <w:rPr>
-          <w:rFonts w:asciiTheme="minorBidi" w:hAnsiTheme="minorBidi" w:cstheme="minorBidi"/>
-          <w:sz w:val="24"/>
-          <w:lang w:bidi="ar-SA"/>
-        </w:rPr>
-        <w:t xml:space="preserve"> </w:t>
-      </w:r>
+          <w:rFonts w:ascii="Cambria Math" w:hAnsi="Cambria Math"/>
+          <w:i/>
+          <w:color w:val="0070C0"/>
+          <w:sz w:val="21"/>
+          <w:szCs w:val="22"/>
+        </w:rPr>
+      </w:pPr>
       <w:r>
         <w:rPr>
           <w:rFonts w:asciiTheme="minorBidi" w:hAnsiTheme="minorBidi" w:cstheme="minorBidi"/>
@@ -11833,7 +13897,6 @@
           <w:sz w:val="24"/>
           <w:rtl/>
         </w:rPr>
-        <w:lastRenderedPageBreak/>
         <w:drawing>
           <wp:inline distT="0" distB="0" distL="0" distR="0" wp14:anchorId="0BB5750D" wp14:editId="4B58258D">
             <wp:extent cx="4156104" cy="2514108"/>
@@ -11850,7 +13913,7 @@
                     <pic:cNvPicPr/>
                   </pic:nvPicPr>
                   <pic:blipFill>
-                    <a:blip r:embed="rId18"/>
+                    <a:blip r:embed="rId20"/>
                     <a:stretch>
                       <a:fillRect/>
                     </a:stretch>
@@ -11941,6 +14004,7 @@
             <w:rFonts w:ascii="Cambria Math" w:hAnsi="Cambria Math" w:cstheme="minorBidi"/>
             <w:sz w:val="24"/>
           </w:rPr>
+          <w:lastRenderedPageBreak/>
           <m:t>A=11, B=7.25</m:t>
         </m:r>
       </m:oMath>
@@ -12509,7 +14573,14 @@
                 <w:rFonts w:ascii="Cambria Math" w:hAnsi="Cambria Math" w:cstheme="minorBidi"/>
                 <w:sz w:val="24"/>
               </w:rPr>
-              <m:t>i=1</m:t>
+              <m:t>i</m:t>
+            </m:r>
+            <m:r>
+              <w:rPr>
+                <w:rFonts w:ascii="Cambria Math" w:hAnsi="Cambria Math" w:cstheme="minorBidi"/>
+                <w:sz w:val="24"/>
+              </w:rPr>
+              <m:t>=1</m:t>
             </m:r>
           </m:sub>
           <m:sup>
@@ -12625,7 +14696,14 @@
                 <w:rFonts w:ascii="Cambria Math" w:hAnsi="Cambria Math" w:cstheme="minorBidi"/>
                 <w:sz w:val="24"/>
               </w:rPr>
-              <m:t>i=1</m:t>
+              <m:t>i</m:t>
+            </m:r>
+            <m:r>
+              <w:rPr>
+                <w:rFonts w:ascii="Cambria Math" w:hAnsi="Cambria Math" w:cstheme="minorBidi"/>
+                <w:sz w:val="24"/>
+              </w:rPr>
+              <m:t>=1</m:t>
             </m:r>
           </m:sub>
           <m:sup>
@@ -12741,7 +14819,14 @@
                 <w:rFonts w:ascii="Cambria Math" w:hAnsi="Cambria Math" w:cstheme="minorBidi"/>
                 <w:sz w:val="24"/>
               </w:rPr>
-              <m:t>i=1</m:t>
+              <m:t>i</m:t>
+            </m:r>
+            <m:r>
+              <w:rPr>
+                <w:rFonts w:ascii="Cambria Math" w:hAnsi="Cambria Math" w:cstheme="minorBidi"/>
+                <w:sz w:val="24"/>
+              </w:rPr>
+              <m:t>=1</m:t>
             </m:r>
           </m:sub>
           <m:sup>
@@ -12857,7 +14942,14 @@
                 <w:rFonts w:ascii="Cambria Math" w:hAnsi="Cambria Math" w:cstheme="minorBidi"/>
                 <w:sz w:val="24"/>
               </w:rPr>
-              <m:t>i=1</m:t>
+              <m:t>i</m:t>
+            </m:r>
+            <m:r>
+              <w:rPr>
+                <w:rFonts w:ascii="Cambria Math" w:hAnsi="Cambria Math" w:cstheme="minorBidi"/>
+                <w:sz w:val="24"/>
+              </w:rPr>
+              <m:t>=1</m:t>
             </m:r>
           </m:sub>
           <m:sup>
@@ -12973,7 +15065,14 @@
                 <w:rFonts w:ascii="Cambria Math" w:hAnsi="Cambria Math" w:cstheme="minorBidi"/>
                 <w:sz w:val="24"/>
               </w:rPr>
-              <m:t>i=1</m:t>
+              <m:t>i</m:t>
+            </m:r>
+            <m:r>
+              <w:rPr>
+                <w:rFonts w:ascii="Cambria Math" w:hAnsi="Cambria Math" w:cstheme="minorBidi"/>
+                <w:sz w:val="24"/>
+              </w:rPr>
+              <m:t>=1</m:t>
             </m:r>
           </m:sub>
           <m:sup>
@@ -13088,7 +15187,14 @@
                 <w:rFonts w:ascii="Cambria Math" w:hAnsi="Cambria Math" w:cstheme="minorBidi"/>
                 <w:sz w:val="24"/>
               </w:rPr>
-              <m:t>i=1</m:t>
+              <m:t>i</m:t>
+            </m:r>
+            <m:r>
+              <w:rPr>
+                <w:rFonts w:ascii="Cambria Math" w:hAnsi="Cambria Math" w:cstheme="minorBidi"/>
+                <w:sz w:val="24"/>
+              </w:rPr>
+              <m:t>=1</m:t>
             </m:r>
           </m:sub>
           <m:sup>
@@ -13234,7 +15340,6 @@
           <w:szCs w:val="28"/>
           <w:rtl/>
         </w:rPr>
-        <w:lastRenderedPageBreak/>
         <w:t xml:space="preserve">חלק </w:t>
       </w:r>
       <w:r>
@@ -13709,6 +15814,7 @@
           <w:szCs w:val="26"/>
           <w:rtl/>
         </w:rPr>
+        <w:lastRenderedPageBreak/>
         <w:t>האם יש אלגוריתם מהסעיפים הקודמים שנוכל להשתמש בו שזמן הריצה שלו</w:t>
       </w:r>
       <w:r>
@@ -17251,7 +19357,7 @@
         </w:rPr>
         <w:t xml:space="preserve">חלק א שאלה 2 - </w:t>
       </w:r>
-      <w:hyperlink r:id="rId19" w:history="1">
+      <w:hyperlink r:id="rId21" w:history="1">
         <w:r>
           <w:rPr>
             <w:rStyle w:val="Hyperlink"/>
@@ -17283,7 +19389,7 @@
         </w:rPr>
         <w:t xml:space="preserve">חלק ב שאלה 2 - </w:t>
       </w:r>
-      <w:hyperlink r:id="rId20" w:history="1">
+      <w:hyperlink r:id="rId22" w:history="1">
         <w:r>
           <w:rPr>
             <w:rStyle w:val="Hyperlink"/>
@@ -17304,12 +19410,7 @@
         <w:spacing w:after="0" w:line="360" w:lineRule="auto"/>
         <w:jc w:val="left"/>
         <w:rPr>
-          <w:rFonts w:eastAsia="David" w:hint="cs"/>
-          <w:color w:val="auto"/>
-          <w:kern w:val="0"/>
-          <w:sz w:val="24"/>
-          <w:rtl/>
-          <w14:ligatures w14:val="none"/>
+          <w:rtl/>
         </w:rPr>
       </w:pPr>
       <w:r>
@@ -17340,24 +19441,12 @@
         </w:rPr>
         <w:t xml:space="preserve"> - </w:t>
       </w:r>
-      <w:hyperlink r:id="rId21" w:history="1">
+      <w:hyperlink r:id="rId23" w:history="1">
         <w:r>
           <w:rPr>
             <w:rStyle w:val="Hyperlink"/>
           </w:rPr>
-          <w:t>https://chatgpt.com/share/6a42610</w:t>
-        </w:r>
-        <w:r>
-          <w:rPr>
-            <w:rStyle w:val="Hyperlink"/>
-          </w:rPr>
-          <w:t>5</w:t>
-        </w:r>
-        <w:r>
-          <w:rPr>
-            <w:rStyle w:val="Hyperlink"/>
-          </w:rPr>
-          <w:t>-441c-83eb-9dab-6e8a3aed0c85</w:t>
+          <w:t>https://chatgpt.com/share/6a426105-441c-83eb-9dab-6e8a3aed0c85</w:t>
         </w:r>
       </w:hyperlink>
     </w:p>
@@ -17381,11 +19470,47 @@
           <w14:ligatures w14:val="none"/>
         </w:rPr>
       </w:pPr>
+      <w:r>
+        <w:rPr>
+          <w:rFonts w:hint="cs"/>
+          <w:rtl/>
+        </w:rPr>
+        <w:t xml:space="preserve">חלק ג שאלה 2 - </w:t>
+      </w:r>
+      <w:hyperlink r:id="rId24" w:history="1">
+        <w:r>
+          <w:rPr>
+            <w:rStyle w:val="Hyperlink"/>
+          </w:rPr>
+          <w:t>https://chatgpt.com/share/6a42915c-cb0c-83ed-881b-bfcf45cee466</w:t>
+        </w:r>
+      </w:hyperlink>
+    </w:p>
+    <w:p>
+      <w:pPr>
+        <w:pBdr>
+          <w:top w:val="nil"/>
+          <w:left w:val="nil"/>
+          <w:bottom w:val="nil"/>
+          <w:right w:val="nil"/>
+          <w:between w:val="nil"/>
+        </w:pBdr>
+        <w:spacing w:after="0" w:line="360" w:lineRule="auto"/>
+        <w:jc w:val="left"/>
+        <w:rPr>
+          <w:rFonts w:eastAsia="David"/>
+          <w:color w:val="auto"/>
+          <w:kern w:val="0"/>
+          <w:sz w:val="24"/>
+          <w:rtl/>
+          <w14:ligatures w14:val="none"/>
+        </w:rPr>
+      </w:pPr>
     </w:p>
     <w:sectPr>
-      <w:headerReference w:type="even" r:id="rId22"/>
-      <w:headerReference w:type="default" r:id="rId23"/>
-      <w:headerReference w:type="first" r:id="rId24"/>
+      <w:headerReference w:type="even" r:id="rId25"/>
+      <w:headerReference w:type="default" r:id="rId26"/>
+      <w:headerReference w:type="first" r:id="rId27"/>
       <w:pgSz w:w="11920" w:h="16840"/>
       <w:pgMar w:top="1440" w:right="1440" w:bottom="1440" w:left="1440" w:header="720" w:footer="720" w:gutter="0"/>
       <w:cols w:space="720"/>
@@ -18680,14 +20805,14 @@
   <w:abstractNum w:abstractNumId="7" w15:restartNumberingAfterBreak="0">
     <w:nsid w:val="19DD6F96"/>
     <w:multiLevelType w:val="hybridMultilevel"/>
-    <w:tmpl w:val="516E7978"/>
-    <w:lvl w:ilvl="0" w:tplc="8116B45E">
+    <w:tmpl w:val="671E87AE"/>
+    <w:lvl w:ilvl="0" w:tplc="9412F8F2">
       <w:start w:val="1"/>
       <w:numFmt w:val="decimal"/>
       <w:lvlText w:val="%1."/>
       <w:lvlJc w:val="left"/>
       <w:pPr>
-        <w:ind w:left="708"/>
+        <w:ind w:left="360"/>
       </w:pPr>
       <w:rPr>
         <w:rFonts w:ascii="Calibri" w:eastAsia="Calibri" w:hAnsi="Calibri" w:cs="Calibri"/>
@@ -18702,6 +20827,7 @@
         <w:bdr w:val="none" w:sz="0" w:space="0" w:color="auto"/>
         <w:shd w:val="clear" w:color="auto" w:fill="auto"/>
         <w:vertAlign w:val="baseline"/>
+        <w:lang w:bidi="he-IL"/>
       </w:rPr>
     </w:lvl>
     <w:lvl w:ilvl="1" w:tplc="1444DAAC">

--- a/HW2_IntroToAI.docx
+++ b/HW2_IntroToAI.docx
@@ -2700,11 +2700,19 @@
         </w:rPr>
         <w:t>.</w:t>
       </w:r>
-      <w:r>
-        <w:rPr>
-          <w:sz w:val="24"/>
-        </w:rPr>
-        <w:t xml:space="preserve">py </w:t>
+      <w:proofErr w:type="spellStart"/>
+      <w:r>
+        <w:rPr>
+          <w:sz w:val="24"/>
+        </w:rPr>
+        <w:t>py</w:t>
+      </w:r>
+      <w:proofErr w:type="spellEnd"/>
+      <w:r>
+        <w:rPr>
+          <w:sz w:val="24"/>
+        </w:rPr>
+        <w:t xml:space="preserve"> </w:t>
       </w:r>
       <w:r>
         <w:rPr>
@@ -2713,6 +2721,7 @@
         </w:rPr>
         <w:t xml:space="preserve"> ולא מחברות</w:t>
       </w:r>
+      <w:proofErr w:type="spellStart"/>
       <w:r>
         <w:rPr>
           <w:sz w:val="24"/>
@@ -2723,7 +2732,14 @@
         <w:rPr>
           <w:sz w:val="24"/>
         </w:rPr>
-        <w:t xml:space="preserve">pynb </w:t>
+        <w:t>pynb</w:t>
+      </w:r>
+      <w:proofErr w:type="spellEnd"/>
+      <w:r>
+        <w:rPr>
+          <w:sz w:val="24"/>
+        </w:rPr>
+        <w:t xml:space="preserve"> </w:t>
       </w:r>
       <w:r>
         <w:rPr>
@@ -2844,37 +2860,55 @@
         </w:rPr>
         <w:t xml:space="preserve"> של חברת</w:t>
       </w:r>
-      <w:r>
-        <w:rPr>
-          <w:sz w:val="24"/>
-        </w:rPr>
-        <w:t xml:space="preserve">jetBrains </w:t>
-      </w:r>
-      <w:r>
-        <w:rPr>
-          <w:sz w:val="24"/>
-          <w:rtl/>
+      <w:proofErr w:type="spellStart"/>
+      <w:r>
+        <w:rPr>
+          <w:sz w:val="24"/>
+        </w:rPr>
+        <w:t>jetBrains</w:t>
+      </w:r>
+      <w:proofErr w:type="spellEnd"/>
+      <w:r>
+        <w:rPr>
+          <w:sz w:val="24"/>
         </w:rPr>
         <w:t xml:space="preserve"> </w:t>
       </w:r>
       <w:r>
         <w:rPr>
+          <w:sz w:val="24"/>
+          <w:rtl/>
+        </w:rPr>
+        <w:t xml:space="preserve"> </w:t>
+      </w:r>
+      <w:r>
+        <w:rPr>
           <w:rFonts w:hint="cs"/>
           <w:sz w:val="24"/>
           <w:rtl/>
         </w:rPr>
         <w:t xml:space="preserve">בה ניתן לקבל </w:t>
       </w:r>
-      <w:hyperlink r:id="rId9" w:history="1">
-        <w:r>
-          <w:rPr>
-            <w:rStyle w:val="Hyperlink"/>
-            <w:sz w:val="24"/>
-            <w:rtl/>
-          </w:rPr>
-          <w:t>מנוי</w:t>
-        </w:r>
-      </w:hyperlink>
+      <w:r>
+        <w:fldChar w:fldCharType="begin"/>
+      </w:r>
+      <w:r>
+        <w:instrText>HYPERLINK "https://lp.jetbrains.com/pycharm-for-students/"</w:instrText>
+      </w:r>
+      <w:r>
+        <w:fldChar w:fldCharType="separate"/>
+      </w:r>
+      <w:r>
+        <w:rPr>
+          <w:rStyle w:val="Hyperlink"/>
+          <w:sz w:val="24"/>
+          <w:rtl/>
+        </w:rPr>
+        <w:t>מנוי</w:t>
+      </w:r>
+      <w:r>
+        <w:fldChar w:fldCharType="end"/>
+      </w:r>
       <w:r>
         <w:rPr>
           <w:rFonts w:hint="cs"/>
@@ -2883,22 +2917,32 @@
         </w:rPr>
         <w:t xml:space="preserve"> חינמי לסטודנטים, ו-</w:t>
       </w:r>
-      <w:hyperlink r:id="rId10" w:history="1">
-        <w:r>
-          <w:rPr>
-            <w:rStyle w:val="Hyperlink"/>
-            <w:sz w:val="24"/>
-          </w:rPr>
-          <w:t>visual studio</w:t>
-        </w:r>
-        <w:r>
-          <w:rPr>
-            <w:rStyle w:val="Hyperlink"/>
-            <w:sz w:val="24"/>
-          </w:rPr>
-          <w:t xml:space="preserve"> code</w:t>
-        </w:r>
-      </w:hyperlink>
+      <w:r>
+        <w:fldChar w:fldCharType="begin"/>
+      </w:r>
+      <w:r>
+        <w:instrText>HYPERLINK "https://code.visualstudio.com/"</w:instrText>
+      </w:r>
+      <w:r>
+        <w:fldChar w:fldCharType="separate"/>
+      </w:r>
+      <w:r>
+        <w:rPr>
+          <w:rStyle w:val="Hyperlink"/>
+          <w:sz w:val="24"/>
+        </w:rPr>
+        <w:t>visual studio</w:t>
+      </w:r>
+      <w:r>
+        <w:rPr>
+          <w:rStyle w:val="Hyperlink"/>
+          <w:sz w:val="24"/>
+        </w:rPr>
+        <w:t xml:space="preserve"> code</w:t>
+      </w:r>
+      <w:r>
+        <w:fldChar w:fldCharType="end"/>
+      </w:r>
       <w:r>
         <w:rPr>
           <w:rFonts w:hint="cs"/>
@@ -3027,28 +3071,48 @@
         </w:rPr>
         <w:t>מומלץ להסתכל על הפונקציות</w:t>
       </w:r>
+      <w:proofErr w:type="spellStart"/>
       <w:r>
         <w:rPr>
           <w:rFonts w:ascii="Courier New" w:eastAsia="Courier New" w:hAnsi="Courier New" w:cs="Courier New"/>
           <w:color w:val="00627A"/>
           <w:sz w:val="16"/>
         </w:rPr>
-        <w:t xml:space="preserve">get_legal_operator </w:t>
-      </w:r>
-      <w:r>
-        <w:rPr>
-          <w:sz w:val="24"/>
-          <w:rtl/>
-        </w:rPr>
-        <w:t xml:space="preserve"> ו -</w:t>
-      </w:r>
+        <w:t>get_legal_operator</w:t>
+      </w:r>
+      <w:proofErr w:type="spellEnd"/>
       <w:r>
         <w:rPr>
           <w:rFonts w:ascii="Courier New" w:eastAsia="Courier New" w:hAnsi="Courier New" w:cs="Courier New"/>
           <w:color w:val="00627A"/>
           <w:sz w:val="16"/>
         </w:rPr>
-        <w:t xml:space="preserve">apply_operator </w:t>
+        <w:t xml:space="preserve"> </w:t>
+      </w:r>
+      <w:r>
+        <w:rPr>
+          <w:sz w:val="24"/>
+          <w:rtl/>
+        </w:rPr>
+        <w:t xml:space="preserve"> ו -</w:t>
+      </w:r>
+      <w:proofErr w:type="spellStart"/>
+      <w:r>
+        <w:rPr>
+          <w:rFonts w:ascii="Courier New" w:eastAsia="Courier New" w:hAnsi="Courier New" w:cs="Courier New"/>
+          <w:color w:val="00627A"/>
+          <w:sz w:val="16"/>
+        </w:rPr>
+        <w:t>apply_operator</w:t>
+      </w:r>
+      <w:proofErr w:type="spellEnd"/>
+      <w:r>
+        <w:rPr>
+          <w:rFonts w:ascii="Courier New" w:eastAsia="Courier New" w:hAnsi="Courier New" w:cs="Courier New"/>
+          <w:color w:val="00627A"/>
+          <w:sz w:val="16"/>
+        </w:rPr>
+        <w:t xml:space="preserve"> </w:t>
       </w:r>
       <w:r>
         <w:rPr>
@@ -3231,8 +3295,30 @@
         <w:rPr>
           <w:sz w:val="24"/>
         </w:rPr>
-        <w:t>--console_print --screen_print</w:t>
-      </w:r>
+        <w:t>--</w:t>
+      </w:r>
+      <w:proofErr w:type="spellStart"/>
+      <w:r>
+        <w:rPr>
+          <w:sz w:val="24"/>
+        </w:rPr>
+        <w:t>console_print</w:t>
+      </w:r>
+      <w:proofErr w:type="spellEnd"/>
+      <w:r>
+        <w:rPr>
+          <w:sz w:val="24"/>
+        </w:rPr>
+        <w:t xml:space="preserve"> --</w:t>
+      </w:r>
+      <w:proofErr w:type="spellStart"/>
+      <w:r>
+        <w:rPr>
+          <w:sz w:val="24"/>
+        </w:rPr>
+        <w:t>screen_print</w:t>
+      </w:r>
+      <w:proofErr w:type="spellEnd"/>
     </w:p>
     <w:p>
       <w:pPr>
@@ -3475,11 +3561,19 @@
         </w:rPr>
         <w:t>ערך</w:t>
       </w:r>
-      <w:r>
-        <w:rPr>
-          <w:sz w:val="24"/>
-        </w:rPr>
-        <w:t xml:space="preserve">console_print </w:t>
+      <w:proofErr w:type="spellStart"/>
+      <w:r>
+        <w:rPr>
+          <w:sz w:val="24"/>
+        </w:rPr>
+        <w:t>console_print</w:t>
+      </w:r>
+      <w:proofErr w:type="spellEnd"/>
+      <w:r>
+        <w:rPr>
+          <w:sz w:val="24"/>
+        </w:rPr>
+        <w:t xml:space="preserve"> </w:t>
       </w:r>
       <w:r>
         <w:rPr>
@@ -3531,7 +3625,7 @@
                     <pic:cNvPicPr/>
                   </pic:nvPicPr>
                   <pic:blipFill>
-                    <a:blip r:embed="rId11"/>
+                    <a:blip r:embed="rId9"/>
                     <a:stretch>
                       <a:fillRect/>
                     </a:stretch>
@@ -4027,11 +4121,19 @@
         <w:tab/>
         <w:t>ערך</w:t>
       </w:r>
-      <w:r>
-        <w:rPr>
-          <w:sz w:val="24"/>
-        </w:rPr>
-        <w:t xml:space="preserve">screen_print </w:t>
+      <w:proofErr w:type="spellStart"/>
+      <w:r>
+        <w:rPr>
+          <w:sz w:val="24"/>
+        </w:rPr>
+        <w:t>screen_print</w:t>
+      </w:r>
+      <w:proofErr w:type="spellEnd"/>
+      <w:r>
+        <w:rPr>
+          <w:sz w:val="24"/>
+        </w:rPr>
+        <w:t xml:space="preserve"> </w:t>
       </w:r>
       <w:r>
         <w:rPr>
@@ -4046,12 +4148,14 @@
         </w:rPr>
         <w:t xml:space="preserve"> </w:t>
       </w:r>
+      <w:proofErr w:type="spellStart"/>
       <w:r>
         <w:rPr>
           <w:sz w:val="24"/>
         </w:rPr>
         <w:t>pygame</w:t>
       </w:r>
+      <w:proofErr w:type="spellEnd"/>
       <w:r>
         <w:rPr>
           <w:sz w:val="24"/>
@@ -4085,7 +4189,7 @@
                     <pic:cNvPicPr/>
                   </pic:nvPicPr>
                   <pic:blipFill>
-                    <a:blip r:embed="rId12"/>
+                    <a:blip r:embed="rId10"/>
                     <a:stretch>
                       <a:fillRect/>
                     </a:stretch>
@@ -4291,7 +4395,7 @@
                     <pic:cNvPicPr/>
                   </pic:nvPicPr>
                   <pic:blipFill>
-                    <a:blip r:embed="rId13"/>
+                    <a:blip r:embed="rId11"/>
                     <a:stretch>
                       <a:fillRect/>
                     </a:stretch>
@@ -4362,7 +4466,7 @@
                     <pic:cNvPicPr/>
                   </pic:nvPicPr>
                   <pic:blipFill>
-                    <a:blip r:embed="rId14"/>
+                    <a:blip r:embed="rId12"/>
                     <a:stretch>
                       <a:fillRect/>
                     </a:stretch>
@@ -4409,9 +4513,9 @@
       <w:pPr>
         <w:jc w:val="left"/>
         <w:sectPr>
-          <w:headerReference w:type="even" r:id="rId15"/>
-          <w:headerReference w:type="default" r:id="rId16"/>
-          <w:headerReference w:type="first" r:id="rId17"/>
+          <w:headerReference w:type="even" r:id="rId13"/>
+          <w:headerReference w:type="default" r:id="rId14"/>
+          <w:headerReference w:type="first" r:id="rId15"/>
           <w:pgSz w:w="11920" w:h="16840"/>
           <w:pgMar w:top="1440" w:right="1454" w:bottom="1707" w:left="1440" w:header="720" w:footer="720" w:gutter="0"/>
           <w:cols w:space="720"/>
@@ -4483,12 +4587,21 @@
         </w:rPr>
         <w:t>׳ 20)</w:t>
       </w:r>
+      <w:proofErr w:type="spellStart"/>
       <w:r>
         <w:rPr>
           <w:b/>
           <w:sz w:val="28"/>
         </w:rPr>
-        <w:t xml:space="preserve">ImprovedGreedy - </w:t>
+        <w:t>ImprovedGreedy</w:t>
+      </w:r>
+      <w:proofErr w:type="spellEnd"/>
+      <w:r>
+        <w:rPr>
+          <w:b/>
+          <w:sz w:val="28"/>
+        </w:rPr>
+        <w:t xml:space="preserve"> - </w:t>
       </w:r>
       <w:r>
         <w:rPr>
@@ -5142,6 +5255,7 @@
           <w:rtl/>
         </w:rPr>
       </w:pPr>
+      <w:proofErr w:type="gramStart"/>
       <w:r>
         <w:rPr>
           <w:rFonts w:asciiTheme="majorHAnsi" w:eastAsia="Assistant" w:hAnsiTheme="majorHAnsi" w:cstheme="minorBidi"/>
@@ -5159,7 +5273,18 @@
           <w:szCs w:val="26"/>
           <w:rtl/>
         </w:rPr>
-        <w:t xml:space="preserve">  - סט של כל המצבים החוקיים במשחק, כולל מיקומי רובוטים, בטריות, תחנת טעינה, נקודות של כל רובוט, חבילה נוכחית לכל רובוט (אם יש), חבילות פעילות על הלוח והמיקום שלהן, היעד שלהן, חבילות עתידיות והמיקום שלהן, היעד שלהן. צעדים נותרים, תור נוכחי.</w:t>
+        <w:t xml:space="preserve">  -</w:t>
+      </w:r>
+      <w:proofErr w:type="gramEnd"/>
+      <w:r>
+        <w:rPr>
+          <w:rFonts w:asciiTheme="majorHAnsi" w:eastAsia="Assistant" w:hAnsiTheme="majorHAnsi" w:cstheme="minorBidi" w:hint="cs"/>
+          <w:color w:val="0070C0"/>
+          <w:sz w:val="26"/>
+          <w:szCs w:val="26"/>
+          <w:rtl/>
+        </w:rPr>
+        <w:t xml:space="preserve"> סט של כל המצבים החוקיים במשחק, כולל מיקומי רובוטים, בטריות, תחנת טעינה, נקודות של כל רובוט, חבילה נוכחית לכל רובוט (אם יש), חבילות פעילות על הלוח והמיקום שלהן, היעד שלהן, חבילות עתידיות והמיקום שלהן, היעד שלהן. צעדים נותרים, תור נוכחי.</w:t>
       </w:r>
     </w:p>
     <w:p>
@@ -6118,21 +6243,7 @@
               <w:rFonts w:ascii="Cambria Math" w:hAnsi="Cambria Math"/>
               <w:color w:val="0070C0"/>
             </w:rPr>
-            <m:t>=</m:t>
-          </m:r>
-          <m:r>
-            <w:rPr>
-              <w:rFonts w:ascii="Cambria Math" w:hAnsi="Cambria Math"/>
-              <w:color w:val="0070C0"/>
-            </w:rPr>
-            <m:t>arg</m:t>
-          </m:r>
-          <m:r>
-            <w:rPr>
-              <w:rFonts w:ascii="Cambria Math" w:hAnsi="Cambria Math"/>
-              <w:color w:val="0070C0"/>
-            </w:rPr>
-            <m:t>⁡</m:t>
+            <m:t>=arg⁡</m:t>
           </m:r>
           <m:limLow>
             <m:limLowPr>
@@ -6150,14 +6261,7 @@
                   <w:rFonts w:ascii="Cambria Math" w:hAnsi="Cambria Math"/>
                   <w:color w:val="0070C0"/>
                 </w:rPr>
-                <m:t>max</m:t>
-              </m:r>
-              <m:r>
-                <w:rPr>
-                  <w:rFonts w:ascii="Cambria Math" w:hAnsi="Cambria Math"/>
-                  <w:color w:val="0070C0"/>
-                </w:rPr>
-                <m:t>⁡</m:t>
+                <m:t>max⁡</m:t>
               </m:r>
             </m:e>
             <m:lim>
@@ -6166,21 +6270,7 @@
                   <w:rFonts w:ascii="Cambria Math" w:hAnsi="Cambria Math"/>
                   <w:color w:val="0070C0"/>
                 </w:rPr>
-                <m:t>p</m:t>
-              </m:r>
-              <m:r>
-                <w:rPr>
-                  <w:rFonts w:ascii="Cambria Math" w:hAnsi="Cambria Math"/>
-                  <w:color w:val="0070C0"/>
-                </w:rPr>
-                <m:t>∈</m:t>
-              </m:r>
-              <m:r>
-                <w:rPr>
-                  <w:rFonts w:ascii="Cambria Math" w:hAnsi="Cambria Math"/>
-                  <w:color w:val="0070C0"/>
-                </w:rPr>
-                <m:t>ActivePackages</m:t>
+                <m:t>p∈ActivePackages</m:t>
               </m:r>
             </m:lim>
           </m:limLow>
@@ -6189,56 +6279,7 @@
               <w:rFonts w:ascii="Cambria Math" w:hAnsi="Cambria Math"/>
               <w:color w:val="0070C0"/>
             </w:rPr>
-            <m:t>PackageCandidate</m:t>
-          </m:r>
-          <m:r>
-            <w:rPr>
-              <w:rFonts w:ascii="Cambria Math" w:hAnsi="Cambria Math"/>
-              <w:color w:val="0070C0"/>
-            </w:rPr>
-            <m:t>(</m:t>
-          </m:r>
-          <m:r>
-            <w:rPr>
-              <w:rFonts w:ascii="Cambria Math" w:hAnsi="Cambria Math"/>
-              <w:color w:val="0070C0"/>
-            </w:rPr>
-            <m:t>s</m:t>
-          </m:r>
-          <m:r>
-            <w:rPr>
-              <w:rFonts w:ascii="Cambria Math" w:hAnsi="Cambria Math"/>
-              <w:color w:val="0070C0"/>
-            </w:rPr>
-            <m:t>,</m:t>
-          </m:r>
-          <m:r>
-            <w:rPr>
-              <w:rFonts w:ascii="Cambria Math" w:hAnsi="Cambria Math"/>
-              <w:color w:val="0070C0"/>
-            </w:rPr>
-            <m:t>r</m:t>
-          </m:r>
-          <m:r>
-            <w:rPr>
-              <w:rFonts w:ascii="Cambria Math" w:hAnsi="Cambria Math"/>
-              <w:color w:val="0070C0"/>
-            </w:rPr>
-            <m:t>,</m:t>
-          </m:r>
-          <m:r>
-            <w:rPr>
-              <w:rFonts w:ascii="Cambria Math" w:hAnsi="Cambria Math"/>
-              <w:color w:val="0070C0"/>
-            </w:rPr>
-            <m:t>p</m:t>
-          </m:r>
-          <m:r>
-            <w:rPr>
-              <w:rFonts w:ascii="Cambria Math" w:hAnsi="Cambria Math"/>
-              <w:color w:val="0070C0"/>
-            </w:rPr>
-            <m:t>)</m:t>
+            <m:t>PackageCandidate(s,r,p)</m:t>
           </m:r>
         </m:oMath>
       </m:oMathPara>
@@ -7462,6 +7503,7 @@
         </w:rPr>
         <w:t xml:space="preserve"> את הפונקציה </w:t>
       </w:r>
+      <w:proofErr w:type="spellStart"/>
       <w:r>
         <w:rPr>
           <w:color w:val="156082" w:themeColor="accent1"/>
@@ -7470,6 +7512,7 @@
         </w:rPr>
         <w:t>smart_heurisitc</w:t>
       </w:r>
+      <w:proofErr w:type="spellEnd"/>
       <w:r>
         <w:rPr>
           <w:rFonts w:hint="cs"/>
@@ -7497,6 +7540,7 @@
         </w:rPr>
         <w:t xml:space="preserve"> הסוכן </w:t>
       </w:r>
+      <w:proofErr w:type="spellStart"/>
       <w:r>
         <w:rPr>
           <w:sz w:val="28"/>
@@ -7504,6 +7548,7 @@
         </w:rPr>
         <w:t>AgentGreedyImproved</w:t>
       </w:r>
+      <w:proofErr w:type="spellEnd"/>
       <w:r>
         <w:rPr>
           <w:rFonts w:hint="cs"/>
@@ -7571,7 +7616,25 @@
           <w:sz w:val="26"/>
           <w:szCs w:val="26"/>
         </w:rPr>
-        <w:t xml:space="preserve"> ImprovedGreedy </w:t>
+        <w:t xml:space="preserve"> </w:t>
+      </w:r>
+      <w:proofErr w:type="spellStart"/>
+      <w:r>
+        <w:rPr>
+          <w:color w:val="auto"/>
+          <w:sz w:val="26"/>
+          <w:szCs w:val="26"/>
+        </w:rPr>
+        <w:t>ImprovedGreedy</w:t>
+      </w:r>
+      <w:proofErr w:type="spellEnd"/>
+      <w:r>
+        <w:rPr>
+          <w:color w:val="auto"/>
+          <w:sz w:val="26"/>
+          <w:szCs w:val="26"/>
+        </w:rPr>
+        <w:t xml:space="preserve"> </w:t>
       </w:r>
       <w:r>
         <w:rPr>
@@ -7689,6 +7752,7 @@
         </w:rPr>
         <w:t xml:space="preserve">המאפיין הזה הכרחי כי הסוכן </w:t>
       </w:r>
+      <w:proofErr w:type="spellStart"/>
       <w:r>
         <w:rPr>
           <w:color w:val="0070C0"/>
@@ -7697,6 +7761,7 @@
         </w:rPr>
         <w:t>ImprovedGreedy</w:t>
       </w:r>
+      <w:proofErr w:type="spellEnd"/>
       <w:r>
         <w:rPr>
           <w:color w:val="0070C0"/>
@@ -8757,6 +8822,7 @@
         </w:rPr>
         <w:t>‎</w:t>
       </w:r>
+      <w:proofErr w:type="spellStart"/>
       <w:r>
         <w:rPr>
           <w:rFonts w:asciiTheme="minorBidi" w:hAnsiTheme="minorBidi" w:cstheme="minorBidi"/>
@@ -8764,6 +8830,7 @@
         </w:rPr>
         <w:t>AgentMinimax</w:t>
       </w:r>
+      <w:proofErr w:type="spellEnd"/>
       <w:r>
         <w:rPr>
           <w:rFonts w:asciiTheme="minorBidi" w:hAnsiTheme="minorBidi" w:cstheme="minorBidi"/>
@@ -8865,13 +8932,70 @@
           <w:sz w:val="24"/>
         </w:rPr>
       </w:pPr>
+      <w:proofErr w:type="spellStart"/>
       <w:r>
         <w:rPr>
           <w:rFonts w:asciiTheme="minorBidi" w:hAnsiTheme="minorBidi" w:cstheme="minorBidi"/>
           <w:sz w:val="24"/>
         </w:rPr>
         <w:lastRenderedPageBreak/>
-        <w:t>minimax_decision(env, robot_id, depth, heuristic_fn=None)</w:t>
+        <w:t>minimax_</w:t>
+      </w:r>
+      <w:proofErr w:type="gramStart"/>
+      <w:r>
+        <w:rPr>
+          <w:rFonts w:asciiTheme="minorBidi" w:hAnsiTheme="minorBidi" w:cstheme="minorBidi"/>
+          <w:sz w:val="24"/>
+        </w:rPr>
+        <w:t>decision</w:t>
+      </w:r>
+      <w:proofErr w:type="spellEnd"/>
+      <w:r>
+        <w:rPr>
+          <w:rFonts w:asciiTheme="minorBidi" w:hAnsiTheme="minorBidi" w:cstheme="minorBidi"/>
+          <w:sz w:val="24"/>
+        </w:rPr>
+        <w:t>(</w:t>
+      </w:r>
+      <w:proofErr w:type="gramEnd"/>
+      <w:r>
+        <w:rPr>
+          <w:rFonts w:asciiTheme="minorBidi" w:hAnsiTheme="minorBidi" w:cstheme="minorBidi"/>
+          <w:sz w:val="24"/>
+        </w:rPr>
+        <w:t xml:space="preserve">env, </w:t>
+      </w:r>
+      <w:proofErr w:type="spellStart"/>
+      <w:r>
+        <w:rPr>
+          <w:rFonts w:asciiTheme="minorBidi" w:hAnsiTheme="minorBidi" w:cstheme="minorBidi"/>
+          <w:sz w:val="24"/>
+        </w:rPr>
+        <w:t>robot_id</w:t>
+      </w:r>
+      <w:proofErr w:type="spellEnd"/>
+      <w:r>
+        <w:rPr>
+          <w:rFonts w:asciiTheme="minorBidi" w:hAnsiTheme="minorBidi" w:cstheme="minorBidi"/>
+          <w:sz w:val="24"/>
+        </w:rPr>
+        <w:t xml:space="preserve">, depth, </w:t>
+      </w:r>
+      <w:proofErr w:type="spellStart"/>
+      <w:r>
+        <w:rPr>
+          <w:rFonts w:asciiTheme="minorBidi" w:hAnsiTheme="minorBidi" w:cstheme="minorBidi"/>
+          <w:sz w:val="24"/>
+        </w:rPr>
+        <w:t>heuristic_fn</w:t>
+      </w:r>
+      <w:proofErr w:type="spellEnd"/>
+      <w:r>
+        <w:rPr>
+          <w:rFonts w:asciiTheme="minorBidi" w:hAnsiTheme="minorBidi" w:cstheme="minorBidi"/>
+          <w:sz w:val="24"/>
+        </w:rPr>
+        <w:t>=None)</w:t>
       </w:r>
     </w:p>
     <w:p>
@@ -8915,6 +9039,7 @@
         </w:rPr>
         <w:t>‎</w:t>
       </w:r>
+      <w:proofErr w:type="spellStart"/>
       <w:r>
         <w:rPr>
           <w:rFonts w:asciiTheme="minorBidi" w:hAnsiTheme="minorBidi" w:cstheme="minorBidi"/>
@@ -8922,6 +9047,7 @@
         </w:rPr>
         <w:t>heuristic_fn</w:t>
       </w:r>
+      <w:proofErr w:type="spellEnd"/>
       <w:r>
         <w:rPr>
           <w:rFonts w:asciiTheme="minorBidi" w:hAnsiTheme="minorBidi" w:cstheme="minorBidi"/>
@@ -8981,6 +9107,7 @@
         </w:rPr>
         <w:t>‎</w:t>
       </w:r>
+      <w:proofErr w:type="spellStart"/>
       <w:r>
         <w:rPr>
           <w:rFonts w:asciiTheme="minorBidi" w:hAnsiTheme="minorBidi" w:cstheme="minorBidi"/>
@@ -8988,6 +9115,7 @@
         </w:rPr>
         <w:t>heuristic_fn</w:t>
       </w:r>
+      <w:proofErr w:type="spellEnd"/>
       <w:r>
         <w:rPr>
           <w:rFonts w:asciiTheme="minorBidi" w:hAnsiTheme="minorBidi" w:cstheme="minorBidi"/>
@@ -9047,6 +9175,7 @@
         </w:rPr>
         <w:t>‎</w:t>
       </w:r>
+      <w:proofErr w:type="spellStart"/>
       <w:r>
         <w:rPr>
           <w:rFonts w:asciiTheme="minorBidi" w:hAnsiTheme="minorBidi" w:cstheme="minorBidi"/>
@@ -9054,6 +9183,7 @@
         </w:rPr>
         <w:t>smart_heuristic</w:t>
       </w:r>
+      <w:proofErr w:type="spellEnd"/>
       <w:r>
         <w:rPr>
           <w:rFonts w:asciiTheme="minorBidi" w:hAnsiTheme="minorBidi" w:cstheme="minorBidi"/>
@@ -9175,6 +9305,7 @@
         </w:rPr>
         <w:t>‎</w:t>
       </w:r>
+      <w:proofErr w:type="spellStart"/>
       <w:r>
         <w:rPr>
           <w:rFonts w:asciiTheme="minorBidi" w:hAnsiTheme="minorBidi" w:cstheme="minorBidi"/>
@@ -9182,6 +9313,7 @@
         </w:rPr>
         <w:t>AgentMinimax</w:t>
       </w:r>
+      <w:proofErr w:type="spellEnd"/>
       <w:r>
         <w:rPr>
           <w:rFonts w:asciiTheme="minorBidi" w:hAnsiTheme="minorBidi" w:cstheme="minorBidi"/>
@@ -9226,6 +9358,7 @@
         </w:rPr>
         <w:t>‎</w:t>
       </w:r>
+      <w:proofErr w:type="spellStart"/>
       <w:r>
         <w:rPr>
           <w:rFonts w:asciiTheme="minorBidi" w:hAnsiTheme="minorBidi" w:cstheme="minorBidi"/>
@@ -9233,6 +9366,7 @@
         </w:rPr>
         <w:t>time_limit</w:t>
       </w:r>
+      <w:proofErr w:type="spellEnd"/>
       <w:r>
         <w:rPr>
           <w:rFonts w:asciiTheme="minorBidi" w:hAnsiTheme="minorBidi" w:cstheme="minorBidi"/>
@@ -9297,6 +9431,7 @@
         </w:rPr>
         <w:t xml:space="preserve">אתם רשאים להיעזר בספריה </w:t>
       </w:r>
+      <w:proofErr w:type="spellStart"/>
       <w:r>
         <w:rPr>
           <w:rFonts w:asciiTheme="minorBidi" w:eastAsia="Assistant" w:hAnsiTheme="minorBidi" w:cstheme="minorBidi"/>
@@ -9307,6 +9442,7 @@
         </w:rPr>
         <w:t>func_timeout</w:t>
       </w:r>
+      <w:proofErr w:type="spellEnd"/>
       <w:r>
         <w:rPr>
           <w:rFonts w:asciiTheme="minorBidi" w:eastAsia="Assistant" w:hAnsiTheme="minorBidi" w:cstheme="minorBidi"/>
@@ -9443,6 +9579,7 @@
         </w:rPr>
         <w:t xml:space="preserve">(רטוב: 10 נק') ממשו שחקן אלפא-בטא מוגבל משאבים במחלקה </w:t>
       </w:r>
+      <w:proofErr w:type="spellStart"/>
       <w:r>
         <w:rPr>
           <w:rFonts w:asciiTheme="minorBidi" w:hAnsiTheme="minorBidi" w:cstheme="minorBidi"/>
@@ -9450,6 +9587,7 @@
         </w:rPr>
         <w:t>AgentAlphaBeta</w:t>
       </w:r>
+      <w:proofErr w:type="spellEnd"/>
       <w:r>
         <w:rPr>
           <w:rFonts w:asciiTheme="minorBidi" w:hAnsiTheme="minorBidi" w:cstheme="minorBidi"/>
@@ -9484,12 +9622,69 @@
           <w:sz w:val="24"/>
         </w:rPr>
       </w:pPr>
-      <w:r>
-        <w:rPr>
-          <w:rFonts w:asciiTheme="minorBidi" w:hAnsiTheme="minorBidi" w:cstheme="minorBidi"/>
-          <w:sz w:val="24"/>
-        </w:rPr>
-        <w:t>alphabeta_decision(env, robot_id, depth, heuristic_fn=None)</w:t>
+      <w:proofErr w:type="spellStart"/>
+      <w:r>
+        <w:rPr>
+          <w:rFonts w:asciiTheme="minorBidi" w:hAnsiTheme="minorBidi" w:cstheme="minorBidi"/>
+          <w:sz w:val="24"/>
+        </w:rPr>
+        <w:t>alphabeta_</w:t>
+      </w:r>
+      <w:proofErr w:type="gramStart"/>
+      <w:r>
+        <w:rPr>
+          <w:rFonts w:asciiTheme="minorBidi" w:hAnsiTheme="minorBidi" w:cstheme="minorBidi"/>
+          <w:sz w:val="24"/>
+        </w:rPr>
+        <w:t>decision</w:t>
+      </w:r>
+      <w:proofErr w:type="spellEnd"/>
+      <w:r>
+        <w:rPr>
+          <w:rFonts w:asciiTheme="minorBidi" w:hAnsiTheme="minorBidi" w:cstheme="minorBidi"/>
+          <w:sz w:val="24"/>
+        </w:rPr>
+        <w:t>(</w:t>
+      </w:r>
+      <w:proofErr w:type="gramEnd"/>
+      <w:r>
+        <w:rPr>
+          <w:rFonts w:asciiTheme="minorBidi" w:hAnsiTheme="minorBidi" w:cstheme="minorBidi"/>
+          <w:sz w:val="24"/>
+        </w:rPr>
+        <w:t xml:space="preserve">env, </w:t>
+      </w:r>
+      <w:proofErr w:type="spellStart"/>
+      <w:r>
+        <w:rPr>
+          <w:rFonts w:asciiTheme="minorBidi" w:hAnsiTheme="minorBidi" w:cstheme="minorBidi"/>
+          <w:sz w:val="24"/>
+        </w:rPr>
+        <w:t>robot_id</w:t>
+      </w:r>
+      <w:proofErr w:type="spellEnd"/>
+      <w:r>
+        <w:rPr>
+          <w:rFonts w:asciiTheme="minorBidi" w:hAnsiTheme="minorBidi" w:cstheme="minorBidi"/>
+          <w:sz w:val="24"/>
+        </w:rPr>
+        <w:t xml:space="preserve">, depth, </w:t>
+      </w:r>
+      <w:proofErr w:type="spellStart"/>
+      <w:r>
+        <w:rPr>
+          <w:rFonts w:asciiTheme="minorBidi" w:hAnsiTheme="minorBidi" w:cstheme="minorBidi"/>
+          <w:sz w:val="24"/>
+        </w:rPr>
+        <w:t>heuristic_fn</w:t>
+      </w:r>
+      <w:proofErr w:type="spellEnd"/>
+      <w:r>
+        <w:rPr>
+          <w:rFonts w:asciiTheme="minorBidi" w:hAnsiTheme="minorBidi" w:cstheme="minorBidi"/>
+          <w:sz w:val="24"/>
+        </w:rPr>
+        <w:t>=None)</w:t>
       </w:r>
       <w:r>
         <w:rPr>
@@ -9499,6 +9694,7 @@
         </w:rPr>
         <w:t xml:space="preserve">, המחזירה אופרטור חוקי לפי אלפא-בטא מוגבל עומק. עבור אותו עומק, אותה יוריסטיקה ואותו כלל שבירת שוויון, עליה להחזיר את אותה החלטה כמו </w:t>
       </w:r>
+      <w:proofErr w:type="spellStart"/>
       <w:r>
         <w:rPr>
           <w:rFonts w:asciiTheme="minorBidi" w:hAnsiTheme="minorBidi" w:cstheme="minorBidi"/>
@@ -9506,6 +9702,7 @@
         </w:rPr>
         <w:t>minimax_decision</w:t>
       </w:r>
+      <w:proofErr w:type="spellEnd"/>
       <w:r>
         <w:rPr>
           <w:rFonts w:asciiTheme="minorBidi" w:hAnsiTheme="minorBidi" w:cstheme="minorBidi"/>
@@ -9514,6 +9711,7 @@
         </w:rPr>
         <w:t xml:space="preserve">. המחלקה </w:t>
       </w:r>
+      <w:proofErr w:type="spellStart"/>
       <w:r>
         <w:rPr>
           <w:rFonts w:asciiTheme="minorBidi" w:hAnsiTheme="minorBidi" w:cstheme="minorBidi"/>
@@ -9521,6 +9719,7 @@
         </w:rPr>
         <w:t>AgentAlphaBeta</w:t>
       </w:r>
+      <w:proofErr w:type="spellEnd"/>
       <w:r>
         <w:rPr>
           <w:rFonts w:asciiTheme="minorBidi" w:hAnsiTheme="minorBidi" w:cstheme="minorBidi"/>
@@ -9529,6 +9728,7 @@
         </w:rPr>
         <w:t xml:space="preserve"> עדיין מוגבלת בזמן באמצעות </w:t>
       </w:r>
+      <w:proofErr w:type="spellStart"/>
       <w:r>
         <w:rPr>
           <w:rFonts w:asciiTheme="minorBidi" w:hAnsiTheme="minorBidi" w:cstheme="minorBidi"/>
@@ -9536,6 +9736,7 @@
         </w:rPr>
         <w:t>time_limit</w:t>
       </w:r>
+      <w:proofErr w:type="spellEnd"/>
       <w:r>
         <w:rPr>
           <w:rFonts w:asciiTheme="minorBidi" w:hAnsiTheme="minorBidi" w:cstheme="minorBidi"/>
@@ -9929,6 +10130,7 @@
         </w:rPr>
         <w:t xml:space="preserve">תחת אותו </w:t>
       </w:r>
+      <w:proofErr w:type="spellStart"/>
       <w:r>
         <w:rPr>
           <w:color w:val="0070C0"/>
@@ -9937,6 +10139,7 @@
         </w:rPr>
         <w:t>time_limit</w:t>
       </w:r>
+      <w:proofErr w:type="spellEnd"/>
       <w:r>
         <w:rPr>
           <w:rFonts w:hint="cs"/>
@@ -10214,7 +10417,7 @@
                     <pic:cNvPicPr/>
                   </pic:nvPicPr>
                   <pic:blipFill>
-                    <a:blip r:embed="rId18"/>
+                    <a:blip r:embed="rId16"/>
                     <a:stretch>
                       <a:fillRect/>
                     </a:stretch>
@@ -10299,6 +10502,7 @@
         </w:rPr>
         <w:t xml:space="preserve"> </w:t>
       </w:r>
+      <w:proofErr w:type="spellStart"/>
       <w:r>
         <w:rPr>
           <w:b/>
@@ -10307,6 +10511,7 @@
         </w:rPr>
         <w:t>Expectimax</w:t>
       </w:r>
+      <w:proofErr w:type="spellEnd"/>
       <w:r>
         <w:rPr>
           <w:rFonts w:hint="cs"/>
@@ -10384,6 +10589,7 @@
         </w:rPr>
         <w:t xml:space="preserve">בהנחה שאתם משתמשים באלגוריתם </w:t>
       </w:r>
+      <w:proofErr w:type="spellStart"/>
       <w:r>
         <w:rPr>
           <w:b/>
@@ -10393,6 +10599,7 @@
         </w:rPr>
         <w:t>Expectimax</w:t>
       </w:r>
+      <w:proofErr w:type="spellEnd"/>
       <w:r>
         <w:rPr>
           <w:rFonts w:hint="cs"/>
@@ -10442,7 +10649,6 @@
         <w:ind w:left="708" w:right="351"/>
         <w:jc w:val="left"/>
         <w:rPr>
-          <w:rFonts w:hint="cs"/>
           <w:color w:val="0070C0"/>
           <w:sz w:val="21"/>
           <w:szCs w:val="22"/>
@@ -10468,6 +10674,7 @@
         </w:rPr>
         <w:t>-</w:t>
       </w:r>
+      <w:proofErr w:type="spellStart"/>
       <w:r>
         <w:rPr>
           <w:color w:val="0070C0"/>
@@ -10484,6 +10691,7 @@
         </w:rPr>
         <w:t>xpectimax</w:t>
       </w:r>
+      <w:proofErr w:type="spellEnd"/>
       <w:r>
         <w:rPr>
           <w:color w:val="0070C0"/>
@@ -10758,8 +10966,17 @@
           <w:sz w:val="24"/>
           <w:szCs w:val="22"/>
         </w:rPr>
-        <w:t>RB-Expectimax</w:t>
-      </w:r>
+        <w:t>RB-</w:t>
+      </w:r>
+      <w:proofErr w:type="spellStart"/>
+      <w:r>
+        <w:rPr>
+          <w:sz w:val="24"/>
+          <w:szCs w:val="22"/>
+        </w:rPr>
+        <w:t>Expectimax</w:t>
+      </w:r>
+      <w:proofErr w:type="spellEnd"/>
       <w:r>
         <w:rPr>
           <w:sz w:val="24"/>
@@ -10798,12 +11015,21 @@
         </w:rPr>
         <w:t>אלגוריתם</w:t>
       </w:r>
+      <w:proofErr w:type="spellStart"/>
       <w:r>
         <w:rPr>
           <w:sz w:val="24"/>
           <w:szCs w:val="22"/>
         </w:rPr>
-        <w:t xml:space="preserve">Expectimax-RB </w:t>
+        <w:t>Expectimax</w:t>
+      </w:r>
+      <w:proofErr w:type="spellEnd"/>
+      <w:r>
+        <w:rPr>
+          <w:sz w:val="24"/>
+          <w:szCs w:val="22"/>
+        </w:rPr>
+        <w:t xml:space="preserve">-RB </w:t>
       </w:r>
       <w:r>
         <w:rPr>
@@ -10834,7 +11060,7 @@
                     <pic:cNvPicPr/>
                   </pic:nvPicPr>
                   <pic:blipFill>
-                    <a:blip r:embed="rId19"/>
+                    <a:blip r:embed="rId17"/>
                     <a:stretch>
                       <a:fillRect/>
                     </a:stretch>
@@ -10963,8 +11189,18 @@
           <w:sz w:val="21"/>
           <w:szCs w:val="22"/>
         </w:rPr>
-        <w:t>RB-Expectimax</w:t>
-      </w:r>
+        <w:t>RB-</w:t>
+      </w:r>
+      <w:proofErr w:type="spellStart"/>
+      <w:r>
+        <w:rPr>
+          <w:color w:val="0070C0"/>
+          <w:sz w:val="21"/>
+          <w:szCs w:val="22"/>
+        </w:rPr>
+        <w:t>Expectimax</w:t>
+      </w:r>
+      <w:proofErr w:type="spellEnd"/>
       <w:r>
         <w:rPr>
           <w:color w:val="0070C0"/>
@@ -11132,6 +11368,7 @@
         </w:rPr>
         <w:t xml:space="preserve">בצומת הסתברותי של </w:t>
       </w:r>
+      <w:proofErr w:type="spellStart"/>
       <w:r>
         <w:rPr>
           <w:color w:val="0070C0"/>
@@ -11140,6 +11377,7 @@
         </w:rPr>
         <w:t>Expectimax</w:t>
       </w:r>
+      <w:proofErr w:type="spellEnd"/>
       <w:r>
         <w:rPr>
           <w:color w:val="0070C0"/>
@@ -11374,6 +11612,7 @@
         </w:rPr>
         <w:t xml:space="preserve"> </w:t>
       </w:r>
+      <w:proofErr w:type="spellStart"/>
       <w:r>
         <w:rPr>
           <w:color w:val="0070C0"/>
@@ -11382,6 +11621,7 @@
         </w:rPr>
         <w:t>i</w:t>
       </w:r>
+      <w:proofErr w:type="spellEnd"/>
       <w:r>
         <w:rPr>
           <w:color w:val="0070C0"/>
@@ -12814,6 +13054,7 @@
         </w:rPr>
         <w:t>-</w:t>
       </w:r>
+      <w:proofErr w:type="spellStart"/>
       <w:r>
         <w:rPr>
           <w:color w:val="0070C0"/>
@@ -12830,6 +13071,7 @@
         </w:rPr>
         <w:t>xpectimax</w:t>
       </w:r>
+      <w:proofErr w:type="spellEnd"/>
       <w:r>
         <w:rPr>
           <w:color w:val="0070C0"/>
@@ -13544,6 +13786,7 @@
         </w:rPr>
         <w:t xml:space="preserve"> </w:t>
       </w:r>
+      <w:proofErr w:type="spellStart"/>
       <w:r>
         <w:rPr>
           <w:rFonts w:asciiTheme="minorBidi" w:hAnsiTheme="minorBidi" w:cstheme="minorBidi"/>
@@ -13552,6 +13795,7 @@
         </w:rPr>
         <w:t>Expectimax</w:t>
       </w:r>
+      <w:proofErr w:type="spellEnd"/>
       <w:r>
         <w:rPr>
           <w:rFonts w:asciiTheme="minorBidi" w:hAnsiTheme="minorBidi" w:cstheme="minorBidi"/>
@@ -13601,6 +13845,7 @@
         </w:rPr>
         <w:t xml:space="preserve"> מקבלות משקל 4 כאשר הן חוקיות, וכל פעולה חוקית אחרת מקבלת משקל 1. ההסתברויות מתקבלות מנרמול המשקלים על פני הפעולות החוקיות בלבד. ממשו אלגוריתם </w:t>
       </w:r>
+      <w:proofErr w:type="spellStart"/>
       <w:r>
         <w:rPr>
           <w:rFonts w:asciiTheme="minorBidi" w:hAnsiTheme="minorBidi" w:cstheme="minorBidi"/>
@@ -13609,6 +13854,7 @@
         </w:rPr>
         <w:t>Expectimax</w:t>
       </w:r>
+      <w:proofErr w:type="spellEnd"/>
       <w:r>
         <w:rPr>
           <w:rFonts w:asciiTheme="minorBidi" w:hAnsiTheme="minorBidi" w:cstheme="minorBidi"/>
@@ -13617,13 +13863,59 @@
         </w:rPr>
         <w:t xml:space="preserve"> המשתמש במדיניות ההסתברותית החדשה. בנוסף, עליכם לממש את הפונקציה </w:t>
       </w:r>
+      <w:proofErr w:type="spellStart"/>
       <w:r>
         <w:rPr>
           <w:rFonts w:asciiTheme="minorBidi" w:hAnsiTheme="minorBidi" w:cstheme="minorBidi"/>
           <w:sz w:val="24"/>
           <w:lang w:bidi="ar-SA"/>
         </w:rPr>
-        <w:t>expectimax_decision(env, robot_id, depth, heuristic_fn=None)</w:t>
+        <w:t>expectimax_decision</w:t>
+      </w:r>
+      <w:proofErr w:type="spellEnd"/>
+      <w:r>
+        <w:rPr>
+          <w:rFonts w:asciiTheme="minorBidi" w:hAnsiTheme="minorBidi" w:cstheme="minorBidi"/>
+          <w:sz w:val="24"/>
+          <w:lang w:bidi="ar-SA"/>
+        </w:rPr>
+        <w:t xml:space="preserve">(env, </w:t>
+      </w:r>
+      <w:proofErr w:type="spellStart"/>
+      <w:r>
+        <w:rPr>
+          <w:rFonts w:asciiTheme="minorBidi" w:hAnsiTheme="minorBidi" w:cstheme="minorBidi"/>
+          <w:sz w:val="24"/>
+          <w:lang w:bidi="ar-SA"/>
+        </w:rPr>
+        <w:t>robot_id</w:t>
+      </w:r>
+      <w:proofErr w:type="spellEnd"/>
+      <w:r>
+        <w:rPr>
+          <w:rFonts w:asciiTheme="minorBidi" w:hAnsiTheme="minorBidi" w:cstheme="minorBidi"/>
+          <w:sz w:val="24"/>
+          <w:lang w:bidi="ar-SA"/>
+        </w:rPr>
+        <w:t xml:space="preserve">, depth, </w:t>
+      </w:r>
+      <w:proofErr w:type="spellStart"/>
+      <w:r>
+        <w:rPr>
+          <w:rFonts w:asciiTheme="minorBidi" w:hAnsiTheme="minorBidi" w:cstheme="minorBidi"/>
+          <w:sz w:val="24"/>
+          <w:lang w:bidi="ar-SA"/>
+        </w:rPr>
+        <w:t>heuristic_fn</w:t>
+      </w:r>
+      <w:proofErr w:type="spellEnd"/>
+      <w:r>
+        <w:rPr>
+          <w:rFonts w:asciiTheme="minorBidi" w:hAnsiTheme="minorBidi" w:cstheme="minorBidi"/>
+          <w:sz w:val="24"/>
+          <w:lang w:bidi="ar-SA"/>
+        </w:rPr>
+        <w:t>=None)</w:t>
       </w:r>
       <w:r>
         <w:rPr>
@@ -13633,6 +13925,7 @@
         </w:rPr>
         <w:t xml:space="preserve">. כאשר </w:t>
       </w:r>
+      <w:proofErr w:type="spellStart"/>
       <w:r>
         <w:rPr>
           <w:rFonts w:asciiTheme="minorBidi" w:hAnsiTheme="minorBidi" w:cstheme="minorBidi"/>
@@ -13641,6 +13934,7 @@
         </w:rPr>
         <w:t>heuristic_fn</w:t>
       </w:r>
+      <w:proofErr w:type="spellEnd"/>
       <w:r>
         <w:rPr>
           <w:rFonts w:asciiTheme="minorBidi" w:hAnsiTheme="minorBidi" w:cstheme="minorBidi"/>
@@ -13681,6 +13975,7 @@
         </w:rPr>
         <w:t xml:space="preserve"> יש להשתמש ב-</w:t>
       </w:r>
+      <w:proofErr w:type="spellStart"/>
       <w:r>
         <w:rPr>
           <w:rFonts w:asciiTheme="minorBidi" w:hAnsiTheme="minorBidi" w:cstheme="minorBidi"/>
@@ -13689,6 +13984,7 @@
         </w:rPr>
         <w:t>smart_heuristic</w:t>
       </w:r>
+      <w:proofErr w:type="spellEnd"/>
       <w:r>
         <w:rPr>
           <w:rFonts w:asciiTheme="minorBidi" w:hAnsiTheme="minorBidi" w:cstheme="minorBidi"/>
@@ -13913,7 +14209,7 @@
                     <pic:cNvPicPr/>
                   </pic:nvPicPr>
                   <pic:blipFill>
-                    <a:blip r:embed="rId20"/>
+                    <a:blip r:embed="rId18"/>
                     <a:stretch>
                       <a:fillRect/>
                     </a:stretch>
@@ -14047,6 +14343,7 @@
         <w:rPr>
           <w:rFonts w:asciiTheme="minorBidi" w:hAnsiTheme="minorBidi" w:cstheme="minorBidi"/>
           <w:sz w:val="24"/>
+          <w:highlight w:val="yellow"/>
         </w:rPr>
       </w:pPr>
       <m:oMath>
@@ -14054,6 +14351,7 @@
           <w:rPr>
             <w:rFonts w:ascii="Cambria Math" w:hAnsi="Cambria Math" w:cstheme="minorBidi"/>
             <w:sz w:val="24"/>
+            <w:highlight w:val="yellow"/>
           </w:rPr>
           <m:t>A=6, B=3.5</m:t>
         </m:r>
@@ -14062,6 +14360,7 @@
         <w:rPr>
           <w:rFonts w:asciiTheme="minorBidi" w:hAnsiTheme="minorBidi" w:cstheme="minorBidi"/>
           <w:sz w:val="24"/>
+          <w:highlight w:val="yellow"/>
           <w:rtl/>
         </w:rPr>
         <w:t xml:space="preserve"> </w:t>
@@ -14573,14 +14872,7 @@
                 <w:rFonts w:ascii="Cambria Math" w:hAnsi="Cambria Math" w:cstheme="minorBidi"/>
                 <w:sz w:val="24"/>
               </w:rPr>
-              <m:t>i</m:t>
-            </m:r>
-            <m:r>
-              <w:rPr>
-                <w:rFonts w:ascii="Cambria Math" w:hAnsi="Cambria Math" w:cstheme="minorBidi"/>
-                <w:sz w:val="24"/>
-              </w:rPr>
-              <m:t>=1</m:t>
+              <m:t>i=1</m:t>
             </m:r>
           </m:sub>
           <m:sup>
@@ -14696,14 +14988,7 @@
                 <w:rFonts w:ascii="Cambria Math" w:hAnsi="Cambria Math" w:cstheme="minorBidi"/>
                 <w:sz w:val="24"/>
               </w:rPr>
-              <m:t>i</m:t>
-            </m:r>
-            <m:r>
-              <w:rPr>
-                <w:rFonts w:ascii="Cambria Math" w:hAnsi="Cambria Math" w:cstheme="minorBidi"/>
-                <w:sz w:val="24"/>
-              </w:rPr>
-              <m:t>=1</m:t>
+              <m:t>i=1</m:t>
             </m:r>
           </m:sub>
           <m:sup>
@@ -14798,6 +15083,133 @@
         <w:rPr>
           <w:rFonts w:asciiTheme="minorBidi" w:hAnsiTheme="minorBidi" w:cstheme="minorBidi"/>
           <w:sz w:val="24"/>
+          <w:highlight w:val="yellow"/>
+        </w:rPr>
+      </w:pPr>
+      <m:oMath>
+        <m:nary>
+          <m:naryPr>
+            <m:chr m:val="∑"/>
+            <m:limLoc m:val="subSup"/>
+            <m:ctrlPr>
+              <w:rPr>
+                <w:rFonts w:ascii="Cambria Math" w:hAnsi="Cambria Math" w:cstheme="minorBidi"/>
+                <w:i/>
+                <w:sz w:val="24"/>
+                <w:highlight w:val="yellow"/>
+              </w:rPr>
+            </m:ctrlPr>
+          </m:naryPr>
+          <m:sub>
+            <m:r>
+              <w:rPr>
+                <w:rFonts w:ascii="Cambria Math" w:hAnsi="Cambria Math" w:cstheme="minorBidi"/>
+                <w:sz w:val="24"/>
+                <w:highlight w:val="yellow"/>
+              </w:rPr>
+              <m:t>i=1</m:t>
+            </m:r>
+          </m:sub>
+          <m:sup>
+            <m:r>
+              <w:rPr>
+                <w:rFonts w:ascii="Cambria Math" w:hAnsi="Cambria Math" w:cstheme="minorBidi"/>
+                <w:sz w:val="24"/>
+                <w:highlight w:val="yellow"/>
+              </w:rPr>
+              <m:t>3</m:t>
+            </m:r>
+          </m:sup>
+          <m:e>
+            <m:sSub>
+              <m:sSubPr>
+                <m:ctrlPr>
+                  <w:rPr>
+                    <w:rFonts w:ascii="Cambria Math" w:hAnsi="Cambria Math" w:cstheme="minorBidi"/>
+                    <w:i/>
+                    <w:sz w:val="24"/>
+                    <w:highlight w:val="yellow"/>
+                  </w:rPr>
+                </m:ctrlPr>
+              </m:sSubPr>
+              <m:e>
+                <m:r>
+                  <w:rPr>
+                    <w:rFonts w:ascii="Cambria Math" w:hAnsi="Cambria Math" w:cstheme="minorBidi"/>
+                    <w:sz w:val="24"/>
+                    <w:highlight w:val="yellow"/>
+                  </w:rPr>
+                  <m:t>p</m:t>
+                </m:r>
+              </m:e>
+              <m:sub>
+                <m:r>
+                  <w:rPr>
+                    <w:rFonts w:ascii="Cambria Math" w:hAnsi="Cambria Math" w:cstheme="minorBidi"/>
+                    <w:sz w:val="24"/>
+                    <w:highlight w:val="yellow"/>
+                  </w:rPr>
+                  <m:t>i</m:t>
+                </m:r>
+              </m:sub>
+            </m:sSub>
+            <m:r>
+              <w:rPr>
+                <w:rFonts w:ascii="Cambria Math" w:hAnsi="Cambria Math" w:cstheme="minorBidi"/>
+                <w:sz w:val="24"/>
+                <w:highlight w:val="yellow"/>
+              </w:rPr>
+              <m:t>&lt;</m:t>
+            </m:r>
+            <m:f>
+              <m:fPr>
+                <m:ctrlPr>
+                  <w:rPr>
+                    <w:rFonts w:ascii="Cambria Math" w:hAnsi="Cambria Math" w:cstheme="minorBidi"/>
+                    <w:i/>
+                    <w:sz w:val="24"/>
+                    <w:highlight w:val="yellow"/>
+                  </w:rPr>
+                </m:ctrlPr>
+              </m:fPr>
+              <m:num>
+                <m:r>
+                  <w:rPr>
+                    <w:rFonts w:ascii="Cambria Math" w:hAnsi="Cambria Math" w:cstheme="minorBidi"/>
+                    <w:sz w:val="24"/>
+                    <w:highlight w:val="yellow"/>
+                  </w:rPr>
+                  <m:t>2</m:t>
+                </m:r>
+              </m:num>
+              <m:den>
+                <m:r>
+                  <w:rPr>
+                    <w:rFonts w:ascii="Cambria Math" w:hAnsi="Cambria Math" w:cstheme="minorBidi"/>
+                    <w:sz w:val="24"/>
+                    <w:highlight w:val="yellow"/>
+                  </w:rPr>
+                  <m:t>9</m:t>
+                </m:r>
+              </m:den>
+            </m:f>
+          </m:e>
+        </m:nary>
+      </m:oMath>
+    </w:p>
+    <w:p>
+      <w:pPr>
+        <w:pStyle w:val="ListParagraph"/>
+        <w:numPr>
+          <w:ilvl w:val="0"/>
+          <w:numId w:val="28"/>
+        </w:numPr>
+        <w:spacing w:line="360" w:lineRule="auto"/>
+        <w:ind w:left="1287"/>
+        <w:jc w:val="left"/>
+        <w:rPr>
+          <w:rFonts w:asciiTheme="minorBidi" w:hAnsiTheme="minorBidi" w:cstheme="minorBidi"/>
+          <w:sz w:val="24"/>
         </w:rPr>
       </w:pPr>
       <m:oMath>
@@ -14819,137 +15231,7 @@
                 <w:rFonts w:ascii="Cambria Math" w:hAnsi="Cambria Math" w:cstheme="minorBidi"/>
                 <w:sz w:val="24"/>
               </w:rPr>
-              <m:t>i</m:t>
-            </m:r>
-            <m:r>
-              <w:rPr>
-                <w:rFonts w:ascii="Cambria Math" w:hAnsi="Cambria Math" w:cstheme="minorBidi"/>
-                <w:sz w:val="24"/>
-              </w:rPr>
-              <m:t>=1</m:t>
-            </m:r>
-          </m:sub>
-          <m:sup>
-            <m:r>
-              <w:rPr>
-                <w:rFonts w:ascii="Cambria Math" w:hAnsi="Cambria Math" w:cstheme="minorBidi"/>
-                <w:sz w:val="24"/>
-              </w:rPr>
-              <m:t>3</m:t>
-            </m:r>
-          </m:sup>
-          <m:e>
-            <m:sSub>
-              <m:sSubPr>
-                <m:ctrlPr>
-                  <w:rPr>
-                    <w:rFonts w:ascii="Cambria Math" w:hAnsi="Cambria Math" w:cstheme="minorBidi"/>
-                    <w:i/>
-                    <w:sz w:val="24"/>
-                  </w:rPr>
-                </m:ctrlPr>
-              </m:sSubPr>
-              <m:e>
-                <m:r>
-                  <w:rPr>
-                    <w:rFonts w:ascii="Cambria Math" w:hAnsi="Cambria Math" w:cstheme="minorBidi"/>
-                    <w:sz w:val="24"/>
-                  </w:rPr>
-                  <m:t>p</m:t>
-                </m:r>
-              </m:e>
-              <m:sub>
-                <m:r>
-                  <w:rPr>
-                    <w:rFonts w:ascii="Cambria Math" w:hAnsi="Cambria Math" w:cstheme="minorBidi"/>
-                    <w:sz w:val="24"/>
-                  </w:rPr>
-                  <m:t>i</m:t>
-                </m:r>
-              </m:sub>
-            </m:sSub>
-            <m:r>
-              <w:rPr>
-                <w:rFonts w:ascii="Cambria Math" w:hAnsi="Cambria Math" w:cstheme="minorBidi"/>
-                <w:sz w:val="24"/>
-              </w:rPr>
-              <m:t>&lt;</m:t>
-            </m:r>
-            <m:f>
-              <m:fPr>
-                <m:ctrlPr>
-                  <w:rPr>
-                    <w:rFonts w:ascii="Cambria Math" w:hAnsi="Cambria Math" w:cstheme="minorBidi"/>
-                    <w:i/>
-                    <w:sz w:val="24"/>
-                  </w:rPr>
-                </m:ctrlPr>
-              </m:fPr>
-              <m:num>
-                <m:r>
-                  <w:rPr>
-                    <w:rFonts w:ascii="Cambria Math" w:hAnsi="Cambria Math" w:cstheme="minorBidi"/>
-                    <w:sz w:val="24"/>
-                  </w:rPr>
-                  <m:t>2</m:t>
-                </m:r>
-              </m:num>
-              <m:den>
-                <m:r>
-                  <w:rPr>
-                    <w:rFonts w:ascii="Cambria Math" w:hAnsi="Cambria Math" w:cstheme="minorBidi"/>
-                    <w:sz w:val="24"/>
-                  </w:rPr>
-                  <m:t>9</m:t>
-                </m:r>
-              </m:den>
-            </m:f>
-          </m:e>
-        </m:nary>
-      </m:oMath>
-    </w:p>
-    <w:p>
-      <w:pPr>
-        <w:pStyle w:val="ListParagraph"/>
-        <w:numPr>
-          <w:ilvl w:val="0"/>
-          <w:numId w:val="28"/>
-        </w:numPr>
-        <w:spacing w:line="360" w:lineRule="auto"/>
-        <w:ind w:left="1287"/>
-        <w:jc w:val="left"/>
-        <w:rPr>
-          <w:rFonts w:asciiTheme="minorBidi" w:hAnsiTheme="minorBidi" w:cstheme="minorBidi"/>
-          <w:sz w:val="24"/>
-        </w:rPr>
-      </w:pPr>
-      <m:oMath>
-        <m:nary>
-          <m:naryPr>
-            <m:chr m:val="∑"/>
-            <m:limLoc m:val="subSup"/>
-            <m:ctrlPr>
-              <w:rPr>
-                <w:rFonts w:ascii="Cambria Math" w:hAnsi="Cambria Math" w:cstheme="minorBidi"/>
-                <w:i/>
-                <w:sz w:val="24"/>
-              </w:rPr>
-            </m:ctrlPr>
-          </m:naryPr>
-          <m:sub>
-            <m:r>
-              <w:rPr>
-                <w:rFonts w:ascii="Cambria Math" w:hAnsi="Cambria Math" w:cstheme="minorBidi"/>
-                <w:sz w:val="24"/>
-              </w:rPr>
-              <m:t>i</m:t>
-            </m:r>
-            <m:r>
-              <w:rPr>
-                <w:rFonts w:ascii="Cambria Math" w:hAnsi="Cambria Math" w:cstheme="minorBidi"/>
-                <w:sz w:val="24"/>
-              </w:rPr>
-              <m:t>=1</m:t>
+              <m:t>i=1</m:t>
             </m:r>
           </m:sub>
           <m:sup>
@@ -15065,14 +15347,7 @@
                 <w:rFonts w:ascii="Cambria Math" w:hAnsi="Cambria Math" w:cstheme="minorBidi"/>
                 <w:sz w:val="24"/>
               </w:rPr>
-              <m:t>i</m:t>
-            </m:r>
-            <m:r>
-              <w:rPr>
-                <w:rFonts w:ascii="Cambria Math" w:hAnsi="Cambria Math" w:cstheme="minorBidi"/>
-                <w:sz w:val="24"/>
-              </w:rPr>
-              <m:t>=1</m:t>
+              <m:t>i=1</m:t>
             </m:r>
           </m:sub>
           <m:sup>
@@ -15166,6 +15441,7 @@
         <w:rPr>
           <w:rFonts w:asciiTheme="minorBidi" w:hAnsiTheme="minorBidi" w:cstheme="minorBidi"/>
           <w:sz w:val="24"/>
+          <w:rtl/>
         </w:rPr>
       </w:pPr>
       <m:oMath>
@@ -15187,14 +15463,7 @@
                 <w:rFonts w:ascii="Cambria Math" w:hAnsi="Cambria Math" w:cstheme="minorBidi"/>
                 <w:sz w:val="24"/>
               </w:rPr>
-              <m:t>i</m:t>
-            </m:r>
-            <m:r>
-              <w:rPr>
-                <w:rFonts w:ascii="Cambria Math" w:hAnsi="Cambria Math" w:cstheme="minorBidi"/>
-                <w:sz w:val="24"/>
-              </w:rPr>
-              <m:t>=1</m:t>
+              <m:t>i=1</m:t>
             </m:r>
           </m:sub>
           <m:sup>
@@ -15278,41 +15547,6 @@
     </w:p>
     <w:p>
       <w:pPr>
-        <w:spacing w:after="10" w:line="291" w:lineRule="auto"/>
-        <w:ind w:left="223" w:right="1727" w:hanging="10"/>
-        <w:jc w:val="left"/>
-      </w:pPr>
-    </w:p>
-    <w:p>
-      <w:pPr>
-        <w:spacing w:after="52"/>
-        <w:ind w:left="537" w:hanging="10"/>
-        <w:jc w:val="left"/>
-        <w:rPr>
-          <w:b/>
-          <w:bCs/>
-          <w:sz w:val="28"/>
-          <w:szCs w:val="28"/>
-          <w:rtl/>
-        </w:rPr>
-      </w:pPr>
-    </w:p>
-    <w:p>
-      <w:pPr>
-        <w:spacing w:after="52"/>
-        <w:ind w:left="537" w:hanging="10"/>
-        <w:jc w:val="left"/>
-        <w:rPr>
-          <w:b/>
-          <w:bCs/>
-          <w:sz w:val="28"/>
-          <w:szCs w:val="28"/>
-          <w:rtl/>
-        </w:rPr>
-      </w:pPr>
-    </w:p>
-    <w:p>
-      <w:pPr>
         <w:spacing w:after="52"/>
         <w:ind w:left="537" w:hanging="10"/>
         <w:jc w:val="left"/>
@@ -15609,6 +15843,92 @@
     </w:p>
     <w:p>
       <w:pPr>
+        <w:spacing w:after="3" w:line="296" w:lineRule="auto"/>
+        <w:ind w:left="1435" w:right="366"/>
+        <w:jc w:val="left"/>
+        <w:rPr>
+          <w:color w:val="0070C0"/>
+        </w:rPr>
+      </w:pPr>
+      <w:r>
+        <w:rPr>
+          <w:color w:val="0070C0"/>
+          <w:rtl/>
+        </w:rPr>
+        <w:t>הגדלת הלוח מגדילה את מרחב המצבים, אך אינה מגדילה את מקדם הסיעוף, משום שמספר סוגי הפעולות האפשריות בכל תור לא השתנה. המחסומים יכולים להקטין את מספר פעולות התנועה החוקיות</w:t>
+      </w:r>
+      <w:r>
+        <w:rPr>
+          <w:rFonts w:hint="cs"/>
+          <w:color w:val="0070C0"/>
+          <w:rtl/>
+        </w:rPr>
+        <w:t xml:space="preserve"> במצב נתון</w:t>
+      </w:r>
+      <w:r>
+        <w:rPr>
+          <w:color w:val="0070C0"/>
+          <w:rtl/>
+        </w:rPr>
+        <w:t xml:space="preserve">, ולכן מקדם הסיעוף </w:t>
+      </w:r>
+      <w:r>
+        <w:rPr>
+          <w:rFonts w:hint="cs"/>
+          <w:color w:val="0070C0"/>
+          <w:rtl/>
+        </w:rPr>
+        <w:t>ממצב ספציפי</w:t>
+      </w:r>
+      <w:r>
+        <w:rPr>
+          <w:color w:val="0070C0"/>
+          <w:rtl/>
+        </w:rPr>
+        <w:t xml:space="preserve"> יכול לרדת, אך מקדם הסיעוף המקסימלי נשאר </w:t>
+      </w:r>
+      <w:r>
+        <w:rPr>
+          <w:rFonts w:hint="cs"/>
+          <w:color w:val="0070C0"/>
+          <w:rtl/>
+        </w:rPr>
+        <w:t>זהה</w:t>
+      </w:r>
+      <w:r>
+        <w:rPr>
+          <w:rFonts w:hint="cs"/>
+          <w:color w:val="0070C0"/>
+          <w:rtl/>
+        </w:rPr>
+        <w:t xml:space="preserve"> </w:t>
+      </w:r>
+      <w:r>
+        <w:rPr>
+          <w:color w:val="0070C0"/>
+          <w:rtl/>
+        </w:rPr>
+        <w:t>–</w:t>
+      </w:r>
+      <w:r>
+        <w:rPr>
+          <w:rFonts w:hint="cs"/>
+          <w:color w:val="0070C0"/>
+          <w:rtl/>
+        </w:rPr>
+        <w:t xml:space="preserve"> 7</w:t>
+      </w:r>
+      <w:r>
+        <w:rPr>
+          <w:rFonts w:hint="cs"/>
+          <w:color w:val="0070C0"/>
+          <w:rtl/>
+        </w:rPr>
+        <w:t>.</w:t>
+      </w:r>
+    </w:p>
+    <w:p>
+      <w:pPr>
         <w:numPr>
           <w:ilvl w:val="1"/>
           <w:numId w:val="10"/>
@@ -15740,6 +16060,108 @@
     </w:p>
     <w:p>
       <w:pPr>
+        <w:spacing w:after="3" w:line="296" w:lineRule="auto"/>
+        <w:ind w:left="1435" w:right="366"/>
+        <w:jc w:val="left"/>
+        <w:rPr>
+          <w:color w:val="0070C0"/>
+          <w:rtl/>
+        </w:rPr>
+      </w:pPr>
+      <w:r>
+        <w:rPr>
+          <w:color w:val="0070C0"/>
+          <w:rtl/>
+        </w:rPr>
+        <w:lastRenderedPageBreak/>
+        <w:t xml:space="preserve">הוספת האפשרות להניח בלוק מגדילה את מקדם הסיעוף, משום שבכל תור הרובוט יכול לבחור לא רק סוג פעולה, אלא גם באיזו משבצת ריקה להניח את הבלוק. בלוח </w:t>
+      </w:r>
+      <w:r>
+        <w:rPr>
+          <w:rFonts w:hint="cs"/>
+          <w:color w:val="0070C0"/>
+          <w:rtl/>
+        </w:rPr>
+        <w:t>5</w:t>
+      </w:r>
+      <w:r>
+        <w:rPr>
+          <w:color w:val="0070C0"/>
+        </w:rPr>
+        <w:t>X</w:t>
+      </w:r>
+      <w:r>
+        <w:rPr>
+          <w:rFonts w:hint="cs"/>
+          <w:color w:val="0070C0"/>
+          <w:rtl/>
+        </w:rPr>
+        <w:t xml:space="preserve">5 </w:t>
+      </w:r>
+      <w:r>
+        <w:rPr>
+          <w:color w:val="0070C0"/>
+          <w:rtl/>
+        </w:rPr>
+        <w:t>יש 25 משבצות. אם במצב ההתחלתי תפוסות 2 משבצות על ידי רובוטים, 2 על ידי חבילות, 2 על ידי יעדים ו</w:t>
+      </w:r>
+      <w:r>
+        <w:rPr>
+          <w:rFonts w:hint="cs"/>
+          <w:color w:val="0070C0"/>
+          <w:rtl/>
+        </w:rPr>
+        <w:t>-</w:t>
+      </w:r>
+      <w:r>
+        <w:rPr>
+          <w:color w:val="0070C0"/>
+          <w:rtl/>
+        </w:rPr>
+        <w:t>2 על ידי עמדות טעינה, נותרות 17 משבצות ריקות. לכן מתווספות 17 פעולות חדשות, ומקדם הסיעוף החדש הוא:</w:t>
+      </w:r>
+    </w:p>
+    <w:p>
+      <w:pPr>
+        <w:spacing w:after="3" w:line="296" w:lineRule="auto"/>
+        <w:ind w:left="1435" w:right="366"/>
+        <w:jc w:val="left"/>
+        <w:rPr>
+          <w:color w:val="0070C0"/>
+          <w:rtl/>
+        </w:rPr>
+      </w:pPr>
+      <m:oMathPara>
+        <m:oMath>
+          <m:r>
+            <w:rPr>
+              <w:rFonts w:ascii="Cambria Math" w:hAnsi="Cambria Math"/>
+              <w:color w:val="0070C0"/>
+            </w:rPr>
+            <m:t>b=7+17=24</m:t>
+          </m:r>
+        </m:oMath>
+      </m:oMathPara>
+    </w:p>
+    <w:p>
+      <w:pPr>
+        <w:spacing w:after="3" w:line="296" w:lineRule="auto"/>
+        <w:ind w:left="1435" w:right="366"/>
+        <w:jc w:val="left"/>
+        <w:rPr>
+          <w:color w:val="0070C0"/>
+        </w:rPr>
+      </w:pPr>
+      <w:r>
+        <w:rPr>
+          <w:color w:val="0070C0"/>
+          <w:rtl/>
+        </w:rPr>
+        <w:t>כל בלוק שכבר הונח בהמשך המשחק יקטין את מספר המשבצות הריקות באחת, ולכן גם יקטין את מקדם הסיעוף באחת.</w:t>
+      </w:r>
+    </w:p>
+    <w:p>
+      <w:pPr>
         <w:numPr>
           <w:ilvl w:val="0"/>
           <w:numId w:val="7"/>
@@ -15814,7 +16236,6 @@
           <w:szCs w:val="26"/>
           <w:rtl/>
         </w:rPr>
-        <w:lastRenderedPageBreak/>
         <w:t>האם יש אלגוריתם מהסעיפים הקודמים שנוכל להשתמש בו שזמן הריצה שלו</w:t>
       </w:r>
       <w:r>
@@ -15850,6 +16271,291 @@
           <w:rtl/>
         </w:rPr>
         <w:t>בלי השינוי).</w:t>
+      </w:r>
+    </w:p>
+    <w:p>
+      <w:pPr>
+        <w:spacing w:after="3" w:line="296" w:lineRule="auto"/>
+        <w:ind w:left="1435" w:right="11"/>
+        <w:jc w:val="left"/>
+        <w:rPr>
+          <w:color w:val="0070C0"/>
+          <w:rtl/>
+        </w:rPr>
+      </w:pPr>
+      <w:r>
+        <w:rPr>
+          <w:color w:val="0070C0"/>
+          <w:rtl/>
+        </w:rPr>
+        <w:t xml:space="preserve">כן. מבין האלגוריתמים מהסעיפים הקודמים, האלגוריתם שניתן להשתמש בו בזמן ריצה סביר הוא </w:t>
+      </w:r>
+      <w:r>
+        <w:rPr>
+          <w:color w:val="0070C0"/>
+        </w:rPr>
+        <w:t>i</w:t>
+      </w:r>
+      <w:r>
+        <w:rPr>
+          <w:color w:val="0070C0"/>
+        </w:rPr>
+        <w:t xml:space="preserve">mproved </w:t>
+      </w:r>
+      <w:r>
+        <w:rPr>
+          <w:color w:val="0070C0"/>
+        </w:rPr>
+        <w:t>g</w:t>
+      </w:r>
+      <w:r>
+        <w:rPr>
+          <w:color w:val="0070C0"/>
+        </w:rPr>
+        <w:t>reedy</w:t>
+      </w:r>
+      <w:r>
+        <w:rPr>
+          <w:color w:val="0070C0"/>
+          <w:rtl/>
+        </w:rPr>
+        <w:t>.</w:t>
+      </w:r>
+    </w:p>
+    <w:p>
+      <w:pPr>
+        <w:spacing w:after="3" w:line="296" w:lineRule="auto"/>
+        <w:ind w:left="1435" w:right="11"/>
+        <w:jc w:val="left"/>
+        <w:rPr>
+          <w:color w:val="0070C0"/>
+          <w:rtl/>
+        </w:rPr>
+      </w:pPr>
+      <w:r>
+        <w:rPr>
+          <w:color w:val="0070C0"/>
+          <w:rtl/>
+        </w:rPr>
+        <w:t>הסיבה היא ש</w:t>
+      </w:r>
+      <w:r>
+        <w:rPr>
+          <w:rFonts w:hint="cs"/>
+          <w:color w:val="0070C0"/>
+          <w:rtl/>
+        </w:rPr>
+        <w:t>-</w:t>
+      </w:r>
+      <w:r>
+        <w:rPr>
+          <w:color w:val="0070C0"/>
+        </w:rPr>
+        <w:t xml:space="preserve"> </w:t>
+      </w:r>
+      <w:r>
+        <w:rPr>
+          <w:color w:val="0070C0"/>
+        </w:rPr>
+        <w:t>i</w:t>
+      </w:r>
+      <w:r>
+        <w:rPr>
+          <w:color w:val="0070C0"/>
+        </w:rPr>
+        <w:t xml:space="preserve">mproved </w:t>
+      </w:r>
+      <w:r>
+        <w:rPr>
+          <w:rFonts w:hint="cs"/>
+          <w:color w:val="0070C0"/>
+          <w:rtl/>
+        </w:rPr>
+        <w:t>לא</w:t>
+      </w:r>
+      <w:r>
+        <w:rPr>
+          <w:color w:val="0070C0"/>
+          <w:rtl/>
+        </w:rPr>
+        <w:t xml:space="preserve"> מפתח עץ משחק לעומק, אלא בודק רק את הפעולות החוקיות בצעד הנוכחי ובוחר את הפעולה שמובילה למצב בעל הערך היוריסטי ה</w:t>
+      </w:r>
+      <w:r>
+        <w:rPr>
+          <w:rFonts w:hint="cs"/>
+          <w:color w:val="0070C0"/>
+          <w:rtl/>
+        </w:rPr>
+        <w:t>כי טוב</w:t>
+      </w:r>
+      <w:r>
+        <w:rPr>
+          <w:color w:val="0070C0"/>
+          <w:rtl/>
+        </w:rPr>
+        <w:t>. לכן, גם לאחר הוספת פעולת הנחת בלוק, זמן הריצה שלו גדל רק ביחס למספר הפעולות החוקיות בצעד הנוכחי.</w:t>
+      </w:r>
+    </w:p>
+    <w:p>
+      <w:pPr>
+        <w:spacing w:after="3" w:line="296" w:lineRule="auto"/>
+        <w:ind w:left="1435" w:right="11"/>
+        <w:jc w:val="left"/>
+        <w:rPr>
+          <w:color w:val="0070C0"/>
+          <w:rtl/>
+        </w:rPr>
+      </w:pPr>
+      <w:r>
+        <w:rPr>
+          <w:color w:val="0070C0"/>
+          <w:rtl/>
+        </w:rPr>
+        <w:t xml:space="preserve">לעומת זאת, </w:t>
+      </w:r>
+      <w:r>
+        <w:rPr>
+          <w:color w:val="0070C0"/>
+        </w:rPr>
+        <w:t>m</w:t>
+      </w:r>
+      <w:r>
+        <w:rPr>
+          <w:color w:val="0070C0"/>
+        </w:rPr>
+        <w:t xml:space="preserve">inimax, </w:t>
+      </w:r>
+      <w:r>
+        <w:rPr>
+          <w:color w:val="0070C0"/>
+        </w:rPr>
+        <w:t>a</w:t>
+      </w:r>
+      <w:r>
+        <w:rPr>
+          <w:color w:val="0070C0"/>
+        </w:rPr>
+        <w:t>lpha</w:t>
+      </w:r>
+      <w:r>
+        <w:rPr>
+          <w:color w:val="0070C0"/>
+        </w:rPr>
+        <w:t xml:space="preserve"> b</w:t>
+      </w:r>
+      <w:r>
+        <w:rPr>
+          <w:color w:val="0070C0"/>
+        </w:rPr>
+        <w:t>eta</w:t>
+      </w:r>
+      <w:r>
+        <w:rPr>
+          <w:color w:val="0070C0"/>
+          <w:rtl/>
+        </w:rPr>
+        <w:t xml:space="preserve"> ו</w:t>
+      </w:r>
+      <w:r>
+        <w:rPr>
+          <w:rFonts w:hint="cs"/>
+          <w:color w:val="0070C0"/>
+          <w:rtl/>
+        </w:rPr>
+        <w:t>-</w:t>
+      </w:r>
+      <w:proofErr w:type="spellStart"/>
+      <w:r>
+        <w:rPr>
+          <w:color w:val="0070C0"/>
+        </w:rPr>
+        <w:t>e</w:t>
+      </w:r>
+      <w:r>
+        <w:rPr>
+          <w:color w:val="0070C0"/>
+        </w:rPr>
+        <w:t>xpectimax</w:t>
+      </w:r>
+      <w:proofErr w:type="spellEnd"/>
+      <w:r>
+        <w:rPr>
+          <w:color w:val="0070C0"/>
+          <w:rtl/>
+        </w:rPr>
+        <w:t xml:space="preserve"> מפתחים עץ חיפוש לעומק. כאשר מקדם הסיעוף גדל, מספר המצבים בעץ גדל בערך כמו </w:t>
+      </w:r>
+      <m:oMath>
+        <m:sSup>
+          <m:sSupPr>
+            <m:ctrlPr>
+              <w:rPr>
+                <w:rFonts w:ascii="Cambria Math" w:hAnsi="Cambria Math"/>
+                <w:i/>
+                <w:color w:val="0070C0"/>
+              </w:rPr>
+            </m:ctrlPr>
+          </m:sSupPr>
+          <m:e>
+            <m:r>
+              <w:rPr>
+                <w:rFonts w:ascii="Cambria Math" w:hAnsi="Cambria Math"/>
+                <w:color w:val="0070C0"/>
+              </w:rPr>
+              <m:t>b</m:t>
+            </m:r>
+          </m:e>
+          <m:sup>
+            <m:r>
+              <w:rPr>
+                <w:rFonts w:ascii="Cambria Math" w:hAnsi="Cambria Math"/>
+                <w:color w:val="0070C0"/>
+              </w:rPr>
+              <m:t>d</m:t>
+            </m:r>
+          </m:sup>
+        </m:sSup>
+      </m:oMath>
+      <w:r>
+        <w:rPr>
+          <w:color w:val="0070C0"/>
+          <w:rtl/>
+        </w:rPr>
+        <w:t xml:space="preserve">, כאשר </w:t>
+      </w:r>
+      <w:r>
+        <w:rPr>
+          <w:color w:val="0070C0"/>
+        </w:rPr>
+        <w:t>b</w:t>
+      </w:r>
+      <w:r>
+        <w:rPr>
+          <w:color w:val="0070C0"/>
+          <w:rtl/>
+        </w:rPr>
+        <w:t xml:space="preserve"> הוא מקדם הסיעוף ו</w:t>
+      </w:r>
+      <w:r>
+        <w:rPr>
+          <w:rFonts w:hint="cs"/>
+          <w:color w:val="0070C0"/>
+          <w:rtl/>
+        </w:rPr>
+        <w:t>-</w:t>
+      </w:r>
+      <w:r>
+        <w:rPr>
+          <w:color w:val="0070C0"/>
+        </w:rPr>
+        <w:t>d</w:t>
+      </w:r>
+      <w:r>
+        <w:rPr>
+          <w:color w:val="0070C0"/>
+          <w:rtl/>
+        </w:rPr>
+        <w:t xml:space="preserve"> הוא עומק החיפוש. לכן עבורם הוספת פעולת הנחת בלוק תגדיל את זמן הריצה בצורה משמעותית.</w:t>
       </w:r>
     </w:p>
     <w:p>
@@ -15965,9 +16671,334 @@
         <w:ind w:right="11"/>
         <w:jc w:val="left"/>
         <w:rPr>
-          <w:rtl/>
-        </w:rPr>
-      </w:pPr>
+          <w:color w:val="0070C0"/>
+          <w:rtl/>
+        </w:rPr>
+      </w:pPr>
+      <w:r>
+        <w:rPr>
+          <w:color w:val="0070C0"/>
+          <w:rtl/>
+        </w:rPr>
+        <w:t xml:space="preserve">אלגוריתם מתאים הוא </w:t>
+      </w:r>
+      <w:r>
+        <w:rPr>
+          <w:color w:val="0070C0"/>
+        </w:rPr>
+        <w:t>m</w:t>
+      </w:r>
+      <w:r>
+        <w:rPr>
+          <w:color w:val="0070C0"/>
+        </w:rPr>
+        <w:t xml:space="preserve">onte </w:t>
+      </w:r>
+      <w:proofErr w:type="spellStart"/>
+      <w:r>
+        <w:rPr>
+          <w:color w:val="0070C0"/>
+        </w:rPr>
+        <w:t>c</w:t>
+      </w:r>
+      <w:r>
+        <w:rPr>
+          <w:color w:val="0070C0"/>
+        </w:rPr>
+        <w:t>arlo</w:t>
+      </w:r>
+      <w:proofErr w:type="spellEnd"/>
+      <w:r>
+        <w:rPr>
+          <w:color w:val="0070C0"/>
+        </w:rPr>
+        <w:t xml:space="preserve"> </w:t>
+      </w:r>
+      <w:r>
+        <w:rPr>
+          <w:color w:val="0070C0"/>
+        </w:rPr>
+        <w:t>t</w:t>
+      </w:r>
+      <w:r>
+        <w:rPr>
+          <w:color w:val="0070C0"/>
+        </w:rPr>
+        <w:t xml:space="preserve">ree </w:t>
+      </w:r>
+      <w:r>
+        <w:rPr>
+          <w:color w:val="0070C0"/>
+        </w:rPr>
+        <w:t>s</w:t>
+      </w:r>
+      <w:r>
+        <w:rPr>
+          <w:color w:val="0070C0"/>
+        </w:rPr>
+        <w:t>earch</w:t>
+      </w:r>
+      <w:r>
+        <w:rPr>
+          <w:color w:val="0070C0"/>
+          <w:rtl/>
+        </w:rPr>
+        <w:t>.</w:t>
+      </w:r>
+    </w:p>
+    <w:p>
+      <w:pPr>
+        <w:spacing w:after="3" w:line="296" w:lineRule="auto"/>
+        <w:ind w:right="11"/>
+        <w:jc w:val="left"/>
+        <w:rPr>
+          <w:color w:val="0070C0"/>
+        </w:rPr>
+      </w:pPr>
+      <w:r>
+        <w:rPr>
+          <w:color w:val="0070C0"/>
+          <w:rtl/>
+        </w:rPr>
+        <w:t xml:space="preserve">הוספת האפשרות להניח בלוק מגדילה מאוד את מקדם הסיעוף, </w:t>
+      </w:r>
+      <w:r>
+        <w:rPr>
+          <w:rFonts w:hint="cs"/>
+          <w:color w:val="0070C0"/>
+          <w:rtl/>
+        </w:rPr>
+        <w:t>כי</w:t>
+      </w:r>
+      <w:r>
+        <w:rPr>
+          <w:color w:val="0070C0"/>
+          <w:rtl/>
+        </w:rPr>
+        <w:t xml:space="preserve"> כל משבצת ריקה יכולה להפוך לפעולה אפשרית. לכן אלגוריתמים שמנסים לפתח את כל עץ המשחק, כמו </w:t>
+      </w:r>
+      <w:r>
+        <w:rPr>
+          <w:color w:val="0070C0"/>
+        </w:rPr>
+        <w:t>m</w:t>
+      </w:r>
+      <w:r>
+        <w:rPr>
+          <w:color w:val="0070C0"/>
+        </w:rPr>
+        <w:t>inimax</w:t>
+      </w:r>
+      <w:r>
+        <w:rPr>
+          <w:color w:val="0070C0"/>
+          <w:rtl/>
+        </w:rPr>
+        <w:t xml:space="preserve"> או </w:t>
+      </w:r>
+      <w:proofErr w:type="spellStart"/>
+      <w:r>
+        <w:rPr>
+          <w:color w:val="0070C0"/>
+        </w:rPr>
+        <w:t>e</w:t>
+      </w:r>
+      <w:r>
+        <w:rPr>
+          <w:color w:val="0070C0"/>
+        </w:rPr>
+        <w:t>xpectimax</w:t>
+      </w:r>
+      <w:proofErr w:type="spellEnd"/>
+      <w:r>
+        <w:rPr>
+          <w:color w:val="0070C0"/>
+          <w:rtl/>
+        </w:rPr>
+        <w:t xml:space="preserve">, הופכים להיות </w:t>
+      </w:r>
+      <w:r>
+        <w:rPr>
+          <w:rFonts w:hint="cs"/>
+          <w:color w:val="0070C0"/>
+          <w:rtl/>
+        </w:rPr>
+        <w:t xml:space="preserve">מאוד </w:t>
+      </w:r>
+      <w:r>
+        <w:rPr>
+          <w:color w:val="0070C0"/>
+          <w:rtl/>
+        </w:rPr>
+        <w:t>יקרים.</w:t>
+      </w:r>
+    </w:p>
+    <w:p>
+      <w:pPr>
+        <w:spacing w:after="3" w:line="296" w:lineRule="auto"/>
+        <w:ind w:right="11"/>
+        <w:jc w:val="left"/>
+        <w:rPr>
+          <w:color w:val="0070C0"/>
+        </w:rPr>
+      </w:pPr>
+      <w:r>
+        <w:rPr>
+          <w:color w:val="0070C0"/>
+        </w:rPr>
+        <w:t>MCTS</w:t>
+      </w:r>
+      <w:r>
+        <w:rPr>
+          <w:color w:val="0070C0"/>
+          <w:rtl/>
+        </w:rPr>
+        <w:t xml:space="preserve"> מתאים למצב כזה משום שהוא אינו סורק את כל עץ המשחק</w:t>
+      </w:r>
+      <w:r>
+        <w:rPr>
+          <w:rFonts w:hint="cs"/>
+          <w:color w:val="0070C0"/>
+          <w:rtl/>
+        </w:rPr>
+        <w:t>,</w:t>
+      </w:r>
+      <w:r>
+        <w:rPr>
+          <w:color w:val="0070C0"/>
+          <w:rtl/>
+        </w:rPr>
+        <w:t xml:space="preserve"> במקום </w:t>
+      </w:r>
+      <w:r>
+        <w:rPr>
+          <w:rFonts w:hint="cs"/>
+          <w:color w:val="0070C0"/>
+          <w:rtl/>
+        </w:rPr>
+        <w:t>זה</w:t>
+      </w:r>
+      <w:r>
+        <w:rPr>
+          <w:color w:val="0070C0"/>
+          <w:rtl/>
+        </w:rPr>
+        <w:t xml:space="preserve">, הוא מבצע סימולציות מתוך מצב המשחק הנוכחי, בונה עץ חלקי, ומשקיע יותר </w:t>
+      </w:r>
+      <w:r>
+        <w:rPr>
+          <w:rFonts w:hint="cs"/>
+          <w:color w:val="0070C0"/>
+          <w:rtl/>
+        </w:rPr>
+        <w:t>העמקה</w:t>
+      </w:r>
+      <w:r>
+        <w:rPr>
+          <w:color w:val="0070C0"/>
+          <w:rtl/>
+        </w:rPr>
+        <w:t xml:space="preserve"> בענפים שנראים מבטיחים לפי תוצאות הסימולציות.</w:t>
+      </w:r>
+    </w:p>
+    <w:p>
+      <w:pPr>
+        <w:spacing w:after="3" w:line="296" w:lineRule="auto"/>
+        <w:ind w:right="11"/>
+        <w:jc w:val="left"/>
+        <w:rPr>
+          <w:color w:val="0070C0"/>
+          <w:rtl/>
+        </w:rPr>
+      </w:pPr>
+      <w:r>
+        <w:rPr>
+          <w:rFonts w:hint="cs"/>
+          <w:color w:val="0070C0"/>
+          <w:rtl/>
+        </w:rPr>
+        <w:t>ו</w:t>
+      </w:r>
+      <w:r>
+        <w:rPr>
+          <w:color w:val="0070C0"/>
+          <w:rtl/>
+        </w:rPr>
+        <w:t xml:space="preserve">בנוסף, </w:t>
+      </w:r>
+      <w:r>
+        <w:rPr>
+          <w:color w:val="0070C0"/>
+        </w:rPr>
+        <w:t>MCTS</w:t>
+      </w:r>
+      <w:r>
+        <w:rPr>
+          <w:color w:val="0070C0"/>
+          <w:rtl/>
+        </w:rPr>
+        <w:t xml:space="preserve"> הוא אלגוריתם שמתאים לעבודה תחת מגבלת זמן: ניתן להריץ אותו במשך הזמן הנתון, ובסוף לבחור את הפעולה שקיבלה את ההערכה הטובה ביותר לפי הסימולציות שבוצעו.</w:t>
+      </w:r>
+    </w:p>
+    <w:p>
+      <w:pPr>
+        <w:spacing w:after="3" w:line="296" w:lineRule="auto"/>
+        <w:ind w:right="11"/>
+        <w:jc w:val="left"/>
+        <w:rPr>
+          <w:color w:val="0070C0"/>
+        </w:rPr>
+      </w:pPr>
+      <w:r>
+        <w:rPr>
+          <w:color w:val="0070C0"/>
+          <w:rtl/>
+        </w:rPr>
+        <w:t xml:space="preserve">לכן </w:t>
+      </w:r>
+      <w:r>
+        <w:rPr>
+          <w:color w:val="0070C0"/>
+        </w:rPr>
+        <w:t>MCTS</w:t>
+      </w:r>
+      <w:r>
+        <w:rPr>
+          <w:color w:val="0070C0"/>
+          <w:rtl/>
+        </w:rPr>
+        <w:t xml:space="preserve"> מתאים להתמודדות עם מקדם סיעוף גדול, משום שהוא מחליף סריקה מלאה של כל האפשרויות </w:t>
+      </w:r>
+      <w:r>
+        <w:rPr>
+          <w:rFonts w:hint="cs"/>
+          <w:color w:val="0070C0"/>
+          <w:rtl/>
+        </w:rPr>
+        <w:t>בבדיקה</w:t>
+      </w:r>
+      <w:r>
+        <w:rPr>
+          <w:color w:val="0070C0"/>
+          <w:rtl/>
+        </w:rPr>
+        <w:t xml:space="preserve"> חכמה של חלק מהן, ולכן מסוגל להחזיר פעולה טובה בזמן סביר</w:t>
+      </w:r>
+      <w:r>
+        <w:rPr>
+          <w:rFonts w:hint="cs"/>
+          <w:color w:val="0070C0"/>
+          <w:rtl/>
+        </w:rPr>
+        <w:t xml:space="preserve"> יחסית</w:t>
+      </w:r>
+      <w:r>
+        <w:rPr>
+          <w:color w:val="0070C0"/>
+          <w:rtl/>
+        </w:rPr>
+        <w:t>.</w:t>
+      </w:r>
     </w:p>
     <w:p>
       <w:pPr>
@@ -17144,6 +18175,7 @@
         </w:rPr>
         <w:t>‎</w:t>
       </w:r>
+      <w:proofErr w:type="spellStart"/>
       <w:r>
         <w:rPr>
           <w:rFonts w:asciiTheme="minorBidi" w:hAnsiTheme="minorBidi" w:cstheme="minorBidi"/>
@@ -17153,6 +18185,7 @@
         </w:rPr>
         <w:t>N_all</w:t>
       </w:r>
+      <w:proofErr w:type="spellEnd"/>
       <w:r>
         <w:rPr>
           <w:rFonts w:asciiTheme="minorBidi" w:hAnsiTheme="minorBidi" w:cstheme="minorBidi"/>
@@ -19357,7 +20390,7 @@
         </w:rPr>
         <w:t xml:space="preserve">חלק א שאלה 2 - </w:t>
       </w:r>
-      <w:hyperlink r:id="rId21" w:history="1">
+      <w:hyperlink r:id="rId19" w:history="1">
         <w:r>
           <w:rPr>
             <w:rStyle w:val="Hyperlink"/>
@@ -19389,7 +20422,7 @@
         </w:rPr>
         <w:t xml:space="preserve">חלק ב שאלה 2 - </w:t>
       </w:r>
-      <w:hyperlink r:id="rId22" w:history="1">
+      <w:hyperlink r:id="rId20" w:history="1">
         <w:r>
           <w:rPr>
             <w:rStyle w:val="Hyperlink"/>
@@ -19441,7 +20474,7 @@
         </w:rPr>
         <w:t xml:space="preserve"> - </w:t>
       </w:r>
-      <w:hyperlink r:id="rId23" w:history="1">
+      <w:hyperlink r:id="rId21" w:history="1">
         <w:r>
           <w:rPr>
             <w:rStyle w:val="Hyperlink"/>
@@ -19477,7 +20510,7 @@
         </w:rPr>
         <w:t xml:space="preserve">חלק ג שאלה 2 - </w:t>
       </w:r>
-      <w:hyperlink r:id="rId24" w:history="1">
+      <w:hyperlink r:id="rId22" w:history="1">
         <w:r>
           <w:rPr>
             <w:rStyle w:val="Hyperlink"/>
@@ -19508,9 +20541,9 @@
       </w:pPr>
     </w:p>
     <w:sectPr>
-      <w:headerReference w:type="even" r:id="rId25"/>
-      <w:headerReference w:type="default" r:id="rId26"/>
-      <w:headerReference w:type="first" r:id="rId27"/>
+      <w:headerReference w:type="even" r:id="rId23"/>
+      <w:headerReference w:type="default" r:id="rId24"/>
+      <w:headerReference w:type="first" r:id="rId25"/>
       <w:pgSz w:w="11920" w:h="16840"/>
       <w:pgMar w:top="1440" w:right="1440" w:bottom="1440" w:left="1440" w:header="720" w:footer="720" w:gutter="0"/>
       <w:cols w:space="720"/>
